--- a/Roles e Requisitos/Roles e Requisitos do SI .docx
+++ b/Roles e Requisitos/Roles e Requisitos do SI .docx
@@ -1,40 +1,42 @@
 
 <file path=word/document.xml><?xml version="1.0" encoding="utf-8"?>
-<w:document xmlns:wpc="http://schemas.microsoft.com/office/word/2010/wordprocessingCanvas" xmlns:cx="http://schemas.microsoft.com/office/drawing/2014/chartex" xmlns:cx1="http://schemas.microsoft.com/office/drawing/2015/9/8/chartex" xmlns:cx2="http://schemas.microsoft.com/office/drawing/2015/10/21/chartex" xmlns:cx3="http://schemas.microsoft.com/office/drawing/2016/5/9/chartex" xmlns:cx4="http://schemas.microsoft.com/office/drawing/2016/5/10/chartex" xmlns:cx5="http://schemas.microsoft.com/office/drawing/2016/5/11/chartex" xmlns:cx6="http://schemas.microsoft.com/office/drawing/2016/5/12/chartex" xmlns:cx7="http://schemas.microsoft.com/office/drawing/2016/5/13/chartex" xmlns:cx8="http://schemas.microsoft.com/office/drawing/2016/5/14/chartex" xmlns:mc="http://schemas.openxmlformats.org/markup-compatibility/2006" xmlns:aink="http://schemas.microsoft.com/office/drawing/2016/ink" xmlns:am3d="http://schemas.microsoft.com/office/drawing/2017/model3d" xmlns:o="urn:schemas-microsoft-com:office:office" xmlns:r="http://schemas.openxmlformats.org/officeDocument/2006/relationships" xmlns:m="http://schemas.openxmlformats.org/officeDocument/2006/math" xmlns:v="urn:schemas-microsoft-com:vml" xmlns:wp14="http://schemas.microsoft.com/office/word/2010/wordprocessingDrawing" xmlns:wp="http://schemas.openxmlformats.org/drawingml/2006/wordprocessingDrawing" xmlns:w10="urn:schemas-microsoft-com:office:word" xmlns:w="http://schemas.openxmlformats.org/wordprocessingml/2006/main" xmlns:w14="http://schemas.microsoft.com/office/word/2010/wordml" xmlns:w15="http://schemas.microsoft.com/office/word/2012/wordml" xmlns:w16cex="http://schemas.microsoft.com/office/word/2018/wordml/cex" xmlns:w16cid="http://schemas.microsoft.com/office/word/2016/wordml/cid" xmlns:w16="http://schemas.microsoft.com/office/word/2018/wordml" xmlns:w16sdtdh="http://schemas.microsoft.com/office/word/2020/wordml/sdtdatahash" xmlns:w16se="http://schemas.microsoft.com/office/word/2015/wordml/symex" xmlns:wpg="http://schemas.microsoft.com/office/word/2010/wordprocessingGroup" xmlns:wpi="http://schemas.microsoft.com/office/word/2010/wordprocessingInk" xmlns:wne="http://schemas.microsoft.com/office/word/2006/wordml" xmlns:wps="http://schemas.microsoft.com/office/word/2010/wordprocessingShape" mc:Ignorable="w14 w15 w16se w16cid w16 w16cex w16sdtdh wp14">
+<w:document xmlns:wpc="http://schemas.microsoft.com/office/word/2010/wordprocessingCanvas" xmlns:cx="http://schemas.microsoft.com/office/drawing/2014/chartex" xmlns:cx1="http://schemas.microsoft.com/office/drawing/2015/9/8/chartex" xmlns:cx2="http://schemas.microsoft.com/office/drawing/2015/10/21/chartex" xmlns:cx3="http://schemas.microsoft.com/office/drawing/2016/5/9/chartex" xmlns:cx4="http://schemas.microsoft.com/office/drawing/2016/5/10/chartex" xmlns:cx5="http://schemas.microsoft.com/office/drawing/2016/5/11/chartex" xmlns:cx6="http://schemas.microsoft.com/office/drawing/2016/5/12/chartex" xmlns:cx7="http://schemas.microsoft.com/office/drawing/2016/5/13/chartex" xmlns:cx8="http://schemas.microsoft.com/office/drawing/2016/5/14/chartex" xmlns:mc="http://schemas.openxmlformats.org/markup-compatibility/2006" xmlns:aink="http://schemas.microsoft.com/office/drawing/2016/ink" xmlns:am3d="http://schemas.microsoft.com/office/drawing/2017/model3d" xmlns:o="urn:schemas-microsoft-com:office:office" xmlns:oel="http://schemas.microsoft.com/office/2019/extlst" xmlns:r="http://schemas.openxmlformats.org/officeDocument/2006/relationships" xmlns:m="http://schemas.openxmlformats.org/officeDocument/2006/math" xmlns:v="urn:schemas-microsoft-com:vml" xmlns:wp14="http://schemas.microsoft.com/office/word/2010/wordprocessingDrawing" xmlns:wp="http://schemas.openxmlformats.org/drawingml/2006/wordprocessingDrawing" xmlns:w10="urn:schemas-microsoft-com:office:word" xmlns:w="http://schemas.openxmlformats.org/wordprocessingml/2006/main" xmlns:w14="http://schemas.microsoft.com/office/word/2010/wordml" xmlns:w15="http://schemas.microsoft.com/office/word/2012/wordml" xmlns:w16cex="http://schemas.microsoft.com/office/word/2018/wordml/cex" xmlns:w16cid="http://schemas.microsoft.com/office/word/2016/wordml/cid" xmlns:w16="http://schemas.microsoft.com/office/word/2018/wordml" xmlns:w16du="http://schemas.microsoft.com/office/word/2023/wordml/word16du" xmlns:w16sdtdh="http://schemas.microsoft.com/office/word/2020/wordml/sdtdatahash" xmlns:w16sdtfl="http://schemas.microsoft.com/office/word/2024/wordml/sdtformatlock" xmlns:w16se="http://schemas.microsoft.com/office/word/2015/wordml/symex" xmlns:wpg="http://schemas.microsoft.com/office/word/2010/wordprocessingGroup" xmlns:wpi="http://schemas.microsoft.com/office/word/2010/wordprocessingInk" xmlns:wne="http://schemas.microsoft.com/office/word/2006/wordml" xmlns:wps="http://schemas.microsoft.com/office/word/2010/wordprocessingShape" mc:Ignorable="w14 w15 w16se w16cid w16 w16cex w16sdtdh w16sdtfl w16du wp14">
   <w:body>
     <w:p>
       <w:pPr>
         <w:rPr>
-          <w:b w:val="1"/>
-          <w:bCs w:val="1"/>
-          <w:lang w:val="pt-PT"/>
-        </w:rPr>
-      </w:pPr>
-      <w:bookmarkStart w:name="_Toc83646918" w:id="0"/>
-      <w:r>
-        <w:rPr>
-          <w:b w:val="1"/>
-          <w:bCs w:val="1"/>
-          <w:i w:val="1"/>
-          <w:iCs w:val="1"/>
+          <w:b/>
+          <w:bCs/>
+          <w:lang w:val="pt-PT"/>
+        </w:rPr>
+      </w:pPr>
+      <w:bookmarkStart w:id="0" w:name="_Toc83646918"/>
+      <w:proofErr w:type="spellStart"/>
+      <w:r>
+        <w:rPr>
+          <w:b/>
+          <w:bCs/>
+          <w:i/>
+          <w:iCs/>
           <w:lang w:val="pt-PT"/>
         </w:rPr>
         <w:t>d</w:t>
       </w:r>
       <w:r>
         <w:rPr>
-          <w:b w:val="1"/>
-          <w:bCs w:val="1"/>
-          <w:i w:val="1"/>
-          <w:iCs w:val="1"/>
+          <w:b/>
+          <w:bCs/>
+          <w:i/>
+          <w:iCs/>
           <w:lang w:val="pt-PT"/>
         </w:rPr>
         <w:t>Roles</w:t>
       </w:r>
-      <w:r>
-        <w:rPr>
-          <w:b w:val="1"/>
-          <w:bCs w:val="1"/>
+      <w:proofErr w:type="spellEnd"/>
+      <w:r>
+        <w:rPr>
+          <w:b/>
+          <w:bCs/>
           <w:lang w:val="pt-PT"/>
         </w:rPr>
         <w:t xml:space="preserve"> e Requisitos do SI</w:t>
@@ -70,7 +72,7 @@
           <w:lang w:val="pt-PT"/>
         </w:rPr>
       </w:pPr>
-      <w:bookmarkStart w:name="_Toc83646986" w:id="1"/>
+      <w:bookmarkStart w:id="1" w:name="_Toc83646986"/>
       <w:r>
         <w:rPr>
           <w:i/>
@@ -120,7 +122,25 @@
           <w:iCs/>
           <w:lang w:val="pt-PT"/>
         </w:rPr>
-        <w:t xml:space="preserve"> – Roles dos diferentes end-users do SI</w:t>
+        <w:t xml:space="preserve"> – Roles dos diferentes </w:t>
+      </w:r>
+      <w:proofErr w:type="spellStart"/>
+      <w:r>
+        <w:rPr>
+          <w:i/>
+          <w:iCs/>
+          <w:lang w:val="pt-PT"/>
+        </w:rPr>
+        <w:t>end-users</w:t>
+      </w:r>
+      <w:proofErr w:type="spellEnd"/>
+      <w:r>
+        <w:rPr>
+          <w:i/>
+          <w:iCs/>
+          <w:lang w:val="pt-PT"/>
+        </w:rPr>
+        <w:t xml:space="preserve"> do SI</w:t>
       </w:r>
       <w:bookmarkEnd w:id="1"/>
     </w:p>
@@ -144,7 +164,6 @@
           <w:tcPr>
             <w:cnfStyle w:val="001000000000" w:firstRow="0" w:lastRow="0" w:firstColumn="1" w:lastColumn="0" w:oddVBand="0" w:evenVBand="0" w:oddHBand="0" w:evenHBand="0" w:firstRowFirstColumn="0" w:firstRowLastColumn="0" w:lastRowFirstColumn="0" w:lastRowLastColumn="0"/>
             <w:tcW w:w="2450" w:type="dxa"/>
-            <w:tcMar/>
           </w:tcPr>
           <w:p>
             <w:pPr>
@@ -163,9 +182,7 @@
         </w:tc>
         <w:tc>
           <w:tcPr>
-            <w:cnfStyle w:val="000000000000" w:firstRow="0" w:lastRow="0" w:firstColumn="0" w:lastColumn="0" w:oddVBand="0" w:evenVBand="0" w:oddHBand="0" w:evenHBand="0" w:firstRowFirstColumn="0" w:firstRowLastColumn="0" w:lastRowFirstColumn="0" w:lastRowLastColumn="0"/>
             <w:tcW w:w="4757" w:type="dxa"/>
-            <w:tcMar/>
           </w:tcPr>
           <w:p>
             <w:pPr>
@@ -185,9 +202,7 @@
         </w:tc>
         <w:tc>
           <w:tcPr>
-            <w:cnfStyle w:val="000000000000" w:firstRow="0" w:lastRow="0" w:firstColumn="0" w:lastColumn="0" w:oddVBand="0" w:evenVBand="0" w:oddHBand="0" w:evenHBand="0" w:firstRowFirstColumn="0" w:firstRowLastColumn="0" w:lastRowFirstColumn="0" w:lastRowLastColumn="0"/>
             <w:tcW w:w="731" w:type="dxa"/>
-            <w:tcMar/>
           </w:tcPr>
           <w:p>
             <w:pPr>
@@ -197,19 +212,19 @@
                 <w:lang w:val="pt-PT"/>
               </w:rPr>
             </w:pPr>
+            <w:proofErr w:type="spellStart"/>
             <w:r>
               <w:rPr>
                 <w:lang w:val="pt-PT"/>
               </w:rPr>
               <w:t>Back-office</w:t>
             </w:r>
-          </w:p>
-        </w:tc>
-        <w:tc>
-          <w:tcPr>
-            <w:cnfStyle w:val="000000000000" w:firstRow="0" w:lastRow="0" w:firstColumn="0" w:lastColumn="0" w:oddVBand="0" w:evenVBand="0" w:oddHBand="0" w:evenHBand="0" w:firstRowFirstColumn="0" w:firstRowLastColumn="0" w:lastRowFirstColumn="0" w:lastRowLastColumn="0"/>
+            <w:proofErr w:type="spellEnd"/>
+          </w:p>
+        </w:tc>
+        <w:tc>
+          <w:tcPr>
             <w:tcW w:w="850" w:type="dxa"/>
-            <w:tcMar/>
           </w:tcPr>
           <w:p>
             <w:pPr>
@@ -219,12 +234,14 @@
                 <w:lang w:val="pt-PT"/>
               </w:rPr>
             </w:pPr>
+            <w:proofErr w:type="spellStart"/>
             <w:r>
               <w:rPr>
                 <w:lang w:val="pt-PT"/>
               </w:rPr>
               <w:t>Front-office</w:t>
             </w:r>
+            <w:proofErr w:type="spellEnd"/>
           </w:p>
         </w:tc>
       </w:tr>
@@ -237,7 +254,6 @@
           <w:tcPr>
             <w:cnfStyle w:val="001000000000" w:firstRow="0" w:lastRow="0" w:firstColumn="1" w:lastColumn="0" w:oddVBand="0" w:evenVBand="0" w:oddHBand="0" w:evenHBand="0" w:firstRowFirstColumn="0" w:firstRowLastColumn="0" w:lastRowFirstColumn="0" w:lastRowLastColumn="0"/>
             <w:tcW w:w="2450" w:type="dxa"/>
-            <w:tcMar/>
           </w:tcPr>
           <w:p>
             <w:pPr>
@@ -248,20 +264,23 @@
                 <w:lang w:val="pt-PT"/>
               </w:rPr>
             </w:pPr>
+            <w:proofErr w:type="spellStart"/>
             <w:r>
               <w:rPr>
                 <w:lang w:val="pt-PT"/>
               </w:rPr>
               <w:t>Admin</w:t>
             </w:r>
-          </w:p>
-          <w:p>
-            <w:pPr>
-              <w:spacing w:after="160"/>
-              <w:rPr>
-                <w:lang w:val="pt-PT"/>
-              </w:rPr>
-            </w:pPr>
+            <w:proofErr w:type="spellEnd"/>
+          </w:p>
+          <w:p>
+            <w:pPr>
+              <w:spacing w:after="160"/>
+              <w:rPr>
+                <w:lang w:val="pt-PT"/>
+              </w:rPr>
+            </w:pPr>
+            <w:proofErr w:type="spellStart"/>
             <w:r>
               <w:rPr>
                 <w:lang w:val="pt-PT"/>
@@ -274,6 +293,7 @@
               </w:rPr>
               <w:t>S</w:t>
             </w:r>
+            <w:proofErr w:type="spellEnd"/>
           </w:p>
           <w:p>
             <w:pPr>
@@ -308,9 +328,7 @@
         </w:tc>
         <w:tc>
           <w:tcPr>
-            <w:cnfStyle w:val="000000000000" w:firstRow="0" w:lastRow="0" w:firstColumn="0" w:lastColumn="0" w:oddVBand="0" w:evenVBand="0" w:oddHBand="0" w:evenHBand="0" w:firstRowFirstColumn="0" w:firstRowLastColumn="0" w:lastRowFirstColumn="0" w:lastRowLastColumn="0"/>
             <w:tcW w:w="4757" w:type="dxa"/>
-            <w:tcMar/>
           </w:tcPr>
           <w:p>
             <w:pPr>
@@ -324,7 +342,21 @@
               <w:rPr>
                 <w:lang w:val="pt-PT"/>
               </w:rPr>
-              <w:t>Gestão do backoffice:</w:t>
+              <w:t xml:space="preserve">Gestão do </w:t>
+            </w:r>
+            <w:proofErr w:type="spellStart"/>
+            <w:r>
+              <w:rPr>
+                <w:lang w:val="pt-PT"/>
+              </w:rPr>
+              <w:t>backoffice</w:t>
+            </w:r>
+            <w:proofErr w:type="spellEnd"/>
+            <w:r>
+              <w:rPr>
+                <w:lang w:val="pt-PT"/>
+              </w:rPr>
+              <w:t>:</w:t>
             </w:r>
           </w:p>
           <w:p>
@@ -381,9 +413,7 @@
         </w:tc>
         <w:tc>
           <w:tcPr>
-            <w:cnfStyle w:val="000000000000" w:firstRow="0" w:lastRow="0" w:firstColumn="0" w:lastColumn="0" w:oddVBand="0" w:evenVBand="0" w:oddHBand="0" w:evenHBand="0" w:firstRowFirstColumn="0" w:firstRowLastColumn="0" w:lastRowFirstColumn="0" w:lastRowLastColumn="0"/>
             <w:tcW w:w="731" w:type="dxa"/>
-            <w:tcMar/>
           </w:tcPr>
           <w:p>
             <w:pPr>
@@ -418,9 +448,7 @@
         </w:tc>
         <w:tc>
           <w:tcPr>
-            <w:cnfStyle w:val="000000000000" w:firstRow="0" w:lastRow="0" w:firstColumn="0" w:lastColumn="0" w:oddVBand="0" w:evenVBand="0" w:oddHBand="0" w:evenHBand="0" w:firstRowFirstColumn="0" w:firstRowLastColumn="0" w:lastRowFirstColumn="0" w:lastRowLastColumn="0"/>
             <w:tcW w:w="850" w:type="dxa"/>
-            <w:tcMar/>
           </w:tcPr>
           <w:p>
             <w:pPr>
@@ -477,22 +505,19 @@
           <w:tcPr>
             <w:cnfStyle w:val="001000000000" w:firstRow="0" w:lastRow="0" w:firstColumn="1" w:lastColumn="0" w:oddVBand="0" w:evenVBand="0" w:oddHBand="0" w:evenHBand="0" w:firstRowFirstColumn="0" w:firstRowLastColumn="0" w:lastRowFirstColumn="0" w:lastRowLastColumn="0"/>
             <w:tcW w:w="2450" w:type="dxa"/>
-            <w:tcMar/>
-          </w:tcPr>
-          <w:p>
-            <w:pPr>
-              <w:spacing w:after="160"/>
-              <w:rPr>
-                <w:lang w:val="pt-PT"/>
-              </w:rPr>
-            </w:pPr>
-          </w:p>
-        </w:tc>
-        <w:tc>
-          <w:tcPr>
-            <w:cnfStyle w:val="000000000000" w:firstRow="0" w:lastRow="0" w:firstColumn="0" w:lastColumn="0" w:oddVBand="0" w:evenVBand="0" w:oddHBand="0" w:evenHBand="0" w:firstRowFirstColumn="0" w:firstRowLastColumn="0" w:lastRowFirstColumn="0" w:lastRowLastColumn="0"/>
+          </w:tcPr>
+          <w:p>
+            <w:pPr>
+              <w:spacing w:after="160"/>
+              <w:rPr>
+                <w:lang w:val="pt-PT"/>
+              </w:rPr>
+            </w:pPr>
+          </w:p>
+        </w:tc>
+        <w:tc>
+          <w:tcPr>
             <w:tcW w:w="4757" w:type="dxa"/>
-            <w:tcMar/>
           </w:tcPr>
           <w:p>
             <w:pPr>
@@ -506,9 +531,7 @@
         </w:tc>
         <w:tc>
           <w:tcPr>
-            <w:cnfStyle w:val="000000000000" w:firstRow="0" w:lastRow="0" w:firstColumn="0" w:lastColumn="0" w:oddVBand="0" w:evenVBand="0" w:oddHBand="0" w:evenHBand="0" w:firstRowFirstColumn="0" w:firstRowLastColumn="0" w:lastRowFirstColumn="0" w:lastRowLastColumn="0"/>
             <w:tcW w:w="731" w:type="dxa"/>
-            <w:tcMar/>
           </w:tcPr>
           <w:p>
             <w:pPr>
@@ -522,9 +545,7 @@
         </w:tc>
         <w:tc>
           <w:tcPr>
-            <w:cnfStyle w:val="000000000000" w:firstRow="0" w:lastRow="0" w:firstColumn="0" w:lastColumn="0" w:oddVBand="0" w:evenVBand="0" w:oddHBand="0" w:evenHBand="0" w:firstRowFirstColumn="0" w:firstRowLastColumn="0" w:lastRowFirstColumn="0" w:lastRowLastColumn="0"/>
             <w:tcW w:w="850" w:type="dxa"/>
-            <w:tcMar/>
           </w:tcPr>
           <w:p>
             <w:pPr>
@@ -545,22 +566,19 @@
           <w:tcPr>
             <w:cnfStyle w:val="001000000000" w:firstRow="0" w:lastRow="0" w:firstColumn="1" w:lastColumn="0" w:oddVBand="0" w:evenVBand="0" w:oddHBand="0" w:evenHBand="0" w:firstRowFirstColumn="0" w:firstRowLastColumn="0" w:lastRowFirstColumn="0" w:lastRowLastColumn="0"/>
             <w:tcW w:w="2450" w:type="dxa"/>
-            <w:tcMar/>
-          </w:tcPr>
-          <w:p>
-            <w:pPr>
-              <w:spacing w:after="160"/>
-              <w:rPr>
-                <w:lang w:val="pt-PT"/>
-              </w:rPr>
-            </w:pPr>
-          </w:p>
-        </w:tc>
-        <w:tc>
-          <w:tcPr>
-            <w:cnfStyle w:val="000000000000" w:firstRow="0" w:lastRow="0" w:firstColumn="0" w:lastColumn="0" w:oddVBand="0" w:evenVBand="0" w:oddHBand="0" w:evenHBand="0" w:firstRowFirstColumn="0" w:firstRowLastColumn="0" w:lastRowFirstColumn="0" w:lastRowLastColumn="0"/>
+          </w:tcPr>
+          <w:p>
+            <w:pPr>
+              <w:spacing w:after="160"/>
+              <w:rPr>
+                <w:lang w:val="pt-PT"/>
+              </w:rPr>
+            </w:pPr>
+          </w:p>
+        </w:tc>
+        <w:tc>
+          <w:tcPr>
             <w:tcW w:w="4757" w:type="dxa"/>
-            <w:tcMar/>
           </w:tcPr>
           <w:p>
             <w:pPr>
@@ -574,9 +592,7 @@
         </w:tc>
         <w:tc>
           <w:tcPr>
-            <w:cnfStyle w:val="000000000000" w:firstRow="0" w:lastRow="0" w:firstColumn="0" w:lastColumn="0" w:oddVBand="0" w:evenVBand="0" w:oddHBand="0" w:evenHBand="0" w:firstRowFirstColumn="0" w:firstRowLastColumn="0" w:lastRowFirstColumn="0" w:lastRowLastColumn="0"/>
             <w:tcW w:w="731" w:type="dxa"/>
-            <w:tcMar/>
           </w:tcPr>
           <w:p>
             <w:pPr>
@@ -590,9 +606,7 @@
         </w:tc>
         <w:tc>
           <w:tcPr>
-            <w:cnfStyle w:val="000000000000" w:firstRow="0" w:lastRow="0" w:firstColumn="0" w:lastColumn="0" w:oddVBand="0" w:evenVBand="0" w:oddHBand="0" w:evenHBand="0" w:firstRowFirstColumn="0" w:firstRowLastColumn="0" w:lastRowFirstColumn="0" w:lastRowLastColumn="0"/>
             <w:tcW w:w="850" w:type="dxa"/>
-            <w:tcMar/>
           </w:tcPr>
           <w:p>
             <w:pPr>
@@ -610,22 +624,19 @@
           <w:tcPr>
             <w:cnfStyle w:val="001000000000" w:firstRow="0" w:lastRow="0" w:firstColumn="1" w:lastColumn="0" w:oddVBand="0" w:evenVBand="0" w:oddHBand="0" w:evenHBand="0" w:firstRowFirstColumn="0" w:firstRowLastColumn="0" w:lastRowFirstColumn="0" w:lastRowLastColumn="0"/>
             <w:tcW w:w="2450" w:type="dxa"/>
-            <w:tcMar/>
-          </w:tcPr>
-          <w:p>
-            <w:pPr>
-              <w:spacing w:after="160"/>
-              <w:rPr>
-                <w:lang w:val="pt-PT"/>
-              </w:rPr>
-            </w:pPr>
-          </w:p>
-        </w:tc>
-        <w:tc>
-          <w:tcPr>
-            <w:cnfStyle w:val="000000000000" w:firstRow="0" w:lastRow="0" w:firstColumn="0" w:lastColumn="0" w:oddVBand="0" w:evenVBand="0" w:oddHBand="0" w:evenHBand="0" w:firstRowFirstColumn="0" w:firstRowLastColumn="0" w:lastRowFirstColumn="0" w:lastRowLastColumn="0"/>
+          </w:tcPr>
+          <w:p>
+            <w:pPr>
+              <w:spacing w:after="160"/>
+              <w:rPr>
+                <w:lang w:val="pt-PT"/>
+              </w:rPr>
+            </w:pPr>
+          </w:p>
+        </w:tc>
+        <w:tc>
+          <w:tcPr>
             <w:tcW w:w="4757" w:type="dxa"/>
-            <w:tcMar/>
           </w:tcPr>
           <w:p>
             <w:pPr>
@@ -639,9 +650,7 @@
         </w:tc>
         <w:tc>
           <w:tcPr>
-            <w:cnfStyle w:val="000000000000" w:firstRow="0" w:lastRow="0" w:firstColumn="0" w:lastColumn="0" w:oddVBand="0" w:evenVBand="0" w:oddHBand="0" w:evenHBand="0" w:firstRowFirstColumn="0" w:firstRowLastColumn="0" w:lastRowFirstColumn="0" w:lastRowLastColumn="0"/>
             <w:tcW w:w="731" w:type="dxa"/>
-            <w:tcMar/>
           </w:tcPr>
           <w:p>
             <w:pPr>
@@ -655,9 +664,7 @@
         </w:tc>
         <w:tc>
           <w:tcPr>
-            <w:cnfStyle w:val="000000000000" w:firstRow="0" w:lastRow="0" w:firstColumn="0" w:lastColumn="0" w:oddVBand="0" w:evenVBand="0" w:oddHBand="0" w:evenHBand="0" w:firstRowFirstColumn="0" w:firstRowLastColumn="0" w:lastRowFirstColumn="0" w:lastRowLastColumn="0"/>
             <w:tcW w:w="850" w:type="dxa"/>
-            <w:tcMar/>
           </w:tcPr>
           <w:p>
             <w:pPr>
@@ -678,22 +685,19 @@
           <w:tcPr>
             <w:cnfStyle w:val="001000000000" w:firstRow="0" w:lastRow="0" w:firstColumn="1" w:lastColumn="0" w:oddVBand="0" w:evenVBand="0" w:oddHBand="0" w:evenHBand="0" w:firstRowFirstColumn="0" w:firstRowLastColumn="0" w:lastRowFirstColumn="0" w:lastRowLastColumn="0"/>
             <w:tcW w:w="2450" w:type="dxa"/>
-            <w:tcMar/>
-          </w:tcPr>
-          <w:p>
-            <w:pPr>
-              <w:spacing w:after="160"/>
-              <w:rPr>
-                <w:lang w:val="pt-PT"/>
-              </w:rPr>
-            </w:pPr>
-          </w:p>
-        </w:tc>
-        <w:tc>
-          <w:tcPr>
-            <w:cnfStyle w:val="000000000000" w:firstRow="0" w:lastRow="0" w:firstColumn="0" w:lastColumn="0" w:oddVBand="0" w:evenVBand="0" w:oddHBand="0" w:evenHBand="0" w:firstRowFirstColumn="0" w:firstRowLastColumn="0" w:lastRowFirstColumn="0" w:lastRowLastColumn="0"/>
+          </w:tcPr>
+          <w:p>
+            <w:pPr>
+              <w:spacing w:after="160"/>
+              <w:rPr>
+                <w:lang w:val="pt-PT"/>
+              </w:rPr>
+            </w:pPr>
+          </w:p>
+        </w:tc>
+        <w:tc>
+          <w:tcPr>
             <w:tcW w:w="4757" w:type="dxa"/>
-            <w:tcMar/>
           </w:tcPr>
           <w:p>
             <w:pPr>
@@ -707,9 +711,7 @@
         </w:tc>
         <w:tc>
           <w:tcPr>
-            <w:cnfStyle w:val="000000000000" w:firstRow="0" w:lastRow="0" w:firstColumn="0" w:lastColumn="0" w:oddVBand="0" w:evenVBand="0" w:oddHBand="0" w:evenHBand="0" w:firstRowFirstColumn="0" w:firstRowLastColumn="0" w:lastRowFirstColumn="0" w:lastRowLastColumn="0"/>
             <w:tcW w:w="731" w:type="dxa"/>
-            <w:tcMar/>
           </w:tcPr>
           <w:p>
             <w:pPr>
@@ -723,9 +725,7 @@
         </w:tc>
         <w:tc>
           <w:tcPr>
-            <w:cnfStyle w:val="000000000000" w:firstRow="0" w:lastRow="0" w:firstColumn="0" w:lastColumn="0" w:oddVBand="0" w:evenVBand="0" w:oddHBand="0" w:evenHBand="0" w:firstRowFirstColumn="0" w:firstRowLastColumn="0" w:lastRowFirstColumn="0" w:lastRowLastColumn="0"/>
             <w:tcW w:w="850" w:type="dxa"/>
-            <w:tcMar/>
           </w:tcPr>
           <w:p>
             <w:pPr>
@@ -743,22 +743,19 @@
           <w:tcPr>
             <w:cnfStyle w:val="001000000000" w:firstRow="0" w:lastRow="0" w:firstColumn="1" w:lastColumn="0" w:oddVBand="0" w:evenVBand="0" w:oddHBand="0" w:evenHBand="0" w:firstRowFirstColumn="0" w:firstRowLastColumn="0" w:lastRowFirstColumn="0" w:lastRowLastColumn="0"/>
             <w:tcW w:w="2450" w:type="dxa"/>
-            <w:tcMar/>
-          </w:tcPr>
-          <w:p>
-            <w:pPr>
-              <w:spacing w:after="160"/>
-              <w:rPr>
-                <w:lang w:val="pt-PT"/>
-              </w:rPr>
-            </w:pPr>
-          </w:p>
-        </w:tc>
-        <w:tc>
-          <w:tcPr>
-            <w:cnfStyle w:val="000000000000" w:firstRow="0" w:lastRow="0" w:firstColumn="0" w:lastColumn="0" w:oddVBand="0" w:evenVBand="0" w:oddHBand="0" w:evenHBand="0" w:firstRowFirstColumn="0" w:firstRowLastColumn="0" w:lastRowFirstColumn="0" w:lastRowLastColumn="0"/>
+          </w:tcPr>
+          <w:p>
+            <w:pPr>
+              <w:spacing w:after="160"/>
+              <w:rPr>
+                <w:lang w:val="pt-PT"/>
+              </w:rPr>
+            </w:pPr>
+          </w:p>
+        </w:tc>
+        <w:tc>
+          <w:tcPr>
             <w:tcW w:w="4757" w:type="dxa"/>
-            <w:tcMar/>
           </w:tcPr>
           <w:p>
             <w:pPr>
@@ -772,9 +769,7 @@
         </w:tc>
         <w:tc>
           <w:tcPr>
-            <w:cnfStyle w:val="000000000000" w:firstRow="0" w:lastRow="0" w:firstColumn="0" w:lastColumn="0" w:oddVBand="0" w:evenVBand="0" w:oddHBand="0" w:evenHBand="0" w:firstRowFirstColumn="0" w:firstRowLastColumn="0" w:lastRowFirstColumn="0" w:lastRowLastColumn="0"/>
             <w:tcW w:w="731" w:type="dxa"/>
-            <w:tcMar/>
           </w:tcPr>
           <w:p>
             <w:pPr>
@@ -788,9 +783,7 @@
         </w:tc>
         <w:tc>
           <w:tcPr>
-            <w:cnfStyle w:val="000000000000" w:firstRow="0" w:lastRow="0" w:firstColumn="0" w:lastColumn="0" w:oddVBand="0" w:evenVBand="0" w:oddHBand="0" w:evenHBand="0" w:firstRowFirstColumn="0" w:firstRowLastColumn="0" w:lastRowFirstColumn="0" w:lastRowLastColumn="0"/>
             <w:tcW w:w="850" w:type="dxa"/>
-            <w:tcMar/>
           </w:tcPr>
           <w:p>
             <w:pPr>
@@ -811,22 +804,19 @@
           <w:tcPr>
             <w:cnfStyle w:val="001000000000" w:firstRow="0" w:lastRow="0" w:firstColumn="1" w:lastColumn="0" w:oddVBand="0" w:evenVBand="0" w:oddHBand="0" w:evenHBand="0" w:firstRowFirstColumn="0" w:firstRowLastColumn="0" w:lastRowFirstColumn="0" w:lastRowLastColumn="0"/>
             <w:tcW w:w="2450" w:type="dxa"/>
-            <w:tcMar/>
-          </w:tcPr>
-          <w:p>
-            <w:pPr>
-              <w:spacing w:after="160"/>
-              <w:rPr>
-                <w:lang w:val="pt-PT"/>
-              </w:rPr>
-            </w:pPr>
-          </w:p>
-        </w:tc>
-        <w:tc>
-          <w:tcPr>
-            <w:cnfStyle w:val="000000000000" w:firstRow="0" w:lastRow="0" w:firstColumn="0" w:lastColumn="0" w:oddVBand="0" w:evenVBand="0" w:oddHBand="0" w:evenHBand="0" w:firstRowFirstColumn="0" w:firstRowLastColumn="0" w:lastRowFirstColumn="0" w:lastRowLastColumn="0"/>
+          </w:tcPr>
+          <w:p>
+            <w:pPr>
+              <w:spacing w:after="160"/>
+              <w:rPr>
+                <w:lang w:val="pt-PT"/>
+              </w:rPr>
+            </w:pPr>
+          </w:p>
+        </w:tc>
+        <w:tc>
+          <w:tcPr>
             <w:tcW w:w="4757" w:type="dxa"/>
-            <w:tcMar/>
           </w:tcPr>
           <w:p>
             <w:pPr>
@@ -840,9 +830,7 @@
         </w:tc>
         <w:tc>
           <w:tcPr>
-            <w:cnfStyle w:val="000000000000" w:firstRow="0" w:lastRow="0" w:firstColumn="0" w:lastColumn="0" w:oddVBand="0" w:evenVBand="0" w:oddHBand="0" w:evenHBand="0" w:firstRowFirstColumn="0" w:firstRowLastColumn="0" w:lastRowFirstColumn="0" w:lastRowLastColumn="0"/>
             <w:tcW w:w="731" w:type="dxa"/>
-            <w:tcMar/>
           </w:tcPr>
           <w:p>
             <w:pPr>
@@ -856,9 +844,7 @@
         </w:tc>
         <w:tc>
           <w:tcPr>
-            <w:cnfStyle w:val="000000000000" w:firstRow="0" w:lastRow="0" w:firstColumn="0" w:lastColumn="0" w:oddVBand="0" w:evenVBand="0" w:oddHBand="0" w:evenHBand="0" w:firstRowFirstColumn="0" w:firstRowLastColumn="0" w:lastRowFirstColumn="0" w:lastRowLastColumn="0"/>
             <w:tcW w:w="850" w:type="dxa"/>
-            <w:tcMar/>
           </w:tcPr>
           <w:p>
             <w:pPr>
@@ -915,8 +901,33 @@
           <w:highlight w:val="yellow"/>
           <w:lang w:val="pt-PT"/>
         </w:rPr>
-        <w:t>: Nomenclatura exemplo separada por tipo front-office, back-office</w:t>
-      </w:r>
+        <w:t xml:space="preserve">: Nomenclatura exemplo separada por tipo </w:t>
+      </w:r>
+      <w:proofErr w:type="spellStart"/>
+      <w:r>
+        <w:rPr>
+          <w:highlight w:val="yellow"/>
+          <w:lang w:val="pt-PT"/>
+        </w:rPr>
+        <w:t>front-office</w:t>
+      </w:r>
+      <w:proofErr w:type="spellEnd"/>
+      <w:r>
+        <w:rPr>
+          <w:highlight w:val="yellow"/>
+          <w:lang w:val="pt-PT"/>
+        </w:rPr>
+        <w:t xml:space="preserve">, </w:t>
+      </w:r>
+      <w:proofErr w:type="spellStart"/>
+      <w:r>
+        <w:rPr>
+          <w:highlight w:val="yellow"/>
+          <w:lang w:val="pt-PT"/>
+        </w:rPr>
+        <w:t>back-office</w:t>
+      </w:r>
+      <w:proofErr w:type="spellEnd"/>
     </w:p>
     <w:p>
       <w:pPr>
@@ -995,7 +1006,7 @@
           <w:lang w:val="pt-PT"/>
         </w:rPr>
       </w:pPr>
-      <w:bookmarkStart w:name="_Toc83646987" w:id="2"/>
+      <w:bookmarkStart w:id="2" w:name="_Toc83646987"/>
       <w:r>
         <w:rPr>
           <w:i/>
@@ -1045,7 +1056,25 @@
           <w:iCs/>
           <w:lang w:val="pt-PT"/>
         </w:rPr>
-        <w:t xml:space="preserve"> – Requisitos funcionais Front-Office</w:t>
+        <w:t xml:space="preserve"> – Requisitos funcionais </w:t>
+      </w:r>
+      <w:proofErr w:type="spellStart"/>
+      <w:r>
+        <w:rPr>
+          <w:i/>
+          <w:iCs/>
+          <w:lang w:val="pt-PT"/>
+        </w:rPr>
+        <w:t>Front</w:t>
+      </w:r>
+      <w:proofErr w:type="spellEnd"/>
+      <w:r>
+        <w:rPr>
+          <w:i/>
+          <w:iCs/>
+          <w:lang w:val="pt-PT"/>
+        </w:rPr>
+        <w:t>-Office</w:t>
       </w:r>
       <w:bookmarkEnd w:id="2"/>
     </w:p>
@@ -1608,7 +1637,7 @@
           <w:lang w:val="pt-PT"/>
         </w:rPr>
       </w:pPr>
-      <w:bookmarkStart w:name="_Toc83646988" w:id="3"/>
+      <w:bookmarkStart w:id="3" w:name="_Toc83646988"/>
       <w:r>
         <w:rPr>
           <w:i/>
@@ -1658,9 +1687,19 @@
           <w:iCs/>
           <w:lang w:val="pt-PT"/>
         </w:rPr>
-        <w:t xml:space="preserve"> – Requisitos funcionais Back-Office</w:t>
+        <w:t xml:space="preserve"> – Requisitos funcionais </w:t>
+      </w:r>
+      <w:proofErr w:type="spellStart"/>
+      <w:r>
+        <w:rPr>
+          <w:i/>
+          <w:iCs/>
+          <w:lang w:val="pt-PT"/>
+        </w:rPr>
+        <w:t>Back-Office</w:t>
       </w:r>
       <w:bookmarkEnd w:id="3"/>
+      <w:proofErr w:type="spellEnd"/>
     </w:p>
     <w:tbl>
       <w:tblPr>
@@ -1681,7 +1720,6 @@
           <w:tcPr>
             <w:cnfStyle w:val="001000000000" w:firstRow="0" w:lastRow="0" w:firstColumn="1" w:lastColumn="0" w:oddVBand="0" w:evenVBand="0" w:oddHBand="0" w:evenHBand="0" w:firstRowFirstColumn="0" w:firstRowLastColumn="0" w:lastRowFirstColumn="0" w:lastRowLastColumn="0"/>
             <w:tcW w:w="1134" w:type="dxa"/>
-            <w:tcMar/>
           </w:tcPr>
           <w:p>
             <w:pPr>
@@ -1700,9 +1738,7 @@
         </w:tc>
         <w:tc>
           <w:tcPr>
-            <w:cnfStyle w:val="000000000000" w:firstRow="0" w:lastRow="0" w:firstColumn="0" w:lastColumn="0" w:oddVBand="0" w:evenVBand="0" w:oddHBand="0" w:evenHBand="0" w:firstRowFirstColumn="0" w:firstRowLastColumn="0" w:lastRowFirstColumn="0" w:lastRowLastColumn="0"/>
             <w:tcW w:w="7088" w:type="dxa"/>
-            <w:tcMar/>
           </w:tcPr>
           <w:p>
             <w:pPr>
@@ -1722,9 +1758,7 @@
         </w:tc>
         <w:tc>
           <w:tcPr>
-            <w:cnfStyle w:val="000000000000" w:firstRow="0" w:lastRow="0" w:firstColumn="0" w:lastColumn="0" w:oddVBand="0" w:evenVBand="0" w:oddHBand="0" w:evenHBand="0" w:firstRowFirstColumn="0" w:firstRowLastColumn="0" w:lastRowFirstColumn="0" w:lastRowLastColumn="0"/>
             <w:tcW w:w="1172" w:type="dxa"/>
-            <w:tcMar/>
           </w:tcPr>
           <w:p>
             <w:pPr>
@@ -1751,7 +1785,6 @@
           <w:tcPr>
             <w:cnfStyle w:val="001000000000" w:firstRow="0" w:lastRow="0" w:firstColumn="1" w:lastColumn="0" w:oddVBand="0" w:evenVBand="0" w:oddHBand="0" w:evenHBand="0" w:firstRowFirstColumn="0" w:firstRowLastColumn="0" w:lastRowFirstColumn="0" w:lastRowLastColumn="0"/>
             <w:tcW w:w="1134" w:type="dxa"/>
-            <w:tcMar/>
           </w:tcPr>
           <w:p>
             <w:pPr>
@@ -1770,9 +1803,7 @@
         </w:tc>
         <w:tc>
           <w:tcPr>
-            <w:cnfStyle w:val="000000000000" w:firstRow="0" w:lastRow="0" w:firstColumn="0" w:lastColumn="0" w:oddVBand="0" w:evenVBand="0" w:oddHBand="0" w:evenHBand="0" w:firstRowFirstColumn="0" w:firstRowLastColumn="0" w:lastRowFirstColumn="0" w:lastRowLastColumn="0"/>
             <w:tcW w:w="7088" w:type="dxa"/>
-            <w:tcMar/>
           </w:tcPr>
           <w:p>
             <w:pPr>
@@ -1792,9 +1823,7 @@
         </w:tc>
         <w:tc>
           <w:tcPr>
-            <w:cnfStyle w:val="000000000000" w:firstRow="0" w:lastRow="0" w:firstColumn="0" w:lastColumn="0" w:oddVBand="0" w:evenVBand="0" w:oddHBand="0" w:evenHBand="0" w:firstRowFirstColumn="0" w:firstRowLastColumn="0" w:lastRowFirstColumn="0" w:lastRowLastColumn="0"/>
             <w:tcW w:w="1172" w:type="dxa"/>
-            <w:tcMar/>
           </w:tcPr>
           <w:p>
             <w:pPr>
@@ -1818,7 +1847,6 @@
           <w:tcPr>
             <w:cnfStyle w:val="001000000000" w:firstRow="0" w:lastRow="0" w:firstColumn="1" w:lastColumn="0" w:oddVBand="0" w:evenVBand="0" w:oddHBand="0" w:evenHBand="0" w:firstRowFirstColumn="0" w:firstRowLastColumn="0" w:lastRowFirstColumn="0" w:lastRowLastColumn="0"/>
             <w:tcW w:w="1134" w:type="dxa"/>
-            <w:tcMar/>
           </w:tcPr>
           <w:p>
             <w:pPr>
@@ -1849,9 +1877,7 @@
         </w:tc>
         <w:tc>
           <w:tcPr>
-            <w:cnfStyle w:val="000000000000" w:firstRow="0" w:lastRow="0" w:firstColumn="0" w:lastColumn="0" w:oddVBand="0" w:evenVBand="0" w:oddHBand="0" w:evenHBand="0" w:firstRowFirstColumn="0" w:firstRowLastColumn="0" w:lastRowFirstColumn="0" w:lastRowLastColumn="0"/>
             <w:tcW w:w="7088" w:type="dxa"/>
-            <w:tcMar/>
           </w:tcPr>
           <w:p>
             <w:pPr>
@@ -1865,15 +1891,21 @@
               <w:rPr>
                 <w:lang w:val="pt-PT"/>
               </w:rPr>
-              <w:t>Como gerente quero ter acesso a dashboard</w:t>
-            </w:r>
-          </w:p>
-        </w:tc>
-        <w:tc>
-          <w:tcPr>
-            <w:cnfStyle w:val="000000000000" w:firstRow="0" w:lastRow="0" w:firstColumn="0" w:lastColumn="0" w:oddVBand="0" w:evenVBand="0" w:oddHBand="0" w:evenHBand="0" w:firstRowFirstColumn="0" w:firstRowLastColumn="0" w:lastRowFirstColumn="0" w:lastRowLastColumn="0"/>
+              <w:t xml:space="preserve">Como gerente quero ter acesso a </w:t>
+            </w:r>
+            <w:proofErr w:type="spellStart"/>
+            <w:r>
+              <w:rPr>
+                <w:lang w:val="pt-PT"/>
+              </w:rPr>
+              <w:t>dashboard</w:t>
+            </w:r>
+            <w:proofErr w:type="spellEnd"/>
+          </w:p>
+        </w:tc>
+        <w:tc>
+          <w:tcPr>
             <w:tcW w:w="1172" w:type="dxa"/>
-            <w:tcMar/>
           </w:tcPr>
           <w:p>
             <w:pPr>
@@ -1900,7 +1932,6 @@
           <w:tcPr>
             <w:cnfStyle w:val="001000000000" w:firstRow="0" w:lastRow="0" w:firstColumn="1" w:lastColumn="0" w:oddVBand="0" w:evenVBand="0" w:oddHBand="0" w:evenHBand="0" w:firstRowFirstColumn="0" w:firstRowLastColumn="0" w:lastRowFirstColumn="0" w:lastRowLastColumn="0"/>
             <w:tcW w:w="1134" w:type="dxa"/>
-            <w:tcMar/>
           </w:tcPr>
           <w:p>
             <w:pPr>
@@ -1919,9 +1950,7 @@
         </w:tc>
         <w:tc>
           <w:tcPr>
-            <w:cnfStyle w:val="000000000000" w:firstRow="0" w:lastRow="0" w:firstColumn="0" w:lastColumn="0" w:oddVBand="0" w:evenVBand="0" w:oddHBand="0" w:evenHBand="0" w:firstRowFirstColumn="0" w:firstRowLastColumn="0" w:lastRowFirstColumn="0" w:lastRowLastColumn="0"/>
             <w:tcW w:w="7088" w:type="dxa"/>
-            <w:tcMar/>
           </w:tcPr>
           <w:p>
             <w:pPr>
@@ -1935,15 +1964,27 @@
               <w:rPr>
                 <w:lang w:val="pt-PT"/>
               </w:rPr>
-              <w:t>Como admin quero visualizar e editar todas as tabelas incluindo a tabela utilizadores</w:t>
-            </w:r>
-          </w:p>
-        </w:tc>
-        <w:tc>
-          <w:tcPr>
-            <w:cnfStyle w:val="000000000000" w:firstRow="0" w:lastRow="0" w:firstColumn="0" w:lastColumn="0" w:oddVBand="0" w:evenVBand="0" w:oddHBand="0" w:evenHBand="0" w:firstRowFirstColumn="0" w:firstRowLastColumn="0" w:lastRowFirstColumn="0" w:lastRowLastColumn="0"/>
+              <w:t xml:space="preserve">Como </w:t>
+            </w:r>
+            <w:proofErr w:type="spellStart"/>
+            <w:r>
+              <w:rPr>
+                <w:lang w:val="pt-PT"/>
+              </w:rPr>
+              <w:t>admin</w:t>
+            </w:r>
+            <w:proofErr w:type="spellEnd"/>
+            <w:r>
+              <w:rPr>
+                <w:lang w:val="pt-PT"/>
+              </w:rPr>
+              <w:t xml:space="preserve"> quero visualizar e editar todas as tabelas incluindo a tabela utilizadores</w:t>
+            </w:r>
+          </w:p>
+        </w:tc>
+        <w:tc>
+          <w:tcPr>
             <w:tcW w:w="1172" w:type="dxa"/>
-            <w:tcMar/>
           </w:tcPr>
           <w:p>
             <w:pPr>
@@ -1967,22 +2008,19 @@
           <w:tcPr>
             <w:cnfStyle w:val="001000000000" w:firstRow="0" w:lastRow="0" w:firstColumn="1" w:lastColumn="0" w:oddVBand="0" w:evenVBand="0" w:oddHBand="0" w:evenHBand="0" w:firstRowFirstColumn="0" w:firstRowLastColumn="0" w:lastRowFirstColumn="0" w:lastRowLastColumn="0"/>
             <w:tcW w:w="1134" w:type="dxa"/>
-            <w:tcMar/>
-          </w:tcPr>
-          <w:p>
-            <w:pPr>
-              <w:spacing w:after="160"/>
-              <w:rPr>
-                <w:lang w:val="pt-PT"/>
-              </w:rPr>
-            </w:pPr>
-          </w:p>
-        </w:tc>
-        <w:tc>
-          <w:tcPr>
-            <w:cnfStyle w:val="000000000000" w:firstRow="0" w:lastRow="0" w:firstColumn="0" w:lastColumn="0" w:oddVBand="0" w:evenVBand="0" w:oddHBand="0" w:evenHBand="0" w:firstRowFirstColumn="0" w:firstRowLastColumn="0" w:lastRowFirstColumn="0" w:lastRowLastColumn="0"/>
+          </w:tcPr>
+          <w:p>
+            <w:pPr>
+              <w:spacing w:after="160"/>
+              <w:rPr>
+                <w:lang w:val="pt-PT"/>
+              </w:rPr>
+            </w:pPr>
+          </w:p>
+        </w:tc>
+        <w:tc>
+          <w:tcPr>
             <w:tcW w:w="7088" w:type="dxa"/>
-            <w:tcMar/>
           </w:tcPr>
           <w:p>
             <w:pPr>
@@ -1996,9 +2034,7 @@
         </w:tc>
         <w:tc>
           <w:tcPr>
-            <w:cnfStyle w:val="000000000000" w:firstRow="0" w:lastRow="0" w:firstColumn="0" w:lastColumn="0" w:oddVBand="0" w:evenVBand="0" w:oddHBand="0" w:evenHBand="0" w:firstRowFirstColumn="0" w:firstRowLastColumn="0" w:lastRowFirstColumn="0" w:lastRowLastColumn="0"/>
             <w:tcW w:w="1172" w:type="dxa"/>
-            <w:tcMar/>
           </w:tcPr>
           <w:p>
             <w:pPr>
@@ -2019,22 +2055,19 @@
           <w:tcPr>
             <w:cnfStyle w:val="001000000000" w:firstRow="0" w:lastRow="0" w:firstColumn="1" w:lastColumn="0" w:oddVBand="0" w:evenVBand="0" w:oddHBand="0" w:evenHBand="0" w:firstRowFirstColumn="0" w:firstRowLastColumn="0" w:lastRowFirstColumn="0" w:lastRowLastColumn="0"/>
             <w:tcW w:w="1134" w:type="dxa"/>
-            <w:tcMar/>
-          </w:tcPr>
-          <w:p>
-            <w:pPr>
-              <w:spacing w:after="160"/>
-              <w:rPr>
-                <w:lang w:val="pt-PT"/>
-              </w:rPr>
-            </w:pPr>
-          </w:p>
-        </w:tc>
-        <w:tc>
-          <w:tcPr>
-            <w:cnfStyle w:val="000000000000" w:firstRow="0" w:lastRow="0" w:firstColumn="0" w:lastColumn="0" w:oddVBand="0" w:evenVBand="0" w:oddHBand="0" w:evenHBand="0" w:firstRowFirstColumn="0" w:firstRowLastColumn="0" w:lastRowFirstColumn="0" w:lastRowLastColumn="0"/>
+          </w:tcPr>
+          <w:p>
+            <w:pPr>
+              <w:spacing w:after="160"/>
+              <w:rPr>
+                <w:lang w:val="pt-PT"/>
+              </w:rPr>
+            </w:pPr>
+          </w:p>
+        </w:tc>
+        <w:tc>
+          <w:tcPr>
             <w:tcW w:w="7088" w:type="dxa"/>
-            <w:tcMar/>
           </w:tcPr>
           <w:p>
             <w:pPr>
@@ -2048,9 +2081,7 @@
         </w:tc>
         <w:tc>
           <w:tcPr>
-            <w:cnfStyle w:val="000000000000" w:firstRow="0" w:lastRow="0" w:firstColumn="0" w:lastColumn="0" w:oddVBand="0" w:evenVBand="0" w:oddHBand="0" w:evenHBand="0" w:firstRowFirstColumn="0" w:firstRowLastColumn="0" w:lastRowFirstColumn="0" w:lastRowLastColumn="0"/>
             <w:tcW w:w="1172" w:type="dxa"/>
-            <w:tcMar/>
           </w:tcPr>
           <w:p>
             <w:pPr>
@@ -2068,22 +2099,19 @@
           <w:tcPr>
             <w:cnfStyle w:val="001000000000" w:firstRow="0" w:lastRow="0" w:firstColumn="1" w:lastColumn="0" w:oddVBand="0" w:evenVBand="0" w:oddHBand="0" w:evenHBand="0" w:firstRowFirstColumn="0" w:firstRowLastColumn="0" w:lastRowFirstColumn="0" w:lastRowLastColumn="0"/>
             <w:tcW w:w="1134" w:type="dxa"/>
-            <w:tcMar/>
-          </w:tcPr>
-          <w:p>
-            <w:pPr>
-              <w:spacing w:after="160"/>
-              <w:rPr>
-                <w:lang w:val="pt-PT"/>
-              </w:rPr>
-            </w:pPr>
-          </w:p>
-        </w:tc>
-        <w:tc>
-          <w:tcPr>
-            <w:cnfStyle w:val="000000000000" w:firstRow="0" w:lastRow="0" w:firstColumn="0" w:lastColumn="0" w:oddVBand="0" w:evenVBand="0" w:oddHBand="0" w:evenHBand="0" w:firstRowFirstColumn="0" w:firstRowLastColumn="0" w:lastRowFirstColumn="0" w:lastRowLastColumn="0"/>
+          </w:tcPr>
+          <w:p>
+            <w:pPr>
+              <w:spacing w:after="160"/>
+              <w:rPr>
+                <w:lang w:val="pt-PT"/>
+              </w:rPr>
+            </w:pPr>
+          </w:p>
+        </w:tc>
+        <w:tc>
+          <w:tcPr>
             <w:tcW w:w="7088" w:type="dxa"/>
-            <w:tcMar/>
           </w:tcPr>
           <w:p>
             <w:pPr>
@@ -2097,9 +2125,7 @@
         </w:tc>
         <w:tc>
           <w:tcPr>
-            <w:cnfStyle w:val="000000000000" w:firstRow="0" w:lastRow="0" w:firstColumn="0" w:lastColumn="0" w:oddVBand="0" w:evenVBand="0" w:oddHBand="0" w:evenHBand="0" w:firstRowFirstColumn="0" w:firstRowLastColumn="0" w:lastRowFirstColumn="0" w:lastRowLastColumn="0"/>
             <w:tcW w:w="1172" w:type="dxa"/>
-            <w:tcMar/>
           </w:tcPr>
           <w:p>
             <w:pPr>
@@ -2120,22 +2146,19 @@
           <w:tcPr>
             <w:cnfStyle w:val="001000000000" w:firstRow="0" w:lastRow="0" w:firstColumn="1" w:lastColumn="0" w:oddVBand="0" w:evenVBand="0" w:oddHBand="0" w:evenHBand="0" w:firstRowFirstColumn="0" w:firstRowLastColumn="0" w:lastRowFirstColumn="0" w:lastRowLastColumn="0"/>
             <w:tcW w:w="1134" w:type="dxa"/>
-            <w:tcMar/>
-          </w:tcPr>
-          <w:p>
-            <w:pPr>
-              <w:spacing w:after="160"/>
-              <w:rPr>
-                <w:lang w:val="pt-PT"/>
-              </w:rPr>
-            </w:pPr>
-          </w:p>
-        </w:tc>
-        <w:tc>
-          <w:tcPr>
-            <w:cnfStyle w:val="000000000000" w:firstRow="0" w:lastRow="0" w:firstColumn="0" w:lastColumn="0" w:oddVBand="0" w:evenVBand="0" w:oddHBand="0" w:evenHBand="0" w:firstRowFirstColumn="0" w:firstRowLastColumn="0" w:lastRowFirstColumn="0" w:lastRowLastColumn="0"/>
+          </w:tcPr>
+          <w:p>
+            <w:pPr>
+              <w:spacing w:after="160"/>
+              <w:rPr>
+                <w:lang w:val="pt-PT"/>
+              </w:rPr>
+            </w:pPr>
+          </w:p>
+        </w:tc>
+        <w:tc>
+          <w:tcPr>
             <w:tcW w:w="7088" w:type="dxa"/>
-            <w:tcMar/>
           </w:tcPr>
           <w:p>
             <w:pPr>
@@ -2149,9 +2172,7 @@
         </w:tc>
         <w:tc>
           <w:tcPr>
-            <w:cnfStyle w:val="000000000000" w:firstRow="0" w:lastRow="0" w:firstColumn="0" w:lastColumn="0" w:oddVBand="0" w:evenVBand="0" w:oddHBand="0" w:evenHBand="0" w:firstRowFirstColumn="0" w:firstRowLastColumn="0" w:lastRowFirstColumn="0" w:lastRowLastColumn="0"/>
             <w:tcW w:w="1172" w:type="dxa"/>
-            <w:tcMar/>
           </w:tcPr>
           <w:p>
             <w:pPr>
@@ -2234,7 +2255,6 @@
           <w:tcPr>
             <w:cnfStyle w:val="001000000000" w:firstRow="0" w:lastRow="0" w:firstColumn="1" w:lastColumn="0" w:oddVBand="0" w:evenVBand="0" w:oddHBand="0" w:evenHBand="0" w:firstRowFirstColumn="0" w:firstRowLastColumn="0" w:lastRowFirstColumn="0" w:lastRowLastColumn="0"/>
             <w:tcW w:w="1123" w:type="dxa"/>
-            <w:tcMar/>
           </w:tcPr>
           <w:p>
             <w:pPr>
@@ -2253,9 +2273,7 @@
         </w:tc>
         <w:tc>
           <w:tcPr>
-            <w:cnfStyle w:val="000000000000" w:firstRow="0" w:lastRow="0" w:firstColumn="0" w:lastColumn="0" w:oddVBand="0" w:evenVBand="0" w:oddHBand="0" w:evenHBand="0" w:firstRowFirstColumn="0" w:firstRowLastColumn="0" w:lastRowFirstColumn="0" w:lastRowLastColumn="0"/>
             <w:tcW w:w="4827" w:type="dxa"/>
-            <w:tcMar/>
           </w:tcPr>
           <w:p>
             <w:pPr>
@@ -2275,9 +2293,7 @@
         </w:tc>
         <w:tc>
           <w:tcPr>
-            <w:cnfStyle w:val="000000000000" w:firstRow="0" w:lastRow="0" w:firstColumn="0" w:lastColumn="0" w:oddVBand="0" w:evenVBand="0" w:oddHBand="0" w:evenHBand="0" w:firstRowFirstColumn="0" w:firstRowLastColumn="0" w:lastRowFirstColumn="0" w:lastRowLastColumn="0"/>
             <w:tcW w:w="765" w:type="dxa"/>
-            <w:tcMar/>
           </w:tcPr>
           <w:p>
             <w:pPr>
@@ -2297,9 +2313,7 @@
         </w:tc>
         <w:tc>
           <w:tcPr>
-            <w:cnfStyle w:val="000000000000" w:firstRow="0" w:lastRow="0" w:firstColumn="0" w:lastColumn="0" w:oddVBand="0" w:evenVBand="0" w:oddHBand="0" w:evenHBand="0" w:firstRowFirstColumn="0" w:firstRowLastColumn="0" w:lastRowFirstColumn="0" w:lastRowLastColumn="0"/>
             <w:tcW w:w="735" w:type="dxa"/>
-            <w:tcMar/>
           </w:tcPr>
           <w:p>
             <w:pPr>
@@ -2319,9 +2333,7 @@
         </w:tc>
         <w:tc>
           <w:tcPr>
-            <w:cnfStyle w:val="000000000000" w:firstRow="0" w:lastRow="0" w:firstColumn="0" w:lastColumn="0" w:oddVBand="0" w:evenVBand="0" w:oddHBand="0" w:evenHBand="0" w:firstRowFirstColumn="0" w:firstRowLastColumn="0" w:lastRowFirstColumn="0" w:lastRowLastColumn="0"/>
             <w:tcW w:w="1171" w:type="dxa"/>
-            <w:tcMar/>
           </w:tcPr>
           <w:p>
             <w:pPr>
@@ -2341,9 +2353,7 @@
         </w:tc>
         <w:tc>
           <w:tcPr>
-            <w:cnfStyle w:val="000000000000" w:firstRow="0" w:lastRow="0" w:firstColumn="0" w:lastColumn="0" w:oddVBand="0" w:evenVBand="0" w:oddHBand="0" w:evenHBand="0" w:firstRowFirstColumn="0" w:firstRowLastColumn="0" w:lastRowFirstColumn="0" w:lastRowLastColumn="0"/>
             <w:tcW w:w="735" w:type="dxa"/>
-            <w:tcMar/>
           </w:tcPr>
           <w:p>
             <w:pPr>
@@ -2370,7 +2380,6 @@
           <w:tcPr>
             <w:cnfStyle w:val="001000000000" w:firstRow="0" w:lastRow="0" w:firstColumn="1" w:lastColumn="0" w:oddVBand="0" w:evenVBand="0" w:oddHBand="0" w:evenHBand="0" w:firstRowFirstColumn="0" w:firstRowLastColumn="0" w:lastRowFirstColumn="0" w:lastRowLastColumn="0"/>
             <w:tcW w:w="1123" w:type="dxa"/>
-            <w:tcMar/>
           </w:tcPr>
           <w:p>
             <w:pPr>
@@ -2389,43 +2398,31 @@
         </w:tc>
         <w:tc>
           <w:tcPr>
-            <w:cnfStyle w:val="000000000000" w:firstRow="0" w:lastRow="0" w:firstColumn="0" w:lastColumn="0" w:oddVBand="0" w:evenVBand="0" w:oddHBand="0" w:evenHBand="0" w:firstRowFirstColumn="0" w:firstRowLastColumn="0" w:lastRowFirstColumn="0" w:lastRowLastColumn="0"/>
             <w:tcW w:w="4827" w:type="dxa"/>
-            <w:tcMar/>
           </w:tcPr>
           <w:p>
             <w:pPr>
               <w:spacing w:after="160"/>
               <w:cnfStyle w:val="000000100000" w:firstRow="0" w:lastRow="0" w:firstColumn="0" w:lastColumn="0" w:oddVBand="0" w:evenVBand="0" w:oddHBand="1" w:evenHBand="0" w:firstRowFirstColumn="0" w:firstRowLastColumn="0" w:lastRowFirstColumn="0" w:lastRowLastColumn="0"/>
-              <w:rPr>
-                <w:lang w:val="en-GB"/>
-              </w:rPr>
-            </w:pPr>
-            <w:r>
-              <w:rPr>
-                <w:lang w:val="en-GB"/>
-              </w:rPr>
+            </w:pPr>
+            <w:proofErr w:type="spellStart"/>
+            <w:r>
               <w:t>Pesquisar</w:t>
             </w:r>
-            <w:r>
-              <w:rPr>
-                <w:lang w:val="en-GB"/>
-              </w:rPr>
+            <w:proofErr w:type="spellEnd"/>
+            <w:r>
               <w:t xml:space="preserve"> </w:t>
             </w:r>
-            <w:r>
-              <w:rPr>
-                <w:lang w:val="en-GB"/>
-              </w:rPr>
+            <w:proofErr w:type="spellStart"/>
+            <w:r>
               <w:t>jogos</w:t>
             </w:r>
-          </w:p>
-        </w:tc>
-        <w:tc>
-          <w:tcPr>
-            <w:cnfStyle w:val="000000000000" w:firstRow="0" w:lastRow="0" w:firstColumn="0" w:lastColumn="0" w:oddVBand="0" w:evenVBand="0" w:oddHBand="0" w:evenHBand="0" w:firstRowFirstColumn="0" w:firstRowLastColumn="0" w:lastRowFirstColumn="0" w:lastRowLastColumn="0"/>
+            <w:proofErr w:type="spellEnd"/>
+          </w:p>
+        </w:tc>
+        <w:tc>
+          <w:tcPr>
             <w:tcW w:w="765" w:type="dxa"/>
-            <w:tcMar/>
           </w:tcPr>
           <w:p>
             <w:pPr>
@@ -2439,9 +2436,7 @@
         </w:tc>
         <w:tc>
           <w:tcPr>
-            <w:cnfStyle w:val="000000000000" w:firstRow="0" w:lastRow="0" w:firstColumn="0" w:lastColumn="0" w:oddVBand="0" w:evenVBand="0" w:oddHBand="0" w:evenHBand="0" w:firstRowFirstColumn="0" w:firstRowLastColumn="0" w:lastRowFirstColumn="0" w:lastRowLastColumn="0"/>
             <w:tcW w:w="735" w:type="dxa"/>
-            <w:tcMar/>
           </w:tcPr>
           <w:p>
             <w:pPr>
@@ -2455,9 +2450,7 @@
         </w:tc>
         <w:tc>
           <w:tcPr>
-            <w:cnfStyle w:val="000000000000" w:firstRow="0" w:lastRow="0" w:firstColumn="0" w:lastColumn="0" w:oddVBand="0" w:evenVBand="0" w:oddHBand="0" w:evenHBand="0" w:firstRowFirstColumn="0" w:firstRowLastColumn="0" w:lastRowFirstColumn="0" w:lastRowLastColumn="0"/>
             <w:tcW w:w="1171" w:type="dxa"/>
-            <w:tcMar/>
           </w:tcPr>
           <w:p>
             <w:pPr>
@@ -2471,9 +2464,7 @@
         </w:tc>
         <w:tc>
           <w:tcPr>
-            <w:cnfStyle w:val="000000000000" w:firstRow="0" w:lastRow="0" w:firstColumn="0" w:lastColumn="0" w:oddVBand="0" w:evenVBand="0" w:oddHBand="0" w:evenHBand="0" w:firstRowFirstColumn="0" w:firstRowLastColumn="0" w:lastRowFirstColumn="0" w:lastRowLastColumn="0"/>
             <w:tcW w:w="735" w:type="dxa"/>
-            <w:tcMar/>
           </w:tcPr>
           <w:p>
             <w:pPr>
@@ -2491,7 +2482,6 @@
           <w:tcPr>
             <w:cnfStyle w:val="001000000000" w:firstRow="0" w:lastRow="0" w:firstColumn="1" w:lastColumn="0" w:oddVBand="0" w:evenVBand="0" w:oddHBand="0" w:evenHBand="0" w:firstRowFirstColumn="0" w:firstRowLastColumn="0" w:lastRowFirstColumn="0" w:lastRowLastColumn="0"/>
             <w:tcW w:w="1123" w:type="dxa"/>
-            <w:tcMar/>
           </w:tcPr>
           <w:p>
             <w:pPr>
@@ -2510,22 +2500,16 @@
         </w:tc>
         <w:tc>
           <w:tcPr>
-            <w:cnfStyle w:val="000000000000" w:firstRow="0" w:lastRow="0" w:firstColumn="0" w:lastColumn="0" w:oddVBand="0" w:evenVBand="0" w:oddHBand="0" w:evenHBand="0" w:firstRowFirstColumn="0" w:firstRowLastColumn="0" w:lastRowFirstColumn="0" w:lastRowLastColumn="0"/>
             <w:tcW w:w="4827" w:type="dxa"/>
-            <w:tcMar/>
-          </w:tcPr>
-          <w:p>
-            <w:pPr>
-              <w:pStyle w:val="Normal"/>
+          </w:tcPr>
+          <w:p>
+            <w:pPr>
               <w:spacing w:after="160"/>
               <w:cnfStyle w:val="000000000000" w:firstRow="0" w:lastRow="0" w:firstColumn="0" w:lastColumn="0" w:oddVBand="0" w:evenVBand="0" w:oddHBand="0" w:evenHBand="0" w:firstRowFirstColumn="0" w:firstRowLastColumn="0" w:lastRowFirstColumn="0" w:lastRowLastColumn="0"/>
             </w:pPr>
             <w:r>
               <w:rPr>
-                <w:rFonts w:ascii="Calibri" w:hAnsi="Calibri" w:eastAsia="Calibri" w:cs="Calibri"/>
-                <w:noProof w:val="0"/>
-                <w:sz w:val="22"/>
-                <w:szCs w:val="22"/>
+                <w:rFonts w:ascii="Calibri" w:eastAsia="Calibri" w:hAnsi="Calibri" w:cs="Calibri"/>
                 <w:lang w:val="pt-PT"/>
               </w:rPr>
               <w:t>Votar no Jogo do Ano</w:t>
@@ -2534,9 +2518,7 @@
         </w:tc>
         <w:tc>
           <w:tcPr>
-            <w:cnfStyle w:val="000000000000" w:firstRow="0" w:lastRow="0" w:firstColumn="0" w:lastColumn="0" w:oddVBand="0" w:evenVBand="0" w:oddHBand="0" w:evenHBand="0" w:firstRowFirstColumn="0" w:firstRowLastColumn="0" w:lastRowFirstColumn="0" w:lastRowLastColumn="0"/>
             <w:tcW w:w="765" w:type="dxa"/>
-            <w:tcMar/>
           </w:tcPr>
           <w:p>
             <w:pPr>
@@ -2550,9 +2532,7 @@
         </w:tc>
         <w:tc>
           <w:tcPr>
-            <w:cnfStyle w:val="000000000000" w:firstRow="0" w:lastRow="0" w:firstColumn="0" w:lastColumn="0" w:oddVBand="0" w:evenVBand="0" w:oddHBand="0" w:evenHBand="0" w:firstRowFirstColumn="0" w:firstRowLastColumn="0" w:lastRowFirstColumn="0" w:lastRowLastColumn="0"/>
             <w:tcW w:w="735" w:type="dxa"/>
-            <w:tcMar/>
           </w:tcPr>
           <w:p>
             <w:pPr>
@@ -2566,9 +2546,7 @@
         </w:tc>
         <w:tc>
           <w:tcPr>
-            <w:cnfStyle w:val="000000000000" w:firstRow="0" w:lastRow="0" w:firstColumn="0" w:lastColumn="0" w:oddVBand="0" w:evenVBand="0" w:oddHBand="0" w:evenHBand="0" w:firstRowFirstColumn="0" w:firstRowLastColumn="0" w:lastRowFirstColumn="0" w:lastRowLastColumn="0"/>
             <w:tcW w:w="1171" w:type="dxa"/>
-            <w:tcMar/>
           </w:tcPr>
           <w:p>
             <w:pPr>
@@ -2582,9 +2560,7 @@
         </w:tc>
         <w:tc>
           <w:tcPr>
-            <w:cnfStyle w:val="000000000000" w:firstRow="0" w:lastRow="0" w:firstColumn="0" w:lastColumn="0" w:oddVBand="0" w:evenVBand="0" w:oddHBand="0" w:evenHBand="0" w:firstRowFirstColumn="0" w:firstRowLastColumn="0" w:lastRowFirstColumn="0" w:lastRowLastColumn="0"/>
             <w:tcW w:w="735" w:type="dxa"/>
-            <w:tcMar/>
           </w:tcPr>
           <w:p>
             <w:pPr>
@@ -2605,7 +2581,6 @@
           <w:tcPr>
             <w:cnfStyle w:val="001000000000" w:firstRow="0" w:lastRow="0" w:firstColumn="1" w:lastColumn="0" w:oddVBand="0" w:evenVBand="0" w:oddHBand="0" w:evenHBand="0" w:firstRowFirstColumn="0" w:firstRowLastColumn="0" w:lastRowFirstColumn="0" w:lastRowLastColumn="0"/>
             <w:tcW w:w="1123" w:type="dxa"/>
-            <w:tcMar/>
           </w:tcPr>
           <w:p>
             <w:pPr>
@@ -2624,22 +2599,16 @@
         </w:tc>
         <w:tc>
           <w:tcPr>
-            <w:cnfStyle w:val="000000000000" w:firstRow="0" w:lastRow="0" w:firstColumn="0" w:lastColumn="0" w:oddVBand="0" w:evenVBand="0" w:oddHBand="0" w:evenHBand="0" w:firstRowFirstColumn="0" w:firstRowLastColumn="0" w:lastRowFirstColumn="0" w:lastRowLastColumn="0"/>
             <w:tcW w:w="4827" w:type="dxa"/>
-            <w:tcMar/>
-          </w:tcPr>
-          <w:p>
-            <w:pPr>
-              <w:pStyle w:val="Normal"/>
+          </w:tcPr>
+          <w:p>
+            <w:pPr>
               <w:spacing w:after="160"/>
               <w:cnfStyle w:val="000000100000" w:firstRow="0" w:lastRow="0" w:firstColumn="0" w:lastColumn="0" w:oddVBand="0" w:evenVBand="0" w:oddHBand="1" w:evenHBand="0" w:firstRowFirstColumn="0" w:firstRowLastColumn="0" w:lastRowFirstColumn="0" w:lastRowLastColumn="0"/>
             </w:pPr>
             <w:r>
               <w:rPr>
-                <w:rFonts w:ascii="Calibri" w:hAnsi="Calibri" w:eastAsia="Calibri" w:cs="Calibri"/>
-                <w:noProof w:val="0"/>
-                <w:sz w:val="22"/>
-                <w:szCs w:val="22"/>
+                <w:rFonts w:ascii="Calibri" w:eastAsia="Calibri" w:hAnsi="Calibri" w:cs="Calibri"/>
                 <w:lang w:val="pt-PT"/>
               </w:rPr>
               <w:t>Adicionar Jogos aos Favoritos</w:t>
@@ -2648,9 +2617,7 @@
         </w:tc>
         <w:tc>
           <w:tcPr>
-            <w:cnfStyle w:val="000000000000" w:firstRow="0" w:lastRow="0" w:firstColumn="0" w:lastColumn="0" w:oddVBand="0" w:evenVBand="0" w:oddHBand="0" w:evenHBand="0" w:firstRowFirstColumn="0" w:firstRowLastColumn="0" w:lastRowFirstColumn="0" w:lastRowLastColumn="0"/>
             <w:tcW w:w="765" w:type="dxa"/>
-            <w:tcMar/>
           </w:tcPr>
           <w:p>
             <w:pPr>
@@ -2664,9 +2631,7 @@
         </w:tc>
         <w:tc>
           <w:tcPr>
-            <w:cnfStyle w:val="000000000000" w:firstRow="0" w:lastRow="0" w:firstColumn="0" w:lastColumn="0" w:oddVBand="0" w:evenVBand="0" w:oddHBand="0" w:evenHBand="0" w:firstRowFirstColumn="0" w:firstRowLastColumn="0" w:lastRowFirstColumn="0" w:lastRowLastColumn="0"/>
             <w:tcW w:w="735" w:type="dxa"/>
-            <w:tcMar/>
           </w:tcPr>
           <w:p>
             <w:pPr>
@@ -2680,9 +2645,7 @@
         </w:tc>
         <w:tc>
           <w:tcPr>
-            <w:cnfStyle w:val="000000000000" w:firstRow="0" w:lastRow="0" w:firstColumn="0" w:lastColumn="0" w:oddVBand="0" w:evenVBand="0" w:oddHBand="0" w:evenHBand="0" w:firstRowFirstColumn="0" w:firstRowLastColumn="0" w:lastRowFirstColumn="0" w:lastRowLastColumn="0"/>
             <w:tcW w:w="1171" w:type="dxa"/>
-            <w:tcMar/>
           </w:tcPr>
           <w:p>
             <w:pPr>
@@ -2696,9 +2659,7 @@
         </w:tc>
         <w:tc>
           <w:tcPr>
-            <w:cnfStyle w:val="000000000000" w:firstRow="0" w:lastRow="0" w:firstColumn="0" w:lastColumn="0" w:oddVBand="0" w:evenVBand="0" w:oddHBand="0" w:evenHBand="0" w:firstRowFirstColumn="0" w:firstRowLastColumn="0" w:lastRowFirstColumn="0" w:lastRowLastColumn="0"/>
             <w:tcW w:w="735" w:type="dxa"/>
-            <w:tcMar/>
           </w:tcPr>
           <w:p>
             <w:pPr>
@@ -2716,7 +2677,6 @@
           <w:tcPr>
             <w:cnfStyle w:val="001000000000" w:firstRow="0" w:lastRow="0" w:firstColumn="1" w:lastColumn="0" w:oddVBand="0" w:evenVBand="0" w:oddHBand="0" w:evenHBand="0" w:firstRowFirstColumn="0" w:firstRowLastColumn="0" w:lastRowFirstColumn="0" w:lastRowLastColumn="0"/>
             <w:tcW w:w="1123" w:type="dxa"/>
-            <w:tcMar/>
           </w:tcPr>
           <w:p>
             <w:pPr>
@@ -2741,22 +2701,16 @@
         </w:tc>
         <w:tc>
           <w:tcPr>
-            <w:cnfStyle w:val="000000000000" w:firstRow="0" w:lastRow="0" w:firstColumn="0" w:lastColumn="0" w:oddVBand="0" w:evenVBand="0" w:oddHBand="0" w:evenHBand="0" w:firstRowFirstColumn="0" w:firstRowLastColumn="0" w:lastRowFirstColumn="0" w:lastRowLastColumn="0"/>
             <w:tcW w:w="4827" w:type="dxa"/>
-            <w:tcMar/>
-          </w:tcPr>
-          <w:p>
-            <w:pPr>
-              <w:pStyle w:val="Normal"/>
+          </w:tcPr>
+          <w:p>
+            <w:pPr>
               <w:spacing w:after="160"/>
               <w:cnfStyle w:val="000000000000" w:firstRow="0" w:lastRow="0" w:firstColumn="0" w:lastColumn="0" w:oddVBand="0" w:evenVBand="0" w:oddHBand="0" w:evenHBand="0" w:firstRowFirstColumn="0" w:firstRowLastColumn="0" w:lastRowFirstColumn="0" w:lastRowLastColumn="0"/>
             </w:pPr>
             <w:r>
               <w:rPr>
-                <w:rFonts w:ascii="Calibri" w:hAnsi="Calibri" w:eastAsia="Calibri" w:cs="Calibri"/>
-                <w:noProof w:val="0"/>
-                <w:sz w:val="22"/>
-                <w:szCs w:val="22"/>
+                <w:rFonts w:ascii="Calibri" w:eastAsia="Calibri" w:hAnsi="Calibri" w:cs="Calibri"/>
                 <w:lang w:val="pt-PT"/>
               </w:rPr>
               <w:t>Registar Conta / Login</w:t>
@@ -2765,9 +2719,7 @@
         </w:tc>
         <w:tc>
           <w:tcPr>
-            <w:cnfStyle w:val="000000000000" w:firstRow="0" w:lastRow="0" w:firstColumn="0" w:lastColumn="0" w:oddVBand="0" w:evenVBand="0" w:oddHBand="0" w:evenHBand="0" w:firstRowFirstColumn="0" w:firstRowLastColumn="0" w:lastRowFirstColumn="0" w:lastRowLastColumn="0"/>
             <w:tcW w:w="765" w:type="dxa"/>
-            <w:tcMar/>
           </w:tcPr>
           <w:p>
             <w:pPr>
@@ -2781,9 +2733,7 @@
         </w:tc>
         <w:tc>
           <w:tcPr>
-            <w:cnfStyle w:val="000000000000" w:firstRow="0" w:lastRow="0" w:firstColumn="0" w:lastColumn="0" w:oddVBand="0" w:evenVBand="0" w:oddHBand="0" w:evenHBand="0" w:firstRowFirstColumn="0" w:firstRowLastColumn="0" w:lastRowFirstColumn="0" w:lastRowLastColumn="0"/>
             <w:tcW w:w="735" w:type="dxa"/>
-            <w:tcMar/>
           </w:tcPr>
           <w:p>
             <w:pPr>
@@ -2797,9 +2747,7 @@
         </w:tc>
         <w:tc>
           <w:tcPr>
-            <w:cnfStyle w:val="000000000000" w:firstRow="0" w:lastRow="0" w:firstColumn="0" w:lastColumn="0" w:oddVBand="0" w:evenVBand="0" w:oddHBand="0" w:evenHBand="0" w:firstRowFirstColumn="0" w:firstRowLastColumn="0" w:lastRowFirstColumn="0" w:lastRowLastColumn="0"/>
             <w:tcW w:w="1171" w:type="dxa"/>
-            <w:tcMar/>
           </w:tcPr>
           <w:p>
             <w:pPr>
@@ -2813,9 +2761,7 @@
         </w:tc>
         <w:tc>
           <w:tcPr>
-            <w:cnfStyle w:val="000000000000" w:firstRow="0" w:lastRow="0" w:firstColumn="0" w:lastColumn="0" w:oddVBand="0" w:evenVBand="0" w:oddHBand="0" w:evenHBand="0" w:firstRowFirstColumn="0" w:firstRowLastColumn="0" w:lastRowFirstColumn="0" w:lastRowLastColumn="0"/>
             <w:tcW w:w="735" w:type="dxa"/>
-            <w:tcMar/>
           </w:tcPr>
           <w:p>
             <w:pPr>
@@ -2836,7 +2782,6 @@
           <w:tcPr>
             <w:cnfStyle w:val="001000000000" w:firstRow="0" w:lastRow="0" w:firstColumn="1" w:lastColumn="0" w:oddVBand="0" w:evenVBand="0" w:oddHBand="0" w:evenHBand="0" w:firstRowFirstColumn="0" w:firstRowLastColumn="0" w:lastRowFirstColumn="0" w:lastRowLastColumn="0"/>
             <w:tcW w:w="1123" w:type="dxa"/>
-            <w:tcMar/>
           </w:tcPr>
           <w:p>
             <w:pPr>
@@ -2855,22 +2800,16 @@
         </w:tc>
         <w:tc>
           <w:tcPr>
-            <w:cnfStyle w:val="000000000000" w:firstRow="0" w:lastRow="0" w:firstColumn="0" w:lastColumn="0" w:oddVBand="0" w:evenVBand="0" w:oddHBand="0" w:evenHBand="0" w:firstRowFirstColumn="0" w:firstRowLastColumn="0" w:lastRowFirstColumn="0" w:lastRowLastColumn="0"/>
             <w:tcW w:w="4827" w:type="dxa"/>
-            <w:tcMar/>
-          </w:tcPr>
-          <w:p>
-            <w:pPr>
-              <w:pStyle w:val="Normal"/>
+          </w:tcPr>
+          <w:p>
+            <w:pPr>
               <w:spacing w:after="160"/>
               <w:cnfStyle w:val="000000100000" w:firstRow="0" w:lastRow="0" w:firstColumn="0" w:lastColumn="0" w:oddVBand="0" w:evenVBand="0" w:oddHBand="1" w:evenHBand="0" w:firstRowFirstColumn="0" w:firstRowLastColumn="0" w:lastRowFirstColumn="0" w:lastRowLastColumn="0"/>
             </w:pPr>
             <w:r>
               <w:rPr>
-                <w:rFonts w:ascii="Calibri" w:hAnsi="Calibri" w:eastAsia="Calibri" w:cs="Calibri"/>
-                <w:noProof w:val="0"/>
-                <w:sz w:val="22"/>
-                <w:szCs w:val="22"/>
+                <w:rFonts w:ascii="Calibri" w:eastAsia="Calibri" w:hAnsi="Calibri" w:cs="Calibri"/>
                 <w:lang w:val="pt-PT"/>
               </w:rPr>
               <w:t>Visualizar Página de Gostos dos Clientes</w:t>
@@ -2879,9 +2818,7 @@
         </w:tc>
         <w:tc>
           <w:tcPr>
-            <w:cnfStyle w:val="000000000000" w:firstRow="0" w:lastRow="0" w:firstColumn="0" w:lastColumn="0" w:oddVBand="0" w:evenVBand="0" w:oddHBand="0" w:evenHBand="0" w:firstRowFirstColumn="0" w:firstRowLastColumn="0" w:lastRowFirstColumn="0" w:lastRowLastColumn="0"/>
             <w:tcW w:w="765" w:type="dxa"/>
-            <w:tcMar/>
           </w:tcPr>
           <w:p>
             <w:pPr>
@@ -2895,9 +2832,7 @@
         </w:tc>
         <w:tc>
           <w:tcPr>
-            <w:cnfStyle w:val="000000000000" w:firstRow="0" w:lastRow="0" w:firstColumn="0" w:lastColumn="0" w:oddVBand="0" w:evenVBand="0" w:oddHBand="0" w:evenHBand="0" w:firstRowFirstColumn="0" w:firstRowLastColumn="0" w:lastRowFirstColumn="0" w:lastRowLastColumn="0"/>
             <w:tcW w:w="735" w:type="dxa"/>
-            <w:tcMar/>
           </w:tcPr>
           <w:p>
             <w:pPr>
@@ -2911,9 +2846,7 @@
         </w:tc>
         <w:tc>
           <w:tcPr>
-            <w:cnfStyle w:val="000000000000" w:firstRow="0" w:lastRow="0" w:firstColumn="0" w:lastColumn="0" w:oddVBand="0" w:evenVBand="0" w:oddHBand="0" w:evenHBand="0" w:firstRowFirstColumn="0" w:firstRowLastColumn="0" w:lastRowFirstColumn="0" w:lastRowLastColumn="0"/>
             <w:tcW w:w="1171" w:type="dxa"/>
-            <w:tcMar/>
           </w:tcPr>
           <w:p>
             <w:pPr>
@@ -2927,9 +2860,7 @@
         </w:tc>
         <w:tc>
           <w:tcPr>
-            <w:cnfStyle w:val="000000000000" w:firstRow="0" w:lastRow="0" w:firstColumn="0" w:lastColumn="0" w:oddVBand="0" w:evenVBand="0" w:oddHBand="0" w:evenHBand="0" w:firstRowFirstColumn="0" w:firstRowLastColumn="0" w:lastRowFirstColumn="0" w:lastRowLastColumn="0"/>
             <w:tcW w:w="735" w:type="dxa"/>
-            <w:tcMar/>
           </w:tcPr>
           <w:p>
             <w:pPr>
@@ -2947,7 +2878,6 @@
           <w:tcPr>
             <w:cnfStyle w:val="001000000000" w:firstRow="0" w:lastRow="0" w:firstColumn="1" w:lastColumn="0" w:oddVBand="0" w:evenVBand="0" w:oddHBand="0" w:evenHBand="0" w:firstRowFirstColumn="0" w:firstRowLastColumn="0" w:lastRowFirstColumn="0" w:lastRowLastColumn="0"/>
             <w:tcW w:w="1123" w:type="dxa"/>
-            <w:tcMar/>
           </w:tcPr>
           <w:p>
             <w:pPr>
@@ -2966,22 +2896,16 @@
         </w:tc>
         <w:tc>
           <w:tcPr>
-            <w:cnfStyle w:val="000000000000" w:firstRow="0" w:lastRow="0" w:firstColumn="0" w:lastColumn="0" w:oddVBand="0" w:evenVBand="0" w:oddHBand="0" w:evenHBand="0" w:firstRowFirstColumn="0" w:firstRowLastColumn="0" w:lastRowFirstColumn="0" w:lastRowLastColumn="0"/>
             <w:tcW w:w="4827" w:type="dxa"/>
-            <w:tcMar/>
-          </w:tcPr>
-          <w:p>
-            <w:pPr>
-              <w:pStyle w:val="Normal"/>
+          </w:tcPr>
+          <w:p>
+            <w:pPr>
               <w:spacing w:after="160"/>
               <w:cnfStyle w:val="000000000000" w:firstRow="0" w:lastRow="0" w:firstColumn="0" w:lastColumn="0" w:oddVBand="0" w:evenVBand="0" w:oddHBand="0" w:evenHBand="0" w:firstRowFirstColumn="0" w:firstRowLastColumn="0" w:lastRowFirstColumn="0" w:lastRowLastColumn="0"/>
             </w:pPr>
             <w:r>
               <w:rPr>
-                <w:rFonts w:ascii="Calibri" w:hAnsi="Calibri" w:eastAsia="Calibri" w:cs="Calibri"/>
-                <w:noProof w:val="0"/>
-                <w:sz w:val="22"/>
-                <w:szCs w:val="22"/>
+                <w:rFonts w:ascii="Calibri" w:eastAsia="Calibri" w:hAnsi="Calibri" w:cs="Calibri"/>
                 <w:lang w:val="pt-PT"/>
               </w:rPr>
               <w:t>Gerar Relatórios de Votação</w:t>
@@ -2990,9 +2914,7 @@
         </w:tc>
         <w:tc>
           <w:tcPr>
-            <w:cnfStyle w:val="000000000000" w:firstRow="0" w:lastRow="0" w:firstColumn="0" w:lastColumn="0" w:oddVBand="0" w:evenVBand="0" w:oddHBand="0" w:evenHBand="0" w:firstRowFirstColumn="0" w:firstRowLastColumn="0" w:lastRowFirstColumn="0" w:lastRowLastColumn="0"/>
             <w:tcW w:w="765" w:type="dxa"/>
-            <w:tcMar/>
           </w:tcPr>
           <w:p>
             <w:pPr>
@@ -3006,9 +2928,7 @@
         </w:tc>
         <w:tc>
           <w:tcPr>
-            <w:cnfStyle w:val="000000000000" w:firstRow="0" w:lastRow="0" w:firstColumn="0" w:lastColumn="0" w:oddVBand="0" w:evenVBand="0" w:oddHBand="0" w:evenHBand="0" w:firstRowFirstColumn="0" w:firstRowLastColumn="0" w:lastRowFirstColumn="0" w:lastRowLastColumn="0"/>
             <w:tcW w:w="735" w:type="dxa"/>
-            <w:tcMar/>
           </w:tcPr>
           <w:p>
             <w:pPr>
@@ -3022,9 +2942,7 @@
         </w:tc>
         <w:tc>
           <w:tcPr>
-            <w:cnfStyle w:val="000000000000" w:firstRow="0" w:lastRow="0" w:firstColumn="0" w:lastColumn="0" w:oddVBand="0" w:evenVBand="0" w:oddHBand="0" w:evenHBand="0" w:firstRowFirstColumn="0" w:firstRowLastColumn="0" w:lastRowFirstColumn="0" w:lastRowLastColumn="0"/>
             <w:tcW w:w="1171" w:type="dxa"/>
-            <w:tcMar/>
           </w:tcPr>
           <w:p>
             <w:pPr>
@@ -3038,9 +2956,7 @@
         </w:tc>
         <w:tc>
           <w:tcPr>
-            <w:cnfStyle w:val="000000000000" w:firstRow="0" w:lastRow="0" w:firstColumn="0" w:lastColumn="0" w:oddVBand="0" w:evenVBand="0" w:oddHBand="0" w:evenHBand="0" w:firstRowFirstColumn="0" w:firstRowLastColumn="0" w:lastRowFirstColumn="0" w:lastRowLastColumn="0"/>
             <w:tcW w:w="735" w:type="dxa"/>
-            <w:tcMar/>
           </w:tcPr>
           <w:p>
             <w:pPr>
@@ -3061,7 +2977,6 @@
           <w:tcPr>
             <w:cnfStyle w:val="001000000000" w:firstRow="0" w:lastRow="0" w:firstColumn="1" w:lastColumn="0" w:oddVBand="0" w:evenVBand="0" w:oddHBand="0" w:evenHBand="0" w:firstRowFirstColumn="0" w:firstRowLastColumn="0" w:lastRowFirstColumn="0" w:lastRowLastColumn="0"/>
             <w:tcW w:w="1123" w:type="dxa"/>
-            <w:tcMar/>
           </w:tcPr>
           <w:p>
             <w:pPr>
@@ -3080,43 +2995,25 @@
         </w:tc>
         <w:tc>
           <w:tcPr>
-            <w:cnfStyle w:val="000000000000" w:firstRow="0" w:lastRow="0" w:firstColumn="0" w:lastColumn="0" w:oddVBand="0" w:evenVBand="0" w:oddHBand="0" w:evenHBand="0" w:firstRowFirstColumn="0" w:firstRowLastColumn="0" w:lastRowFirstColumn="0" w:lastRowLastColumn="0"/>
             <w:tcW w:w="4827" w:type="dxa"/>
-            <w:tcMar/>
-          </w:tcPr>
-          <w:p>
-            <w:pPr>
-              <w:pStyle w:val="Normal"/>
+          </w:tcPr>
+          <w:p>
+            <w:pPr>
               <w:spacing w:after="160"/>
               <w:cnfStyle w:val="000000100000" w:firstRow="0" w:lastRow="0" w:firstColumn="0" w:lastColumn="0" w:oddVBand="0" w:evenVBand="0" w:oddHBand="1" w:evenHBand="0" w:firstRowFirstColumn="0" w:firstRowLastColumn="0" w:lastRowFirstColumn="0" w:lastRowLastColumn="0"/>
             </w:pPr>
             <w:r>
               <w:rPr>
-                <w:rFonts w:ascii="Calibri" w:hAnsi="Calibri" w:eastAsia="Calibri" w:cs="Calibri"/>
-                <w:noProof w:val="0"/>
-                <w:sz w:val="22"/>
-                <w:szCs w:val="22"/>
-                <w:lang w:val="pt-PT"/>
-              </w:rPr>
-              <w:t>Validar</w:t>
-            </w:r>
-            <w:r>
-              <w:rPr>
-                <w:rFonts w:ascii="Calibri" w:hAnsi="Calibri" w:eastAsia="Calibri" w:cs="Calibri"/>
-                <w:noProof w:val="0"/>
-                <w:sz w:val="22"/>
-                <w:szCs w:val="22"/>
-                <w:lang w:val="pt-PT"/>
-              </w:rPr>
-              <w:t xml:space="preserve"> NIF de Clientes</w:t>
-            </w:r>
-          </w:p>
-        </w:tc>
-        <w:tc>
-          <w:tcPr>
-            <w:cnfStyle w:val="000000000000" w:firstRow="0" w:lastRow="0" w:firstColumn="0" w:lastColumn="0" w:oddVBand="0" w:evenVBand="0" w:oddHBand="0" w:evenHBand="0" w:firstRowFirstColumn="0" w:firstRowLastColumn="0" w:lastRowFirstColumn="0" w:lastRowLastColumn="0"/>
+                <w:rFonts w:ascii="Calibri" w:eastAsia="Calibri" w:hAnsi="Calibri" w:cs="Calibri"/>
+                <w:lang w:val="pt-PT"/>
+              </w:rPr>
+              <w:t>Validar NIF de Clientes</w:t>
+            </w:r>
+          </w:p>
+        </w:tc>
+        <w:tc>
+          <w:tcPr>
             <w:tcW w:w="765" w:type="dxa"/>
-            <w:tcMar/>
           </w:tcPr>
           <w:p>
             <w:pPr>
@@ -3130,9 +3027,7 @@
         </w:tc>
         <w:tc>
           <w:tcPr>
-            <w:cnfStyle w:val="000000000000" w:firstRow="0" w:lastRow="0" w:firstColumn="0" w:lastColumn="0" w:oddVBand="0" w:evenVBand="0" w:oddHBand="0" w:evenHBand="0" w:firstRowFirstColumn="0" w:firstRowLastColumn="0" w:lastRowFirstColumn="0" w:lastRowLastColumn="0"/>
             <w:tcW w:w="735" w:type="dxa"/>
-            <w:tcMar/>
           </w:tcPr>
           <w:p>
             <w:pPr>
@@ -3146,9 +3041,7 @@
         </w:tc>
         <w:tc>
           <w:tcPr>
-            <w:cnfStyle w:val="000000000000" w:firstRow="0" w:lastRow="0" w:firstColumn="0" w:lastColumn="0" w:oddVBand="0" w:evenVBand="0" w:oddHBand="0" w:evenHBand="0" w:firstRowFirstColumn="0" w:firstRowLastColumn="0" w:lastRowFirstColumn="0" w:lastRowLastColumn="0"/>
             <w:tcW w:w="1171" w:type="dxa"/>
-            <w:tcMar/>
           </w:tcPr>
           <w:p>
             <w:pPr>
@@ -3162,9 +3055,7 @@
         </w:tc>
         <w:tc>
           <w:tcPr>
-            <w:cnfStyle w:val="000000000000" w:firstRow="0" w:lastRow="0" w:firstColumn="0" w:lastColumn="0" w:oddVBand="0" w:evenVBand="0" w:oddHBand="0" w:evenHBand="0" w:firstRowFirstColumn="0" w:firstRowLastColumn="0" w:lastRowFirstColumn="0" w:lastRowLastColumn="0"/>
             <w:tcW w:w="735" w:type="dxa"/>
-            <w:tcMar/>
           </w:tcPr>
           <w:p>
             <w:pPr>
@@ -3182,7 +3073,6 @@
           <w:tcPr>
             <w:cnfStyle w:val="001000000000" w:firstRow="0" w:lastRow="0" w:firstColumn="1" w:lastColumn="0" w:oddVBand="0" w:evenVBand="0" w:oddHBand="0" w:evenHBand="0" w:firstRowFirstColumn="0" w:firstRowLastColumn="0" w:lastRowFirstColumn="0" w:lastRowLastColumn="0"/>
             <w:tcW w:w="1123" w:type="dxa"/>
-            <w:tcMar/>
           </w:tcPr>
           <w:p>
             <w:pPr>
@@ -3201,9 +3091,7 @@
         </w:tc>
         <w:tc>
           <w:tcPr>
-            <w:cnfStyle w:val="000000000000" w:firstRow="0" w:lastRow="0" w:firstColumn="0" w:lastColumn="0" w:oddVBand="0" w:evenVBand="0" w:oddHBand="0" w:evenHBand="0" w:firstRowFirstColumn="0" w:firstRowLastColumn="0" w:lastRowFirstColumn="0" w:lastRowLastColumn="0"/>
             <w:tcW w:w="4827" w:type="dxa"/>
-            <w:tcMar/>
           </w:tcPr>
           <w:p>
             <w:pPr>
@@ -3217,9 +3105,7 @@
         </w:tc>
         <w:tc>
           <w:tcPr>
-            <w:cnfStyle w:val="000000000000" w:firstRow="0" w:lastRow="0" w:firstColumn="0" w:lastColumn="0" w:oddVBand="0" w:evenVBand="0" w:oddHBand="0" w:evenHBand="0" w:firstRowFirstColumn="0" w:firstRowLastColumn="0" w:lastRowFirstColumn="0" w:lastRowLastColumn="0"/>
             <w:tcW w:w="765" w:type="dxa"/>
-            <w:tcMar/>
           </w:tcPr>
           <w:p>
             <w:pPr>
@@ -3233,9 +3119,7 @@
         </w:tc>
         <w:tc>
           <w:tcPr>
-            <w:cnfStyle w:val="000000000000" w:firstRow="0" w:lastRow="0" w:firstColumn="0" w:lastColumn="0" w:oddVBand="0" w:evenVBand="0" w:oddHBand="0" w:evenHBand="0" w:firstRowFirstColumn="0" w:firstRowLastColumn="0" w:lastRowFirstColumn="0" w:lastRowLastColumn="0"/>
             <w:tcW w:w="735" w:type="dxa"/>
-            <w:tcMar/>
           </w:tcPr>
           <w:p>
             <w:pPr>
@@ -3249,9 +3133,7 @@
         </w:tc>
         <w:tc>
           <w:tcPr>
-            <w:cnfStyle w:val="000000000000" w:firstRow="0" w:lastRow="0" w:firstColumn="0" w:lastColumn="0" w:oddVBand="0" w:evenVBand="0" w:oddHBand="0" w:evenHBand="0" w:firstRowFirstColumn="0" w:firstRowLastColumn="0" w:lastRowFirstColumn="0" w:lastRowLastColumn="0"/>
             <w:tcW w:w="1171" w:type="dxa"/>
-            <w:tcMar/>
           </w:tcPr>
           <w:p>
             <w:pPr>
@@ -3265,9 +3147,7 @@
         </w:tc>
         <w:tc>
           <w:tcPr>
-            <w:cnfStyle w:val="000000000000" w:firstRow="0" w:lastRow="0" w:firstColumn="0" w:lastColumn="0" w:oddVBand="0" w:evenVBand="0" w:oddHBand="0" w:evenHBand="0" w:firstRowFirstColumn="0" w:firstRowLastColumn="0" w:lastRowFirstColumn="0" w:lastRowLastColumn="0"/>
             <w:tcW w:w="735" w:type="dxa"/>
-            <w:tcMar/>
           </w:tcPr>
           <w:p>
             <w:pPr>
@@ -3288,7 +3168,6 @@
           <w:tcPr>
             <w:cnfStyle w:val="001000000000" w:firstRow="0" w:lastRow="0" w:firstColumn="1" w:lastColumn="0" w:oddVBand="0" w:evenVBand="0" w:oddHBand="0" w:evenHBand="0" w:firstRowFirstColumn="0" w:firstRowLastColumn="0" w:lastRowFirstColumn="0" w:lastRowLastColumn="0"/>
             <w:tcW w:w="1123" w:type="dxa"/>
-            <w:tcMar/>
           </w:tcPr>
           <w:p>
             <w:pPr>
@@ -3307,22 +3186,16 @@
         </w:tc>
         <w:tc>
           <w:tcPr>
-            <w:cnfStyle w:val="000000000000" w:firstRow="0" w:lastRow="0" w:firstColumn="0" w:lastColumn="0" w:oddVBand="0" w:evenVBand="0" w:oddHBand="0" w:evenHBand="0" w:firstRowFirstColumn="0" w:firstRowLastColumn="0" w:lastRowFirstColumn="0" w:lastRowLastColumn="0"/>
             <w:tcW w:w="4827" w:type="dxa"/>
-            <w:tcMar/>
-          </w:tcPr>
-          <w:p>
-            <w:pPr>
-              <w:pStyle w:val="Normal"/>
+          </w:tcPr>
+          <w:p>
+            <w:pPr>
               <w:spacing w:after="160"/>
               <w:cnfStyle w:val="000000100000" w:firstRow="0" w:lastRow="0" w:firstColumn="0" w:lastColumn="0" w:oddVBand="0" w:evenVBand="0" w:oddHBand="1" w:evenHBand="0" w:firstRowFirstColumn="0" w:firstRowLastColumn="0" w:lastRowFirstColumn="0" w:lastRowLastColumn="0"/>
             </w:pPr>
             <w:r>
               <w:rPr>
-                <w:rFonts w:ascii="Calibri" w:hAnsi="Calibri" w:eastAsia="Calibri" w:cs="Calibri"/>
-                <w:noProof w:val="0"/>
-                <w:sz w:val="22"/>
-                <w:szCs w:val="22"/>
+                <w:rFonts w:ascii="Calibri" w:eastAsia="Calibri" w:hAnsi="Calibri" w:cs="Calibri"/>
                 <w:lang w:val="pt-PT"/>
               </w:rPr>
               <w:t>Gerir Contas de Funcionários</w:t>
@@ -3331,9 +3204,7 @@
         </w:tc>
         <w:tc>
           <w:tcPr>
-            <w:cnfStyle w:val="000000000000" w:firstRow="0" w:lastRow="0" w:firstColumn="0" w:lastColumn="0" w:oddVBand="0" w:evenVBand="0" w:oddHBand="0" w:evenHBand="0" w:firstRowFirstColumn="0" w:firstRowLastColumn="0" w:lastRowFirstColumn="0" w:lastRowLastColumn="0"/>
             <w:tcW w:w="765" w:type="dxa"/>
-            <w:tcMar/>
           </w:tcPr>
           <w:p>
             <w:pPr>
@@ -3347,9 +3218,7 @@
         </w:tc>
         <w:tc>
           <w:tcPr>
-            <w:cnfStyle w:val="000000000000" w:firstRow="0" w:lastRow="0" w:firstColumn="0" w:lastColumn="0" w:oddVBand="0" w:evenVBand="0" w:oddHBand="0" w:evenHBand="0" w:firstRowFirstColumn="0" w:firstRowLastColumn="0" w:lastRowFirstColumn="0" w:lastRowLastColumn="0"/>
             <w:tcW w:w="735" w:type="dxa"/>
-            <w:tcMar/>
           </w:tcPr>
           <w:p>
             <w:pPr>
@@ -3363,9 +3232,7 @@
         </w:tc>
         <w:tc>
           <w:tcPr>
-            <w:cnfStyle w:val="000000000000" w:firstRow="0" w:lastRow="0" w:firstColumn="0" w:lastColumn="0" w:oddVBand="0" w:evenVBand="0" w:oddHBand="0" w:evenHBand="0" w:firstRowFirstColumn="0" w:firstRowLastColumn="0" w:lastRowFirstColumn="0" w:lastRowLastColumn="0"/>
             <w:tcW w:w="1171" w:type="dxa"/>
-            <w:tcMar/>
           </w:tcPr>
           <w:p>
             <w:pPr>
@@ -3379,9 +3246,7 @@
         </w:tc>
         <w:tc>
           <w:tcPr>
-            <w:cnfStyle w:val="000000000000" w:firstRow="0" w:lastRow="0" w:firstColumn="0" w:lastColumn="0" w:oddVBand="0" w:evenVBand="0" w:oddHBand="0" w:evenHBand="0" w:firstRowFirstColumn="0" w:firstRowLastColumn="0" w:lastRowFirstColumn="0" w:lastRowLastColumn="0"/>
             <w:tcW w:w="735" w:type="dxa"/>
-            <w:tcMar/>
           </w:tcPr>
           <w:p>
             <w:pPr>
@@ -3399,7 +3264,6 @@
           <w:tcPr>
             <w:cnfStyle w:val="001000000000" w:firstRow="0" w:lastRow="0" w:firstColumn="1" w:lastColumn="0" w:oddVBand="0" w:evenVBand="0" w:oddHBand="0" w:evenHBand="0" w:firstRowFirstColumn="0" w:firstRowLastColumn="0" w:lastRowFirstColumn="0" w:lastRowLastColumn="0"/>
             <w:tcW w:w="1123" w:type="dxa"/>
-            <w:tcMar/>
           </w:tcPr>
           <w:p>
             <w:pPr>
@@ -3418,22 +3282,16 @@
         </w:tc>
         <w:tc>
           <w:tcPr>
-            <w:cnfStyle w:val="000000000000" w:firstRow="0" w:lastRow="0" w:firstColumn="0" w:lastColumn="0" w:oddVBand="0" w:evenVBand="0" w:oddHBand="0" w:evenHBand="0" w:firstRowFirstColumn="0" w:firstRowLastColumn="0" w:lastRowFirstColumn="0" w:lastRowLastColumn="0"/>
             <w:tcW w:w="4827" w:type="dxa"/>
-            <w:tcMar/>
-          </w:tcPr>
-          <w:p>
-            <w:pPr>
-              <w:pStyle w:val="Normal"/>
+          </w:tcPr>
+          <w:p>
+            <w:pPr>
               <w:spacing w:after="160"/>
               <w:cnfStyle w:val="000000000000" w:firstRow="0" w:lastRow="0" w:firstColumn="0" w:lastColumn="0" w:oddVBand="0" w:evenVBand="0" w:oddHBand="0" w:evenHBand="0" w:firstRowFirstColumn="0" w:firstRowLastColumn="0" w:lastRowFirstColumn="0" w:lastRowLastColumn="0"/>
             </w:pPr>
             <w:r>
               <w:rPr>
-                <w:rFonts w:ascii="Calibri" w:hAnsi="Calibri" w:eastAsia="Calibri" w:cs="Calibri"/>
-                <w:noProof w:val="0"/>
-                <w:sz w:val="22"/>
-                <w:szCs w:val="22"/>
+                <w:rFonts w:ascii="Calibri" w:eastAsia="Calibri" w:hAnsi="Calibri" w:cs="Calibri"/>
                 <w:lang w:val="pt-PT"/>
               </w:rPr>
               <w:t>Configurar Períodos de Votação</w:t>
@@ -3442,9 +3300,7 @@
         </w:tc>
         <w:tc>
           <w:tcPr>
-            <w:cnfStyle w:val="000000000000" w:firstRow="0" w:lastRow="0" w:firstColumn="0" w:lastColumn="0" w:oddVBand="0" w:evenVBand="0" w:oddHBand="0" w:evenHBand="0" w:firstRowFirstColumn="0" w:firstRowLastColumn="0" w:lastRowFirstColumn="0" w:lastRowLastColumn="0"/>
             <w:tcW w:w="765" w:type="dxa"/>
-            <w:tcMar/>
           </w:tcPr>
           <w:p>
             <w:pPr>
@@ -3458,9 +3314,7 @@
         </w:tc>
         <w:tc>
           <w:tcPr>
-            <w:cnfStyle w:val="000000000000" w:firstRow="0" w:lastRow="0" w:firstColumn="0" w:lastColumn="0" w:oddVBand="0" w:evenVBand="0" w:oddHBand="0" w:evenHBand="0" w:firstRowFirstColumn="0" w:firstRowLastColumn="0" w:lastRowFirstColumn="0" w:lastRowLastColumn="0"/>
             <w:tcW w:w="735" w:type="dxa"/>
-            <w:tcMar/>
           </w:tcPr>
           <w:p>
             <w:pPr>
@@ -3474,9 +3328,7 @@
         </w:tc>
         <w:tc>
           <w:tcPr>
-            <w:cnfStyle w:val="000000000000" w:firstRow="0" w:lastRow="0" w:firstColumn="0" w:lastColumn="0" w:oddVBand="0" w:evenVBand="0" w:oddHBand="0" w:evenHBand="0" w:firstRowFirstColumn="0" w:firstRowLastColumn="0" w:lastRowFirstColumn="0" w:lastRowLastColumn="0"/>
             <w:tcW w:w="1171" w:type="dxa"/>
-            <w:tcMar/>
           </w:tcPr>
           <w:p>
             <w:pPr>
@@ -3490,9 +3342,7 @@
         </w:tc>
         <w:tc>
           <w:tcPr>
-            <w:cnfStyle w:val="000000000000" w:firstRow="0" w:lastRow="0" w:firstColumn="0" w:lastColumn="0" w:oddVBand="0" w:evenVBand="0" w:oddHBand="0" w:evenHBand="0" w:firstRowFirstColumn="0" w:firstRowLastColumn="0" w:lastRowFirstColumn="0" w:lastRowLastColumn="0"/>
             <w:tcW w:w="735" w:type="dxa"/>
-            <w:tcMar/>
           </w:tcPr>
           <w:p>
             <w:pPr>
@@ -3513,7 +3363,6 @@
           <w:tcPr>
             <w:cnfStyle w:val="001000000000" w:firstRow="0" w:lastRow="0" w:firstColumn="1" w:lastColumn="0" w:oddVBand="0" w:evenVBand="0" w:oddHBand="0" w:evenHBand="0" w:firstRowFirstColumn="0" w:firstRowLastColumn="0" w:lastRowFirstColumn="0" w:lastRowLastColumn="0"/>
             <w:tcW w:w="1123" w:type="dxa"/>
-            <w:tcMar/>
           </w:tcPr>
           <w:p>
             <w:pPr>
@@ -3532,22 +3381,16 @@
         </w:tc>
         <w:tc>
           <w:tcPr>
-            <w:cnfStyle w:val="000000000000" w:firstRow="0" w:lastRow="0" w:firstColumn="0" w:lastColumn="0" w:oddVBand="0" w:evenVBand="0" w:oddHBand="0" w:evenHBand="0" w:firstRowFirstColumn="0" w:firstRowLastColumn="0" w:lastRowFirstColumn="0" w:lastRowLastColumn="0"/>
             <w:tcW w:w="4827" w:type="dxa"/>
-            <w:tcMar/>
-          </w:tcPr>
-          <w:p>
-            <w:pPr>
-              <w:pStyle w:val="Normal"/>
+          </w:tcPr>
+          <w:p>
+            <w:pPr>
               <w:spacing w:after="160"/>
               <w:cnfStyle w:val="000000100000" w:firstRow="0" w:lastRow="0" w:firstColumn="0" w:lastColumn="0" w:oddVBand="0" w:evenVBand="0" w:oddHBand="1" w:evenHBand="0" w:firstRowFirstColumn="0" w:firstRowLastColumn="0" w:lastRowFirstColumn="0" w:lastRowLastColumn="0"/>
             </w:pPr>
             <w:r>
               <w:rPr>
-                <w:rFonts w:ascii="Calibri" w:hAnsi="Calibri" w:eastAsia="Calibri" w:cs="Calibri"/>
-                <w:noProof w:val="0"/>
-                <w:sz w:val="22"/>
-                <w:szCs w:val="22"/>
+                <w:rFonts w:ascii="Calibri" w:eastAsia="Calibri" w:hAnsi="Calibri" w:cs="Calibri"/>
                 <w:lang w:val="pt-PT"/>
               </w:rPr>
               <w:t>Eliminar Conteúdo/Comentários Inapropriados</w:t>
@@ -3556,9 +3399,7 @@
         </w:tc>
         <w:tc>
           <w:tcPr>
-            <w:cnfStyle w:val="000000000000" w:firstRow="0" w:lastRow="0" w:firstColumn="0" w:lastColumn="0" w:oddVBand="0" w:evenVBand="0" w:oddHBand="0" w:evenHBand="0" w:firstRowFirstColumn="0" w:firstRowLastColumn="0" w:lastRowFirstColumn="0" w:lastRowLastColumn="0"/>
             <w:tcW w:w="765" w:type="dxa"/>
-            <w:tcMar/>
           </w:tcPr>
           <w:p>
             <w:pPr>
@@ -3572,9 +3413,7 @@
         </w:tc>
         <w:tc>
           <w:tcPr>
-            <w:cnfStyle w:val="000000000000" w:firstRow="0" w:lastRow="0" w:firstColumn="0" w:lastColumn="0" w:oddVBand="0" w:evenVBand="0" w:oddHBand="0" w:evenHBand="0" w:firstRowFirstColumn="0" w:firstRowLastColumn="0" w:lastRowFirstColumn="0" w:lastRowLastColumn="0"/>
             <w:tcW w:w="735" w:type="dxa"/>
-            <w:tcMar/>
           </w:tcPr>
           <w:p>
             <w:pPr>
@@ -3588,9 +3427,7 @@
         </w:tc>
         <w:tc>
           <w:tcPr>
-            <w:cnfStyle w:val="000000000000" w:firstRow="0" w:lastRow="0" w:firstColumn="0" w:lastColumn="0" w:oddVBand="0" w:evenVBand="0" w:oddHBand="0" w:evenHBand="0" w:firstRowFirstColumn="0" w:firstRowLastColumn="0" w:lastRowFirstColumn="0" w:lastRowLastColumn="0"/>
             <w:tcW w:w="1171" w:type="dxa"/>
-            <w:tcMar/>
           </w:tcPr>
           <w:p>
             <w:pPr>
@@ -3604,9 +3441,7 @@
         </w:tc>
         <w:tc>
           <w:tcPr>
-            <w:cnfStyle w:val="000000000000" w:firstRow="0" w:lastRow="0" w:firstColumn="0" w:lastColumn="0" w:oddVBand="0" w:evenVBand="0" w:oddHBand="0" w:evenHBand="0" w:firstRowFirstColumn="0" w:firstRowLastColumn="0" w:lastRowFirstColumn="0" w:lastRowLastColumn="0"/>
             <w:tcW w:w="735" w:type="dxa"/>
-            <w:tcMar/>
           </w:tcPr>
           <w:p>
             <w:pPr>
@@ -3624,7 +3459,6 @@
           <w:tcPr>
             <w:cnfStyle w:val="001000000000" w:firstRow="0" w:lastRow="0" w:firstColumn="1" w:lastColumn="0" w:oddVBand="0" w:evenVBand="0" w:oddHBand="0" w:evenHBand="0" w:firstRowFirstColumn="0" w:firstRowLastColumn="0" w:lastRowFirstColumn="0" w:lastRowLastColumn="0"/>
             <w:tcW w:w="1123" w:type="dxa"/>
-            <w:tcMar/>
           </w:tcPr>
           <w:p>
             <w:pPr>
@@ -3643,9 +3477,7 @@
         </w:tc>
         <w:tc>
           <w:tcPr>
-            <w:cnfStyle w:val="000000000000" w:firstRow="0" w:lastRow="0" w:firstColumn="0" w:lastColumn="0" w:oddVBand="0" w:evenVBand="0" w:oddHBand="0" w:evenHBand="0" w:firstRowFirstColumn="0" w:firstRowLastColumn="0" w:lastRowFirstColumn="0" w:lastRowLastColumn="0"/>
             <w:tcW w:w="4827" w:type="dxa"/>
-            <w:tcMar/>
           </w:tcPr>
           <w:p>
             <w:pPr>
@@ -3659,9 +3491,7 @@
         </w:tc>
         <w:tc>
           <w:tcPr>
-            <w:cnfStyle w:val="000000000000" w:firstRow="0" w:lastRow="0" w:firstColumn="0" w:lastColumn="0" w:oddVBand="0" w:evenVBand="0" w:oddHBand="0" w:evenHBand="0" w:firstRowFirstColumn="0" w:firstRowLastColumn="0" w:lastRowFirstColumn="0" w:lastRowLastColumn="0"/>
             <w:tcW w:w="765" w:type="dxa"/>
-            <w:tcMar/>
           </w:tcPr>
           <w:p>
             <w:pPr>
@@ -3675,9 +3505,7 @@
         </w:tc>
         <w:tc>
           <w:tcPr>
-            <w:cnfStyle w:val="000000000000" w:firstRow="0" w:lastRow="0" w:firstColumn="0" w:lastColumn="0" w:oddVBand="0" w:evenVBand="0" w:oddHBand="0" w:evenHBand="0" w:firstRowFirstColumn="0" w:firstRowLastColumn="0" w:lastRowFirstColumn="0" w:lastRowLastColumn="0"/>
             <w:tcW w:w="735" w:type="dxa"/>
-            <w:tcMar/>
           </w:tcPr>
           <w:p>
             <w:pPr>
@@ -3691,9 +3519,7 @@
         </w:tc>
         <w:tc>
           <w:tcPr>
-            <w:cnfStyle w:val="000000000000" w:firstRow="0" w:lastRow="0" w:firstColumn="0" w:lastColumn="0" w:oddVBand="0" w:evenVBand="0" w:oddHBand="0" w:evenHBand="0" w:firstRowFirstColumn="0" w:firstRowLastColumn="0" w:lastRowFirstColumn="0" w:lastRowLastColumn="0"/>
             <w:tcW w:w="1171" w:type="dxa"/>
-            <w:tcMar/>
           </w:tcPr>
           <w:p>
             <w:pPr>
@@ -3707,9 +3533,7 @@
         </w:tc>
         <w:tc>
           <w:tcPr>
-            <w:cnfStyle w:val="000000000000" w:firstRow="0" w:lastRow="0" w:firstColumn="0" w:lastColumn="0" w:oddVBand="0" w:evenVBand="0" w:oddHBand="0" w:evenHBand="0" w:firstRowFirstColumn="0" w:firstRowLastColumn="0" w:lastRowFirstColumn="0" w:lastRowLastColumn="0"/>
             <w:tcW w:w="735" w:type="dxa"/>
-            <w:tcMar/>
           </w:tcPr>
           <w:p>
             <w:pPr>
@@ -3811,7 +3635,23 @@
           <w:highlight w:val="yellow"/>
           <w:lang w:val="pt-PT"/>
         </w:rPr>
-        <w:t xml:space="preserve">: Sujeito + Ação (com o verbo “deve”). Ex: O sistema deve utilizar a API xpto.  </w:t>
+        <w:t xml:space="preserve">: Sujeito + Ação (com o verbo “deve”). Ex: O sistema deve utilizar a API </w:t>
+      </w:r>
+      <w:proofErr w:type="spellStart"/>
+      <w:r>
+        <w:rPr>
+          <w:highlight w:val="yellow"/>
+          <w:lang w:val="pt-PT"/>
+        </w:rPr>
+        <w:t>xpto</w:t>
+      </w:r>
+      <w:proofErr w:type="spellEnd"/>
+      <w:r>
+        <w:rPr>
+          <w:highlight w:val="yellow"/>
+          <w:lang w:val="pt-PT"/>
+        </w:rPr>
+        <w:t xml:space="preserve">.  </w:t>
       </w:r>
     </w:p>
     <w:p>
@@ -3850,7 +3690,39 @@
           <w:highlight w:val="yellow"/>
           <w:lang w:val="pt-PT"/>
         </w:rPr>
-        <w:t>Usabilidade (Usability) – foca-se na perspetiva da interação com o utilizador (facilidade de uso). Ex: A interface do website deve ser user-friendly e fácil de usar.</w:t>
+        <w:t>Usabilidade (</w:t>
+      </w:r>
+      <w:proofErr w:type="spellStart"/>
+      <w:r>
+        <w:rPr>
+          <w:highlight w:val="yellow"/>
+          <w:lang w:val="pt-PT"/>
+        </w:rPr>
+        <w:t>Usability</w:t>
+      </w:r>
+      <w:proofErr w:type="spellEnd"/>
+      <w:r>
+        <w:rPr>
+          <w:highlight w:val="yellow"/>
+          <w:lang w:val="pt-PT"/>
+        </w:rPr>
+        <w:t xml:space="preserve">) – foca-se na perspetiva da interação com o utilizador (facilidade de uso). Ex: A interface do website deve ser </w:t>
+      </w:r>
+      <w:proofErr w:type="spellStart"/>
+      <w:r>
+        <w:rPr>
+          <w:highlight w:val="yellow"/>
+          <w:lang w:val="pt-PT"/>
+        </w:rPr>
+        <w:t>user-friendly</w:t>
+      </w:r>
+      <w:proofErr w:type="spellEnd"/>
+      <w:r>
+        <w:rPr>
+          <w:highlight w:val="yellow"/>
+          <w:lang w:val="pt-PT"/>
+        </w:rPr>
+        <w:t xml:space="preserve"> e fácil de usar.</w:t>
       </w:r>
     </w:p>
     <w:p>
@@ -3865,7 +3737,39 @@
           <w:highlight w:val="yellow"/>
           <w:lang w:val="pt-PT"/>
         </w:rPr>
-        <w:t>Fiabilidade (Reliability) – habilidade do software se comportar de forma consistente e aceitável para o utilizador; é a probabilidade e percentagem do software funcionar sem falhas para um período específico de tempo ou uso. Ex: Os candidatos devem aceder aos seus currículos 98% das vezes, sem falhas.</w:t>
+        <w:t>Fiabilidade (</w:t>
+      </w:r>
+      <w:proofErr w:type="spellStart"/>
+      <w:r>
+        <w:rPr>
+          <w:highlight w:val="yellow"/>
+          <w:lang w:val="pt-PT"/>
+        </w:rPr>
+        <w:t>Reliability</w:t>
+      </w:r>
+      <w:proofErr w:type="spellEnd"/>
+      <w:r>
+        <w:rPr>
+          <w:highlight w:val="yellow"/>
+          <w:lang w:val="pt-PT"/>
+        </w:rPr>
+        <w:t xml:space="preserve">) – habilidade do software se comportar de forma consistente e aceitável para o utilizador; é a probabilidade e percentagem do software funcionar sem falhas para um </w:t>
+      </w:r>
+      <w:proofErr w:type="gramStart"/>
+      <w:r>
+        <w:rPr>
+          <w:highlight w:val="yellow"/>
+          <w:lang w:val="pt-PT"/>
+        </w:rPr>
+        <w:t>período específico de tempo</w:t>
+      </w:r>
+      <w:proofErr w:type="gramEnd"/>
+      <w:r>
+        <w:rPr>
+          <w:highlight w:val="yellow"/>
+          <w:lang w:val="pt-PT"/>
+        </w:rPr>
+        <w:t xml:space="preserve"> ou uso. Ex: Os candidatos devem aceder aos seus currículos 98% das vezes, sem falhas.</w:t>
       </w:r>
     </w:p>
     <w:p>
@@ -3880,7 +3784,23 @@
           <w:highlight w:val="yellow"/>
           <w:lang w:val="pt-PT"/>
         </w:rPr>
-        <w:t>Segurança (Security) – define como o sistema se encontra protegido ou como deve ser efetuado o acesso ao sistema. Ex: Devem ser efetuadas 2 cópias de segurança dos dados do sistema diariamente, sendo que 1 delas deve encontrar-se em local externo.</w:t>
+        <w:t>Segurança (</w:t>
+      </w:r>
+      <w:proofErr w:type="spellStart"/>
+      <w:r>
+        <w:rPr>
+          <w:highlight w:val="yellow"/>
+          <w:lang w:val="pt-PT"/>
+        </w:rPr>
+        <w:t>Security</w:t>
+      </w:r>
+      <w:proofErr w:type="spellEnd"/>
+      <w:r>
+        <w:rPr>
+          <w:highlight w:val="yellow"/>
+          <w:lang w:val="pt-PT"/>
+        </w:rPr>
+        <w:t>) – define como o sistema se encontra protegido ou como deve ser efetuado o acesso ao sistema. Ex: Devem ser efetuadas 2 cópias de segurança dos dados do sistema diariamente, sendo que 1 delas deve encontrar-se em local externo.</w:t>
       </w:r>
     </w:p>
     <w:p>
@@ -3910,7 +3830,23 @@
           <w:highlight w:val="yellow"/>
           <w:lang w:val="pt-PT"/>
         </w:rPr>
-        <w:t>Disponibilidade (Availability) – define o tempo de funcionamento do sistema, o tempo que leva para reparar uma falha e o tempo entre ciclos. Ex: O diretor de recursos humanos deve poder publicar empregos no site durante a semana e ao fim-de-semana, a qualquer hora do dia (disponibilidade 24x7).</w:t>
+        <w:t>Disponibilidade (</w:t>
+      </w:r>
+      <w:proofErr w:type="spellStart"/>
+      <w:r>
+        <w:rPr>
+          <w:highlight w:val="yellow"/>
+          <w:lang w:val="pt-PT"/>
+        </w:rPr>
+        <w:t>Availability</w:t>
+      </w:r>
+      <w:proofErr w:type="spellEnd"/>
+      <w:r>
+        <w:rPr>
+          <w:highlight w:val="yellow"/>
+          <w:lang w:val="pt-PT"/>
+        </w:rPr>
+        <w:t>) – define o tempo de funcionamento do sistema, o tempo que leva para reparar uma falha e o tempo entre ciclos. Ex: O diretor de recursos humanos deve poder publicar empregos no site durante a semana e ao fim-de-semana, a qualquer hora do dia (disponibilidade 24x7).</w:t>
       </w:r>
     </w:p>
     <w:p>
@@ -3925,7 +3861,23 @@
           <w:highlight w:val="yellow"/>
           <w:lang w:val="pt-PT"/>
         </w:rPr>
-        <w:t>Ambiente (Portability) – especificam o ambiente operacional do sistema (capacidade de adaptação). Ex: O sistema deve ser capaz de correr no SO Windows e Linux.</w:t>
+        <w:t>Ambiente (</w:t>
+      </w:r>
+      <w:proofErr w:type="spellStart"/>
+      <w:r>
+        <w:rPr>
+          <w:highlight w:val="yellow"/>
+          <w:lang w:val="pt-PT"/>
+        </w:rPr>
+        <w:t>Portability</w:t>
+      </w:r>
+      <w:proofErr w:type="spellEnd"/>
+      <w:r>
+        <w:rPr>
+          <w:highlight w:val="yellow"/>
+          <w:lang w:val="pt-PT"/>
+        </w:rPr>
+        <w:t>) – especificam o ambiente operacional do sistema (capacidade de adaptação). Ex: O sistema deve ser capaz de correr no SO Windows e Linux.</w:t>
       </w:r>
     </w:p>
     <w:p>
@@ -3940,7 +3892,23 @@
           <w:highlight w:val="yellow"/>
           <w:lang w:val="pt-PT"/>
         </w:rPr>
-        <w:t>Desenvolvimento (Implementation) – indicam restrições ao uso de ferramentas ou linguagens de programação; ou do desenvolvimento do projeto em si; standards. Ex: O sistema deve ser desenvolvido utilizando a linguagem de programação Java.</w:t>
+        <w:t>Desenvolvimento (</w:t>
+      </w:r>
+      <w:proofErr w:type="spellStart"/>
+      <w:r>
+        <w:rPr>
+          <w:highlight w:val="yellow"/>
+          <w:lang w:val="pt-PT"/>
+        </w:rPr>
+        <w:t>Implementation</w:t>
+      </w:r>
+      <w:proofErr w:type="spellEnd"/>
+      <w:r>
+        <w:rPr>
+          <w:highlight w:val="yellow"/>
+          <w:lang w:val="pt-PT"/>
+        </w:rPr>
+        <w:t>) – indicam restrições ao uso de ferramentas ou linguagens de programação; ou do desenvolvimento do projeto em si; standards. Ex: O sistema deve ser desenvolvido utilizando a linguagem de programação Java.</w:t>
       </w:r>
     </w:p>
     <w:p>
@@ -3972,7 +3940,7 @@
           <w:lang w:val="pt-PT"/>
         </w:rPr>
       </w:pPr>
-      <w:bookmarkStart w:name="_Toc83646990" w:id="4"/>
+      <w:bookmarkStart w:id="4" w:name="_Toc83646990"/>
       <w:r>
         <w:rPr>
           <w:i/>
@@ -4033,9 +4001,9 @@
         <w:tblLook w:val="04A0" w:firstRow="1" w:lastRow="0" w:firstColumn="1" w:lastColumn="0" w:noHBand="0" w:noVBand="1"/>
       </w:tblPr>
       <w:tblGrid>
-        <w:gridCol w:w="1134"/>
-        <w:gridCol w:w="5670"/>
-        <w:gridCol w:w="1380"/>
+        <w:gridCol w:w="1111"/>
+        <w:gridCol w:w="5474"/>
+        <w:gridCol w:w="1599"/>
         <w:gridCol w:w="1172"/>
       </w:tblGrid>
       <w:tr>
@@ -4046,7 +4014,6 @@
           <w:tcPr>
             <w:cnfStyle w:val="001000000000" w:firstRow="0" w:lastRow="0" w:firstColumn="1" w:lastColumn="0" w:oddVBand="0" w:evenVBand="0" w:oddHBand="0" w:evenHBand="0" w:firstRowFirstColumn="0" w:firstRowLastColumn="0" w:lastRowFirstColumn="0" w:lastRowLastColumn="0"/>
             <w:tcW w:w="1134" w:type="dxa"/>
-            <w:tcMar/>
           </w:tcPr>
           <w:p>
             <w:pPr>
@@ -4065,9 +4032,7 @@
         </w:tc>
         <w:tc>
           <w:tcPr>
-            <w:cnfStyle w:val="000000000000" w:firstRow="0" w:lastRow="0" w:firstColumn="0" w:lastColumn="0" w:oddVBand="0" w:evenVBand="0" w:oddHBand="0" w:evenHBand="0" w:firstRowFirstColumn="0" w:firstRowLastColumn="0" w:lastRowFirstColumn="0" w:lastRowLastColumn="0"/>
             <w:tcW w:w="5670" w:type="dxa"/>
-            <w:tcMar/>
           </w:tcPr>
           <w:p>
             <w:pPr>
@@ -4087,9 +4052,7 @@
         </w:tc>
         <w:tc>
           <w:tcPr>
-            <w:cnfStyle w:val="000000000000" w:firstRow="0" w:lastRow="0" w:firstColumn="0" w:lastColumn="0" w:oddVBand="0" w:evenVBand="0" w:oddHBand="0" w:evenHBand="0" w:firstRowFirstColumn="0" w:firstRowLastColumn="0" w:lastRowFirstColumn="0" w:lastRowLastColumn="0"/>
             <w:tcW w:w="1380" w:type="dxa"/>
-            <w:tcMar/>
           </w:tcPr>
           <w:p>
             <w:pPr>
@@ -4109,9 +4072,7 @@
         </w:tc>
         <w:tc>
           <w:tcPr>
-            <w:cnfStyle w:val="000000000000" w:firstRow="0" w:lastRow="0" w:firstColumn="0" w:lastColumn="0" w:oddVBand="0" w:evenVBand="0" w:oddHBand="0" w:evenHBand="0" w:firstRowFirstColumn="0" w:firstRowLastColumn="0" w:lastRowFirstColumn="0" w:lastRowLastColumn="0"/>
             <w:tcW w:w="1172" w:type="dxa"/>
-            <w:tcMar/>
           </w:tcPr>
           <w:p>
             <w:pPr>
@@ -4138,7 +4099,6 @@
           <w:tcPr>
             <w:cnfStyle w:val="001000000000" w:firstRow="0" w:lastRow="0" w:firstColumn="1" w:lastColumn="0" w:oddVBand="0" w:evenVBand="0" w:oddHBand="0" w:evenHBand="0" w:firstRowFirstColumn="0" w:firstRowLastColumn="0" w:lastRowFirstColumn="0" w:lastRowLastColumn="0"/>
             <w:tcW w:w="1134" w:type="dxa"/>
-            <w:tcMar/>
           </w:tcPr>
           <w:p>
             <w:pPr>
@@ -4157,22 +4117,16 @@
         </w:tc>
         <w:tc>
           <w:tcPr>
-            <w:cnfStyle w:val="000000000000" w:firstRow="0" w:lastRow="0" w:firstColumn="0" w:lastColumn="0" w:oddVBand="0" w:evenVBand="0" w:oddHBand="0" w:evenHBand="0" w:firstRowFirstColumn="0" w:firstRowLastColumn="0" w:lastRowFirstColumn="0" w:lastRowLastColumn="0"/>
             <w:tcW w:w="5670" w:type="dxa"/>
-            <w:tcMar/>
-          </w:tcPr>
-          <w:p>
-            <w:pPr>
-              <w:pStyle w:val="Normal"/>
+          </w:tcPr>
+          <w:p>
+            <w:pPr>
               <w:spacing w:after="160"/>
               <w:cnfStyle w:val="000000100000" w:firstRow="0" w:lastRow="0" w:firstColumn="0" w:lastColumn="0" w:oddVBand="0" w:evenVBand="0" w:oddHBand="1" w:evenHBand="0" w:firstRowFirstColumn="0" w:firstRowLastColumn="0" w:lastRowFirstColumn="0" w:lastRowLastColumn="0"/>
             </w:pPr>
             <w:r>
               <w:rPr>
-                <w:rFonts w:ascii="Calibri" w:hAnsi="Calibri" w:eastAsia="Calibri" w:cs="Calibri"/>
-                <w:noProof w:val="0"/>
-                <w:sz w:val="22"/>
-                <w:szCs w:val="22"/>
+                <w:rFonts w:ascii="Calibri" w:eastAsia="Calibri" w:hAnsi="Calibri" w:cs="Calibri"/>
                 <w:lang w:val="pt-PT"/>
               </w:rPr>
               <w:t>O sistema deve ser responsivo, permitindo a navegação fluida em dispositivos móveis (iOS/Android) e desktop.</w:t>
@@ -4181,9 +4135,7 @@
         </w:tc>
         <w:tc>
           <w:tcPr>
-            <w:cnfStyle w:val="000000000000" w:firstRow="0" w:lastRow="0" w:firstColumn="0" w:lastColumn="0" w:oddVBand="0" w:evenVBand="0" w:oddHBand="0" w:evenHBand="0" w:firstRowFirstColumn="0" w:firstRowLastColumn="0" w:lastRowFirstColumn="0" w:lastRowLastColumn="0"/>
             <w:tcW w:w="1380" w:type="dxa"/>
-            <w:tcMar/>
           </w:tcPr>
           <w:p>
             <w:pPr>
@@ -4203,9 +4155,7 @@
         </w:tc>
         <w:tc>
           <w:tcPr>
-            <w:cnfStyle w:val="000000000000" w:firstRow="0" w:lastRow="0" w:firstColumn="0" w:lastColumn="0" w:oddVBand="0" w:evenVBand="0" w:oddHBand="0" w:evenHBand="0" w:firstRowFirstColumn="0" w:firstRowLastColumn="0" w:lastRowFirstColumn="0" w:lastRowLastColumn="0"/>
             <w:tcW w:w="1172" w:type="dxa"/>
-            <w:tcMar/>
           </w:tcPr>
           <w:p>
             <w:pPr>
@@ -4229,7 +4179,6 @@
           <w:tcPr>
             <w:cnfStyle w:val="001000000000" w:firstRow="0" w:lastRow="0" w:firstColumn="1" w:lastColumn="0" w:oddVBand="0" w:evenVBand="0" w:oddHBand="0" w:evenHBand="0" w:firstRowFirstColumn="0" w:firstRowLastColumn="0" w:lastRowFirstColumn="0" w:lastRowLastColumn="0"/>
             <w:tcW w:w="1134" w:type="dxa"/>
-            <w:tcMar/>
           </w:tcPr>
           <w:p>
             <w:pPr>
@@ -4248,50 +4197,29 @@
         </w:tc>
         <w:tc>
           <w:tcPr>
-            <w:cnfStyle w:val="000000000000" w:firstRow="0" w:lastRow="0" w:firstColumn="0" w:lastColumn="0" w:oddVBand="0" w:evenVBand="0" w:oddHBand="0" w:evenHBand="0" w:firstRowFirstColumn="0" w:firstRowLastColumn="0" w:lastRowFirstColumn="0" w:lastRowLastColumn="0"/>
             <w:tcW w:w="5670" w:type="dxa"/>
-            <w:tcMar/>
-          </w:tcPr>
-          <w:p>
-            <w:pPr>
-              <w:pStyle w:val="Normal"/>
+          </w:tcPr>
+          <w:p>
+            <w:pPr>
               <w:spacing w:after="160"/>
               <w:cnfStyle w:val="000000000000" w:firstRow="0" w:lastRow="0" w:firstColumn="0" w:lastColumn="0" w:oddVBand="0" w:evenVBand="0" w:oddHBand="0" w:evenHBand="0" w:firstRowFirstColumn="0" w:firstRowLastColumn="0" w:lastRowFirstColumn="0" w:lastRowLastColumn="0"/>
               <w:rPr>
-                <w:rFonts w:ascii="Calibri" w:hAnsi="Calibri" w:eastAsia="Calibri" w:cs="Calibri"/>
-                <w:noProof w:val="0"/>
-                <w:sz w:val="22"/>
-                <w:szCs w:val="22"/>
-                <w:lang w:val="pt-PT"/>
-              </w:rPr>
-            </w:pPr>
-            <w:r>
-              <w:rPr>
-                <w:rFonts w:ascii="Calibri" w:hAnsi="Calibri" w:eastAsia="Calibri" w:cs="Calibri"/>
-                <w:noProof w:val="0"/>
-                <w:sz w:val="22"/>
-                <w:szCs w:val="22"/>
-                <w:lang w:val="pt-PT"/>
-              </w:rPr>
-              <w:t xml:space="preserve">Todas as passwords dos utilizadores e funcionários devem ser encriptadas na base de </w:t>
-            </w:r>
-            <w:r>
-              <w:rPr>
-                <w:rFonts w:ascii="Calibri" w:hAnsi="Calibri" w:eastAsia="Calibri" w:cs="Calibri"/>
-                <w:noProof w:val="0"/>
-                <w:sz w:val="22"/>
-                <w:szCs w:val="22"/>
-                <w:lang w:val="pt-PT"/>
-              </w:rPr>
-              <w:t>dados.</w:t>
-            </w:r>
-          </w:p>
-        </w:tc>
-        <w:tc>
-          <w:tcPr>
-            <w:cnfStyle w:val="000000000000" w:firstRow="0" w:lastRow="0" w:firstColumn="0" w:lastColumn="0" w:oddVBand="0" w:evenVBand="0" w:oddHBand="0" w:evenHBand="0" w:firstRowFirstColumn="0" w:firstRowLastColumn="0" w:lastRowFirstColumn="0" w:lastRowLastColumn="0"/>
+                <w:rFonts w:ascii="Calibri" w:eastAsia="Calibri" w:hAnsi="Calibri" w:cs="Calibri"/>
+                <w:lang w:val="pt-PT"/>
+              </w:rPr>
+            </w:pPr>
+            <w:r>
+              <w:rPr>
+                <w:rFonts w:ascii="Calibri" w:eastAsia="Calibri" w:hAnsi="Calibri" w:cs="Calibri"/>
+                <w:lang w:val="pt-PT"/>
+              </w:rPr>
+              <w:t>Todas as passwords dos utilizadores e funcionários devem ser encriptadas na base de dados.</w:t>
+            </w:r>
+          </w:p>
+        </w:tc>
+        <w:tc>
+          <w:tcPr>
             <w:tcW w:w="1380" w:type="dxa"/>
-            <w:tcMar/>
           </w:tcPr>
           <w:p>
             <w:pPr>
@@ -4311,9 +4239,7 @@
         </w:tc>
         <w:tc>
           <w:tcPr>
-            <w:cnfStyle w:val="000000000000" w:firstRow="0" w:lastRow="0" w:firstColumn="0" w:lastColumn="0" w:oddVBand="0" w:evenVBand="0" w:oddHBand="0" w:evenHBand="0" w:firstRowFirstColumn="0" w:firstRowLastColumn="0" w:lastRowFirstColumn="0" w:lastRowLastColumn="0"/>
             <w:tcW w:w="1172" w:type="dxa"/>
-            <w:tcMar/>
           </w:tcPr>
           <w:p>
             <w:pPr>
@@ -4340,7 +4266,6 @@
           <w:tcPr>
             <w:cnfStyle w:val="001000000000" w:firstRow="0" w:lastRow="0" w:firstColumn="1" w:lastColumn="0" w:oddVBand="0" w:evenVBand="0" w:oddHBand="0" w:evenHBand="0" w:firstRowFirstColumn="0" w:firstRowLastColumn="0" w:lastRowFirstColumn="0" w:lastRowLastColumn="0"/>
             <w:tcW w:w="1134" w:type="dxa"/>
-            <w:tcMar/>
           </w:tcPr>
           <w:p>
             <w:pPr>
@@ -4359,22 +4284,16 @@
         </w:tc>
         <w:tc>
           <w:tcPr>
-            <w:cnfStyle w:val="000000000000" w:firstRow="0" w:lastRow="0" w:firstColumn="0" w:lastColumn="0" w:oddVBand="0" w:evenVBand="0" w:oddHBand="0" w:evenHBand="0" w:firstRowFirstColumn="0" w:firstRowLastColumn="0" w:lastRowFirstColumn="0" w:lastRowLastColumn="0"/>
             <w:tcW w:w="5670" w:type="dxa"/>
-            <w:tcMar/>
-          </w:tcPr>
-          <w:p>
-            <w:pPr>
-              <w:pStyle w:val="Normal"/>
+          </w:tcPr>
+          <w:p>
+            <w:pPr>
               <w:spacing w:after="160"/>
               <w:cnfStyle w:val="000000100000" w:firstRow="0" w:lastRow="0" w:firstColumn="0" w:lastColumn="0" w:oddVBand="0" w:evenVBand="0" w:oddHBand="1" w:evenHBand="0" w:firstRowFirstColumn="0" w:firstRowLastColumn="0" w:lastRowFirstColumn="0" w:lastRowLastColumn="0"/>
             </w:pPr>
             <w:r>
               <w:rPr>
-                <w:rFonts w:ascii="Calibri" w:hAnsi="Calibri" w:eastAsia="Calibri" w:cs="Calibri"/>
-                <w:noProof w:val="0"/>
-                <w:sz w:val="22"/>
-                <w:szCs w:val="22"/>
+                <w:rFonts w:ascii="Calibri" w:eastAsia="Calibri" w:hAnsi="Calibri" w:cs="Calibri"/>
                 <w:lang w:val="pt-PT"/>
               </w:rPr>
               <w:t>O sistema deve ser capaz de processar 100 votos em simultâneo sem degradar o tempo de resposta.</w:t>
@@ -4383,9 +4302,7 @@
         </w:tc>
         <w:tc>
           <w:tcPr>
-            <w:cnfStyle w:val="000000000000" w:firstRow="0" w:lastRow="0" w:firstColumn="0" w:lastColumn="0" w:oddVBand="0" w:evenVBand="0" w:oddHBand="0" w:evenHBand="0" w:firstRowFirstColumn="0" w:firstRowLastColumn="0" w:lastRowFirstColumn="0" w:lastRowLastColumn="0"/>
             <w:tcW w:w="1380" w:type="dxa"/>
-            <w:tcMar/>
           </w:tcPr>
           <w:p>
             <w:pPr>
@@ -4405,9 +4322,7 @@
         </w:tc>
         <w:tc>
           <w:tcPr>
-            <w:cnfStyle w:val="000000000000" w:firstRow="0" w:lastRow="0" w:firstColumn="0" w:lastColumn="0" w:oddVBand="0" w:evenVBand="0" w:oddHBand="0" w:evenHBand="0" w:firstRowFirstColumn="0" w:firstRowLastColumn="0" w:lastRowFirstColumn="0" w:lastRowLastColumn="0"/>
             <w:tcW w:w="1172" w:type="dxa"/>
-            <w:tcMar/>
           </w:tcPr>
           <w:p>
             <w:pPr>
@@ -4431,41 +4346,35 @@
           <w:tcPr>
             <w:cnfStyle w:val="001000000000" w:firstRow="0" w:lastRow="0" w:firstColumn="1" w:lastColumn="0" w:oddVBand="0" w:evenVBand="0" w:oddHBand="0" w:evenHBand="0" w:firstRowFirstColumn="0" w:firstRowLastColumn="0" w:lastRowFirstColumn="0" w:lastRowLastColumn="0"/>
             <w:tcW w:w="1134" w:type="dxa"/>
-            <w:tcMar/>
-          </w:tcPr>
-          <w:p>
-            <w:pPr>
-              <w:spacing w:after="160"/>
-              <w:rPr>
-                <w:lang w:val="pt-PT"/>
-              </w:rPr>
-            </w:pPr>
-            <w:r>
-              <w:rPr>
-                <w:lang w:val="pt-PT"/>
-              </w:rPr>
+          </w:tcPr>
+          <w:p>
+            <w:pPr>
+              <w:spacing w:after="160"/>
+              <w:rPr>
+                <w:lang w:val="pt-PT"/>
+              </w:rPr>
+            </w:pPr>
+            <w:r>
+              <w:rPr>
+                <w:lang w:val="pt-PT"/>
+              </w:rPr>
+              <w:lastRenderedPageBreak/>
               <w:t>RNF-04</w:t>
             </w:r>
           </w:p>
         </w:tc>
         <w:tc>
           <w:tcPr>
-            <w:cnfStyle w:val="000000000000" w:firstRow="0" w:lastRow="0" w:firstColumn="0" w:lastColumn="0" w:oddVBand="0" w:evenVBand="0" w:oddHBand="0" w:evenHBand="0" w:firstRowFirstColumn="0" w:firstRowLastColumn="0" w:lastRowFirstColumn="0" w:lastRowLastColumn="0"/>
             <w:tcW w:w="5670" w:type="dxa"/>
-            <w:tcMar/>
-          </w:tcPr>
-          <w:p>
-            <w:pPr>
-              <w:pStyle w:val="Normal"/>
+          </w:tcPr>
+          <w:p>
+            <w:pPr>
               <w:spacing w:after="160"/>
               <w:cnfStyle w:val="000000000000" w:firstRow="0" w:lastRow="0" w:firstColumn="0" w:lastColumn="0" w:oddVBand="0" w:evenVBand="0" w:oddHBand="0" w:evenHBand="0" w:firstRowFirstColumn="0" w:firstRowLastColumn="0" w:lastRowFirstColumn="0" w:lastRowLastColumn="0"/>
             </w:pPr>
             <w:r>
               <w:rPr>
-                <w:rFonts w:ascii="Calibri" w:hAnsi="Calibri" w:eastAsia="Calibri" w:cs="Calibri"/>
-                <w:noProof w:val="0"/>
-                <w:sz w:val="22"/>
-                <w:szCs w:val="22"/>
+                <w:rFonts w:ascii="Calibri" w:eastAsia="Calibri" w:hAnsi="Calibri" w:cs="Calibri"/>
                 <w:lang w:val="pt-PT"/>
               </w:rPr>
               <w:t>O site deve estar disponível 99.5% do tempo, especialmente durante o período de votação do "Jogo do Ano".</w:t>
@@ -4474,31 +4383,23 @@
         </w:tc>
         <w:tc>
           <w:tcPr>
-            <w:cnfStyle w:val="000000000000" w:firstRow="0" w:lastRow="0" w:firstColumn="0" w:lastColumn="0" w:oddVBand="0" w:evenVBand="0" w:oddHBand="0" w:evenHBand="0" w:firstRowFirstColumn="0" w:firstRowLastColumn="0" w:lastRowFirstColumn="0" w:lastRowLastColumn="0"/>
             <w:tcW w:w="1380" w:type="dxa"/>
-            <w:tcMar/>
           </w:tcPr>
           <w:p>
             <w:pPr>
               <w:spacing w:after="160"/>
               <w:cnfStyle w:val="000000000000" w:firstRow="0" w:lastRow="0" w:firstColumn="0" w:lastColumn="0" w:oddVBand="0" w:evenVBand="0" w:oddHBand="0" w:evenHBand="0" w:firstRowFirstColumn="0" w:firstRowLastColumn="0" w:lastRowFirstColumn="0" w:lastRowLastColumn="0"/>
-              <w:rPr>
-                <w:lang w:val="en-GB"/>
-              </w:rPr>
-            </w:pPr>
-            <w:r>
-              <w:rPr>
-                <w:lang w:val="en-GB"/>
-              </w:rPr>
+            </w:pPr>
+            <w:proofErr w:type="spellStart"/>
+            <w:r>
               <w:t>Disponibilidade</w:t>
             </w:r>
-          </w:p>
-        </w:tc>
-        <w:tc>
-          <w:tcPr>
-            <w:cnfStyle w:val="000000000000" w:firstRow="0" w:lastRow="0" w:firstColumn="0" w:lastColumn="0" w:oddVBand="0" w:evenVBand="0" w:oddHBand="0" w:evenHBand="0" w:firstRowFirstColumn="0" w:firstRowLastColumn="0" w:lastRowFirstColumn="0" w:lastRowLastColumn="0"/>
+            <w:proofErr w:type="spellEnd"/>
+          </w:p>
+        </w:tc>
+        <w:tc>
+          <w:tcPr>
             <w:tcW w:w="1172" w:type="dxa"/>
-            <w:tcMar/>
           </w:tcPr>
           <w:p>
             <w:pPr>
@@ -4525,7 +4426,6 @@
           <w:tcPr>
             <w:cnfStyle w:val="001000000000" w:firstRow="0" w:lastRow="0" w:firstColumn="1" w:lastColumn="0" w:oddVBand="0" w:evenVBand="0" w:oddHBand="0" w:evenHBand="0" w:firstRowFirstColumn="0" w:firstRowLastColumn="0" w:lastRowFirstColumn="0" w:lastRowLastColumn="0"/>
             <w:tcW w:w="1134" w:type="dxa"/>
-            <w:tcMar/>
           </w:tcPr>
           <w:p>
             <w:pPr>
@@ -4544,22 +4444,16 @@
         </w:tc>
         <w:tc>
           <w:tcPr>
-            <w:cnfStyle w:val="000000000000" w:firstRow="0" w:lastRow="0" w:firstColumn="0" w:lastColumn="0" w:oddVBand="0" w:evenVBand="0" w:oddHBand="0" w:evenHBand="0" w:firstRowFirstColumn="0" w:firstRowLastColumn="0" w:lastRowFirstColumn="0" w:lastRowLastColumn="0"/>
             <w:tcW w:w="5670" w:type="dxa"/>
-            <w:tcMar/>
-          </w:tcPr>
-          <w:p>
-            <w:pPr>
-              <w:pStyle w:val="Normal"/>
+          </w:tcPr>
+          <w:p>
+            <w:pPr>
               <w:spacing w:after="160"/>
               <w:cnfStyle w:val="000000100000" w:firstRow="0" w:lastRow="0" w:firstColumn="0" w:lastColumn="0" w:oddVBand="0" w:evenVBand="0" w:oddHBand="1" w:evenHBand="0" w:firstRowFirstColumn="0" w:firstRowLastColumn="0" w:lastRowFirstColumn="0" w:lastRowLastColumn="0"/>
             </w:pPr>
             <w:r>
               <w:rPr>
-                <w:rFonts w:ascii="Calibri" w:hAnsi="Calibri" w:eastAsia="Calibri" w:cs="Calibri"/>
-                <w:noProof w:val="0"/>
-                <w:sz w:val="22"/>
-                <w:szCs w:val="22"/>
+                <w:rFonts w:ascii="Calibri" w:eastAsia="Calibri" w:hAnsi="Calibri" w:cs="Calibri"/>
                 <w:lang w:val="pt-PT"/>
               </w:rPr>
               <w:t>A interface deve seguir as normas de acessibilidade WCAG para garantir que utilizadores com dificuldades visuais consigam votar.</w:t>
@@ -4568,31 +4462,23 @@
         </w:tc>
         <w:tc>
           <w:tcPr>
-            <w:cnfStyle w:val="000000000000" w:firstRow="0" w:lastRow="0" w:firstColumn="0" w:lastColumn="0" w:oddVBand="0" w:evenVBand="0" w:oddHBand="0" w:evenHBand="0" w:firstRowFirstColumn="0" w:firstRowLastColumn="0" w:lastRowFirstColumn="0" w:lastRowLastColumn="0"/>
             <w:tcW w:w="1380" w:type="dxa"/>
-            <w:tcMar/>
           </w:tcPr>
           <w:p>
             <w:pPr>
               <w:spacing w:after="160"/>
               <w:cnfStyle w:val="000000100000" w:firstRow="0" w:lastRow="0" w:firstColumn="0" w:lastColumn="0" w:oddVBand="0" w:evenVBand="0" w:oddHBand="1" w:evenHBand="0" w:firstRowFirstColumn="0" w:firstRowLastColumn="0" w:lastRowFirstColumn="0" w:lastRowLastColumn="0"/>
-              <w:rPr>
-                <w:lang w:val="en-GB"/>
-              </w:rPr>
-            </w:pPr>
-            <w:r>
-              <w:rPr>
-                <w:lang w:val="en-GB"/>
-              </w:rPr>
+            </w:pPr>
+            <w:proofErr w:type="spellStart"/>
+            <w:r>
               <w:t>Acessibilidade</w:t>
             </w:r>
-          </w:p>
-        </w:tc>
-        <w:tc>
-          <w:tcPr>
-            <w:cnfStyle w:val="000000000000" w:firstRow="0" w:lastRow="0" w:firstColumn="0" w:lastColumn="0" w:oddVBand="0" w:evenVBand="0" w:oddHBand="0" w:evenHBand="0" w:firstRowFirstColumn="0" w:firstRowLastColumn="0" w:lastRowFirstColumn="0" w:lastRowLastColumn="0"/>
+            <w:proofErr w:type="spellEnd"/>
+          </w:p>
+        </w:tc>
+        <w:tc>
+          <w:tcPr>
             <w:tcW w:w="1172" w:type="dxa"/>
-            <w:tcMar/>
           </w:tcPr>
           <w:p>
             <w:pPr>
@@ -4616,22 +4502,19 @@
           <w:tcPr>
             <w:cnfStyle w:val="001000000000" w:firstRow="0" w:lastRow="0" w:firstColumn="1" w:lastColumn="0" w:oddVBand="0" w:evenVBand="0" w:oddHBand="0" w:evenHBand="0" w:firstRowFirstColumn="0" w:firstRowLastColumn="0" w:lastRowFirstColumn="0" w:lastRowLastColumn="0"/>
             <w:tcW w:w="1134" w:type="dxa"/>
-            <w:tcMar/>
-          </w:tcPr>
-          <w:p>
-            <w:pPr>
-              <w:spacing w:after="160"/>
-              <w:rPr>
-                <w:lang w:val="pt-PT"/>
-              </w:rPr>
-            </w:pPr>
-          </w:p>
-        </w:tc>
-        <w:tc>
-          <w:tcPr>
-            <w:cnfStyle w:val="000000000000" w:firstRow="0" w:lastRow="0" w:firstColumn="0" w:lastColumn="0" w:oddVBand="0" w:evenVBand="0" w:oddHBand="0" w:evenHBand="0" w:firstRowFirstColumn="0" w:firstRowLastColumn="0" w:lastRowFirstColumn="0" w:lastRowLastColumn="0"/>
+          </w:tcPr>
+          <w:p>
+            <w:pPr>
+              <w:spacing w:after="160"/>
+              <w:rPr>
+                <w:lang w:val="pt-PT"/>
+              </w:rPr>
+            </w:pPr>
+          </w:p>
+        </w:tc>
+        <w:tc>
+          <w:tcPr>
             <w:tcW w:w="5670" w:type="dxa"/>
-            <w:tcMar/>
           </w:tcPr>
           <w:p>
             <w:pPr>
@@ -4645,9 +4528,7 @@
         </w:tc>
         <w:tc>
           <w:tcPr>
-            <w:cnfStyle w:val="000000000000" w:firstRow="0" w:lastRow="0" w:firstColumn="0" w:lastColumn="0" w:oddVBand="0" w:evenVBand="0" w:oddHBand="0" w:evenHBand="0" w:firstRowFirstColumn="0" w:firstRowLastColumn="0" w:lastRowFirstColumn="0" w:lastRowLastColumn="0"/>
             <w:tcW w:w="1380" w:type="dxa"/>
-            <w:tcMar/>
           </w:tcPr>
           <w:p>
             <w:pPr>
@@ -4661,9 +4542,7 @@
         </w:tc>
         <w:tc>
           <w:tcPr>
-            <w:cnfStyle w:val="000000000000" w:firstRow="0" w:lastRow="0" w:firstColumn="0" w:lastColumn="0" w:oddVBand="0" w:evenVBand="0" w:oddHBand="0" w:evenHBand="0" w:firstRowFirstColumn="0" w:firstRowLastColumn="0" w:lastRowFirstColumn="0" w:lastRowLastColumn="0"/>
             <w:tcW w:w="1172" w:type="dxa"/>
-            <w:tcMar/>
           </w:tcPr>
           <w:p>
             <w:pPr>
@@ -4684,22 +4563,19 @@
           <w:tcPr>
             <w:cnfStyle w:val="001000000000" w:firstRow="0" w:lastRow="0" w:firstColumn="1" w:lastColumn="0" w:oddVBand="0" w:evenVBand="0" w:oddHBand="0" w:evenHBand="0" w:firstRowFirstColumn="0" w:firstRowLastColumn="0" w:lastRowFirstColumn="0" w:lastRowLastColumn="0"/>
             <w:tcW w:w="1134" w:type="dxa"/>
-            <w:tcMar/>
-          </w:tcPr>
-          <w:p>
-            <w:pPr>
-              <w:spacing w:after="160"/>
-              <w:rPr>
-                <w:lang w:val="pt-PT"/>
-              </w:rPr>
-            </w:pPr>
-          </w:p>
-        </w:tc>
-        <w:tc>
-          <w:tcPr>
-            <w:cnfStyle w:val="000000000000" w:firstRow="0" w:lastRow="0" w:firstColumn="0" w:lastColumn="0" w:oddVBand="0" w:evenVBand="0" w:oddHBand="0" w:evenHBand="0" w:firstRowFirstColumn="0" w:firstRowLastColumn="0" w:lastRowFirstColumn="0" w:lastRowLastColumn="0"/>
+          </w:tcPr>
+          <w:p>
+            <w:pPr>
+              <w:spacing w:after="160"/>
+              <w:rPr>
+                <w:lang w:val="pt-PT"/>
+              </w:rPr>
+            </w:pPr>
+          </w:p>
+        </w:tc>
+        <w:tc>
+          <w:tcPr>
             <w:tcW w:w="5670" w:type="dxa"/>
-            <w:tcMar/>
           </w:tcPr>
           <w:p>
             <w:pPr>
@@ -4713,9 +4589,7 @@
         </w:tc>
         <w:tc>
           <w:tcPr>
-            <w:cnfStyle w:val="000000000000" w:firstRow="0" w:lastRow="0" w:firstColumn="0" w:lastColumn="0" w:oddVBand="0" w:evenVBand="0" w:oddHBand="0" w:evenHBand="0" w:firstRowFirstColumn="0" w:firstRowLastColumn="0" w:lastRowFirstColumn="0" w:lastRowLastColumn="0"/>
             <w:tcW w:w="1380" w:type="dxa"/>
-            <w:tcMar/>
           </w:tcPr>
           <w:p>
             <w:pPr>
@@ -4729,9 +4603,7 @@
         </w:tc>
         <w:tc>
           <w:tcPr>
-            <w:cnfStyle w:val="000000000000" w:firstRow="0" w:lastRow="0" w:firstColumn="0" w:lastColumn="0" w:oddVBand="0" w:evenVBand="0" w:oddHBand="0" w:evenHBand="0" w:firstRowFirstColumn="0" w:firstRowLastColumn="0" w:lastRowFirstColumn="0" w:lastRowLastColumn="0"/>
             <w:tcW w:w="1172" w:type="dxa"/>
-            <w:tcMar/>
           </w:tcPr>
           <w:p>
             <w:pPr>
@@ -4766,15 +4638,33 @@
           <w:lang w:val="pt-PT"/>
         </w:rPr>
       </w:pPr>
-      <w:bookmarkStart w:name="_Toc83646919" w:id="5"/>
+      <w:bookmarkStart w:id="5" w:name="_Toc83646919"/>
+      <w:proofErr w:type="spellStart"/>
       <w:r>
         <w:rPr>
           <w:b/>
           <w:lang w:val="pt-PT"/>
         </w:rPr>
-        <w:t>User Stories</w:t>
+        <w:t>User</w:t>
+      </w:r>
+      <w:proofErr w:type="spellEnd"/>
+      <w:r>
+        <w:rPr>
+          <w:b/>
+          <w:lang w:val="pt-PT"/>
+        </w:rPr>
+        <w:t xml:space="preserve"> </w:t>
+      </w:r>
+      <w:proofErr w:type="spellStart"/>
+      <w:r>
+        <w:rPr>
+          <w:b/>
+          <w:lang w:val="pt-PT"/>
+        </w:rPr>
+        <w:t>Stories</w:t>
       </w:r>
       <w:bookmarkEnd w:id="5"/>
+      <w:proofErr w:type="spellEnd"/>
     </w:p>
     <w:p>
       <w:pPr>
@@ -4788,8 +4678,41 @@
           <w:highlight w:val="yellow"/>
           <w:lang w:val="pt-PT"/>
         </w:rPr>
-        <w:t xml:space="preserve">&lt;Devem ser especificados os requisitos funcionais do ponto de vista do utilizador sob forma de User Stories As </w:t>
-      </w:r>
+        <w:t xml:space="preserve">&lt;Devem ser especificados os requisitos funcionais do ponto de vista do utilizador sob forma de </w:t>
+      </w:r>
+      <w:proofErr w:type="spellStart"/>
+      <w:r>
+        <w:rPr>
+          <w:highlight w:val="yellow"/>
+          <w:lang w:val="pt-PT"/>
+        </w:rPr>
+        <w:t>User</w:t>
+      </w:r>
+      <w:proofErr w:type="spellEnd"/>
+      <w:r>
+        <w:rPr>
+          <w:highlight w:val="yellow"/>
+          <w:lang w:val="pt-PT"/>
+        </w:rPr>
+        <w:t xml:space="preserve"> </w:t>
+      </w:r>
+      <w:proofErr w:type="spellStart"/>
+      <w:r>
+        <w:rPr>
+          <w:highlight w:val="yellow"/>
+          <w:lang w:val="pt-PT"/>
+        </w:rPr>
+        <w:t>Stories</w:t>
+      </w:r>
+      <w:proofErr w:type="spellEnd"/>
+      <w:r>
+        <w:rPr>
+          <w:highlight w:val="yellow"/>
+          <w:lang w:val="pt-PT"/>
+        </w:rPr>
+        <w:t xml:space="preserve"> As </w:t>
+      </w:r>
+      <w:proofErr w:type="spellStart"/>
       <w:r>
         <w:rPr>
           <w:i/>
@@ -4799,12 +4722,61 @@
         </w:rPr>
         <w:t>issues</w:t>
       </w:r>
-      <w:r>
-        <w:rPr>
-          <w:highlight w:val="yellow"/>
-          <w:lang w:val="pt-PT"/>
-        </w:rPr>
-        <w:t xml:space="preserve"> devem ser estimadas em Story Points utilizando a sequência de Fibonacci: 1, 2, 3, 5, 8, 13, 2</w:t>
+      <w:proofErr w:type="spellEnd"/>
+      <w:r>
+        <w:rPr>
+          <w:highlight w:val="yellow"/>
+          <w:lang w:val="pt-PT"/>
+        </w:rPr>
+        <w:t xml:space="preserve"> devem ser estimadas em </w:t>
+      </w:r>
+      <w:proofErr w:type="spellStart"/>
+      <w:r>
+        <w:rPr>
+          <w:highlight w:val="yellow"/>
+          <w:lang w:val="pt-PT"/>
+        </w:rPr>
+        <w:t>Story</w:t>
+      </w:r>
+      <w:proofErr w:type="spellEnd"/>
+      <w:r>
+        <w:rPr>
+          <w:highlight w:val="yellow"/>
+          <w:lang w:val="pt-PT"/>
+        </w:rPr>
+        <w:t xml:space="preserve"> </w:t>
+      </w:r>
+      <w:proofErr w:type="spellStart"/>
+      <w:r>
+        <w:rPr>
+          <w:highlight w:val="yellow"/>
+          <w:lang w:val="pt-PT"/>
+        </w:rPr>
+        <w:t>Points</w:t>
+      </w:r>
+      <w:proofErr w:type="spellEnd"/>
+      <w:r>
+        <w:rPr>
+          <w:highlight w:val="yellow"/>
+          <w:lang w:val="pt-PT"/>
+        </w:rPr>
+        <w:t xml:space="preserve"> utilizando a sequência de </w:t>
+      </w:r>
+      <w:proofErr w:type="spellStart"/>
+      <w:r>
+        <w:rPr>
+          <w:highlight w:val="yellow"/>
+          <w:lang w:val="pt-PT"/>
+        </w:rPr>
+        <w:t>Fibonacci</w:t>
+      </w:r>
+      <w:proofErr w:type="spellEnd"/>
+      <w:r>
+        <w:rPr>
+          <w:highlight w:val="yellow"/>
+          <w:lang w:val="pt-PT"/>
+        </w:rPr>
+        <w:t>: 1, 2, 3, 5, 8, 13, 2</w:t>
       </w:r>
       <w:r>
         <w:rPr>
@@ -4818,7 +4790,23 @@
           <w:highlight w:val="yellow"/>
           <w:lang w:val="pt-PT"/>
         </w:rPr>
-        <w:t xml:space="preserve"> (máx).&gt;</w:t>
+        <w:t xml:space="preserve"> (</w:t>
+      </w:r>
+      <w:proofErr w:type="spellStart"/>
+      <w:r>
+        <w:rPr>
+          <w:highlight w:val="yellow"/>
+          <w:lang w:val="pt-PT"/>
+        </w:rPr>
+        <w:t>máx</w:t>
+      </w:r>
+      <w:proofErr w:type="spellEnd"/>
+      <w:r>
+        <w:rPr>
+          <w:highlight w:val="yellow"/>
+          <w:lang w:val="pt-PT"/>
+        </w:rPr>
+        <w:t>).&gt;</w:t>
       </w:r>
       <w:r>
         <w:rPr>
@@ -4855,7 +4843,71 @@
           <w:highlight w:val="green"/>
           <w:lang w:val="pt-PT"/>
         </w:rPr>
-        <w:t>//Meu-------Story Points-são utilizadas para indicar o nível de complexidade e esforço necessário para implementar a User story; quanto mais alta mais complexa é de implementar</w:t>
+        <w:t>//Meu-------</w:t>
+      </w:r>
+      <w:proofErr w:type="spellStart"/>
+      <w:r>
+        <w:rPr>
+          <w:highlight w:val="green"/>
+          <w:lang w:val="pt-PT"/>
+        </w:rPr>
+        <w:t>Story</w:t>
+      </w:r>
+      <w:proofErr w:type="spellEnd"/>
+      <w:r>
+        <w:rPr>
+          <w:highlight w:val="green"/>
+          <w:lang w:val="pt-PT"/>
+        </w:rPr>
+        <w:t xml:space="preserve"> </w:t>
+      </w:r>
+      <w:proofErr w:type="spellStart"/>
+      <w:r>
+        <w:rPr>
+          <w:highlight w:val="green"/>
+          <w:lang w:val="pt-PT"/>
+        </w:rPr>
+        <w:t>Points</w:t>
+      </w:r>
+      <w:proofErr w:type="spellEnd"/>
+      <w:r>
+        <w:rPr>
+          <w:highlight w:val="green"/>
+          <w:lang w:val="pt-PT"/>
+        </w:rPr>
+        <w:t xml:space="preserve">-são utilizadas para indicar o nível de complexidade e esforço necessário para implementar a </w:t>
+      </w:r>
+      <w:proofErr w:type="spellStart"/>
+      <w:r>
+        <w:rPr>
+          <w:highlight w:val="green"/>
+          <w:lang w:val="pt-PT"/>
+        </w:rPr>
+        <w:t>User</w:t>
+      </w:r>
+      <w:proofErr w:type="spellEnd"/>
+      <w:r>
+        <w:rPr>
+          <w:highlight w:val="green"/>
+          <w:lang w:val="pt-PT"/>
+        </w:rPr>
+        <w:t xml:space="preserve"> </w:t>
+      </w:r>
+      <w:proofErr w:type="spellStart"/>
+      <w:r>
+        <w:rPr>
+          <w:highlight w:val="green"/>
+          <w:lang w:val="pt-PT"/>
+        </w:rPr>
+        <w:t>story</w:t>
+      </w:r>
+      <w:proofErr w:type="spellEnd"/>
+      <w:r>
+        <w:rPr>
+          <w:highlight w:val="green"/>
+          <w:lang w:val="pt-PT"/>
+        </w:rPr>
+        <w:t>; quanto mais alta mais complexa é de implementar</w:t>
       </w:r>
     </w:p>
     <w:p>
@@ -4966,7 +5018,23 @@
           <w:highlight w:val="yellow"/>
           <w:lang w:val="pt-PT"/>
         </w:rPr>
-        <w:t>Focar nestes 3 e evitar o Como (excluir aspetos de desenho, interface design statements).</w:t>
+        <w:t xml:space="preserve">Focar nestes 3 e evitar o Como (excluir aspetos de desenho, interface design </w:t>
+      </w:r>
+      <w:proofErr w:type="spellStart"/>
+      <w:r>
+        <w:rPr>
+          <w:highlight w:val="yellow"/>
+          <w:lang w:val="pt-PT"/>
+        </w:rPr>
+        <w:t>statements</w:t>
+      </w:r>
+      <w:proofErr w:type="spellEnd"/>
+      <w:r>
+        <w:rPr>
+          <w:highlight w:val="yellow"/>
+          <w:lang w:val="pt-PT"/>
+        </w:rPr>
+        <w:t>).</w:t>
       </w:r>
     </w:p>
     <w:p>
@@ -5010,7 +5078,39 @@
           <w:highlight w:val="yellow"/>
           <w:lang w:val="pt-PT"/>
         </w:rPr>
-        <w:t>“[para quê].” – como é que o desejo imediato deles para fazer algo se integra na big picture? Qual o objetivo geral que estão a tentar atingir? Qual o principal problema que precisa de ser resolvido?</w:t>
+        <w:t xml:space="preserve">“[para quê].” – como é que o desejo imediato deles para fazer algo se integra na </w:t>
+      </w:r>
+      <w:proofErr w:type="spellStart"/>
+      <w:r>
+        <w:rPr>
+          <w:highlight w:val="yellow"/>
+          <w:lang w:val="pt-PT"/>
+        </w:rPr>
+        <w:t>big</w:t>
+      </w:r>
+      <w:proofErr w:type="spellEnd"/>
+      <w:r>
+        <w:rPr>
+          <w:highlight w:val="yellow"/>
+          <w:lang w:val="pt-PT"/>
+        </w:rPr>
+        <w:t xml:space="preserve"> </w:t>
+      </w:r>
+      <w:proofErr w:type="spellStart"/>
+      <w:r>
+        <w:rPr>
+          <w:highlight w:val="yellow"/>
+          <w:lang w:val="pt-PT"/>
+        </w:rPr>
+        <w:t>picture</w:t>
+      </w:r>
+      <w:proofErr w:type="spellEnd"/>
+      <w:r>
+        <w:rPr>
+          <w:highlight w:val="yellow"/>
+          <w:lang w:val="pt-PT"/>
+        </w:rPr>
+        <w:t>? Qual o objetivo geral que estão a tentar atingir? Qual o principal problema que precisa de ser resolvido?</w:t>
       </w:r>
     </w:p>
     <w:p>
@@ -5038,22 +5138,19 @@
           <w:tcPr>
             <w:cnfStyle w:val="001000000000" w:firstRow="0" w:lastRow="0" w:firstColumn="1" w:lastColumn="0" w:oddVBand="0" w:evenVBand="0" w:oddHBand="0" w:evenHBand="0" w:firstRowFirstColumn="0" w:firstRowLastColumn="0" w:lastRowFirstColumn="0" w:lastRowLastColumn="0"/>
             <w:tcW w:w="8647" w:type="dxa"/>
-            <w:tcMar/>
-          </w:tcPr>
-          <w:p>
-            <w:pPr>
-              <w:spacing w:after="160"/>
-              <w:rPr>
-                <w:lang w:val="pt-PT"/>
-              </w:rPr>
-            </w:pPr>
-          </w:p>
-        </w:tc>
-        <w:tc>
-          <w:tcPr>
-            <w:cnfStyle w:val="000000000000" w:firstRow="0" w:lastRow="0" w:firstColumn="0" w:lastColumn="0" w:oddVBand="0" w:evenVBand="0" w:oddHBand="0" w:evenHBand="0" w:firstRowFirstColumn="0" w:firstRowLastColumn="0" w:lastRowFirstColumn="0" w:lastRowLastColumn="0"/>
+          </w:tcPr>
+          <w:p>
+            <w:pPr>
+              <w:spacing w:after="160"/>
+              <w:rPr>
+                <w:lang w:val="pt-PT"/>
+              </w:rPr>
+            </w:pPr>
+          </w:p>
+        </w:tc>
+        <w:tc>
+          <w:tcPr>
             <w:tcW w:w="992" w:type="dxa"/>
-            <w:tcMar/>
           </w:tcPr>
           <w:p>
             <w:pPr>
@@ -5074,7 +5171,6 @@
           <w:tcPr>
             <w:cnfStyle w:val="001000000000" w:firstRow="0" w:lastRow="0" w:firstColumn="1" w:lastColumn="0" w:oddVBand="0" w:evenVBand="0" w:oddHBand="0" w:evenHBand="0" w:firstRowFirstColumn="0" w:firstRowLastColumn="0" w:lastRowFirstColumn="0" w:lastRowLastColumn="0"/>
             <w:tcW w:w="8647" w:type="dxa"/>
-            <w:tcMar/>
           </w:tcPr>
           <w:p>
             <w:pPr>
@@ -5099,9 +5195,7 @@
         </w:tc>
         <w:tc>
           <w:tcPr>
-            <w:cnfStyle w:val="000000000000" w:firstRow="0" w:lastRow="0" w:firstColumn="0" w:lastColumn="0" w:oddVBand="0" w:evenVBand="0" w:oddHBand="0" w:evenHBand="0" w:firstRowFirstColumn="0" w:firstRowLastColumn="0" w:lastRowFirstColumn="0" w:lastRowLastColumn="0"/>
             <w:tcW w:w="992" w:type="dxa"/>
-            <w:tcMar/>
           </w:tcPr>
           <w:p>
             <w:pPr>
@@ -5134,16 +5228,10 @@
             <w:cnfStyle w:val="001000000000" w:firstRow="0" w:lastRow="0" w:firstColumn="1" w:lastColumn="0" w:oddVBand="0" w:evenVBand="0" w:oddHBand="0" w:evenHBand="0" w:firstRowFirstColumn="0" w:firstRowLastColumn="0" w:lastRowFirstColumn="0" w:lastRowLastColumn="0"/>
             <w:tcW w:w="9639" w:type="dxa"/>
             <w:gridSpan w:val="2"/>
-            <w:tcMar/>
-          </w:tcPr>
-          <w:p>
-            <w:pPr>
-              <w:pStyle w:val="Normal"/>
-              <w:suppressLineNumbers w:val="0"/>
-              <w:bidi w:val="0"/>
-              <w:spacing w:before="0" w:beforeAutospacing="off" w:after="160" w:afterAutospacing="off" w:line="240" w:lineRule="auto"/>
-              <w:ind w:left="0" w:right="0"/>
-              <w:jc w:val="left"/>
+          </w:tcPr>
+          <w:p>
+            <w:pPr>
+              <w:spacing w:after="160"/>
               <w:rPr>
                 <w:lang w:val="pt-PT"/>
               </w:rPr>
@@ -5194,13 +5282,7 @@
               <w:rPr>
                 <w:lang w:val="pt-PT"/>
               </w:rPr>
-              <w:t xml:space="preserve"> para dar a minha </w:t>
-            </w:r>
-            <w:r>
-              <w:rPr>
-                <w:lang w:val="pt-PT"/>
-              </w:rPr>
-              <w:t>opinião</w:t>
+              <w:t xml:space="preserve"> para dar a minha opinião</w:t>
             </w:r>
             <w:r>
               <w:rPr>
@@ -5290,19 +5372,19 @@
           <w:tcPr>
             <w:cnfStyle w:val="001000000000" w:firstRow="0" w:lastRow="0" w:firstColumn="1" w:lastColumn="0" w:oddVBand="0" w:evenVBand="0" w:oddHBand="0" w:evenHBand="0" w:firstRowFirstColumn="0" w:firstRowLastColumn="0" w:lastRowFirstColumn="0" w:lastRowLastColumn="0"/>
             <w:tcW w:w="8647" w:type="dxa"/>
-            <w:tcMar/>
-          </w:tcPr>
-          <w:p>
-            <w:pPr>
-              <w:spacing w:after="160"/>
-              <w:rPr>
-                <w:lang w:val="pt-PT"/>
-              </w:rPr>
-            </w:pPr>
-            <w:r>
-              <w:rPr>
-                <w:lang w:val="pt-PT"/>
-              </w:rPr>
+          </w:tcPr>
+          <w:p>
+            <w:pPr>
+              <w:spacing w:after="160"/>
+              <w:rPr>
+                <w:lang w:val="pt-PT"/>
+              </w:rPr>
+            </w:pPr>
+            <w:r>
+              <w:rPr>
+                <w:lang w:val="pt-PT"/>
+              </w:rPr>
+              <w:lastRenderedPageBreak/>
               <w:t xml:space="preserve">Título: US2 – </w:t>
             </w:r>
             <w:r>
@@ -5315,9 +5397,7 @@
         </w:tc>
         <w:tc>
           <w:tcPr>
-            <w:cnfStyle w:val="000000000000" w:firstRow="0" w:lastRow="0" w:firstColumn="0" w:lastColumn="0" w:oddVBand="0" w:evenVBand="0" w:oddHBand="0" w:evenHBand="0" w:firstRowFirstColumn="0" w:firstRowLastColumn="0" w:lastRowFirstColumn="0" w:lastRowLastColumn="0"/>
             <w:tcW w:w="992" w:type="dxa"/>
-            <w:tcMar/>
           </w:tcPr>
           <w:p>
             <w:pPr>
@@ -5350,12 +5430,10 @@
             <w:cnfStyle w:val="001000000000" w:firstRow="0" w:lastRow="0" w:firstColumn="1" w:lastColumn="0" w:oddVBand="0" w:evenVBand="0" w:oddHBand="0" w:evenHBand="0" w:firstRowFirstColumn="0" w:firstRowLastColumn="0" w:lastRowFirstColumn="0" w:lastRowLastColumn="0"/>
             <w:tcW w:w="9639" w:type="dxa"/>
             <w:gridSpan w:val="2"/>
-            <w:tcMar/>
           </w:tcPr>
           <w:p>
             <w:pPr>
               <w:spacing w:after="160" w:line="259" w:lineRule="auto"/>
-              <w:ind w:left="0"/>
               <w:rPr>
                 <w:lang w:val="pt-PT"/>
               </w:rPr>
@@ -5367,147 +5445,142 @@
               <w:t xml:space="preserve">Descrição: </w:t>
             </w:r>
             <w:r>
-              <w:rPr/>
               <w:t xml:space="preserve">Como </w:t>
             </w:r>
-            <w:r>
-              <w:rPr/>
+            <w:proofErr w:type="spellStart"/>
+            <w:r>
               <w:t>funcionário</w:t>
             </w:r>
-            <w:r>
-              <w:rPr/>
+            <w:proofErr w:type="spellEnd"/>
+            <w:r>
               <w:t xml:space="preserve">, </w:t>
             </w:r>
-            <w:r>
-              <w:rPr/>
+            <w:proofErr w:type="spellStart"/>
+            <w:r>
               <w:t>quero</w:t>
             </w:r>
-            <w:r>
-              <w:rPr/>
+            <w:proofErr w:type="spellEnd"/>
+            <w:r>
               <w:t xml:space="preserve"> </w:t>
             </w:r>
-            <w:r>
-              <w:rPr/>
+            <w:proofErr w:type="spellStart"/>
+            <w:r>
               <w:t>poder</w:t>
             </w:r>
-            <w:r>
-              <w:rPr/>
+            <w:proofErr w:type="spellEnd"/>
+            <w:r>
               <w:t xml:space="preserve"> </w:t>
             </w:r>
-            <w:r>
-              <w:rPr/>
+            <w:proofErr w:type="spellStart"/>
+            <w:r>
               <w:t>ver</w:t>
             </w:r>
-            <w:r>
-              <w:rPr/>
+            <w:proofErr w:type="spellEnd"/>
+            <w:r>
               <w:t xml:space="preserve"> </w:t>
             </w:r>
-            <w:r>
-              <w:rPr/>
+            <w:proofErr w:type="spellStart"/>
+            <w:r>
               <w:t>uma</w:t>
             </w:r>
-            <w:r>
-              <w:rPr/>
+            <w:proofErr w:type="spellEnd"/>
+            <w:r>
               <w:t xml:space="preserve"> </w:t>
             </w:r>
-            <w:r>
-              <w:rPr/>
+            <w:proofErr w:type="spellStart"/>
+            <w:r>
               <w:t>tabela</w:t>
             </w:r>
-            <w:r>
-              <w:rPr/>
+            <w:proofErr w:type="spellEnd"/>
+            <w:r>
               <w:t xml:space="preserve"> com </w:t>
             </w:r>
-            <w:r>
-              <w:rPr/>
+            <w:proofErr w:type="spellStart"/>
+            <w:r>
               <w:t>os</w:t>
             </w:r>
-            <w:r>
-              <w:rPr/>
+            <w:proofErr w:type="spellEnd"/>
+            <w:r>
               <w:t xml:space="preserve"> </w:t>
             </w:r>
-            <w:r>
-              <w:rPr/>
+            <w:proofErr w:type="spellStart"/>
+            <w:r>
               <w:t>jogos</w:t>
             </w:r>
-            <w:r>
-              <w:rPr/>
+            <w:proofErr w:type="spellEnd"/>
+            <w:r>
               <w:t xml:space="preserve"> </w:t>
             </w:r>
-            <w:r>
-              <w:rPr/>
+            <w:proofErr w:type="spellStart"/>
+            <w:r>
               <w:t>que</w:t>
             </w:r>
-            <w:r>
-              <w:rPr/>
+            <w:proofErr w:type="spellEnd"/>
+            <w:r>
               <w:t xml:space="preserve"> um </w:t>
             </w:r>
-            <w:r>
-              <w:rPr/>
+            <w:proofErr w:type="spellStart"/>
+            <w:r>
               <w:t>utilizador</w:t>
             </w:r>
-            <w:r>
-              <w:rPr/>
+            <w:proofErr w:type="spellEnd"/>
+            <w:r>
               <w:t xml:space="preserve"> </w:t>
             </w:r>
-            <w:r>
-              <w:rPr/>
+            <w:proofErr w:type="spellStart"/>
+            <w:r>
               <w:t>específico</w:t>
             </w:r>
-            <w:r>
-              <w:rPr/>
+            <w:proofErr w:type="spellEnd"/>
+            <w:r>
               <w:t xml:space="preserve"> </w:t>
             </w:r>
-            <w:r>
-              <w:rPr/>
+            <w:proofErr w:type="spellStart"/>
+            <w:r>
               <w:t>colocou</w:t>
             </w:r>
-            <w:r>
-              <w:rPr/>
+            <w:proofErr w:type="spellEnd"/>
+            <w:r>
               <w:t xml:space="preserve"> </w:t>
             </w:r>
-            <w:r>
-              <w:rPr/>
+            <w:proofErr w:type="spellStart"/>
+            <w:r>
               <w:t>como</w:t>
             </w:r>
-            <w:r>
-              <w:rPr/>
+            <w:proofErr w:type="spellEnd"/>
+            <w:r>
               <w:t xml:space="preserve"> </w:t>
             </w:r>
-            <w:r>
-              <w:rPr/>
+            <w:proofErr w:type="spellStart"/>
+            <w:r>
               <w:t>favorito</w:t>
             </w:r>
-            <w:r>
-              <w:rPr/>
+            <w:proofErr w:type="spellEnd"/>
+            <w:r>
               <w:t xml:space="preserve"> para </w:t>
             </w:r>
-            <w:r>
-              <w:rPr/>
+            <w:proofErr w:type="spellStart"/>
+            <w:r>
               <w:t>entender</w:t>
             </w:r>
-            <w:r>
-              <w:rPr/>
-              <w:t xml:space="preserve"> as</w:t>
-            </w:r>
-            <w:r>
-              <w:rPr/>
-              <w:t xml:space="preserve"> </w:t>
-            </w:r>
-            <w:r>
-              <w:rPr/>
+            <w:proofErr w:type="spellEnd"/>
+            <w:r>
+              <w:t xml:space="preserve"> as </w:t>
+            </w:r>
+            <w:proofErr w:type="spellStart"/>
+            <w:r>
               <w:t>preferências</w:t>
             </w:r>
-            <w:r>
-              <w:rPr/>
+            <w:proofErr w:type="spellEnd"/>
+            <w:r>
               <w:t xml:space="preserve"> dos </w:t>
             </w:r>
-            <w:r>
-              <w:rPr/>
+            <w:proofErr w:type="spellStart"/>
+            <w:r>
               <w:t>clientes</w:t>
             </w:r>
-            <w:r>
-              <w:rPr/>
+            <w:proofErr w:type="spellEnd"/>
+            <w:r>
               <w:t>.</w:t>
             </w:r>
           </w:p>
@@ -5523,7 +5596,55 @@
               </w:rPr>
             </w:pPr>
             <w:r>
-              <w:t>A tabela deve listar o título do jogo e a data de inserção.</w:t>
+              <w:t xml:space="preserve">A </w:t>
+            </w:r>
+            <w:proofErr w:type="spellStart"/>
+            <w:r>
+              <w:t>tabela</w:t>
+            </w:r>
+            <w:proofErr w:type="spellEnd"/>
+            <w:r>
+              <w:t xml:space="preserve"> </w:t>
+            </w:r>
+            <w:proofErr w:type="spellStart"/>
+            <w:r>
+              <w:t>deve</w:t>
+            </w:r>
+            <w:proofErr w:type="spellEnd"/>
+            <w:r>
+              <w:t xml:space="preserve"> </w:t>
+            </w:r>
+            <w:proofErr w:type="spellStart"/>
+            <w:r>
+              <w:t>listar</w:t>
+            </w:r>
+            <w:proofErr w:type="spellEnd"/>
+            <w:r>
+              <w:t xml:space="preserve"> o </w:t>
+            </w:r>
+            <w:proofErr w:type="spellStart"/>
+            <w:r>
+              <w:t>título</w:t>
+            </w:r>
+            <w:proofErr w:type="spellEnd"/>
+            <w:r>
+              <w:t xml:space="preserve"> do </w:t>
+            </w:r>
+            <w:proofErr w:type="spellStart"/>
+            <w:r>
+              <w:t>jogo</w:t>
+            </w:r>
+            <w:proofErr w:type="spellEnd"/>
+            <w:r>
+              <w:t xml:space="preserve"> e a data de </w:t>
+            </w:r>
+            <w:proofErr w:type="spellStart"/>
+            <w:r>
+              <w:t>inserção</w:t>
+            </w:r>
+            <w:proofErr w:type="spellEnd"/>
+            <w:r>
+              <w:t>.</w:t>
             </w:r>
           </w:p>
           <w:p>
@@ -5538,8 +5659,37 @@
               </w:rPr>
             </w:pPr>
             <w:r>
-              <w:t>A listagem deve ser apenas de leitura</w:t>
-            </w:r>
+              <w:t xml:space="preserve">A </w:t>
+            </w:r>
+            <w:proofErr w:type="spellStart"/>
+            <w:r>
+              <w:t>listagem</w:t>
+            </w:r>
+            <w:proofErr w:type="spellEnd"/>
+            <w:r>
+              <w:t xml:space="preserve"> </w:t>
+            </w:r>
+            <w:proofErr w:type="spellStart"/>
+            <w:r>
+              <w:t>deve</w:t>
+            </w:r>
+            <w:proofErr w:type="spellEnd"/>
+            <w:r>
+              <w:t xml:space="preserve"> ser </w:t>
+            </w:r>
+            <w:proofErr w:type="spellStart"/>
+            <w:r>
+              <w:t>apenas</w:t>
+            </w:r>
+            <w:proofErr w:type="spellEnd"/>
+            <w:r>
+              <w:t xml:space="preserve"> de </w:t>
+            </w:r>
+            <w:proofErr w:type="spellStart"/>
+            <w:r>
+              <w:t>leitura</w:t>
+            </w:r>
+            <w:proofErr w:type="spellEnd"/>
           </w:p>
         </w:tc>
       </w:tr>
@@ -5551,11 +5701,9 @@
           <w:tcPr>
             <w:cnfStyle w:val="001000000000" w:firstRow="0" w:lastRow="0" w:firstColumn="1" w:lastColumn="0" w:oddVBand="0" w:evenVBand="0" w:oddHBand="0" w:evenHBand="0" w:firstRowFirstColumn="0" w:firstRowLastColumn="0" w:lastRowFirstColumn="0" w:lastRowLastColumn="0"/>
             <w:tcW w:w="8647" w:type="dxa"/>
-            <w:tcMar/>
-          </w:tcPr>
-          <w:p>
-            <w:pPr>
-              <w:pStyle w:val="Normal"/>
+          </w:tcPr>
+          <w:p>
+            <w:pPr>
               <w:spacing w:after="160"/>
               <w:rPr>
                 <w:lang w:val="pt-PT"/>
@@ -5587,10 +5735,7 @@
             </w:r>
             <w:r>
               <w:rPr>
-                <w:rFonts w:ascii="Calibri" w:hAnsi="Calibri" w:eastAsia="Calibri" w:cs="Calibri"/>
-                <w:noProof w:val="0"/>
-                <w:sz w:val="22"/>
-                <w:szCs w:val="22"/>
+                <w:rFonts w:ascii="Calibri" w:eastAsia="Calibri" w:hAnsi="Calibri" w:cs="Calibri"/>
                 <w:lang w:val="pt-PT"/>
               </w:rPr>
               <w:t>Explorar Catálogo de Jogos</w:t>
@@ -5599,9 +5744,7 @@
         </w:tc>
         <w:tc>
           <w:tcPr>
-            <w:cnfStyle w:val="000000000000" w:firstRow="0" w:lastRow="0" w:firstColumn="0" w:lastColumn="0" w:oddVBand="0" w:evenVBand="0" w:oddHBand="0" w:evenHBand="0" w:firstRowFirstColumn="0" w:firstRowLastColumn="0" w:lastRowFirstColumn="0" w:lastRowLastColumn="0"/>
             <w:tcW w:w="992" w:type="dxa"/>
-            <w:tcMar/>
           </w:tcPr>
           <w:p>
             <w:pPr>
@@ -5613,8 +5756,8 @@
             </w:pPr>
             <w:r>
               <w:rPr>
-                <w:b w:val="1"/>
-                <w:bCs w:val="1"/>
+                <w:b/>
+                <w:bCs/>
                 <w:lang w:val="pt-PT"/>
               </w:rPr>
               <w:t>SP</w:t>
@@ -5646,16 +5789,10 @@
             <w:cnfStyle w:val="001000000000" w:firstRow="0" w:lastRow="0" w:firstColumn="1" w:lastColumn="0" w:oddVBand="0" w:evenVBand="0" w:oddHBand="0" w:evenHBand="0" w:firstRowFirstColumn="0" w:firstRowLastColumn="0" w:lastRowFirstColumn="0" w:lastRowLastColumn="0"/>
             <w:tcW w:w="9639" w:type="dxa"/>
             <w:gridSpan w:val="2"/>
-            <w:tcMar/>
-          </w:tcPr>
-          <w:p>
-            <w:pPr>
-              <w:pStyle w:val="Normal"/>
-              <w:suppressLineNumbers w:val="0"/>
-              <w:bidi w:val="0"/>
-              <w:spacing w:before="0" w:beforeAutospacing="off" w:after="160" w:afterAutospacing="off" w:line="240" w:lineRule="auto"/>
-              <w:ind w:left="0" w:right="0"/>
-              <w:jc w:val="left"/>
+          </w:tcPr>
+          <w:p>
+            <w:pPr>
+              <w:spacing w:after="160"/>
               <w:rPr>
                 <w:lang w:val="pt-PT"/>
               </w:rPr>
@@ -5668,10 +5805,7 @@
             </w:r>
             <w:r>
               <w:rPr>
-                <w:rFonts w:ascii="Calibri" w:hAnsi="Calibri" w:eastAsia="Calibri" w:cs="Calibri"/>
-                <w:noProof w:val="0"/>
-                <w:sz w:val="22"/>
-                <w:szCs w:val="22"/>
+                <w:rFonts w:ascii="Calibri" w:eastAsia="Calibri" w:hAnsi="Calibri" w:cs="Calibri"/>
                 <w:lang w:val="pt-PT"/>
               </w:rPr>
               <w:t xml:space="preserve"> Como cliente, eu quero explorar a biblioteca completa de títulos disponíveis no site para que possa descobrir novos jogos para a minha coleção ou encontrar jogos específicos para avaliar.</w:t>
@@ -5699,19 +5833,13 @@
               </w:numPr>
               <w:spacing w:after="160" w:line="259" w:lineRule="auto"/>
               <w:rPr>
-                <w:rFonts w:ascii="Calibri" w:hAnsi="Calibri" w:eastAsia="Calibri" w:cs="Calibri"/>
-                <w:noProof w:val="0"/>
-                <w:sz w:val="22"/>
-                <w:szCs w:val="22"/>
-                <w:lang w:val="pt-PT"/>
-              </w:rPr>
-            </w:pPr>
-            <w:r>
-              <w:rPr>
-                <w:rFonts w:ascii="Calibri" w:hAnsi="Calibri" w:eastAsia="Calibri" w:cs="Calibri"/>
-                <w:noProof w:val="0"/>
-                <w:sz w:val="22"/>
-                <w:szCs w:val="22"/>
+                <w:rFonts w:ascii="Calibri" w:eastAsia="Calibri" w:hAnsi="Calibri" w:cs="Calibri"/>
+                <w:lang w:val="pt-PT"/>
+              </w:rPr>
+            </w:pPr>
+            <w:r>
+              <w:rPr>
+                <w:rFonts w:ascii="Calibri" w:eastAsia="Calibri" w:hAnsi="Calibri" w:cs="Calibri"/>
                 <w:lang w:val="pt-PT"/>
               </w:rPr>
               <w:t>A listagem deve apresentar todos os jogos registados na base de dados de forma organizada.</w:t>
@@ -5719,38 +5847,100 @@
           </w:p>
           <w:p>
             <w:pPr>
-              <w:pStyle w:val="ListParagraph"/>
+              <w:pStyle w:val="PargrafodaLista"/>
               <w:numPr>
                 <w:ilvl w:val="0"/>
                 <w:numId w:val="3"/>
               </w:numPr>
-              <w:suppressLineNumbers w:val="0"/>
-              <w:bidi w:val="0"/>
-              <w:spacing w:before="0" w:beforeAutospacing="off" w:after="0" w:afterAutospacing="off" w:line="240" w:lineRule="auto"/>
-              <w:ind w:left="720" w:right="0" w:hanging="360"/>
-              <w:jc w:val="left"/>
-              <w:rPr>
-                <w:noProof w:val="0"/>
-                <w:lang w:val="en-GB"/>
-              </w:rPr>
-            </w:pPr>
-            <w:r>
-              <w:rPr>
-                <w:noProof w:val="0"/>
-                <w:lang w:val="en-GB"/>
-              </w:rPr>
-              <w:t>Ao selecionar um jogo no catálogo, o utilizador deve ser redirecionado para a página de detalhes desse jogo.</w:t>
-            </w:r>
-          </w:p>
-          <w:p>
-            <w:pPr>
-              <w:pStyle w:val="ListParagraph"/>
+            </w:pPr>
+            <w:r>
+              <w:t xml:space="preserve">Ao </w:t>
+            </w:r>
+            <w:proofErr w:type="spellStart"/>
+            <w:r>
+              <w:t>selecionar</w:t>
+            </w:r>
+            <w:proofErr w:type="spellEnd"/>
+            <w:r>
+              <w:t xml:space="preserve"> um </w:t>
+            </w:r>
+            <w:proofErr w:type="spellStart"/>
+            <w:r>
+              <w:t>jogo</w:t>
+            </w:r>
+            <w:proofErr w:type="spellEnd"/>
+            <w:r>
+              <w:t xml:space="preserve"> no </w:t>
+            </w:r>
+            <w:proofErr w:type="spellStart"/>
+            <w:r>
+              <w:t>catálogo</w:t>
+            </w:r>
+            <w:proofErr w:type="spellEnd"/>
+            <w:r>
+              <w:t xml:space="preserve">, o </w:t>
+            </w:r>
+            <w:proofErr w:type="spellStart"/>
+            <w:r>
+              <w:t>utilizador</w:t>
+            </w:r>
+            <w:proofErr w:type="spellEnd"/>
+            <w:r>
+              <w:t xml:space="preserve"> </w:t>
+            </w:r>
+            <w:proofErr w:type="spellStart"/>
+            <w:r>
+              <w:t>deve</w:t>
+            </w:r>
+            <w:proofErr w:type="spellEnd"/>
+            <w:r>
+              <w:t xml:space="preserve"> ser </w:t>
+            </w:r>
+            <w:proofErr w:type="spellStart"/>
+            <w:r>
+              <w:t>redirecionado</w:t>
+            </w:r>
+            <w:proofErr w:type="spellEnd"/>
+            <w:r>
+              <w:t xml:space="preserve"> para a </w:t>
+            </w:r>
+            <w:proofErr w:type="spellStart"/>
+            <w:r>
+              <w:t>página</w:t>
+            </w:r>
+            <w:proofErr w:type="spellEnd"/>
+            <w:r>
+              <w:t xml:space="preserve"> de </w:t>
+            </w:r>
+            <w:proofErr w:type="spellStart"/>
+            <w:r>
+              <w:t>detalhes</w:t>
+            </w:r>
+            <w:proofErr w:type="spellEnd"/>
+            <w:r>
+              <w:t xml:space="preserve"> </w:t>
+            </w:r>
+            <w:proofErr w:type="spellStart"/>
+            <w:r>
+              <w:t>desse</w:t>
+            </w:r>
+            <w:proofErr w:type="spellEnd"/>
+            <w:r>
+              <w:t xml:space="preserve"> </w:t>
+            </w:r>
+            <w:proofErr w:type="spellStart"/>
+            <w:r>
+              <w:t>jogo</w:t>
+            </w:r>
+            <w:proofErr w:type="spellEnd"/>
+            <w:r>
+              <w:t>.</w:t>
+            </w:r>
+          </w:p>
+          <w:p>
+            <w:pPr>
+              <w:pStyle w:val="PargrafodaLista"/>
               <w:spacing w:after="160" w:line="259" w:lineRule="auto"/>
-              <w:ind w:left="720"/>
-              <w:rPr>
-                <w:noProof w:val="0"/>
-                <w:lang w:val="en-GB"/>
-              </w:rPr>
             </w:pPr>
           </w:p>
         </w:tc>
@@ -5763,28 +5953,41 @@
           <w:tcPr>
             <w:cnfStyle w:val="001000000000" w:firstRow="0" w:lastRow="0" w:firstColumn="1" w:lastColumn="0" w:oddVBand="0" w:evenVBand="0" w:oddHBand="0" w:evenHBand="0" w:firstRowFirstColumn="0" w:firstRowLastColumn="0" w:lastRowFirstColumn="0" w:lastRowLastColumn="0"/>
             <w:tcW w:w="8647" w:type="dxa"/>
-            <w:tcMar/>
-          </w:tcPr>
-          <w:p>
-            <w:pPr>
-              <w:spacing w:after="160"/>
-              <w:rPr>
-                <w:lang w:val="pt-PT"/>
-              </w:rPr>
-            </w:pPr>
-            <w:r>
-              <w:rPr>
-                <w:lang w:val="pt-PT"/>
-              </w:rPr>
-              <w:t>Título: US</w:t>
-            </w:r>
-          </w:p>
-        </w:tc>
-        <w:tc>
-          <w:tcPr>
-            <w:cnfStyle w:val="000000000000" w:firstRow="0" w:lastRow="0" w:firstColumn="0" w:lastColumn="0" w:oddVBand="0" w:evenVBand="0" w:oddHBand="0" w:evenHBand="0" w:firstRowFirstColumn="0" w:firstRowLastColumn="0" w:lastRowFirstColumn="0" w:lastRowLastColumn="0"/>
+          </w:tcPr>
+          <w:p>
+            <w:pPr>
+              <w:spacing w:after="160"/>
+              <w:rPr>
+                <w:lang w:val="pt-PT"/>
+              </w:rPr>
+            </w:pPr>
+            <w:r>
+              <w:rPr>
+                <w:lang w:val="pt-PT"/>
+              </w:rPr>
+              <w:t xml:space="preserve">Título: </w:t>
+            </w:r>
+            <w:r>
+              <w:t xml:space="preserve">US4 – </w:t>
+            </w:r>
+            <w:proofErr w:type="spellStart"/>
+            <w:r>
+              <w:t>Avaliar</w:t>
+            </w:r>
+            <w:proofErr w:type="spellEnd"/>
+            <w:r>
+              <w:t xml:space="preserve"> </w:t>
+            </w:r>
+            <w:proofErr w:type="spellStart"/>
+            <w:r>
+              <w:t>Jogos</w:t>
+            </w:r>
+            <w:proofErr w:type="spellEnd"/>
+          </w:p>
+        </w:tc>
+        <w:tc>
+          <w:tcPr>
             <w:tcW w:w="992" w:type="dxa"/>
-            <w:tcMar/>
           </w:tcPr>
           <w:p>
             <w:pPr>
@@ -5807,6 +6010,12 @@
                 <w:lang w:val="pt-PT"/>
               </w:rPr>
               <w:t>:</w:t>
+            </w:r>
+            <w:r>
+              <w:rPr>
+                <w:lang w:val="pt-PT"/>
+              </w:rPr>
+              <w:t>4</w:t>
             </w:r>
           </w:p>
         </w:tc>
@@ -5817,7 +6026,386 @@
             <w:cnfStyle w:val="001000000000" w:firstRow="0" w:lastRow="0" w:firstColumn="1" w:lastColumn="0" w:oddVBand="0" w:evenVBand="0" w:oddHBand="0" w:evenHBand="0" w:firstRowFirstColumn="0" w:firstRowLastColumn="0" w:lastRowFirstColumn="0" w:lastRowLastColumn="0"/>
             <w:tcW w:w="9639" w:type="dxa"/>
             <w:gridSpan w:val="2"/>
-            <w:tcMar/>
+          </w:tcPr>
+          <w:p>
+            <w:pPr>
+              <w:spacing w:after="160"/>
+              <w:rPr>
+                <w:lang w:val="pt-PT"/>
+              </w:rPr>
+            </w:pPr>
+            <w:r>
+              <w:rPr>
+                <w:lang w:val="pt-PT"/>
+              </w:rPr>
+              <w:t>Descrição:</w:t>
+            </w:r>
+            <w:r>
+              <w:rPr>
+                <w:b w:val="0"/>
+                <w:bCs w:val="0"/>
+              </w:rPr>
+              <w:t xml:space="preserve"> </w:t>
+            </w:r>
+            <w:r>
+              <w:t xml:space="preserve">Como </w:t>
+            </w:r>
+            <w:proofErr w:type="spellStart"/>
+            <w:r>
+              <w:t>cliente</w:t>
+            </w:r>
+            <w:proofErr w:type="spellEnd"/>
+            <w:r>
+              <w:t xml:space="preserve">, </w:t>
+            </w:r>
+            <w:proofErr w:type="spellStart"/>
+            <w:r>
+              <w:t>quero</w:t>
+            </w:r>
+            <w:proofErr w:type="spellEnd"/>
+            <w:r>
+              <w:t xml:space="preserve"> </w:t>
+            </w:r>
+            <w:proofErr w:type="spellStart"/>
+            <w:r>
+              <w:t>poder</w:t>
+            </w:r>
+            <w:proofErr w:type="spellEnd"/>
+            <w:r>
+              <w:t xml:space="preserve"> </w:t>
+            </w:r>
+            <w:proofErr w:type="spellStart"/>
+            <w:r>
+              <w:t>atribuir</w:t>
+            </w:r>
+            <w:proofErr w:type="spellEnd"/>
+            <w:r>
+              <w:t xml:space="preserve"> </w:t>
+            </w:r>
+            <w:proofErr w:type="spellStart"/>
+            <w:r>
+              <w:t>uma</w:t>
+            </w:r>
+            <w:proofErr w:type="spellEnd"/>
+            <w:r>
+              <w:t xml:space="preserve"> </w:t>
+            </w:r>
+            <w:proofErr w:type="spellStart"/>
+            <w:r>
+              <w:t>classificação</w:t>
+            </w:r>
+            <w:proofErr w:type="spellEnd"/>
+            <w:r>
+              <w:t xml:space="preserve"> (rating) a um </w:t>
+            </w:r>
+            <w:proofErr w:type="spellStart"/>
+            <w:r>
+              <w:t>jogo</w:t>
+            </w:r>
+            <w:proofErr w:type="spellEnd"/>
+            <w:r>
+              <w:t xml:space="preserve"> para </w:t>
+            </w:r>
+            <w:proofErr w:type="spellStart"/>
+            <w:r>
+              <w:t>partilhar</w:t>
+            </w:r>
+            <w:proofErr w:type="spellEnd"/>
+            <w:r>
+              <w:t xml:space="preserve"> a </w:t>
+            </w:r>
+            <w:proofErr w:type="spellStart"/>
+            <w:r>
+              <w:t>minha</w:t>
+            </w:r>
+            <w:proofErr w:type="spellEnd"/>
+            <w:r>
+              <w:t xml:space="preserve"> </w:t>
+            </w:r>
+            <w:proofErr w:type="spellStart"/>
+            <w:r>
+              <w:t>opinião</w:t>
+            </w:r>
+            <w:proofErr w:type="spellEnd"/>
+            <w:r>
+              <w:t xml:space="preserve"> com outros </w:t>
+            </w:r>
+            <w:proofErr w:type="spellStart"/>
+            <w:r>
+              <w:t>utilizadores</w:t>
+            </w:r>
+            <w:proofErr w:type="spellEnd"/>
+            <w:r>
+              <w:t>.</w:t>
+            </w:r>
+          </w:p>
+          <w:p>
+            <w:pPr>
+              <w:spacing w:after="160"/>
+              <w:rPr>
+                <w:b w:val="0"/>
+                <w:bCs w:val="0"/>
+                <w:lang w:val="pt-PT"/>
+              </w:rPr>
+            </w:pPr>
+            <w:r>
+              <w:rPr>
+                <w:lang w:val="pt-PT"/>
+              </w:rPr>
+              <w:t>Critérios de Aceitação:</w:t>
+            </w:r>
+          </w:p>
+          <w:p>
+            <w:pPr>
+              <w:pStyle w:val="PargrafodaLista"/>
+              <w:numPr>
+                <w:ilvl w:val="0"/>
+                <w:numId w:val="5"/>
+              </w:numPr>
+              <w:rPr>
+                <w:lang w:val="pt-PT"/>
+              </w:rPr>
+            </w:pPr>
+            <w:r>
+              <w:t xml:space="preserve">O </w:t>
+            </w:r>
+            <w:proofErr w:type="spellStart"/>
+            <w:r>
+              <w:t>utilizador</w:t>
+            </w:r>
+            <w:proofErr w:type="spellEnd"/>
+            <w:r>
+              <w:t xml:space="preserve"> </w:t>
+            </w:r>
+            <w:proofErr w:type="spellStart"/>
+            <w:r>
+              <w:t>deve</w:t>
+            </w:r>
+            <w:proofErr w:type="spellEnd"/>
+            <w:r>
+              <w:t xml:space="preserve"> </w:t>
+            </w:r>
+            <w:proofErr w:type="spellStart"/>
+            <w:r>
+              <w:t>poder</w:t>
+            </w:r>
+            <w:proofErr w:type="spellEnd"/>
+            <w:r>
+              <w:t xml:space="preserve"> </w:t>
+            </w:r>
+            <w:proofErr w:type="spellStart"/>
+            <w:r>
+              <w:t>atribuir</w:t>
+            </w:r>
+            <w:proofErr w:type="spellEnd"/>
+            <w:r>
+              <w:t xml:space="preserve"> </w:t>
+            </w:r>
+            <w:proofErr w:type="spellStart"/>
+            <w:r>
+              <w:t>uma</w:t>
+            </w:r>
+            <w:proofErr w:type="spellEnd"/>
+            <w:r>
+              <w:t xml:space="preserve"> </w:t>
+            </w:r>
+            <w:proofErr w:type="spellStart"/>
+            <w:r>
+              <w:t>classificação</w:t>
+            </w:r>
+            <w:proofErr w:type="spellEnd"/>
+            <w:r>
+              <w:t xml:space="preserve"> </w:t>
+            </w:r>
+            <w:proofErr w:type="spellStart"/>
+            <w:r>
+              <w:t>num</w:t>
+            </w:r>
+            <w:proofErr w:type="spellEnd"/>
+            <w:r>
+              <w:t xml:space="preserve"> </w:t>
+            </w:r>
+            <w:proofErr w:type="spellStart"/>
+            <w:r>
+              <w:t>intervalo</w:t>
+            </w:r>
+            <w:proofErr w:type="spellEnd"/>
+            <w:r>
+              <w:t xml:space="preserve"> </w:t>
+            </w:r>
+            <w:proofErr w:type="spellStart"/>
+            <w:r>
+              <w:t>definido</w:t>
+            </w:r>
+            <w:proofErr w:type="spellEnd"/>
+            <w:r>
+              <w:t xml:space="preserve"> (ex: 1 a 5 </w:t>
+            </w:r>
+            <w:proofErr w:type="spellStart"/>
+            <w:r>
+              <w:t>estrelas</w:t>
+            </w:r>
+            <w:proofErr w:type="spellEnd"/>
+            <w:r>
+              <w:t>)</w:t>
+            </w:r>
+          </w:p>
+          <w:p>
+            <w:pPr>
+              <w:pStyle w:val="PargrafodaLista"/>
+              <w:rPr>
+                <w:lang w:val="pt-PT"/>
+              </w:rPr>
+            </w:pPr>
+          </w:p>
+          <w:p>
+            <w:pPr>
+              <w:pStyle w:val="PargrafodaLista"/>
+              <w:numPr>
+                <w:ilvl w:val="0"/>
+                <w:numId w:val="5"/>
+              </w:numPr>
+              <w:rPr>
+                <w:lang w:val="pt-PT"/>
+              </w:rPr>
+            </w:pPr>
+            <w:r>
+              <w:t xml:space="preserve">A </w:t>
+            </w:r>
+            <w:proofErr w:type="spellStart"/>
+            <w:r>
+              <w:t>classificação</w:t>
+            </w:r>
+            <w:proofErr w:type="spellEnd"/>
+            <w:r>
+              <w:t xml:space="preserve"> </w:t>
+            </w:r>
+            <w:proofErr w:type="spellStart"/>
+            <w:r>
+              <w:t>média</w:t>
+            </w:r>
+            <w:proofErr w:type="spellEnd"/>
+            <w:r>
+              <w:t xml:space="preserve"> do </w:t>
+            </w:r>
+            <w:proofErr w:type="spellStart"/>
+            <w:r>
+              <w:t>jogo</w:t>
+            </w:r>
+            <w:proofErr w:type="spellEnd"/>
+            <w:r>
+              <w:t xml:space="preserve"> </w:t>
+            </w:r>
+            <w:proofErr w:type="spellStart"/>
+            <w:r>
+              <w:t>deve</w:t>
+            </w:r>
+            <w:proofErr w:type="spellEnd"/>
+            <w:r>
+              <w:t xml:space="preserve"> ser </w:t>
+            </w:r>
+            <w:proofErr w:type="spellStart"/>
+            <w:r>
+              <w:t>exibida</w:t>
+            </w:r>
+            <w:proofErr w:type="spellEnd"/>
+            <w:r>
+              <w:t xml:space="preserve"> </w:t>
+            </w:r>
+            <w:proofErr w:type="spellStart"/>
+            <w:r>
+              <w:t>na</w:t>
+            </w:r>
+            <w:proofErr w:type="spellEnd"/>
+            <w:r>
+              <w:t xml:space="preserve"> </w:t>
+            </w:r>
+            <w:proofErr w:type="spellStart"/>
+            <w:r>
+              <w:t>página</w:t>
+            </w:r>
+            <w:proofErr w:type="spellEnd"/>
+            <w:r>
+              <w:t xml:space="preserve"> de </w:t>
+            </w:r>
+            <w:proofErr w:type="spellStart"/>
+            <w:r>
+              <w:t>detalhes</w:t>
+            </w:r>
+            <w:proofErr w:type="spellEnd"/>
+            <w:r>
+              <w:t xml:space="preserve"> do </w:t>
+            </w:r>
+            <w:proofErr w:type="spellStart"/>
+            <w:r>
+              <w:t>jogo</w:t>
+            </w:r>
+            <w:proofErr w:type="spellEnd"/>
+            <w:r>
+              <w:br/>
+            </w:r>
+          </w:p>
+        </w:tc>
+      </w:tr>
+      <w:tr>
+        <w:trPr>
+          <w:cnfStyle w:val="000000100000" w:firstRow="0" w:lastRow="0" w:firstColumn="0" w:lastColumn="0" w:oddVBand="0" w:evenVBand="0" w:oddHBand="1" w:evenHBand="0" w:firstRowFirstColumn="0" w:firstRowLastColumn="0" w:lastRowFirstColumn="0" w:lastRowLastColumn="0"/>
+        </w:trPr>
+        <w:tc>
+          <w:tcPr>
+            <w:cnfStyle w:val="001000000000" w:firstRow="0" w:lastRow="0" w:firstColumn="1" w:lastColumn="0" w:oddVBand="0" w:evenVBand="0" w:oddHBand="0" w:evenHBand="0" w:firstRowFirstColumn="0" w:firstRowLastColumn="0" w:lastRowFirstColumn="0" w:lastRowLastColumn="0"/>
+            <w:tcW w:w="8647" w:type="dxa"/>
+          </w:tcPr>
+          <w:p>
+            <w:pPr>
+              <w:spacing w:after="160"/>
+              <w:rPr>
+                <w:lang w:val="pt-PT"/>
+              </w:rPr>
+            </w:pPr>
+            <w:r>
+              <w:rPr>
+                <w:lang w:val="pt-PT"/>
+              </w:rPr>
+              <w:t>Título: US</w:t>
+            </w:r>
+          </w:p>
+        </w:tc>
+        <w:tc>
+          <w:tcPr>
+            <w:tcW w:w="992" w:type="dxa"/>
+          </w:tcPr>
+          <w:p>
+            <w:pPr>
+              <w:spacing w:after="160"/>
+              <w:cnfStyle w:val="000000100000" w:firstRow="0" w:lastRow="0" w:firstColumn="0" w:lastColumn="0" w:oddVBand="0" w:evenVBand="0" w:oddHBand="1" w:evenHBand="0" w:firstRowFirstColumn="0" w:firstRowLastColumn="0" w:lastRowFirstColumn="0" w:lastRowLastColumn="0"/>
+              <w:rPr>
+                <w:lang w:val="pt-PT"/>
+              </w:rPr>
+            </w:pPr>
+            <w:r>
+              <w:rPr>
+                <w:b/>
+                <w:bCs/>
+                <w:lang w:val="pt-PT"/>
+              </w:rPr>
+              <w:t>SP</w:t>
+            </w:r>
+            <w:r>
+              <w:rPr>
+                <w:lang w:val="pt-PT"/>
+              </w:rPr>
+              <w:t>:</w:t>
+            </w:r>
+          </w:p>
+        </w:tc>
+      </w:tr>
+      <w:tr>
+        <w:tc>
+          <w:tcPr>
+            <w:cnfStyle w:val="001000000000" w:firstRow="0" w:lastRow="0" w:firstColumn="1" w:lastColumn="0" w:oddVBand="0" w:evenVBand="0" w:oddHBand="0" w:evenHBand="0" w:firstRowFirstColumn="0" w:firstRowLastColumn="0" w:lastRowFirstColumn="0" w:lastRowLastColumn="0"/>
+            <w:tcW w:w="9639" w:type="dxa"/>
+            <w:gridSpan w:val="2"/>
           </w:tcPr>
           <w:p>
             <w:pPr>
@@ -5869,7 +6457,6 @@
           <w:tcPr>
             <w:cnfStyle w:val="001000000000" w:firstRow="0" w:lastRow="0" w:firstColumn="1" w:lastColumn="0" w:oddVBand="0" w:evenVBand="0" w:oddHBand="0" w:evenHBand="0" w:firstRowFirstColumn="0" w:firstRowLastColumn="0" w:lastRowFirstColumn="0" w:lastRowLastColumn="0"/>
             <w:tcW w:w="8647" w:type="dxa"/>
-            <w:tcMar/>
           </w:tcPr>
           <w:p>
             <w:pPr>
@@ -5888,9 +6475,7 @@
         </w:tc>
         <w:tc>
           <w:tcPr>
-            <w:cnfStyle w:val="000000000000" w:firstRow="0" w:lastRow="0" w:firstColumn="0" w:lastColumn="0" w:oddVBand="0" w:evenVBand="0" w:oddHBand="0" w:evenHBand="0" w:firstRowFirstColumn="0" w:firstRowLastColumn="0" w:lastRowFirstColumn="0" w:lastRowLastColumn="0"/>
             <w:tcW w:w="992" w:type="dxa"/>
-            <w:tcMar/>
           </w:tcPr>
           <w:p>
             <w:pPr>
@@ -5921,9 +6506,7 @@
         <w:tc>
           <w:tcPr>
             <w:cnfStyle w:val="001000000000" w:firstRow="0" w:lastRow="0" w:firstColumn="1" w:lastColumn="0" w:oddVBand="0" w:evenVBand="0" w:oddHBand="0" w:evenHBand="0" w:firstRowFirstColumn="0" w:firstRowLastColumn="0" w:lastRowFirstColumn="0" w:lastRowLastColumn="0"/>
-            <w:tcW w:w="9639" w:type="dxa"/>
-            <w:gridSpan w:val="2"/>
-            <w:tcMar/>
+            <w:tcW w:w="8647" w:type="dxa"/>
           </w:tcPr>
           <w:p>
             <w:pPr>
@@ -5966,6 +6549,20 @@
             </w:pPr>
           </w:p>
         </w:tc>
+        <w:tc>
+          <w:tcPr>
+            <w:tcW w:w="992" w:type="dxa"/>
+          </w:tcPr>
+          <w:p>
+            <w:pPr>
+              <w:spacing w:after="160"/>
+              <w:cnfStyle w:val="000000000000" w:firstRow="0" w:lastRow="0" w:firstColumn="0" w:lastColumn="0" w:oddVBand="0" w:evenVBand="0" w:oddHBand="0" w:evenHBand="0" w:firstRowFirstColumn="0" w:firstRowLastColumn="0" w:lastRowFirstColumn="0" w:lastRowLastColumn="0"/>
+              <w:rPr>
+                <w:lang w:val="pt-PT"/>
+              </w:rPr>
+            </w:pPr>
+          </w:p>
+        </w:tc>
       </w:tr>
       <w:tr>
         <w:trPr>
@@ -5975,28 +6572,19 @@
           <w:tcPr>
             <w:cnfStyle w:val="001000000000" w:firstRow="0" w:lastRow="0" w:firstColumn="1" w:lastColumn="0" w:oddVBand="0" w:evenVBand="0" w:oddHBand="0" w:evenHBand="0" w:firstRowFirstColumn="0" w:firstRowLastColumn="0" w:lastRowFirstColumn="0" w:lastRowLastColumn="0"/>
             <w:tcW w:w="8647" w:type="dxa"/>
-            <w:tcMar/>
-          </w:tcPr>
-          <w:p>
-            <w:pPr>
-              <w:spacing w:after="160"/>
-              <w:rPr>
-                <w:lang w:val="pt-PT"/>
-              </w:rPr>
-            </w:pPr>
-            <w:r>
-              <w:rPr>
-                <w:lang w:val="pt-PT"/>
-              </w:rPr>
-              <w:t>Título: US</w:t>
-            </w:r>
-          </w:p>
-        </w:tc>
-        <w:tc>
-          <w:tcPr>
-            <w:cnfStyle w:val="000000000000" w:firstRow="0" w:lastRow="0" w:firstColumn="0" w:lastColumn="0" w:oddVBand="0" w:evenVBand="0" w:oddHBand="0" w:evenHBand="0" w:firstRowFirstColumn="0" w:firstRowLastColumn="0" w:lastRowFirstColumn="0" w:lastRowLastColumn="0"/>
+          </w:tcPr>
+          <w:p>
+            <w:pPr>
+              <w:spacing w:after="160"/>
+              <w:rPr>
+                <w:lang w:val="pt-PT"/>
+              </w:rPr>
+            </w:pPr>
+          </w:p>
+        </w:tc>
+        <w:tc>
+          <w:tcPr>
             <w:tcW w:w="992" w:type="dxa"/>
-            <w:tcMar/>
           </w:tcPr>
           <w:p>
             <w:pPr>
@@ -6006,20 +6594,6 @@
                 <w:lang w:val="pt-PT"/>
               </w:rPr>
             </w:pPr>
-            <w:r>
-              <w:rPr>
-                <w:b/>
-                <w:bCs/>
-                <w:lang w:val="pt-PT"/>
-              </w:rPr>
-              <w:t>SP</w:t>
-            </w:r>
-            <w:r>
-              <w:rPr>
-                <w:lang w:val="pt-PT"/>
-              </w:rPr>
-              <w:t>:</w:t>
-            </w:r>
           </w:p>
         </w:tc>
       </w:tr>
@@ -6028,123 +6602,19 @@
           <w:tcPr>
             <w:cnfStyle w:val="001000000000" w:firstRow="0" w:lastRow="0" w:firstColumn="1" w:lastColumn="0" w:oddVBand="0" w:evenVBand="0" w:oddHBand="0" w:evenHBand="0" w:firstRowFirstColumn="0" w:firstRowLastColumn="0" w:lastRowFirstColumn="0" w:lastRowLastColumn="0"/>
             <w:tcW w:w="8647" w:type="dxa"/>
-            <w:tcMar/>
-          </w:tcPr>
-          <w:p>
-            <w:pPr>
-              <w:spacing w:after="160"/>
-              <w:rPr>
-                <w:lang w:val="pt-PT"/>
-              </w:rPr>
-            </w:pPr>
-            <w:r>
-              <w:rPr>
-                <w:lang w:val="pt-PT"/>
-              </w:rPr>
-              <w:t>Descrição:</w:t>
-            </w:r>
-          </w:p>
-          <w:p>
-            <w:pPr>
-              <w:spacing w:after="160"/>
-              <w:rPr>
-                <w:lang w:val="pt-PT"/>
-              </w:rPr>
-            </w:pPr>
-            <w:r>
-              <w:rPr>
-                <w:lang w:val="pt-PT"/>
-              </w:rPr>
-              <w:t>Critérios de Aceitação:</w:t>
-            </w:r>
-          </w:p>
-          <w:p>
-            <w:pPr>
-              <w:numPr>
-                <w:ilvl w:val="0"/>
-                <w:numId w:val="2"/>
-              </w:numPr>
-              <w:spacing w:after="160" w:line="259" w:lineRule="auto"/>
-              <w:rPr>
-                <w:lang w:val="pt-PT"/>
-              </w:rPr>
-            </w:pPr>
-          </w:p>
-        </w:tc>
-        <w:tc>
-          <w:tcPr>
-            <w:cnfStyle w:val="000000000000" w:firstRow="0" w:lastRow="0" w:firstColumn="0" w:lastColumn="0" w:oddVBand="0" w:evenVBand="0" w:oddHBand="0" w:evenHBand="0" w:firstRowFirstColumn="0" w:firstRowLastColumn="0" w:lastRowFirstColumn="0" w:lastRowLastColumn="0"/>
+          </w:tcPr>
+          <w:p>
+            <w:pPr>
+              <w:spacing w:after="160"/>
+              <w:rPr>
+                <w:lang w:val="pt-PT"/>
+              </w:rPr>
+            </w:pPr>
+          </w:p>
+        </w:tc>
+        <w:tc>
+          <w:tcPr>
             <w:tcW w:w="992" w:type="dxa"/>
-            <w:tcMar/>
-          </w:tcPr>
-          <w:p>
-            <w:pPr>
-              <w:spacing w:after="160"/>
-              <w:cnfStyle w:val="000000000000" w:firstRow="0" w:lastRow="0" w:firstColumn="0" w:lastColumn="0" w:oddVBand="0" w:evenVBand="0" w:oddHBand="0" w:evenHBand="0" w:firstRowFirstColumn="0" w:firstRowLastColumn="0" w:lastRowFirstColumn="0" w:lastRowLastColumn="0"/>
-              <w:rPr>
-                <w:lang w:val="pt-PT"/>
-              </w:rPr>
-            </w:pPr>
-          </w:p>
-        </w:tc>
-      </w:tr>
-      <w:tr>
-        <w:trPr>
-          <w:cnfStyle w:val="000000100000" w:firstRow="0" w:lastRow="0" w:firstColumn="0" w:lastColumn="0" w:oddVBand="0" w:evenVBand="0" w:oddHBand="1" w:evenHBand="0" w:firstRowFirstColumn="0" w:firstRowLastColumn="0" w:lastRowFirstColumn="0" w:lastRowLastColumn="0"/>
-        </w:trPr>
-        <w:tc>
-          <w:tcPr>
-            <w:cnfStyle w:val="001000000000" w:firstRow="0" w:lastRow="0" w:firstColumn="1" w:lastColumn="0" w:oddVBand="0" w:evenVBand="0" w:oddHBand="0" w:evenHBand="0" w:firstRowFirstColumn="0" w:firstRowLastColumn="0" w:lastRowFirstColumn="0" w:lastRowLastColumn="0"/>
-            <w:tcW w:w="8647" w:type="dxa"/>
-            <w:tcMar/>
-          </w:tcPr>
-          <w:p>
-            <w:pPr>
-              <w:spacing w:after="160"/>
-              <w:rPr>
-                <w:lang w:val="pt-PT"/>
-              </w:rPr>
-            </w:pPr>
-          </w:p>
-        </w:tc>
-        <w:tc>
-          <w:tcPr>
-            <w:cnfStyle w:val="000000000000" w:firstRow="0" w:lastRow="0" w:firstColumn="0" w:lastColumn="0" w:oddVBand="0" w:evenVBand="0" w:oddHBand="0" w:evenHBand="0" w:firstRowFirstColumn="0" w:firstRowLastColumn="0" w:lastRowFirstColumn="0" w:lastRowLastColumn="0"/>
-            <w:tcW w:w="992" w:type="dxa"/>
-            <w:tcMar/>
-          </w:tcPr>
-          <w:p>
-            <w:pPr>
-              <w:spacing w:after="160"/>
-              <w:cnfStyle w:val="000000100000" w:firstRow="0" w:lastRow="0" w:firstColumn="0" w:lastColumn="0" w:oddVBand="0" w:evenVBand="0" w:oddHBand="1" w:evenHBand="0" w:firstRowFirstColumn="0" w:firstRowLastColumn="0" w:lastRowFirstColumn="0" w:lastRowLastColumn="0"/>
-              <w:rPr>
-                <w:lang w:val="pt-PT"/>
-              </w:rPr>
-            </w:pPr>
-          </w:p>
-        </w:tc>
-      </w:tr>
-      <w:tr>
-        <w:tc>
-          <w:tcPr>
-            <w:cnfStyle w:val="001000000000" w:firstRow="0" w:lastRow="0" w:firstColumn="1" w:lastColumn="0" w:oddVBand="0" w:evenVBand="0" w:oddHBand="0" w:evenHBand="0" w:firstRowFirstColumn="0" w:firstRowLastColumn="0" w:lastRowFirstColumn="0" w:lastRowLastColumn="0"/>
-            <w:tcW w:w="8647" w:type="dxa"/>
-            <w:tcMar/>
-          </w:tcPr>
-          <w:p>
-            <w:pPr>
-              <w:spacing w:after="160"/>
-              <w:rPr>
-                <w:lang w:val="pt-PT"/>
-              </w:rPr>
-            </w:pPr>
-          </w:p>
-        </w:tc>
-        <w:tc>
-          <w:tcPr>
-            <w:cnfStyle w:val="000000000000" w:firstRow="0" w:lastRow="0" w:firstColumn="0" w:lastColumn="0" w:oddVBand="0" w:evenVBand="0" w:oddHBand="0" w:evenHBand="0" w:firstRowFirstColumn="0" w:firstRowLastColumn="0" w:lastRowFirstColumn="0" w:lastRowLastColumn="0"/>
-            <w:tcW w:w="992" w:type="dxa"/>
-            <w:tcMar/>
           </w:tcPr>
           <w:p>
             <w:pPr>
@@ -6169,7 +6639,7 @@
     <w:sectPr>
       <w:headerReference w:type="default" r:id="rId7"/>
       <w:footerReference w:type="default" r:id="rId8"/>
-      <w:pgSz w:w="11906" w:h="16838" w:orient="portrait"/>
+      <w:pgSz w:w="11906" w:h="16838"/>
       <w:pgMar w:top="1134" w:right="1134" w:bottom="1418" w:left="1134" w:header="709" w:footer="692" w:gutter="0"/>
       <w:cols w:space="708"/>
       <w:docGrid w:linePitch="360"/>
@@ -6179,7 +6649,7 @@
 </file>
 
 <file path=word/endnotes.xml><?xml version="1.0" encoding="utf-8"?>
-<w:endnotes xmlns:wpc="http://schemas.microsoft.com/office/word/2010/wordprocessingCanvas" xmlns:cx="http://schemas.microsoft.com/office/drawing/2014/chartex" xmlns:cx1="http://schemas.microsoft.com/office/drawing/2015/9/8/chartex" xmlns:cx2="http://schemas.microsoft.com/office/drawing/2015/10/21/chartex" xmlns:cx3="http://schemas.microsoft.com/office/drawing/2016/5/9/chartex" xmlns:cx4="http://schemas.microsoft.com/office/drawing/2016/5/10/chartex" xmlns:cx5="http://schemas.microsoft.com/office/drawing/2016/5/11/chartex" xmlns:cx6="http://schemas.microsoft.com/office/drawing/2016/5/12/chartex" xmlns:cx7="http://schemas.microsoft.com/office/drawing/2016/5/13/chartex" xmlns:cx8="http://schemas.microsoft.com/office/drawing/2016/5/14/chartex" xmlns:mc="http://schemas.openxmlformats.org/markup-compatibility/2006" xmlns:aink="http://schemas.microsoft.com/office/drawing/2016/ink" xmlns:am3d="http://schemas.microsoft.com/office/drawing/2017/model3d" xmlns:o="urn:schemas-microsoft-com:office:office" xmlns:r="http://schemas.openxmlformats.org/officeDocument/2006/relationships" xmlns:m="http://schemas.openxmlformats.org/officeDocument/2006/math" xmlns:v="urn:schemas-microsoft-com:vml" xmlns:wp14="http://schemas.microsoft.com/office/word/2010/wordprocessingDrawing" xmlns:wp="http://schemas.openxmlformats.org/drawingml/2006/wordprocessingDrawing" xmlns:w10="urn:schemas-microsoft-com:office:word" xmlns:w="http://schemas.openxmlformats.org/wordprocessingml/2006/main" xmlns:w14="http://schemas.microsoft.com/office/word/2010/wordml" xmlns:w15="http://schemas.microsoft.com/office/word/2012/wordml" xmlns:w16cex="http://schemas.microsoft.com/office/word/2018/wordml/cex" xmlns:w16cid="http://schemas.microsoft.com/office/word/2016/wordml/cid" xmlns:w16="http://schemas.microsoft.com/office/word/2018/wordml" xmlns:w16sdtdh="http://schemas.microsoft.com/office/word/2020/wordml/sdtdatahash" xmlns:w16se="http://schemas.microsoft.com/office/word/2015/wordml/symex" xmlns:wpg="http://schemas.microsoft.com/office/word/2010/wordprocessingGroup" xmlns:wpi="http://schemas.microsoft.com/office/word/2010/wordprocessingInk" xmlns:wne="http://schemas.microsoft.com/office/word/2006/wordml" xmlns:wps="http://schemas.microsoft.com/office/word/2010/wordprocessingShape" mc:Ignorable="w14 w15 w16se w16cid w16 w16cex w16sdtdh wp14">
+<w:endnotes xmlns:wpc="http://schemas.microsoft.com/office/word/2010/wordprocessingCanvas" xmlns:cx="http://schemas.microsoft.com/office/drawing/2014/chartex" xmlns:cx1="http://schemas.microsoft.com/office/drawing/2015/9/8/chartex" xmlns:cx2="http://schemas.microsoft.com/office/drawing/2015/10/21/chartex" xmlns:cx3="http://schemas.microsoft.com/office/drawing/2016/5/9/chartex" xmlns:cx4="http://schemas.microsoft.com/office/drawing/2016/5/10/chartex" xmlns:cx5="http://schemas.microsoft.com/office/drawing/2016/5/11/chartex" xmlns:cx6="http://schemas.microsoft.com/office/drawing/2016/5/12/chartex" xmlns:cx7="http://schemas.microsoft.com/office/drawing/2016/5/13/chartex" xmlns:cx8="http://schemas.microsoft.com/office/drawing/2016/5/14/chartex" xmlns:mc="http://schemas.openxmlformats.org/markup-compatibility/2006" xmlns:aink="http://schemas.microsoft.com/office/drawing/2016/ink" xmlns:am3d="http://schemas.microsoft.com/office/drawing/2017/model3d" xmlns:o="urn:schemas-microsoft-com:office:office" xmlns:oel="http://schemas.microsoft.com/office/2019/extlst" xmlns:r="http://schemas.openxmlformats.org/officeDocument/2006/relationships" xmlns:m="http://schemas.openxmlformats.org/officeDocument/2006/math" xmlns:v="urn:schemas-microsoft-com:vml" xmlns:wp14="http://schemas.microsoft.com/office/word/2010/wordprocessingDrawing" xmlns:wp="http://schemas.openxmlformats.org/drawingml/2006/wordprocessingDrawing" xmlns:w10="urn:schemas-microsoft-com:office:word" xmlns:w="http://schemas.openxmlformats.org/wordprocessingml/2006/main" xmlns:w14="http://schemas.microsoft.com/office/word/2010/wordml" xmlns:w15="http://schemas.microsoft.com/office/word/2012/wordml" xmlns:w16cex="http://schemas.microsoft.com/office/word/2018/wordml/cex" xmlns:w16cid="http://schemas.microsoft.com/office/word/2016/wordml/cid" xmlns:w16="http://schemas.microsoft.com/office/word/2018/wordml" xmlns:w16du="http://schemas.microsoft.com/office/word/2023/wordml/word16du" xmlns:w16sdtdh="http://schemas.microsoft.com/office/word/2020/wordml/sdtdatahash" xmlns:w16sdtfl="http://schemas.microsoft.com/office/word/2024/wordml/sdtformatlock" xmlns:w16se="http://schemas.microsoft.com/office/word/2015/wordml/symex" xmlns:wpg="http://schemas.microsoft.com/office/word/2010/wordprocessingGroup" xmlns:wpi="http://schemas.microsoft.com/office/word/2010/wordprocessingInk" xmlns:wne="http://schemas.microsoft.com/office/word/2006/wordml" xmlns:wps="http://schemas.microsoft.com/office/word/2010/wordprocessingShape" mc:Ignorable="w14 w15 w16se w16cid w16 w16cex w16sdtdh w16sdtfl w16du wp14">
   <w:endnote w:type="separator" w:id="-1">
     <w:p>
       <w:pPr>
@@ -6204,7 +6674,7 @@
 </file>
 
 <file path=word/footer1.xml><?xml version="1.0" encoding="utf-8"?>
-<w:ftr xmlns:wpc="http://schemas.microsoft.com/office/word/2010/wordprocessingCanvas" xmlns:cx="http://schemas.microsoft.com/office/drawing/2014/chartex" xmlns:cx1="http://schemas.microsoft.com/office/drawing/2015/9/8/chartex" xmlns:cx2="http://schemas.microsoft.com/office/drawing/2015/10/21/chartex" xmlns:cx3="http://schemas.microsoft.com/office/drawing/2016/5/9/chartex" xmlns:cx4="http://schemas.microsoft.com/office/drawing/2016/5/10/chartex" xmlns:cx5="http://schemas.microsoft.com/office/drawing/2016/5/11/chartex" xmlns:cx6="http://schemas.microsoft.com/office/drawing/2016/5/12/chartex" xmlns:cx7="http://schemas.microsoft.com/office/drawing/2016/5/13/chartex" xmlns:cx8="http://schemas.microsoft.com/office/drawing/2016/5/14/chartex" xmlns:mc="http://schemas.openxmlformats.org/markup-compatibility/2006" xmlns:aink="http://schemas.microsoft.com/office/drawing/2016/ink" xmlns:am3d="http://schemas.microsoft.com/office/drawing/2017/model3d" xmlns:o="urn:schemas-microsoft-com:office:office" xmlns:r="http://schemas.openxmlformats.org/officeDocument/2006/relationships" xmlns:m="http://schemas.openxmlformats.org/officeDocument/2006/math" xmlns:v="urn:schemas-microsoft-com:vml" xmlns:wp14="http://schemas.microsoft.com/office/word/2010/wordprocessingDrawing" xmlns:wp="http://schemas.openxmlformats.org/drawingml/2006/wordprocessingDrawing" xmlns:w10="urn:schemas-microsoft-com:office:word" xmlns:w="http://schemas.openxmlformats.org/wordprocessingml/2006/main" xmlns:w14="http://schemas.microsoft.com/office/word/2010/wordml" xmlns:w15="http://schemas.microsoft.com/office/word/2012/wordml" xmlns:w16cex="http://schemas.microsoft.com/office/word/2018/wordml/cex" xmlns:w16cid="http://schemas.microsoft.com/office/word/2016/wordml/cid" xmlns:w16="http://schemas.microsoft.com/office/word/2018/wordml" xmlns:w16sdtdh="http://schemas.microsoft.com/office/word/2020/wordml/sdtdatahash" xmlns:w16se="http://schemas.microsoft.com/office/word/2015/wordml/symex" xmlns:wpg="http://schemas.microsoft.com/office/word/2010/wordprocessingGroup" xmlns:wpi="http://schemas.microsoft.com/office/word/2010/wordprocessingInk" xmlns:wne="http://schemas.microsoft.com/office/word/2006/wordml" xmlns:wps="http://schemas.microsoft.com/office/word/2010/wordprocessingShape" xmlns:a="http://schemas.openxmlformats.org/drawingml/2006/main" xmlns:pic="http://schemas.openxmlformats.org/drawingml/2006/picture" xmlns:a14="http://schemas.microsoft.com/office/drawing/2010/main" mc:Ignorable="w14 w15 w16se w16cid w16 w16cex w16sdtdh wp14">
+<w:ftr xmlns:wpc="http://schemas.microsoft.com/office/word/2010/wordprocessingCanvas" xmlns:cx="http://schemas.microsoft.com/office/drawing/2014/chartex" xmlns:cx1="http://schemas.microsoft.com/office/drawing/2015/9/8/chartex" xmlns:cx2="http://schemas.microsoft.com/office/drawing/2015/10/21/chartex" xmlns:cx3="http://schemas.microsoft.com/office/drawing/2016/5/9/chartex" xmlns:cx4="http://schemas.microsoft.com/office/drawing/2016/5/10/chartex" xmlns:cx5="http://schemas.microsoft.com/office/drawing/2016/5/11/chartex" xmlns:cx6="http://schemas.microsoft.com/office/drawing/2016/5/12/chartex" xmlns:cx7="http://schemas.microsoft.com/office/drawing/2016/5/13/chartex" xmlns:cx8="http://schemas.microsoft.com/office/drawing/2016/5/14/chartex" xmlns:mc="http://schemas.openxmlformats.org/markup-compatibility/2006" xmlns:aink="http://schemas.microsoft.com/office/drawing/2016/ink" xmlns:am3d="http://schemas.microsoft.com/office/drawing/2017/model3d" xmlns:o="urn:schemas-microsoft-com:office:office" xmlns:oel="http://schemas.microsoft.com/office/2019/extlst" xmlns:r="http://schemas.openxmlformats.org/officeDocument/2006/relationships" xmlns:m="http://schemas.openxmlformats.org/officeDocument/2006/math" xmlns:v="urn:schemas-microsoft-com:vml" xmlns:wp14="http://schemas.microsoft.com/office/word/2010/wordprocessingDrawing" xmlns:wp="http://schemas.openxmlformats.org/drawingml/2006/wordprocessingDrawing" xmlns:w10="urn:schemas-microsoft-com:office:word" xmlns:w="http://schemas.openxmlformats.org/wordprocessingml/2006/main" xmlns:w14="http://schemas.microsoft.com/office/word/2010/wordml" xmlns:w15="http://schemas.microsoft.com/office/word/2012/wordml" xmlns:w16cex="http://schemas.microsoft.com/office/word/2018/wordml/cex" xmlns:w16cid="http://schemas.microsoft.com/office/word/2016/wordml/cid" xmlns:w16="http://schemas.microsoft.com/office/word/2018/wordml" xmlns:w16du="http://schemas.microsoft.com/office/word/2023/wordml/word16du" xmlns:w16sdtdh="http://schemas.microsoft.com/office/word/2020/wordml/sdtdatahash" xmlns:w16sdtfl="http://schemas.microsoft.com/office/word/2024/wordml/sdtformatlock" xmlns:w16se="http://schemas.microsoft.com/office/word/2015/wordml/symex" xmlns:wpg="http://schemas.microsoft.com/office/word/2010/wordprocessingGroup" xmlns:wpi="http://schemas.microsoft.com/office/word/2010/wordprocessingInk" xmlns:wne="http://schemas.microsoft.com/office/word/2006/wordml" xmlns:wps="http://schemas.microsoft.com/office/word/2010/wordprocessingShape" mc:Ignorable="w14 w15 w16se w16cid w16 w16cex w16sdtdh w16sdtfl w16du wp14">
   <w:sdt>
     <w:sdtPr>
       <w:id w:val="2071930181"/>
@@ -6213,7 +6683,6 @@
         <w:docPartUnique/>
       </w:docPartObj>
     </w:sdtPr>
-    <w:sdtEndPr/>
     <w:sdtContent>
       <w:p>
         <w:pPr>
@@ -6288,7 +6757,6 @@
               <w:docPartUnique/>
             </w:docPartObj>
           </w:sdtPr>
-          <w:sdtEndPr/>
           <w:sdtContent>
             <w:r>
               <w:t xml:space="preserve">                                                                          Página </w:t>
@@ -6389,7 +6857,7 @@
 </file>
 
 <file path=word/footnotes.xml><?xml version="1.0" encoding="utf-8"?>
-<w:footnotes xmlns:wpc="http://schemas.microsoft.com/office/word/2010/wordprocessingCanvas" xmlns:cx="http://schemas.microsoft.com/office/drawing/2014/chartex" xmlns:cx1="http://schemas.microsoft.com/office/drawing/2015/9/8/chartex" xmlns:cx2="http://schemas.microsoft.com/office/drawing/2015/10/21/chartex" xmlns:cx3="http://schemas.microsoft.com/office/drawing/2016/5/9/chartex" xmlns:cx4="http://schemas.microsoft.com/office/drawing/2016/5/10/chartex" xmlns:cx5="http://schemas.microsoft.com/office/drawing/2016/5/11/chartex" xmlns:cx6="http://schemas.microsoft.com/office/drawing/2016/5/12/chartex" xmlns:cx7="http://schemas.microsoft.com/office/drawing/2016/5/13/chartex" xmlns:cx8="http://schemas.microsoft.com/office/drawing/2016/5/14/chartex" xmlns:mc="http://schemas.openxmlformats.org/markup-compatibility/2006" xmlns:aink="http://schemas.microsoft.com/office/drawing/2016/ink" xmlns:am3d="http://schemas.microsoft.com/office/drawing/2017/model3d" xmlns:o="urn:schemas-microsoft-com:office:office" xmlns:r="http://schemas.openxmlformats.org/officeDocument/2006/relationships" xmlns:m="http://schemas.openxmlformats.org/officeDocument/2006/math" xmlns:v="urn:schemas-microsoft-com:vml" xmlns:wp14="http://schemas.microsoft.com/office/word/2010/wordprocessingDrawing" xmlns:wp="http://schemas.openxmlformats.org/drawingml/2006/wordprocessingDrawing" xmlns:w10="urn:schemas-microsoft-com:office:word" xmlns:w="http://schemas.openxmlformats.org/wordprocessingml/2006/main" xmlns:w14="http://schemas.microsoft.com/office/word/2010/wordml" xmlns:w15="http://schemas.microsoft.com/office/word/2012/wordml" xmlns:w16cex="http://schemas.microsoft.com/office/word/2018/wordml/cex" xmlns:w16cid="http://schemas.microsoft.com/office/word/2016/wordml/cid" xmlns:w16="http://schemas.microsoft.com/office/word/2018/wordml" xmlns:w16sdtdh="http://schemas.microsoft.com/office/word/2020/wordml/sdtdatahash" xmlns:w16se="http://schemas.microsoft.com/office/word/2015/wordml/symex" xmlns:wpg="http://schemas.microsoft.com/office/word/2010/wordprocessingGroup" xmlns:wpi="http://schemas.microsoft.com/office/word/2010/wordprocessingInk" xmlns:wne="http://schemas.microsoft.com/office/word/2006/wordml" xmlns:wps="http://schemas.microsoft.com/office/word/2010/wordprocessingShape" mc:Ignorable="w14 w15 w16se w16cid w16 w16cex w16sdtdh wp14">
+<w:footnotes xmlns:wpc="http://schemas.microsoft.com/office/word/2010/wordprocessingCanvas" xmlns:cx="http://schemas.microsoft.com/office/drawing/2014/chartex" xmlns:cx1="http://schemas.microsoft.com/office/drawing/2015/9/8/chartex" xmlns:cx2="http://schemas.microsoft.com/office/drawing/2015/10/21/chartex" xmlns:cx3="http://schemas.microsoft.com/office/drawing/2016/5/9/chartex" xmlns:cx4="http://schemas.microsoft.com/office/drawing/2016/5/10/chartex" xmlns:cx5="http://schemas.microsoft.com/office/drawing/2016/5/11/chartex" xmlns:cx6="http://schemas.microsoft.com/office/drawing/2016/5/12/chartex" xmlns:cx7="http://schemas.microsoft.com/office/drawing/2016/5/13/chartex" xmlns:cx8="http://schemas.microsoft.com/office/drawing/2016/5/14/chartex" xmlns:mc="http://schemas.openxmlformats.org/markup-compatibility/2006" xmlns:aink="http://schemas.microsoft.com/office/drawing/2016/ink" xmlns:am3d="http://schemas.microsoft.com/office/drawing/2017/model3d" xmlns:o="urn:schemas-microsoft-com:office:office" xmlns:oel="http://schemas.microsoft.com/office/2019/extlst" xmlns:r="http://schemas.openxmlformats.org/officeDocument/2006/relationships" xmlns:m="http://schemas.openxmlformats.org/officeDocument/2006/math" xmlns:v="urn:schemas-microsoft-com:vml" xmlns:wp14="http://schemas.microsoft.com/office/word/2010/wordprocessingDrawing" xmlns:wp="http://schemas.openxmlformats.org/drawingml/2006/wordprocessingDrawing" xmlns:w10="urn:schemas-microsoft-com:office:word" xmlns:w="http://schemas.openxmlformats.org/wordprocessingml/2006/main" xmlns:w14="http://schemas.microsoft.com/office/word/2010/wordml" xmlns:w15="http://schemas.microsoft.com/office/word/2012/wordml" xmlns:w16cex="http://schemas.microsoft.com/office/word/2018/wordml/cex" xmlns:w16cid="http://schemas.microsoft.com/office/word/2016/wordml/cid" xmlns:w16="http://schemas.microsoft.com/office/word/2018/wordml" xmlns:w16du="http://schemas.microsoft.com/office/word/2023/wordml/word16du" xmlns:w16sdtdh="http://schemas.microsoft.com/office/word/2020/wordml/sdtdatahash" xmlns:w16sdtfl="http://schemas.microsoft.com/office/word/2024/wordml/sdtformatlock" xmlns:w16se="http://schemas.microsoft.com/office/word/2015/wordml/symex" xmlns:wpg="http://schemas.microsoft.com/office/word/2010/wordprocessingGroup" xmlns:wpi="http://schemas.microsoft.com/office/word/2010/wordprocessingInk" xmlns:wne="http://schemas.microsoft.com/office/word/2006/wordml" xmlns:wps="http://schemas.microsoft.com/office/word/2010/wordprocessingShape" mc:Ignorable="w14 w15 w16se w16cid w16 w16cex w16sdtdh w16sdtfl w16du wp14">
   <w:footnote w:type="separator" w:id="-1">
     <w:p>
       <w:pPr>
@@ -6414,7 +6882,7 @@
 </file>
 
 <file path=word/header1.xml><?xml version="1.0" encoding="utf-8"?>
-<w:hdr xmlns:wpc="http://schemas.microsoft.com/office/word/2010/wordprocessingCanvas" xmlns:cx="http://schemas.microsoft.com/office/drawing/2014/chartex" xmlns:cx1="http://schemas.microsoft.com/office/drawing/2015/9/8/chartex" xmlns:cx2="http://schemas.microsoft.com/office/drawing/2015/10/21/chartex" xmlns:cx3="http://schemas.microsoft.com/office/drawing/2016/5/9/chartex" xmlns:cx4="http://schemas.microsoft.com/office/drawing/2016/5/10/chartex" xmlns:cx5="http://schemas.microsoft.com/office/drawing/2016/5/11/chartex" xmlns:cx6="http://schemas.microsoft.com/office/drawing/2016/5/12/chartex" xmlns:cx7="http://schemas.microsoft.com/office/drawing/2016/5/13/chartex" xmlns:cx8="http://schemas.microsoft.com/office/drawing/2016/5/14/chartex" xmlns:mc="http://schemas.openxmlformats.org/markup-compatibility/2006" xmlns:aink="http://schemas.microsoft.com/office/drawing/2016/ink" xmlns:am3d="http://schemas.microsoft.com/office/drawing/2017/model3d" xmlns:o="urn:schemas-microsoft-com:office:office" xmlns:r="http://schemas.openxmlformats.org/officeDocument/2006/relationships" xmlns:m="http://schemas.openxmlformats.org/officeDocument/2006/math" xmlns:v="urn:schemas-microsoft-com:vml" xmlns:wp14="http://schemas.microsoft.com/office/word/2010/wordprocessingDrawing" xmlns:wp="http://schemas.openxmlformats.org/drawingml/2006/wordprocessingDrawing" xmlns:w10="urn:schemas-microsoft-com:office:word" xmlns:w="http://schemas.openxmlformats.org/wordprocessingml/2006/main" xmlns:w14="http://schemas.microsoft.com/office/word/2010/wordml" xmlns:w15="http://schemas.microsoft.com/office/word/2012/wordml" xmlns:w16cex="http://schemas.microsoft.com/office/word/2018/wordml/cex" xmlns:w16cid="http://schemas.microsoft.com/office/word/2016/wordml/cid" xmlns:w16="http://schemas.microsoft.com/office/word/2018/wordml" xmlns:w16sdtdh="http://schemas.microsoft.com/office/word/2020/wordml/sdtdatahash" xmlns:w16se="http://schemas.microsoft.com/office/word/2015/wordml/symex" xmlns:wpg="http://schemas.microsoft.com/office/word/2010/wordprocessingGroup" xmlns:wpi="http://schemas.microsoft.com/office/word/2010/wordprocessingInk" xmlns:wne="http://schemas.microsoft.com/office/word/2006/wordml" xmlns:wps="http://schemas.microsoft.com/office/word/2010/wordprocessingShape" mc:Ignorable="w14 w15 w16se w16cid w16 w16cex w16sdtdh wp14">
+<w:hdr xmlns:wpc="http://schemas.microsoft.com/office/word/2010/wordprocessingCanvas" xmlns:cx="http://schemas.microsoft.com/office/drawing/2014/chartex" xmlns:cx1="http://schemas.microsoft.com/office/drawing/2015/9/8/chartex" xmlns:cx2="http://schemas.microsoft.com/office/drawing/2015/10/21/chartex" xmlns:cx3="http://schemas.microsoft.com/office/drawing/2016/5/9/chartex" xmlns:cx4="http://schemas.microsoft.com/office/drawing/2016/5/10/chartex" xmlns:cx5="http://schemas.microsoft.com/office/drawing/2016/5/11/chartex" xmlns:cx6="http://schemas.microsoft.com/office/drawing/2016/5/12/chartex" xmlns:cx7="http://schemas.microsoft.com/office/drawing/2016/5/13/chartex" xmlns:cx8="http://schemas.microsoft.com/office/drawing/2016/5/14/chartex" xmlns:mc="http://schemas.openxmlformats.org/markup-compatibility/2006" xmlns:aink="http://schemas.microsoft.com/office/drawing/2016/ink" xmlns:am3d="http://schemas.microsoft.com/office/drawing/2017/model3d" xmlns:o="urn:schemas-microsoft-com:office:office" xmlns:oel="http://schemas.microsoft.com/office/2019/extlst" xmlns:r="http://schemas.openxmlformats.org/officeDocument/2006/relationships" xmlns:m="http://schemas.openxmlformats.org/officeDocument/2006/math" xmlns:v="urn:schemas-microsoft-com:vml" xmlns:wp14="http://schemas.microsoft.com/office/word/2010/wordprocessingDrawing" xmlns:wp="http://schemas.openxmlformats.org/drawingml/2006/wordprocessingDrawing" xmlns:w10="urn:schemas-microsoft-com:office:word" xmlns:w="http://schemas.openxmlformats.org/wordprocessingml/2006/main" xmlns:w14="http://schemas.microsoft.com/office/word/2010/wordml" xmlns:w15="http://schemas.microsoft.com/office/word/2012/wordml" xmlns:w16cex="http://schemas.microsoft.com/office/word/2018/wordml/cex" xmlns:w16cid="http://schemas.microsoft.com/office/word/2016/wordml/cid" xmlns:w16="http://schemas.microsoft.com/office/word/2018/wordml" xmlns:w16du="http://schemas.microsoft.com/office/word/2023/wordml/word16du" xmlns:w16sdtdh="http://schemas.microsoft.com/office/word/2020/wordml/sdtdatahash" xmlns:w16sdtfl="http://schemas.microsoft.com/office/word/2024/wordml/sdtformatlock" xmlns:w16se="http://schemas.microsoft.com/office/word/2015/wordml/symex" xmlns:wpg="http://schemas.microsoft.com/office/word/2010/wordprocessingGroup" xmlns:wpi="http://schemas.microsoft.com/office/word/2010/wordprocessingInk" xmlns:wne="http://schemas.microsoft.com/office/word/2006/wordml" xmlns:wps="http://schemas.microsoft.com/office/word/2010/wordprocessingShape" mc:Ignorable="w14 w15 w16se w16cid w16 w16cex w16sdtdh w16sdtfl w16du wp14">
   <w:p>
     <w:pPr>
       <w:pStyle w:val="Cabealho"/>
@@ -6424,19 +6892,133 @@
 </file>
 
 <file path=word/intelligence2.xml><?xml version="1.0" encoding="utf-8"?>
-<int2:intelligence xmlns:int2="http://schemas.microsoft.com/office/intelligence/2020/intelligence">
+<int2:intelligence xmlns:int2="http://schemas.microsoft.com/office/intelligence/2020/intelligence" xmlns:oel="http://schemas.microsoft.com/office/2019/extlst">
   <int2:observations>
     <int2:textHash int2:hashCode="AuzbAs19vK/F4A" int2:id="tk1Cz8oO">
-      <int2:state int2:type="spell" int2:value="Rejected"/>
+      <int2:state int2:value="Rejected" int2:type="spell"/>
     </int2:textHash>
   </int2:observations>
   <int2:intelligenceSettings/>
+  <int2:onDemandWorkflows/>
 </int2:intelligence>
 </file>
 
 <file path=word/numbering.xml><?xml version="1.0" encoding="utf-8"?>
-<w:numbering xmlns:wpc="http://schemas.microsoft.com/office/word/2010/wordprocessingCanvas" xmlns:cx="http://schemas.microsoft.com/office/drawing/2014/chartex" xmlns:cx1="http://schemas.microsoft.com/office/drawing/2015/9/8/chartex" xmlns:cx2="http://schemas.microsoft.com/office/drawing/2015/10/21/chartex" xmlns:cx3="http://schemas.microsoft.com/office/drawing/2016/5/9/chartex" xmlns:cx4="http://schemas.microsoft.com/office/drawing/2016/5/10/chartex" xmlns:cx5="http://schemas.microsoft.com/office/drawing/2016/5/11/chartex" xmlns:cx6="http://schemas.microsoft.com/office/drawing/2016/5/12/chartex" xmlns:cx7="http://schemas.microsoft.com/office/drawing/2016/5/13/chartex" xmlns:cx8="http://schemas.microsoft.com/office/drawing/2016/5/14/chartex" xmlns:mc="http://schemas.openxmlformats.org/markup-compatibility/2006" xmlns:aink="http://schemas.microsoft.com/office/drawing/2016/ink" xmlns:am3d="http://schemas.microsoft.com/office/drawing/2017/model3d" xmlns:o="urn:schemas-microsoft-com:office:office" xmlns:r="http://schemas.openxmlformats.org/officeDocument/2006/relationships" xmlns:m="http://schemas.openxmlformats.org/officeDocument/2006/math" xmlns:v="urn:schemas-microsoft-com:vml" xmlns:wp14="http://schemas.microsoft.com/office/word/2010/wordprocessingDrawing" xmlns:wp="http://schemas.openxmlformats.org/drawingml/2006/wordprocessingDrawing" xmlns:w10="urn:schemas-microsoft-com:office:word" xmlns:w="http://schemas.openxmlformats.org/wordprocessingml/2006/main" xmlns:w14="http://schemas.microsoft.com/office/word/2010/wordml" xmlns:w15="http://schemas.microsoft.com/office/word/2012/wordml" xmlns:w16cex="http://schemas.microsoft.com/office/word/2018/wordml/cex" xmlns:w16cid="http://schemas.microsoft.com/office/word/2016/wordml/cid" xmlns:w16="http://schemas.microsoft.com/office/word/2018/wordml" xmlns:w16sdtdh="http://schemas.microsoft.com/office/word/2020/wordml/sdtdatahash" xmlns:w16se="http://schemas.microsoft.com/office/word/2015/wordml/symex" xmlns:wpg="http://schemas.microsoft.com/office/word/2010/wordprocessingGroup" xmlns:wpi="http://schemas.microsoft.com/office/word/2010/wordprocessingInk" xmlns:wne="http://schemas.microsoft.com/office/word/2006/wordml" xmlns:wps="http://schemas.microsoft.com/office/word/2010/wordprocessingShape" mc:Ignorable="w14 w15 w16se w16cid w16 w16cex w16sdtdh wp14">
+<w:numbering xmlns:wpc="http://schemas.microsoft.com/office/word/2010/wordprocessingCanvas" xmlns:cx="http://schemas.microsoft.com/office/drawing/2014/chartex" xmlns:cx1="http://schemas.microsoft.com/office/drawing/2015/9/8/chartex" xmlns:cx2="http://schemas.microsoft.com/office/drawing/2015/10/21/chartex" xmlns:cx3="http://schemas.microsoft.com/office/drawing/2016/5/9/chartex" xmlns:cx4="http://schemas.microsoft.com/office/drawing/2016/5/10/chartex" xmlns:cx5="http://schemas.microsoft.com/office/drawing/2016/5/11/chartex" xmlns:cx6="http://schemas.microsoft.com/office/drawing/2016/5/12/chartex" xmlns:cx7="http://schemas.microsoft.com/office/drawing/2016/5/13/chartex" xmlns:cx8="http://schemas.microsoft.com/office/drawing/2016/5/14/chartex" xmlns:mc="http://schemas.openxmlformats.org/markup-compatibility/2006" xmlns:aink="http://schemas.microsoft.com/office/drawing/2016/ink" xmlns:am3d="http://schemas.microsoft.com/office/drawing/2017/model3d" xmlns:o="urn:schemas-microsoft-com:office:office" xmlns:oel="http://schemas.microsoft.com/office/2019/extlst" xmlns:r="http://schemas.openxmlformats.org/officeDocument/2006/relationships" xmlns:m="http://schemas.openxmlformats.org/officeDocument/2006/math" xmlns:v="urn:schemas-microsoft-com:vml" xmlns:wp14="http://schemas.microsoft.com/office/word/2010/wordprocessingDrawing" xmlns:wp="http://schemas.openxmlformats.org/drawingml/2006/wordprocessingDrawing" xmlns:w10="urn:schemas-microsoft-com:office:word" xmlns:w="http://schemas.openxmlformats.org/wordprocessingml/2006/main" xmlns:w14="http://schemas.microsoft.com/office/word/2010/wordml" xmlns:w15="http://schemas.microsoft.com/office/word/2012/wordml" xmlns:w16cex="http://schemas.microsoft.com/office/word/2018/wordml/cex" xmlns:w16cid="http://schemas.microsoft.com/office/word/2016/wordml/cid" xmlns:w16="http://schemas.microsoft.com/office/word/2018/wordml" xmlns:w16du="http://schemas.microsoft.com/office/word/2023/wordml/word16du" xmlns:w16sdtdh="http://schemas.microsoft.com/office/word/2020/wordml/sdtdatahash" xmlns:w16sdtfl="http://schemas.microsoft.com/office/word/2024/wordml/sdtformatlock" xmlns:w16se="http://schemas.microsoft.com/office/word/2015/wordml/symex" xmlns:wpg="http://schemas.microsoft.com/office/word/2010/wordprocessingGroup" xmlns:wpi="http://schemas.microsoft.com/office/word/2010/wordprocessingInk" xmlns:wne="http://schemas.microsoft.com/office/word/2006/wordml" xmlns:wps="http://schemas.microsoft.com/office/word/2010/wordprocessingShape" mc:Ignorable="w14 w15 w16se w16cid w16 w16cex w16sdtdh w16sdtfl w16du wp14">
   <w:abstractNum w:abstractNumId="0" w15:restartNumberingAfterBreak="0">
+    <w:nsid w:val="08FA0376"/>
+    <w:multiLevelType w:val="hybridMultilevel"/>
+    <w:tmpl w:val="E2F8D440"/>
+    <w:lvl w:ilvl="0" w:tplc="08160001">
+      <w:start w:val="1"/>
+      <w:numFmt w:val="bullet"/>
+      <w:lvlText w:val=""/>
+      <w:lvlJc w:val="left"/>
+      <w:pPr>
+        <w:ind w:left="720" w:hanging="360"/>
+      </w:pPr>
+      <w:rPr>
+        <w:rFonts w:ascii="Symbol" w:hAnsi="Symbol" w:hint="default"/>
+      </w:rPr>
+    </w:lvl>
+    <w:lvl w:ilvl="1" w:tplc="08160003" w:tentative="1">
+      <w:start w:val="1"/>
+      <w:numFmt w:val="bullet"/>
+      <w:lvlText w:val="o"/>
+      <w:lvlJc w:val="left"/>
+      <w:pPr>
+        <w:ind w:left="1440" w:hanging="360"/>
+      </w:pPr>
+      <w:rPr>
+        <w:rFonts w:ascii="Courier New" w:hAnsi="Courier New" w:cs="Courier New" w:hint="default"/>
+      </w:rPr>
+    </w:lvl>
+    <w:lvl w:ilvl="2" w:tplc="08160005" w:tentative="1">
+      <w:start w:val="1"/>
+      <w:numFmt w:val="bullet"/>
+      <w:lvlText w:val=""/>
+      <w:lvlJc w:val="left"/>
+      <w:pPr>
+        <w:ind w:left="2160" w:hanging="360"/>
+      </w:pPr>
+      <w:rPr>
+        <w:rFonts w:ascii="Wingdings" w:hAnsi="Wingdings" w:hint="default"/>
+      </w:rPr>
+    </w:lvl>
+    <w:lvl w:ilvl="3" w:tplc="08160001" w:tentative="1">
+      <w:start w:val="1"/>
+      <w:numFmt w:val="bullet"/>
+      <w:lvlText w:val=""/>
+      <w:lvlJc w:val="left"/>
+      <w:pPr>
+        <w:ind w:left="2880" w:hanging="360"/>
+      </w:pPr>
+      <w:rPr>
+        <w:rFonts w:ascii="Symbol" w:hAnsi="Symbol" w:hint="default"/>
+      </w:rPr>
+    </w:lvl>
+    <w:lvl w:ilvl="4" w:tplc="08160003" w:tentative="1">
+      <w:start w:val="1"/>
+      <w:numFmt w:val="bullet"/>
+      <w:lvlText w:val="o"/>
+      <w:lvlJc w:val="left"/>
+      <w:pPr>
+        <w:ind w:left="3600" w:hanging="360"/>
+      </w:pPr>
+      <w:rPr>
+        <w:rFonts w:ascii="Courier New" w:hAnsi="Courier New" w:cs="Courier New" w:hint="default"/>
+      </w:rPr>
+    </w:lvl>
+    <w:lvl w:ilvl="5" w:tplc="08160005" w:tentative="1">
+      <w:start w:val="1"/>
+      <w:numFmt w:val="bullet"/>
+      <w:lvlText w:val=""/>
+      <w:lvlJc w:val="left"/>
+      <w:pPr>
+        <w:ind w:left="4320" w:hanging="360"/>
+      </w:pPr>
+      <w:rPr>
+        <w:rFonts w:ascii="Wingdings" w:hAnsi="Wingdings" w:hint="default"/>
+      </w:rPr>
+    </w:lvl>
+    <w:lvl w:ilvl="6" w:tplc="08160001" w:tentative="1">
+      <w:start w:val="1"/>
+      <w:numFmt w:val="bullet"/>
+      <w:lvlText w:val=""/>
+      <w:lvlJc w:val="left"/>
+      <w:pPr>
+        <w:ind w:left="5040" w:hanging="360"/>
+      </w:pPr>
+      <w:rPr>
+        <w:rFonts w:ascii="Symbol" w:hAnsi="Symbol" w:hint="default"/>
+      </w:rPr>
+    </w:lvl>
+    <w:lvl w:ilvl="7" w:tplc="08160003" w:tentative="1">
+      <w:start w:val="1"/>
+      <w:numFmt w:val="bullet"/>
+      <w:lvlText w:val="o"/>
+      <w:lvlJc w:val="left"/>
+      <w:pPr>
+        <w:ind w:left="5760" w:hanging="360"/>
+      </w:pPr>
+      <w:rPr>
+        <w:rFonts w:ascii="Courier New" w:hAnsi="Courier New" w:cs="Courier New" w:hint="default"/>
+      </w:rPr>
+    </w:lvl>
+    <w:lvl w:ilvl="8" w:tplc="08160005" w:tentative="1">
+      <w:start w:val="1"/>
+      <w:numFmt w:val="bullet"/>
+      <w:lvlText w:val=""/>
+      <w:lvlJc w:val="left"/>
+      <w:pPr>
+        <w:ind w:left="6480" w:hanging="360"/>
+      </w:pPr>
+      <w:rPr>
+        <w:rFonts w:ascii="Wingdings" w:hAnsi="Wingdings" w:hint="default"/>
+      </w:rPr>
+    </w:lvl>
+  </w:abstractNum>
+  <w:abstractNum w:abstractNumId="1" w15:restartNumberingAfterBreak="0">
     <w:nsid w:val="1AF142CE"/>
     <w:multiLevelType w:val="hybridMultilevel"/>
     <w:tmpl w:val="77486102"/>
@@ -6449,7 +7031,7 @@
         <w:ind w:left="720" w:hanging="360"/>
       </w:pPr>
       <w:rPr>
-        <w:rFonts w:hint="default" w:ascii="Symbol" w:hAnsi="Symbol"/>
+        <w:rFonts w:ascii="Symbol" w:hAnsi="Symbol" w:hint="default"/>
       </w:rPr>
     </w:lvl>
     <w:lvl w:ilvl="1" w:tplc="08090003" w:tentative="1">
@@ -6461,7 +7043,7 @@
         <w:ind w:left="1440" w:hanging="360"/>
       </w:pPr>
       <w:rPr>
-        <w:rFonts w:hint="default" w:ascii="Courier New" w:hAnsi="Courier New" w:cs="Courier New"/>
+        <w:rFonts w:ascii="Courier New" w:hAnsi="Courier New" w:cs="Courier New" w:hint="default"/>
       </w:rPr>
     </w:lvl>
     <w:lvl w:ilvl="2" w:tplc="08090005" w:tentative="1">
@@ -6473,7 +7055,7 @@
         <w:ind w:left="2160" w:hanging="360"/>
       </w:pPr>
       <w:rPr>
-        <w:rFonts w:hint="default" w:ascii="Wingdings" w:hAnsi="Wingdings" w:cs="Wingdings"/>
+        <w:rFonts w:ascii="Wingdings" w:hAnsi="Wingdings" w:cs="Wingdings" w:hint="default"/>
       </w:rPr>
     </w:lvl>
     <w:lvl w:ilvl="3" w:tplc="08090001" w:tentative="1">
@@ -6485,7 +7067,7 @@
         <w:ind w:left="2880" w:hanging="360"/>
       </w:pPr>
       <w:rPr>
-        <w:rFonts w:hint="default" w:ascii="Symbol" w:hAnsi="Symbol" w:cs="Symbol"/>
+        <w:rFonts w:ascii="Symbol" w:hAnsi="Symbol" w:cs="Symbol" w:hint="default"/>
       </w:rPr>
     </w:lvl>
     <w:lvl w:ilvl="4" w:tplc="08090003" w:tentative="1">
@@ -6497,7 +7079,7 @@
         <w:ind w:left="3600" w:hanging="360"/>
       </w:pPr>
       <w:rPr>
-        <w:rFonts w:hint="default" w:ascii="Courier New" w:hAnsi="Courier New" w:cs="Courier New"/>
+        <w:rFonts w:ascii="Courier New" w:hAnsi="Courier New" w:cs="Courier New" w:hint="default"/>
       </w:rPr>
     </w:lvl>
     <w:lvl w:ilvl="5" w:tplc="08090005" w:tentative="1">
@@ -6509,7 +7091,7 @@
         <w:ind w:left="4320" w:hanging="360"/>
       </w:pPr>
       <w:rPr>
-        <w:rFonts w:hint="default" w:ascii="Wingdings" w:hAnsi="Wingdings" w:cs="Wingdings"/>
+        <w:rFonts w:ascii="Wingdings" w:hAnsi="Wingdings" w:cs="Wingdings" w:hint="default"/>
       </w:rPr>
     </w:lvl>
     <w:lvl w:ilvl="6" w:tplc="08090001" w:tentative="1">
@@ -6521,7 +7103,7 @@
         <w:ind w:left="5040" w:hanging="360"/>
       </w:pPr>
       <w:rPr>
-        <w:rFonts w:hint="default" w:ascii="Symbol" w:hAnsi="Symbol" w:cs="Symbol"/>
+        <w:rFonts w:ascii="Symbol" w:hAnsi="Symbol" w:cs="Symbol" w:hint="default"/>
       </w:rPr>
     </w:lvl>
     <w:lvl w:ilvl="7" w:tplc="08090003" w:tentative="1">
@@ -6533,7 +7115,7 @@
         <w:ind w:left="5760" w:hanging="360"/>
       </w:pPr>
       <w:rPr>
-        <w:rFonts w:hint="default" w:ascii="Courier New" w:hAnsi="Courier New" w:cs="Courier New"/>
+        <w:rFonts w:ascii="Courier New" w:hAnsi="Courier New" w:cs="Courier New" w:hint="default"/>
       </w:rPr>
     </w:lvl>
     <w:lvl w:ilvl="8" w:tplc="08090005" w:tentative="1">
@@ -6545,11 +7127,11 @@
         <w:ind w:left="6480" w:hanging="360"/>
       </w:pPr>
       <w:rPr>
-        <w:rFonts w:hint="default" w:ascii="Wingdings" w:hAnsi="Wingdings" w:cs="Wingdings"/>
+        <w:rFonts w:ascii="Wingdings" w:hAnsi="Wingdings" w:cs="Wingdings" w:hint="default"/>
       </w:rPr>
     </w:lvl>
   </w:abstractNum>
-  <w:abstractNum w:abstractNumId="1" w15:restartNumberingAfterBreak="0">
+  <w:abstractNum w:abstractNumId="2" w15:restartNumberingAfterBreak="0">
     <w:nsid w:val="2FC009C9"/>
     <w:multiLevelType w:val="hybridMultilevel"/>
     <w:tmpl w:val="4A70404A"/>
@@ -6562,7 +7144,7 @@
         <w:ind w:left="720" w:hanging="360"/>
       </w:pPr>
       <w:rPr>
-        <w:rFonts w:hint="default" w:ascii="Symbol" w:hAnsi="Symbol" w:cs="Symbol"/>
+        <w:rFonts w:ascii="Symbol" w:hAnsi="Symbol" w:cs="Symbol" w:hint="default"/>
       </w:rPr>
     </w:lvl>
     <w:lvl w:ilvl="1" w:tplc="08090003" w:tentative="1">
@@ -6574,7 +7156,7 @@
         <w:ind w:left="1440" w:hanging="360"/>
       </w:pPr>
       <w:rPr>
-        <w:rFonts w:hint="default" w:ascii="Courier New" w:hAnsi="Courier New" w:cs="Courier New"/>
+        <w:rFonts w:ascii="Courier New" w:hAnsi="Courier New" w:cs="Courier New" w:hint="default"/>
       </w:rPr>
     </w:lvl>
     <w:lvl w:ilvl="2" w:tplc="08090005" w:tentative="1">
@@ -6586,7 +7168,7 @@
         <w:ind w:left="2160" w:hanging="360"/>
       </w:pPr>
       <w:rPr>
-        <w:rFonts w:hint="default" w:ascii="Wingdings" w:hAnsi="Wingdings" w:cs="Wingdings"/>
+        <w:rFonts w:ascii="Wingdings" w:hAnsi="Wingdings" w:cs="Wingdings" w:hint="default"/>
       </w:rPr>
     </w:lvl>
     <w:lvl w:ilvl="3" w:tplc="08090001" w:tentative="1">
@@ -6598,7 +7180,7 @@
         <w:ind w:left="2880" w:hanging="360"/>
       </w:pPr>
       <w:rPr>
-        <w:rFonts w:hint="default" w:ascii="Symbol" w:hAnsi="Symbol" w:cs="Symbol"/>
+        <w:rFonts w:ascii="Symbol" w:hAnsi="Symbol" w:cs="Symbol" w:hint="default"/>
       </w:rPr>
     </w:lvl>
     <w:lvl w:ilvl="4" w:tplc="08090003" w:tentative="1">
@@ -6610,7 +7192,7 @@
         <w:ind w:left="3600" w:hanging="360"/>
       </w:pPr>
       <w:rPr>
-        <w:rFonts w:hint="default" w:ascii="Courier New" w:hAnsi="Courier New" w:cs="Courier New"/>
+        <w:rFonts w:ascii="Courier New" w:hAnsi="Courier New" w:cs="Courier New" w:hint="default"/>
       </w:rPr>
     </w:lvl>
     <w:lvl w:ilvl="5" w:tplc="08090005" w:tentative="1">
@@ -6622,7 +7204,7 @@
         <w:ind w:left="4320" w:hanging="360"/>
       </w:pPr>
       <w:rPr>
-        <w:rFonts w:hint="default" w:ascii="Wingdings" w:hAnsi="Wingdings" w:cs="Wingdings"/>
+        <w:rFonts w:ascii="Wingdings" w:hAnsi="Wingdings" w:cs="Wingdings" w:hint="default"/>
       </w:rPr>
     </w:lvl>
     <w:lvl w:ilvl="6" w:tplc="08090001" w:tentative="1">
@@ -6634,7 +7216,7 @@
         <w:ind w:left="5040" w:hanging="360"/>
       </w:pPr>
       <w:rPr>
-        <w:rFonts w:hint="default" w:ascii="Symbol" w:hAnsi="Symbol" w:cs="Symbol"/>
+        <w:rFonts w:ascii="Symbol" w:hAnsi="Symbol" w:cs="Symbol" w:hint="default"/>
       </w:rPr>
     </w:lvl>
     <w:lvl w:ilvl="7" w:tplc="08090003" w:tentative="1">
@@ -6646,7 +7228,7 @@
         <w:ind w:left="5760" w:hanging="360"/>
       </w:pPr>
       <w:rPr>
-        <w:rFonts w:hint="default" w:ascii="Courier New" w:hAnsi="Courier New" w:cs="Courier New"/>
+        <w:rFonts w:ascii="Courier New" w:hAnsi="Courier New" w:cs="Courier New" w:hint="default"/>
       </w:rPr>
     </w:lvl>
     <w:lvl w:ilvl="8" w:tplc="08090005" w:tentative="1">
@@ -6658,11 +7240,11 @@
         <w:ind w:left="6480" w:hanging="360"/>
       </w:pPr>
       <w:rPr>
-        <w:rFonts w:hint="default" w:ascii="Wingdings" w:hAnsi="Wingdings" w:cs="Wingdings"/>
+        <w:rFonts w:ascii="Wingdings" w:hAnsi="Wingdings" w:cs="Wingdings" w:hint="default"/>
       </w:rPr>
     </w:lvl>
   </w:abstractNum>
-  <w:abstractNum w:abstractNumId="2" w15:restartNumberingAfterBreak="0">
+  <w:abstractNum w:abstractNumId="3" w15:restartNumberingAfterBreak="0">
     <w:nsid w:val="5B0F18B6"/>
     <w:multiLevelType w:val="hybridMultilevel"/>
     <w:tmpl w:val="4D181508"/>
@@ -6675,7 +7257,7 @@
         <w:ind w:left="720" w:hanging="360"/>
       </w:pPr>
       <w:rPr>
-        <w:rFonts w:hint="default" w:ascii="Symbol" w:hAnsi="Symbol" w:cs="Symbol"/>
+        <w:rFonts w:ascii="Symbol" w:hAnsi="Symbol" w:cs="Symbol" w:hint="default"/>
       </w:rPr>
     </w:lvl>
     <w:lvl w:ilvl="1" w:tplc="08090003" w:tentative="1">
@@ -6687,7 +7269,7 @@
         <w:ind w:left="1440" w:hanging="360"/>
       </w:pPr>
       <w:rPr>
-        <w:rFonts w:hint="default" w:ascii="Courier New" w:hAnsi="Courier New" w:cs="Courier New"/>
+        <w:rFonts w:ascii="Courier New" w:hAnsi="Courier New" w:cs="Courier New" w:hint="default"/>
       </w:rPr>
     </w:lvl>
     <w:lvl w:ilvl="2" w:tplc="08090005" w:tentative="1">
@@ -6699,7 +7281,7 @@
         <w:ind w:left="2160" w:hanging="360"/>
       </w:pPr>
       <w:rPr>
-        <w:rFonts w:hint="default" w:ascii="Wingdings" w:hAnsi="Wingdings" w:cs="Wingdings"/>
+        <w:rFonts w:ascii="Wingdings" w:hAnsi="Wingdings" w:cs="Wingdings" w:hint="default"/>
       </w:rPr>
     </w:lvl>
     <w:lvl w:ilvl="3" w:tplc="08090001" w:tentative="1">
@@ -6711,7 +7293,7 @@
         <w:ind w:left="2880" w:hanging="360"/>
       </w:pPr>
       <w:rPr>
-        <w:rFonts w:hint="default" w:ascii="Symbol" w:hAnsi="Symbol" w:cs="Symbol"/>
+        <w:rFonts w:ascii="Symbol" w:hAnsi="Symbol" w:cs="Symbol" w:hint="default"/>
       </w:rPr>
     </w:lvl>
     <w:lvl w:ilvl="4" w:tplc="08090003" w:tentative="1">
@@ -6723,7 +7305,7 @@
         <w:ind w:left="3600" w:hanging="360"/>
       </w:pPr>
       <w:rPr>
-        <w:rFonts w:hint="default" w:ascii="Courier New" w:hAnsi="Courier New" w:cs="Courier New"/>
+        <w:rFonts w:ascii="Courier New" w:hAnsi="Courier New" w:cs="Courier New" w:hint="default"/>
       </w:rPr>
     </w:lvl>
     <w:lvl w:ilvl="5" w:tplc="08090005" w:tentative="1">
@@ -6735,7 +7317,7 @@
         <w:ind w:left="4320" w:hanging="360"/>
       </w:pPr>
       <w:rPr>
-        <w:rFonts w:hint="default" w:ascii="Wingdings" w:hAnsi="Wingdings" w:cs="Wingdings"/>
+        <w:rFonts w:ascii="Wingdings" w:hAnsi="Wingdings" w:cs="Wingdings" w:hint="default"/>
       </w:rPr>
     </w:lvl>
     <w:lvl w:ilvl="6" w:tplc="08090001" w:tentative="1">
@@ -6747,7 +7329,7 @@
         <w:ind w:left="5040" w:hanging="360"/>
       </w:pPr>
       <w:rPr>
-        <w:rFonts w:hint="default" w:ascii="Symbol" w:hAnsi="Symbol" w:cs="Symbol"/>
+        <w:rFonts w:ascii="Symbol" w:hAnsi="Symbol" w:cs="Symbol" w:hint="default"/>
       </w:rPr>
     </w:lvl>
     <w:lvl w:ilvl="7" w:tplc="08090003" w:tentative="1">
@@ -6759,7 +7341,7 @@
         <w:ind w:left="5760" w:hanging="360"/>
       </w:pPr>
       <w:rPr>
-        <w:rFonts w:hint="default" w:ascii="Courier New" w:hAnsi="Courier New" w:cs="Courier New"/>
+        <w:rFonts w:ascii="Courier New" w:hAnsi="Courier New" w:cs="Courier New" w:hint="default"/>
       </w:rPr>
     </w:lvl>
     <w:lvl w:ilvl="8" w:tplc="08090005" w:tentative="1">
@@ -6771,11 +7353,11 @@
         <w:ind w:left="6480" w:hanging="360"/>
       </w:pPr>
       <w:rPr>
-        <w:rFonts w:hint="default" w:ascii="Wingdings" w:hAnsi="Wingdings" w:cs="Wingdings"/>
+        <w:rFonts w:ascii="Wingdings" w:hAnsi="Wingdings" w:cs="Wingdings" w:hint="default"/>
       </w:rPr>
     </w:lvl>
   </w:abstractNum>
-  <w:abstractNum w:abstractNumId="3" w15:restartNumberingAfterBreak="0">
+  <w:abstractNum w:abstractNumId="4" w15:restartNumberingAfterBreak="0">
     <w:nsid w:val="5EFF347A"/>
     <w:multiLevelType w:val="hybridMultilevel"/>
     <w:tmpl w:val="F9ACE60E"/>
@@ -6788,7 +7370,7 @@
         <w:ind w:left="720" w:hanging="360"/>
       </w:pPr>
       <w:rPr>
-        <w:rFonts w:hint="default" w:ascii="Symbol" w:hAnsi="Symbol"/>
+        <w:rFonts w:ascii="Symbol" w:hAnsi="Symbol" w:hint="default"/>
       </w:rPr>
     </w:lvl>
     <w:lvl w:ilvl="1" w:tplc="08090003" w:tentative="1">
@@ -6800,7 +7382,7 @@
         <w:ind w:left="1440" w:hanging="360"/>
       </w:pPr>
       <w:rPr>
-        <w:rFonts w:hint="default" w:ascii="Courier New" w:hAnsi="Courier New" w:cs="Courier New"/>
+        <w:rFonts w:ascii="Courier New" w:hAnsi="Courier New" w:cs="Courier New" w:hint="default"/>
       </w:rPr>
     </w:lvl>
     <w:lvl w:ilvl="2" w:tplc="08090005" w:tentative="1">
@@ -6812,7 +7394,7 @@
         <w:ind w:left="2160" w:hanging="360"/>
       </w:pPr>
       <w:rPr>
-        <w:rFonts w:hint="default" w:ascii="Wingdings" w:hAnsi="Wingdings"/>
+        <w:rFonts w:ascii="Wingdings" w:hAnsi="Wingdings" w:hint="default"/>
       </w:rPr>
     </w:lvl>
     <w:lvl w:ilvl="3" w:tplc="08090001" w:tentative="1">
@@ -6824,7 +7406,7 @@
         <w:ind w:left="2880" w:hanging="360"/>
       </w:pPr>
       <w:rPr>
-        <w:rFonts w:hint="default" w:ascii="Symbol" w:hAnsi="Symbol"/>
+        <w:rFonts w:ascii="Symbol" w:hAnsi="Symbol" w:hint="default"/>
       </w:rPr>
     </w:lvl>
     <w:lvl w:ilvl="4" w:tplc="08090003" w:tentative="1">
@@ -6836,7 +7418,7 @@
         <w:ind w:left="3600" w:hanging="360"/>
       </w:pPr>
       <w:rPr>
-        <w:rFonts w:hint="default" w:ascii="Courier New" w:hAnsi="Courier New" w:cs="Courier New"/>
+        <w:rFonts w:ascii="Courier New" w:hAnsi="Courier New" w:cs="Courier New" w:hint="default"/>
       </w:rPr>
     </w:lvl>
     <w:lvl w:ilvl="5" w:tplc="08090005" w:tentative="1">
@@ -6848,7 +7430,7 @@
         <w:ind w:left="4320" w:hanging="360"/>
       </w:pPr>
       <w:rPr>
-        <w:rFonts w:hint="default" w:ascii="Wingdings" w:hAnsi="Wingdings"/>
+        <w:rFonts w:ascii="Wingdings" w:hAnsi="Wingdings" w:hint="default"/>
       </w:rPr>
     </w:lvl>
     <w:lvl w:ilvl="6" w:tplc="08090001" w:tentative="1">
@@ -6860,7 +7442,7 @@
         <w:ind w:left="5040" w:hanging="360"/>
       </w:pPr>
       <w:rPr>
-        <w:rFonts w:hint="default" w:ascii="Symbol" w:hAnsi="Symbol"/>
+        <w:rFonts w:ascii="Symbol" w:hAnsi="Symbol" w:hint="default"/>
       </w:rPr>
     </w:lvl>
     <w:lvl w:ilvl="7" w:tplc="08090003" w:tentative="1">
@@ -6872,7 +7454,7 @@
         <w:ind w:left="5760" w:hanging="360"/>
       </w:pPr>
       <w:rPr>
-        <w:rFonts w:hint="default" w:ascii="Courier New" w:hAnsi="Courier New" w:cs="Courier New"/>
+        <w:rFonts w:ascii="Courier New" w:hAnsi="Courier New" w:cs="Courier New" w:hint="default"/>
       </w:rPr>
     </w:lvl>
     <w:lvl w:ilvl="8" w:tplc="08090005" w:tentative="1">
@@ -6884,31 +7466,34 @@
         <w:ind w:left="6480" w:hanging="360"/>
       </w:pPr>
       <w:rPr>
-        <w:rFonts w:hint="default" w:ascii="Wingdings" w:hAnsi="Wingdings"/>
+        <w:rFonts w:ascii="Wingdings" w:hAnsi="Wingdings" w:hint="default"/>
       </w:rPr>
     </w:lvl>
   </w:abstractNum>
-  <w:num w:numId="1">
+  <w:num w:numId="1" w16cid:durableId="1579091886">
+    <w:abstractNumId w:val="3"/>
+  </w:num>
+  <w:num w:numId="2" w16cid:durableId="1350597029">
+    <w:abstractNumId w:val="1"/>
+  </w:num>
+  <w:num w:numId="3" w16cid:durableId="553470017">
     <w:abstractNumId w:val="2"/>
   </w:num>
-  <w:num w:numId="2">
+  <w:num w:numId="4" w16cid:durableId="1968124539">
+    <w:abstractNumId w:val="4"/>
+  </w:num>
+  <w:num w:numId="5" w16cid:durableId="1476332948">
     <w:abstractNumId w:val="0"/>
-  </w:num>
-  <w:num w:numId="3">
-    <w:abstractNumId w:val="1"/>
-  </w:num>
-  <w:num w:numId="4">
-    <w:abstractNumId w:val="3"/>
   </w:num>
 </w:numbering>
 </file>
 
 <file path=word/styles.xml><?xml version="1.0" encoding="utf-8"?>
-<w:styles xmlns:mc="http://schemas.openxmlformats.org/markup-compatibility/2006" xmlns:r="http://schemas.openxmlformats.org/officeDocument/2006/relationships" xmlns:w="http://schemas.openxmlformats.org/wordprocessingml/2006/main" xmlns:w14="http://schemas.microsoft.com/office/word/2010/wordml" xmlns:w15="http://schemas.microsoft.com/office/word/2012/wordml" xmlns:w16cex="http://schemas.microsoft.com/office/word/2018/wordml/cex" xmlns:w16cid="http://schemas.microsoft.com/office/word/2016/wordml/cid" xmlns:w16="http://schemas.microsoft.com/office/word/2018/wordml" xmlns:w16sdtdh="http://schemas.microsoft.com/office/word/2020/wordml/sdtdatahash" xmlns:w16se="http://schemas.microsoft.com/office/word/2015/wordml/symex" mc:Ignorable="w14 w15 w16se w16cid w16 w16cex w16sdtdh">
+<w:styles xmlns:mc="http://schemas.openxmlformats.org/markup-compatibility/2006" xmlns:r="http://schemas.openxmlformats.org/officeDocument/2006/relationships" xmlns:w="http://schemas.openxmlformats.org/wordprocessingml/2006/main" xmlns:w14="http://schemas.microsoft.com/office/word/2010/wordml" xmlns:w15="http://schemas.microsoft.com/office/word/2012/wordml" xmlns:w16cex="http://schemas.microsoft.com/office/word/2018/wordml/cex" xmlns:w16cid="http://schemas.microsoft.com/office/word/2016/wordml/cid" xmlns:w16="http://schemas.microsoft.com/office/word/2018/wordml" xmlns:w16du="http://schemas.microsoft.com/office/word/2023/wordml/word16du" xmlns:w16sdtdh="http://schemas.microsoft.com/office/word/2020/wordml/sdtdatahash" xmlns:w16sdtfl="http://schemas.microsoft.com/office/word/2024/wordml/sdtformatlock" xmlns:w16se="http://schemas.microsoft.com/office/word/2015/wordml/symex" mc:Ignorable="w14 w15 w16se w16cid w16 w16cex w16sdtdh w16sdtfl w16du">
   <w:docDefaults>
     <w:rPrDefault>
       <w:rPr>
-        <w:rFonts w:asciiTheme="minorHAnsi" w:hAnsiTheme="minorHAnsi" w:eastAsiaTheme="minorHAnsi" w:cstheme="minorBidi"/>
+        <w:rFonts w:asciiTheme="minorHAnsi" w:eastAsiaTheme="minorHAnsi" w:hAnsiTheme="minorHAnsi" w:cstheme="minorBidi"/>
         <w:sz w:val="22"/>
         <w:szCs w:val="22"/>
         <w:lang w:val="pt-PT" w:eastAsia="en-US" w:bidi="ar-SA"/>
@@ -6923,14 +7508,14 @@
   <w:latentStyles w:defLockedState="0" w:defUIPriority="99" w:defSemiHidden="0" w:defUnhideWhenUsed="0" w:defQFormat="0" w:count="376">
     <w:lsdException w:name="Normal" w:uiPriority="0" w:qFormat="1"/>
     <w:lsdException w:name="heading 1" w:uiPriority="9" w:qFormat="1"/>
-    <w:lsdException w:name="heading 2" w:uiPriority="9" w:semiHidden="1" w:unhideWhenUsed="1" w:qFormat="1"/>
-    <w:lsdException w:name="heading 3" w:uiPriority="9" w:semiHidden="1" w:unhideWhenUsed="1" w:qFormat="1"/>
-    <w:lsdException w:name="heading 4" w:uiPriority="9" w:semiHidden="1" w:unhideWhenUsed="1" w:qFormat="1"/>
-    <w:lsdException w:name="heading 5" w:uiPriority="9" w:semiHidden="1" w:unhideWhenUsed="1" w:qFormat="1"/>
-    <w:lsdException w:name="heading 6" w:uiPriority="9" w:semiHidden="1" w:unhideWhenUsed="1" w:qFormat="1"/>
-    <w:lsdException w:name="heading 7" w:uiPriority="9" w:semiHidden="1" w:unhideWhenUsed="1" w:qFormat="1"/>
-    <w:lsdException w:name="heading 8" w:uiPriority="9" w:semiHidden="1" w:unhideWhenUsed="1" w:qFormat="1"/>
-    <w:lsdException w:name="heading 9" w:uiPriority="9" w:semiHidden="1" w:unhideWhenUsed="1" w:qFormat="1"/>
+    <w:lsdException w:name="heading 2" w:semiHidden="1" w:uiPriority="9" w:unhideWhenUsed="1" w:qFormat="1"/>
+    <w:lsdException w:name="heading 3" w:semiHidden="1" w:uiPriority="9" w:unhideWhenUsed="1" w:qFormat="1"/>
+    <w:lsdException w:name="heading 4" w:semiHidden="1" w:uiPriority="9" w:unhideWhenUsed="1" w:qFormat="1"/>
+    <w:lsdException w:name="heading 5" w:semiHidden="1" w:uiPriority="9" w:unhideWhenUsed="1" w:qFormat="1"/>
+    <w:lsdException w:name="heading 6" w:semiHidden="1" w:uiPriority="9" w:unhideWhenUsed="1" w:qFormat="1"/>
+    <w:lsdException w:name="heading 7" w:semiHidden="1" w:uiPriority="9" w:unhideWhenUsed="1" w:qFormat="1"/>
+    <w:lsdException w:name="heading 8" w:semiHidden="1" w:uiPriority="9" w:unhideWhenUsed="1" w:qFormat="1"/>
+    <w:lsdException w:name="heading 9" w:semiHidden="1" w:uiPriority="9" w:unhideWhenUsed="1" w:qFormat="1"/>
     <w:lsdException w:name="index 1" w:semiHidden="1" w:unhideWhenUsed="1"/>
     <w:lsdException w:name="index 2" w:semiHidden="1" w:unhideWhenUsed="1"/>
     <w:lsdException w:name="index 3" w:semiHidden="1" w:unhideWhenUsed="1"/>
@@ -6940,22 +7525,22 @@
     <w:lsdException w:name="index 7" w:semiHidden="1" w:unhideWhenUsed="1"/>
     <w:lsdException w:name="index 8" w:semiHidden="1" w:unhideWhenUsed="1"/>
     <w:lsdException w:name="index 9" w:semiHidden="1" w:unhideWhenUsed="1"/>
-    <w:lsdException w:name="toc 1" w:uiPriority="39" w:semiHidden="1" w:unhideWhenUsed="1"/>
-    <w:lsdException w:name="toc 2" w:uiPriority="39" w:semiHidden="1" w:unhideWhenUsed="1"/>
-    <w:lsdException w:name="toc 3" w:uiPriority="39" w:semiHidden="1" w:unhideWhenUsed="1"/>
-    <w:lsdException w:name="toc 4" w:uiPriority="39" w:semiHidden="1" w:unhideWhenUsed="1"/>
-    <w:lsdException w:name="toc 5" w:uiPriority="39" w:semiHidden="1" w:unhideWhenUsed="1"/>
-    <w:lsdException w:name="toc 6" w:uiPriority="39" w:semiHidden="1" w:unhideWhenUsed="1"/>
-    <w:lsdException w:name="toc 7" w:uiPriority="39" w:semiHidden="1" w:unhideWhenUsed="1"/>
-    <w:lsdException w:name="toc 8" w:uiPriority="39" w:semiHidden="1" w:unhideWhenUsed="1"/>
-    <w:lsdException w:name="toc 9" w:uiPriority="39" w:semiHidden="1" w:unhideWhenUsed="1"/>
+    <w:lsdException w:name="toc 1" w:semiHidden="1" w:uiPriority="39" w:unhideWhenUsed="1"/>
+    <w:lsdException w:name="toc 2" w:semiHidden="1" w:uiPriority="39" w:unhideWhenUsed="1"/>
+    <w:lsdException w:name="toc 3" w:semiHidden="1" w:uiPriority="39" w:unhideWhenUsed="1"/>
+    <w:lsdException w:name="toc 4" w:semiHidden="1" w:uiPriority="39" w:unhideWhenUsed="1"/>
+    <w:lsdException w:name="toc 5" w:semiHidden="1" w:uiPriority="39" w:unhideWhenUsed="1"/>
+    <w:lsdException w:name="toc 6" w:semiHidden="1" w:uiPriority="39" w:unhideWhenUsed="1"/>
+    <w:lsdException w:name="toc 7" w:semiHidden="1" w:uiPriority="39" w:unhideWhenUsed="1"/>
+    <w:lsdException w:name="toc 8" w:semiHidden="1" w:uiPriority="39" w:unhideWhenUsed="1"/>
+    <w:lsdException w:name="toc 9" w:semiHidden="1" w:uiPriority="39" w:unhideWhenUsed="1"/>
     <w:lsdException w:name="Normal Indent" w:semiHidden="1" w:unhideWhenUsed="1"/>
     <w:lsdException w:name="footnote text" w:semiHidden="1" w:unhideWhenUsed="1"/>
     <w:lsdException w:name="annotation text" w:semiHidden="1" w:unhideWhenUsed="1"/>
     <w:lsdException w:name="header" w:semiHidden="1" w:unhideWhenUsed="1"/>
     <w:lsdException w:name="footer" w:semiHidden="1" w:unhideWhenUsed="1"/>
     <w:lsdException w:name="index heading" w:semiHidden="1" w:unhideWhenUsed="1"/>
-    <w:lsdException w:name="caption" w:uiPriority="35" w:semiHidden="1" w:unhideWhenUsed="1" w:qFormat="1"/>
+    <w:lsdException w:name="caption" w:semiHidden="1" w:uiPriority="35" w:unhideWhenUsed="1" w:qFormat="1"/>
     <w:lsdException w:name="table of figures" w:semiHidden="1" w:unhideWhenUsed="1"/>
     <w:lsdException w:name="envelope address" w:semiHidden="1" w:unhideWhenUsed="1"/>
     <w:lsdException w:name="envelope return" w:semiHidden="1" w:unhideWhenUsed="1"/>
@@ -6986,7 +7571,7 @@
     <w:lsdException w:name="Title" w:uiPriority="10" w:qFormat="1"/>
     <w:lsdException w:name="Closing" w:semiHidden="1" w:unhideWhenUsed="1"/>
     <w:lsdException w:name="Signature" w:semiHidden="1" w:unhideWhenUsed="1"/>
-    <w:lsdException w:name="Default Paragraph Font" w:uiPriority="1" w:semiHidden="1" w:unhideWhenUsed="1"/>
+    <w:lsdException w:name="Default Paragraph Font" w:semiHidden="1" w:uiPriority="1" w:unhideWhenUsed="1"/>
     <w:lsdException w:name="Body Text" w:semiHidden="1" w:unhideWhenUsed="1"/>
     <w:lsdException w:name="Body Text Indent" w:semiHidden="1" w:unhideWhenUsed="1"/>
     <w:lsdException w:name="List Continue" w:semiHidden="1" w:unhideWhenUsed="1"/>
@@ -7186,8 +7771,8 @@
     <w:lsdException w:name="Subtle Reference" w:uiPriority="31" w:qFormat="1"/>
     <w:lsdException w:name="Intense Reference" w:uiPriority="32" w:qFormat="1"/>
     <w:lsdException w:name="Book Title" w:uiPriority="33" w:qFormat="1"/>
-    <w:lsdException w:name="Bibliography" w:uiPriority="37" w:semiHidden="1" w:unhideWhenUsed="1"/>
-    <w:lsdException w:name="TOC Heading" w:uiPriority="39" w:semiHidden="1" w:unhideWhenUsed="1" w:qFormat="1"/>
+    <w:lsdException w:name="Bibliography" w:semiHidden="1" w:uiPriority="37" w:unhideWhenUsed="1"/>
+    <w:lsdException w:name="TOC Heading" w:semiHidden="1" w:uiPriority="39" w:unhideWhenUsed="1" w:qFormat="1"/>
     <w:lsdException w:name="Plain Table 1" w:uiPriority="41"/>
     <w:lsdException w:name="Plain Table 2" w:uiPriority="42"/>
     <w:lsdException w:name="Plain Table 3" w:uiPriority="43"/>
@@ -7298,20 +7883,19 @@
     <w:lsdException w:name="Unresolved Mention" w:semiHidden="1" w:unhideWhenUsed="1"/>
     <w:lsdException w:name="Smart Link" w:semiHidden="1" w:unhideWhenUsed="1"/>
   </w:latentStyles>
-  <w:style w:type="paragraph" w:styleId="Normal" w:default="1">
+  <w:style w:type="paragraph" w:default="1" w:styleId="Normal">
     <w:name w:val="Normal"/>
     <w:qFormat/>
     <w:rPr>
       <w:lang w:val="en-GB"/>
     </w:rPr>
   </w:style>
-  <w:style w:type="character" w:styleId="Tipodeletrapredefinidodopargrafo" w:default="1">
+  <w:style w:type="character" w:default="1" w:styleId="Tipodeletrapredefinidodopargrafo">
     <w:name w:val="Default Paragraph Font"/>
     <w:uiPriority w:val="1"/>
-    <w:semiHidden/>
     <w:unhideWhenUsed/>
   </w:style>
-  <w:style w:type="table" w:styleId="Tabelanormal" w:default="1">
+  <w:style w:type="table" w:default="1" w:styleId="Tabelanormal">
     <w:name w:val="Normal Table"/>
     <w:uiPriority w:val="99"/>
     <w:semiHidden/>
@@ -7326,7 +7910,7 @@
       </w:tblCellMar>
     </w:tblPr>
   </w:style>
-  <w:style w:type="numbering" w:styleId="Semlista" w:default="1">
+  <w:style w:type="numbering" w:default="1" w:styleId="Semlista">
     <w:name w:val="No List"/>
     <w:uiPriority w:val="99"/>
     <w:semiHidden/>
@@ -7348,7 +7932,7 @@
       <w:spacing w:after="0" w:line="240" w:lineRule="auto"/>
     </w:pPr>
   </w:style>
-  <w:style w:type="character" w:styleId="CabealhoCarter" w:customStyle="1">
+  <w:style w:type="character" w:customStyle="1" w:styleId="CabealhoCarter">
     <w:name w:val="Cabeçalho Caráter"/>
     <w:basedOn w:val="Tipodeletrapredefinidodopargrafo"/>
     <w:link w:val="Cabealho"/>
@@ -7375,7 +7959,7 @@
       <w:spacing w:after="0" w:line="240" w:lineRule="auto"/>
     </w:pPr>
   </w:style>
-  <w:style w:type="character" w:styleId="RodapCarter" w:customStyle="1">
+  <w:style w:type="character" w:customStyle="1" w:styleId="RodapCarter">
     <w:name w:val="Rodapé Caráter"/>
     <w:basedOn w:val="Tipodeletrapredefinidodopargrafo"/>
     <w:link w:val="Rodap"/>
@@ -7398,10 +7982,10 @@
       <w:tblStyleRowBandSize w:val="1"/>
       <w:tblStyleColBandSize w:val="1"/>
       <w:tblBorders>
-        <w:top w:val="single" w:color="C9C9C9" w:themeColor="accent3" w:themeTint="99" w:sz="2" w:space="0"/>
-        <w:bottom w:val="single" w:color="C9C9C9" w:themeColor="accent3" w:themeTint="99" w:sz="2" w:space="0"/>
-        <w:insideH w:val="single" w:color="C9C9C9" w:themeColor="accent3" w:themeTint="99" w:sz="2" w:space="0"/>
-        <w:insideV w:val="single" w:color="C9C9C9" w:themeColor="accent3" w:themeTint="99" w:sz="2" w:space="0"/>
+        <w:top w:val="single" w:sz="2" w:space="0" w:color="C9C9C9" w:themeColor="accent3" w:themeTint="99"/>
+        <w:bottom w:val="single" w:sz="2" w:space="0" w:color="C9C9C9" w:themeColor="accent3" w:themeTint="99"/>
+        <w:insideH w:val="single" w:sz="2" w:space="0" w:color="C9C9C9" w:themeColor="accent3" w:themeTint="99"/>
+        <w:insideV w:val="single" w:sz="2" w:space="0" w:color="C9C9C9" w:themeColor="accent3" w:themeTint="99"/>
       </w:tblBorders>
     </w:tblPr>
     <w:tblStylePr w:type="firstRow">
@@ -7413,7 +7997,7 @@
       <w:tcPr>
         <w:tcBorders>
           <w:top w:val="nil"/>
-          <w:bottom w:val="single" w:color="C9C9C9" w:themeColor="accent3" w:themeTint="99" w:sz="12" w:space="0"/>
+          <w:bottom w:val="single" w:sz="12" w:space="0" w:color="C9C9C9" w:themeColor="accent3" w:themeTint="99"/>
           <w:insideH w:val="nil"/>
           <w:insideV w:val="nil"/>
         </w:tcBorders>
@@ -7428,7 +8012,7 @@
       <w:tblPr/>
       <w:tcPr>
         <w:tcBorders>
-          <w:top w:val="double" w:color="C9C9C9" w:themeColor="accent3" w:themeTint="99" w:sz="2" w:space="0"/>
+          <w:top w:val="double" w:sz="2" w:space="0" w:color="C9C9C9" w:themeColor="accent3" w:themeTint="99"/>
           <w:bottom w:val="nil"/>
           <w:insideH w:val="nil"/>
           <w:insideV w:val="nil"/>
@@ -7476,8 +8060,8 @@
       <w:tblStyleRowBandSize w:val="1"/>
       <w:tblStyleColBandSize w:val="1"/>
       <w:tblBorders>
-        <w:top w:val="single" w:color="A5A5A5" w:themeColor="accent3" w:sz="4" w:space="0"/>
-        <w:bottom w:val="single" w:color="A5A5A5" w:themeColor="accent3" w:sz="4" w:space="0"/>
+        <w:top w:val="single" w:sz="4" w:space="0" w:color="A5A5A5" w:themeColor="accent3"/>
+        <w:bottom w:val="single" w:sz="4" w:space="0" w:color="A5A5A5" w:themeColor="accent3"/>
       </w:tblBorders>
     </w:tblPr>
     <w:tblStylePr w:type="firstRow">
@@ -7488,7 +8072,7 @@
       <w:tblPr/>
       <w:tcPr>
         <w:tcBorders>
-          <w:bottom w:val="single" w:color="A5A5A5" w:themeColor="accent3" w:sz="4" w:space="0"/>
+          <w:bottom w:val="single" w:sz="4" w:space="0" w:color="A5A5A5" w:themeColor="accent3"/>
         </w:tcBorders>
       </w:tcPr>
     </w:tblStylePr>
@@ -7500,7 +8084,7 @@
       <w:tblPr/>
       <w:tcPr>
         <w:tcBorders>
-          <w:top w:val="double" w:color="A5A5A5" w:themeColor="accent3" w:sz="4" w:space="0"/>
+          <w:top w:val="double" w:sz="4" w:space="0" w:color="A5A5A5" w:themeColor="accent3"/>
         </w:tcBorders>
       </w:tcPr>
     </w:tblStylePr>
@@ -7529,14 +8113,13 @@
       </w:tcPr>
     </w:tblStylePr>
   </w:style>
-  <w:style w:type="paragraph" w:styleId="ListParagraph">
-    <w:uiPriority w:val="34"/>
+  <w:style w:type="paragraph" w:styleId="PargrafodaLista">
     <w:name w:val="List Paragraph"/>
     <w:basedOn w:val="Normal"/>
+    <w:uiPriority w:val="34"/>
     <w:qFormat/>
     <w:rsid w:val="2F621EA9"/>
     <w:pPr>
-      <w:spacing/>
       <w:ind w:left="720"/>
       <w:contextualSpacing/>
     </w:pPr>
@@ -7545,7 +8128,7 @@
 </file>
 
 <file path=word/theme/theme1.xml><?xml version="1.0" encoding="utf-8"?>
-<a:theme xmlns:a="http://schemas.openxmlformats.org/drawingml/2006/main" xmlns:thm15="http://schemas.microsoft.com/office/thememl/2012/main" name="Tema do Office">
+<a:theme xmlns:a="http://schemas.openxmlformats.org/drawingml/2006/main" name="Tema do Office">
   <a:themeElements>
     <a:clrScheme name="Office">
       <a:dk1>

--- a/Roles e Requisitos/Roles e Requisitos do SI .docx
+++ b/Roles e Requisitos/Roles e Requisitos do SI .docx
@@ -280,20 +280,12 @@
                 <w:lang w:val="pt-PT"/>
               </w:rPr>
             </w:pPr>
-            <w:proofErr w:type="spellStart"/>
             <w:r>
               <w:rPr>
                 <w:lang w:val="pt-PT"/>
               </w:rPr>
               <w:t>Funcionário</w:t>
             </w:r>
-            <w:r>
-              <w:rPr>
-                <w:lang w:val="pt-PT"/>
-              </w:rPr>
-              <w:t>S</w:t>
-            </w:r>
-            <w:proofErr w:type="spellEnd"/>
           </w:p>
           <w:p>
             <w:pPr>
@@ -1200,7 +1192,19 @@
               <w:rPr>
                 <w:lang w:val="pt-PT"/>
               </w:rPr>
-              <w:t>Como Visitante quero poder visualizar os conteúdos do site.</w:t>
+              <w:t xml:space="preserve">Como Visitante </w:t>
+            </w:r>
+            <w:r>
+              <w:rPr>
+                <w:lang w:val="pt-PT"/>
+              </w:rPr>
+              <w:t>deve</w:t>
+            </w:r>
+            <w:r>
+              <w:rPr>
+                <w:lang w:val="pt-PT"/>
+              </w:rPr>
+              <w:t xml:space="preserve"> poder visualizar os conteúdos do site.</w:t>
             </w:r>
           </w:p>
         </w:tc>
@@ -1266,7 +1270,19 @@
               <w:rPr>
                 <w:lang w:val="pt-PT"/>
               </w:rPr>
-              <w:t>Como Utilizador não autenticado quero poder efetuar o login</w:t>
+              <w:t xml:space="preserve">Como Utilizador não autenticado </w:t>
+            </w:r>
+            <w:r>
+              <w:rPr>
+                <w:lang w:val="pt-PT"/>
+              </w:rPr>
+              <w:t>deve</w:t>
+            </w:r>
+            <w:r>
+              <w:rPr>
+                <w:lang w:val="pt-PT"/>
+              </w:rPr>
+              <w:t xml:space="preserve"> poder efetuar o login</w:t>
             </w:r>
           </w:p>
         </w:tc>
@@ -1333,7 +1349,19 @@
               <w:rPr>
                 <w:lang w:val="pt-PT"/>
               </w:rPr>
-              <w:t>Ao ser Membro pretendo conseguir avaliar e comentar os conteúdos do site</w:t>
+              <w:t xml:space="preserve">Ao ser Membro </w:t>
+            </w:r>
+            <w:r>
+              <w:rPr>
+                <w:lang w:val="pt-PT"/>
+              </w:rPr>
+              <w:t>deve</w:t>
+            </w:r>
+            <w:r>
+              <w:rPr>
+                <w:lang w:val="pt-PT"/>
+              </w:rPr>
+              <w:t xml:space="preserve"> conseguir avaliar e comentar os conteúdos do site</w:t>
             </w:r>
           </w:p>
         </w:tc>
@@ -1402,7 +1430,19 @@
               <w:rPr>
                 <w:lang w:val="pt-PT"/>
               </w:rPr>
-              <w:t>Como utilizador autenticado quero poder colocar conteúdos nos favoritos</w:t>
+              <w:t xml:space="preserve">Como utilizador autenticado </w:t>
+            </w:r>
+            <w:r>
+              <w:rPr>
+                <w:lang w:val="pt-PT"/>
+              </w:rPr>
+              <w:t>deve</w:t>
+            </w:r>
+            <w:r>
+              <w:rPr>
+                <w:lang w:val="pt-PT"/>
+              </w:rPr>
+              <w:t xml:space="preserve"> poder colocar conteúdos nos favoritos</w:t>
             </w:r>
           </w:p>
         </w:tc>
@@ -1817,7 +1857,19 @@
               <w:rPr>
                 <w:lang w:val="pt-PT"/>
               </w:rPr>
-              <w:t>Como gerente quero poder editar os conteúdos do site</w:t>
+              <w:t xml:space="preserve">Como gerente </w:t>
+            </w:r>
+            <w:r>
+              <w:rPr>
+                <w:lang w:val="pt-PT"/>
+              </w:rPr>
+              <w:t>deve</w:t>
+            </w:r>
+            <w:r>
+              <w:rPr>
+                <w:lang w:val="pt-PT"/>
+              </w:rPr>
+              <w:t xml:space="preserve"> poder editar os conteúdos do site</w:t>
             </w:r>
           </w:p>
         </w:tc>
@@ -1891,7 +1943,19 @@
               <w:rPr>
                 <w:lang w:val="pt-PT"/>
               </w:rPr>
-              <w:t xml:space="preserve">Como gerente quero ter acesso a </w:t>
+              <w:t xml:space="preserve">Como gerente </w:t>
+            </w:r>
+            <w:r>
+              <w:rPr>
+                <w:lang w:val="pt-PT"/>
+              </w:rPr>
+              <w:t>deve</w:t>
+            </w:r>
+            <w:r>
+              <w:rPr>
+                <w:lang w:val="pt-PT"/>
+              </w:rPr>
+              <w:t xml:space="preserve"> ter acesso a </w:t>
             </w:r>
             <w:proofErr w:type="spellStart"/>
             <w:r>
@@ -1978,7 +2042,19 @@
               <w:rPr>
                 <w:lang w:val="pt-PT"/>
               </w:rPr>
-              <w:t xml:space="preserve"> quero visualizar e editar todas as tabelas incluindo a tabela utilizadores</w:t>
+              <w:t xml:space="preserve"> </w:t>
+            </w:r>
+            <w:r>
+              <w:rPr>
+                <w:lang w:val="pt-PT"/>
+              </w:rPr>
+              <w:t>deve</w:t>
+            </w:r>
+            <w:r>
+              <w:rPr>
+                <w:lang w:val="pt-PT"/>
+              </w:rPr>
+              <w:t xml:space="preserve"> visualizar e editar todas as tabelas incluindo a tabela utilizadores</w:t>
             </w:r>
           </w:p>
         </w:tc>
@@ -2240,12 +2316,12 @@
         <w:tblLook w:val="04A0" w:firstRow="1" w:lastRow="0" w:firstColumn="1" w:lastColumn="0" w:noHBand="0" w:noVBand="1"/>
       </w:tblPr>
       <w:tblGrid>
-        <w:gridCol w:w="1123"/>
-        <w:gridCol w:w="4827"/>
-        <w:gridCol w:w="765"/>
-        <w:gridCol w:w="735"/>
-        <w:gridCol w:w="1171"/>
-        <w:gridCol w:w="735"/>
+        <w:gridCol w:w="980"/>
+        <w:gridCol w:w="4128"/>
+        <w:gridCol w:w="794"/>
+        <w:gridCol w:w="1295"/>
+        <w:gridCol w:w="1127"/>
+        <w:gridCol w:w="1032"/>
       </w:tblGrid>
       <w:tr>
         <w:trPr>
@@ -2303,12 +2379,14 @@
                 <w:lang w:val="pt-PT"/>
               </w:rPr>
             </w:pPr>
-            <w:r>
-              <w:rPr>
-                <w:lang w:val="pt-PT"/>
-              </w:rPr>
-              <w:t>Role1</w:t>
-            </w:r>
+            <w:proofErr w:type="spellStart"/>
+            <w:r>
+              <w:rPr>
+                <w:lang w:val="pt-PT"/>
+              </w:rPr>
+              <w:t>admin</w:t>
+            </w:r>
+            <w:proofErr w:type="spellEnd"/>
           </w:p>
         </w:tc>
         <w:tc>
@@ -2327,7 +2405,7 @@
               <w:rPr>
                 <w:lang w:val="pt-PT"/>
               </w:rPr>
-              <w:t>Role2</w:t>
+              <w:t>Funcionário</w:t>
             </w:r>
           </w:p>
         </w:tc>
@@ -2340,14 +2418,16 @@
               <w:spacing w:after="160"/>
               <w:cnfStyle w:val="100000000000" w:firstRow="1" w:lastRow="0" w:firstColumn="0" w:lastColumn="0" w:oddVBand="0" w:evenVBand="0" w:oddHBand="0" w:evenHBand="0" w:firstRowFirstColumn="0" w:firstRowLastColumn="0" w:lastRowFirstColumn="0" w:lastRowLastColumn="0"/>
               <w:rPr>
-                <w:lang w:val="pt-PT"/>
-              </w:rPr>
-            </w:pPr>
-            <w:r>
-              <w:rPr>
-                <w:lang w:val="pt-PT"/>
-              </w:rPr>
-              <w:t>Role3</w:t>
+                <w:b w:val="0"/>
+                <w:bCs w:val="0"/>
+                <w:lang w:val="pt-PT"/>
+              </w:rPr>
+            </w:pPr>
+            <w:r>
+              <w:rPr>
+                <w:lang w:val="pt-PT"/>
+              </w:rPr>
+              <w:t>Membro</w:t>
             </w:r>
           </w:p>
         </w:tc>
@@ -2367,7 +2447,7 @@
               <w:rPr>
                 <w:lang w:val="pt-PT"/>
               </w:rPr>
-              <w:t>Role4</w:t>
+              <w:t>Visitante</w:t>
             </w:r>
           </w:p>
         </w:tc>
@@ -2427,6 +2507,7 @@
           <w:p>
             <w:pPr>
               <w:spacing w:after="160"/>
+              <w:jc w:val="center"/>
               <w:cnfStyle w:val="000000100000" w:firstRow="0" w:lastRow="0" w:firstColumn="0" w:lastColumn="0" w:oddVBand="0" w:evenVBand="0" w:oddHBand="1" w:evenHBand="0" w:firstRowFirstColumn="0" w:firstRowLastColumn="0" w:lastRowFirstColumn="0" w:lastRowLastColumn="0"/>
               <w:rPr>
                 <w:lang w:val="pt-PT"/>
@@ -2441,6 +2522,7 @@
           <w:p>
             <w:pPr>
               <w:spacing w:after="160"/>
+              <w:jc w:val="center"/>
               <w:cnfStyle w:val="000000100000" w:firstRow="0" w:lastRow="0" w:firstColumn="0" w:lastColumn="0" w:oddVBand="0" w:evenVBand="0" w:oddHBand="1" w:evenHBand="0" w:firstRowFirstColumn="0" w:firstRowLastColumn="0" w:lastRowFirstColumn="0" w:lastRowLastColumn="0"/>
               <w:rPr>
                 <w:lang w:val="pt-PT"/>
@@ -2455,6 +2537,7 @@
           <w:p>
             <w:pPr>
               <w:spacing w:after="160"/>
+              <w:jc w:val="center"/>
               <w:cnfStyle w:val="000000100000" w:firstRow="0" w:lastRow="0" w:firstColumn="0" w:lastColumn="0" w:oddVBand="0" w:evenVBand="0" w:oddHBand="1" w:evenHBand="0" w:firstRowFirstColumn="0" w:firstRowLastColumn="0" w:lastRowFirstColumn="0" w:lastRowLastColumn="0"/>
               <w:rPr>
                 <w:lang w:val="pt-PT"/>
@@ -2469,11 +2552,18 @@
           <w:p>
             <w:pPr>
               <w:spacing w:after="160"/>
+              <w:jc w:val="center"/>
               <w:cnfStyle w:val="000000100000" w:firstRow="0" w:lastRow="0" w:firstColumn="0" w:lastColumn="0" w:oddVBand="0" w:evenVBand="0" w:oddHBand="1" w:evenHBand="0" w:firstRowFirstColumn="0" w:firstRowLastColumn="0" w:lastRowFirstColumn="0" w:lastRowLastColumn="0"/>
               <w:rPr>
                 <w:lang w:val="pt-PT"/>
               </w:rPr>
             </w:pPr>
+            <w:r>
+              <w:rPr>
+                <w:lang w:val="pt-PT"/>
+              </w:rPr>
+              <w:t>X</w:t>
+            </w:r>
           </w:p>
         </w:tc>
       </w:tr>
@@ -2523,6 +2613,7 @@
           <w:p>
             <w:pPr>
               <w:spacing w:after="160"/>
+              <w:jc w:val="center"/>
               <w:cnfStyle w:val="000000000000" w:firstRow="0" w:lastRow="0" w:firstColumn="0" w:lastColumn="0" w:oddVBand="0" w:evenVBand="0" w:oddHBand="0" w:evenHBand="0" w:firstRowFirstColumn="0" w:firstRowLastColumn="0" w:lastRowFirstColumn="0" w:lastRowLastColumn="0"/>
               <w:rPr>
                 <w:lang w:val="pt-PT"/>
@@ -2537,6 +2628,7 @@
           <w:p>
             <w:pPr>
               <w:spacing w:after="160"/>
+              <w:jc w:val="center"/>
               <w:cnfStyle w:val="000000000000" w:firstRow="0" w:lastRow="0" w:firstColumn="0" w:lastColumn="0" w:oddVBand="0" w:evenVBand="0" w:oddHBand="0" w:evenHBand="0" w:firstRowFirstColumn="0" w:firstRowLastColumn="0" w:lastRowFirstColumn="0" w:lastRowLastColumn="0"/>
               <w:rPr>
                 <w:lang w:val="pt-PT"/>
@@ -2551,11 +2643,18 @@
           <w:p>
             <w:pPr>
               <w:spacing w:after="160"/>
+              <w:jc w:val="center"/>
               <w:cnfStyle w:val="000000000000" w:firstRow="0" w:lastRow="0" w:firstColumn="0" w:lastColumn="0" w:oddVBand="0" w:evenVBand="0" w:oddHBand="0" w:evenHBand="0" w:firstRowFirstColumn="0" w:firstRowLastColumn="0" w:lastRowFirstColumn="0" w:lastRowLastColumn="0"/>
               <w:rPr>
                 <w:lang w:val="pt-PT"/>
               </w:rPr>
             </w:pPr>
+            <w:r>
+              <w:rPr>
+                <w:lang w:val="pt-PT"/>
+              </w:rPr>
+              <w:t>X</w:t>
+            </w:r>
           </w:p>
         </w:tc>
         <w:tc>
@@ -2565,6 +2664,7 @@
           <w:p>
             <w:pPr>
               <w:spacing w:after="160"/>
+              <w:jc w:val="center"/>
               <w:cnfStyle w:val="000000000000" w:firstRow="0" w:lastRow="0" w:firstColumn="0" w:lastColumn="0" w:oddVBand="0" w:evenVBand="0" w:oddHBand="0" w:evenHBand="0" w:firstRowFirstColumn="0" w:firstRowLastColumn="0" w:lastRowFirstColumn="0" w:lastRowLastColumn="0"/>
               <w:rPr>
                 <w:lang w:val="pt-PT"/>
@@ -2622,6 +2722,7 @@
           <w:p>
             <w:pPr>
               <w:spacing w:after="160"/>
+              <w:jc w:val="center"/>
               <w:cnfStyle w:val="000000100000" w:firstRow="0" w:lastRow="0" w:firstColumn="0" w:lastColumn="0" w:oddVBand="0" w:evenVBand="0" w:oddHBand="1" w:evenHBand="0" w:firstRowFirstColumn="0" w:firstRowLastColumn="0" w:lastRowFirstColumn="0" w:lastRowLastColumn="0"/>
               <w:rPr>
                 <w:lang w:val="pt-PT"/>
@@ -2636,6 +2737,7 @@
           <w:p>
             <w:pPr>
               <w:spacing w:after="160"/>
+              <w:jc w:val="center"/>
               <w:cnfStyle w:val="000000100000" w:firstRow="0" w:lastRow="0" w:firstColumn="0" w:lastColumn="0" w:oddVBand="0" w:evenVBand="0" w:oddHBand="1" w:evenHBand="0" w:firstRowFirstColumn="0" w:firstRowLastColumn="0" w:lastRowFirstColumn="0" w:lastRowLastColumn="0"/>
               <w:rPr>
                 <w:lang w:val="pt-PT"/>
@@ -2650,11 +2752,18 @@
           <w:p>
             <w:pPr>
               <w:spacing w:after="160"/>
+              <w:jc w:val="center"/>
               <w:cnfStyle w:val="000000100000" w:firstRow="0" w:lastRow="0" w:firstColumn="0" w:lastColumn="0" w:oddVBand="0" w:evenVBand="0" w:oddHBand="1" w:evenHBand="0" w:firstRowFirstColumn="0" w:firstRowLastColumn="0" w:lastRowFirstColumn="0" w:lastRowLastColumn="0"/>
               <w:rPr>
                 <w:lang w:val="pt-PT"/>
               </w:rPr>
             </w:pPr>
+            <w:r>
+              <w:rPr>
+                <w:lang w:val="pt-PT"/>
+              </w:rPr>
+              <w:t>X</w:t>
+            </w:r>
           </w:p>
         </w:tc>
         <w:tc>
@@ -2724,6 +2833,7 @@
           <w:p>
             <w:pPr>
               <w:spacing w:after="160"/>
+              <w:jc w:val="center"/>
               <w:cnfStyle w:val="000000000000" w:firstRow="0" w:lastRow="0" w:firstColumn="0" w:lastColumn="0" w:oddVBand="0" w:evenVBand="0" w:oddHBand="0" w:evenHBand="0" w:firstRowFirstColumn="0" w:firstRowLastColumn="0" w:lastRowFirstColumn="0" w:lastRowLastColumn="0"/>
               <w:rPr>
                 <w:lang w:val="pt-PT"/>
@@ -2738,6 +2848,7 @@
           <w:p>
             <w:pPr>
               <w:spacing w:after="160"/>
+              <w:jc w:val="center"/>
               <w:cnfStyle w:val="000000000000" w:firstRow="0" w:lastRow="0" w:firstColumn="0" w:lastColumn="0" w:oddVBand="0" w:evenVBand="0" w:oddHBand="0" w:evenHBand="0" w:firstRowFirstColumn="0" w:firstRowLastColumn="0" w:lastRowFirstColumn="0" w:lastRowLastColumn="0"/>
               <w:rPr>
                 <w:lang w:val="pt-PT"/>
@@ -2752,6 +2863,7 @@
           <w:p>
             <w:pPr>
               <w:spacing w:after="160"/>
+              <w:jc w:val="center"/>
               <w:cnfStyle w:val="000000000000" w:firstRow="0" w:lastRow="0" w:firstColumn="0" w:lastColumn="0" w:oddVBand="0" w:evenVBand="0" w:oddHBand="0" w:evenHBand="0" w:firstRowFirstColumn="0" w:firstRowLastColumn="0" w:lastRowFirstColumn="0" w:lastRowLastColumn="0"/>
               <w:rPr>
                 <w:lang w:val="pt-PT"/>
@@ -2766,11 +2878,18 @@
           <w:p>
             <w:pPr>
               <w:spacing w:after="160"/>
+              <w:jc w:val="center"/>
               <w:cnfStyle w:val="000000000000" w:firstRow="0" w:lastRow="0" w:firstColumn="0" w:lastColumn="0" w:oddVBand="0" w:evenVBand="0" w:oddHBand="0" w:evenHBand="0" w:firstRowFirstColumn="0" w:firstRowLastColumn="0" w:lastRowFirstColumn="0" w:lastRowLastColumn="0"/>
               <w:rPr>
                 <w:lang w:val="pt-PT"/>
               </w:rPr>
             </w:pPr>
+            <w:r>
+              <w:rPr>
+                <w:lang w:val="pt-PT"/>
+              </w:rPr>
+              <w:t>X</w:t>
+            </w:r>
           </w:p>
         </w:tc>
       </w:tr>
@@ -2823,6 +2942,7 @@
           <w:p>
             <w:pPr>
               <w:spacing w:after="160"/>
+              <w:jc w:val="center"/>
               <w:cnfStyle w:val="000000100000" w:firstRow="0" w:lastRow="0" w:firstColumn="0" w:lastColumn="0" w:oddVBand="0" w:evenVBand="0" w:oddHBand="1" w:evenHBand="0" w:firstRowFirstColumn="0" w:firstRowLastColumn="0" w:lastRowFirstColumn="0" w:lastRowLastColumn="0"/>
               <w:rPr>
                 <w:lang w:val="pt-PT"/>
@@ -2837,6 +2957,7 @@
           <w:p>
             <w:pPr>
               <w:spacing w:after="160"/>
+              <w:jc w:val="center"/>
               <w:cnfStyle w:val="000000100000" w:firstRow="0" w:lastRow="0" w:firstColumn="0" w:lastColumn="0" w:oddVBand="0" w:evenVBand="0" w:oddHBand="1" w:evenHBand="0" w:firstRowFirstColumn="0" w:firstRowLastColumn="0" w:lastRowFirstColumn="0" w:lastRowLastColumn="0"/>
               <w:rPr>
                 <w:lang w:val="pt-PT"/>
@@ -2851,6 +2972,7 @@
           <w:p>
             <w:pPr>
               <w:spacing w:after="160"/>
+              <w:jc w:val="center"/>
               <w:cnfStyle w:val="000000100000" w:firstRow="0" w:lastRow="0" w:firstColumn="0" w:lastColumn="0" w:oddVBand="0" w:evenVBand="0" w:oddHBand="1" w:evenHBand="0" w:firstRowFirstColumn="0" w:firstRowLastColumn="0" w:lastRowFirstColumn="0" w:lastRowLastColumn="0"/>
               <w:rPr>
                 <w:lang w:val="pt-PT"/>
@@ -2865,11 +2987,18 @@
           <w:p>
             <w:pPr>
               <w:spacing w:after="160"/>
+              <w:jc w:val="center"/>
               <w:cnfStyle w:val="000000100000" w:firstRow="0" w:lastRow="0" w:firstColumn="0" w:lastColumn="0" w:oddVBand="0" w:evenVBand="0" w:oddHBand="1" w:evenHBand="0" w:firstRowFirstColumn="0" w:firstRowLastColumn="0" w:lastRowFirstColumn="0" w:lastRowLastColumn="0"/>
               <w:rPr>
                 <w:lang w:val="pt-PT"/>
               </w:rPr>
             </w:pPr>
+            <w:r>
+              <w:rPr>
+                <w:lang w:val="pt-PT"/>
+              </w:rPr>
+              <w:t>X</w:t>
+            </w:r>
           </w:p>
         </w:tc>
       </w:tr>
@@ -2919,11 +3048,18 @@
           <w:p>
             <w:pPr>
               <w:spacing w:after="160"/>
+              <w:jc w:val="center"/>
               <w:cnfStyle w:val="000000000000" w:firstRow="0" w:lastRow="0" w:firstColumn="0" w:lastColumn="0" w:oddVBand="0" w:evenVBand="0" w:oddHBand="0" w:evenHBand="0" w:firstRowFirstColumn="0" w:firstRowLastColumn="0" w:lastRowFirstColumn="0" w:lastRowLastColumn="0"/>
               <w:rPr>
                 <w:lang w:val="pt-PT"/>
               </w:rPr>
             </w:pPr>
+            <w:r>
+              <w:rPr>
+                <w:lang w:val="pt-PT"/>
+              </w:rPr>
+              <w:t>X</w:t>
+            </w:r>
           </w:p>
         </w:tc>
         <w:tc>
@@ -2933,11 +3069,18 @@
           <w:p>
             <w:pPr>
               <w:spacing w:after="160"/>
+              <w:jc w:val="center"/>
               <w:cnfStyle w:val="000000000000" w:firstRow="0" w:lastRow="0" w:firstColumn="0" w:lastColumn="0" w:oddVBand="0" w:evenVBand="0" w:oddHBand="0" w:evenHBand="0" w:firstRowFirstColumn="0" w:firstRowLastColumn="0" w:lastRowFirstColumn="0" w:lastRowLastColumn="0"/>
               <w:rPr>
                 <w:lang w:val="pt-PT"/>
               </w:rPr>
             </w:pPr>
+            <w:r>
+              <w:rPr>
+                <w:lang w:val="pt-PT"/>
+              </w:rPr>
+              <w:t>X</w:t>
+            </w:r>
           </w:p>
         </w:tc>
         <w:tc>
@@ -2947,6 +3090,7 @@
           <w:p>
             <w:pPr>
               <w:spacing w:after="160"/>
+              <w:jc w:val="center"/>
               <w:cnfStyle w:val="000000000000" w:firstRow="0" w:lastRow="0" w:firstColumn="0" w:lastColumn="0" w:oddVBand="0" w:evenVBand="0" w:oddHBand="0" w:evenHBand="0" w:firstRowFirstColumn="0" w:firstRowLastColumn="0" w:lastRowFirstColumn="0" w:lastRowLastColumn="0"/>
               <w:rPr>
                 <w:lang w:val="pt-PT"/>
@@ -2961,6 +3105,7 @@
           <w:p>
             <w:pPr>
               <w:spacing w:after="160"/>
+              <w:jc w:val="center"/>
               <w:cnfStyle w:val="000000000000" w:firstRow="0" w:lastRow="0" w:firstColumn="0" w:lastColumn="0" w:oddVBand="0" w:evenVBand="0" w:oddHBand="0" w:evenHBand="0" w:firstRowFirstColumn="0" w:firstRowLastColumn="0" w:lastRowFirstColumn="0" w:lastRowLastColumn="0"/>
               <w:rPr>
                 <w:lang w:val="pt-PT"/>
@@ -3018,11 +3163,18 @@
           <w:p>
             <w:pPr>
               <w:spacing w:after="160"/>
+              <w:jc w:val="center"/>
               <w:cnfStyle w:val="000000100000" w:firstRow="0" w:lastRow="0" w:firstColumn="0" w:lastColumn="0" w:oddVBand="0" w:evenVBand="0" w:oddHBand="1" w:evenHBand="0" w:firstRowFirstColumn="0" w:firstRowLastColumn="0" w:lastRowFirstColumn="0" w:lastRowLastColumn="0"/>
               <w:rPr>
                 <w:lang w:val="pt-PT"/>
               </w:rPr>
             </w:pPr>
+            <w:r>
+              <w:rPr>
+                <w:lang w:val="pt-PT"/>
+              </w:rPr>
+              <w:t>X</w:t>
+            </w:r>
           </w:p>
         </w:tc>
         <w:tc>
@@ -3032,11 +3184,18 @@
           <w:p>
             <w:pPr>
               <w:spacing w:after="160"/>
+              <w:jc w:val="center"/>
               <w:cnfStyle w:val="000000100000" w:firstRow="0" w:lastRow="0" w:firstColumn="0" w:lastColumn="0" w:oddVBand="0" w:evenVBand="0" w:oddHBand="1" w:evenHBand="0" w:firstRowFirstColumn="0" w:firstRowLastColumn="0" w:lastRowFirstColumn="0" w:lastRowLastColumn="0"/>
               <w:rPr>
                 <w:lang w:val="pt-PT"/>
               </w:rPr>
             </w:pPr>
+            <w:r>
+              <w:rPr>
+                <w:lang w:val="pt-PT"/>
+              </w:rPr>
+              <w:t>X</w:t>
+            </w:r>
           </w:p>
         </w:tc>
         <w:tc>
@@ -3046,6 +3205,7 @@
           <w:p>
             <w:pPr>
               <w:spacing w:after="160"/>
+              <w:jc w:val="center"/>
               <w:cnfStyle w:val="000000100000" w:firstRow="0" w:lastRow="0" w:firstColumn="0" w:lastColumn="0" w:oddVBand="0" w:evenVBand="0" w:oddHBand="1" w:evenHBand="0" w:firstRowFirstColumn="0" w:firstRowLastColumn="0" w:lastRowFirstColumn="0" w:lastRowLastColumn="0"/>
               <w:rPr>
                 <w:lang w:val="pt-PT"/>
@@ -3060,6 +3220,7 @@
           <w:p>
             <w:pPr>
               <w:spacing w:after="160"/>
+              <w:jc w:val="center"/>
               <w:cnfStyle w:val="000000100000" w:firstRow="0" w:lastRow="0" w:firstColumn="0" w:lastColumn="0" w:oddVBand="0" w:evenVBand="0" w:oddHBand="1" w:evenHBand="0" w:firstRowFirstColumn="0" w:firstRowLastColumn="0" w:lastRowFirstColumn="0" w:lastRowLastColumn="0"/>
               <w:rPr>
                 <w:lang w:val="pt-PT"/>
@@ -3110,6 +3271,7 @@
           <w:p>
             <w:pPr>
               <w:spacing w:after="160"/>
+              <w:jc w:val="center"/>
               <w:cnfStyle w:val="000000000000" w:firstRow="0" w:lastRow="0" w:firstColumn="0" w:lastColumn="0" w:oddVBand="0" w:evenVBand="0" w:oddHBand="0" w:evenHBand="0" w:firstRowFirstColumn="0" w:firstRowLastColumn="0" w:lastRowFirstColumn="0" w:lastRowLastColumn="0"/>
               <w:rPr>
                 <w:lang w:val="pt-PT"/>
@@ -3124,6 +3286,7 @@
           <w:p>
             <w:pPr>
               <w:spacing w:after="160"/>
+              <w:jc w:val="center"/>
               <w:cnfStyle w:val="000000000000" w:firstRow="0" w:lastRow="0" w:firstColumn="0" w:lastColumn="0" w:oddVBand="0" w:evenVBand="0" w:oddHBand="0" w:evenHBand="0" w:firstRowFirstColumn="0" w:firstRowLastColumn="0" w:lastRowFirstColumn="0" w:lastRowLastColumn="0"/>
               <w:rPr>
                 <w:lang w:val="pt-PT"/>
@@ -3138,6 +3301,7 @@
           <w:p>
             <w:pPr>
               <w:spacing w:after="160"/>
+              <w:jc w:val="center"/>
               <w:cnfStyle w:val="000000000000" w:firstRow="0" w:lastRow="0" w:firstColumn="0" w:lastColumn="0" w:oddVBand="0" w:evenVBand="0" w:oddHBand="0" w:evenHBand="0" w:firstRowFirstColumn="0" w:firstRowLastColumn="0" w:lastRowFirstColumn="0" w:lastRowLastColumn="0"/>
               <w:rPr>
                 <w:lang w:val="pt-PT"/>
@@ -3152,6 +3316,7 @@
           <w:p>
             <w:pPr>
               <w:spacing w:after="160"/>
+              <w:jc w:val="center"/>
               <w:cnfStyle w:val="000000000000" w:firstRow="0" w:lastRow="0" w:firstColumn="0" w:lastColumn="0" w:oddVBand="0" w:evenVBand="0" w:oddHBand="0" w:evenHBand="0" w:firstRowFirstColumn="0" w:firstRowLastColumn="0" w:lastRowFirstColumn="0" w:lastRowLastColumn="0"/>
               <w:rPr>
                 <w:lang w:val="pt-PT"/>
@@ -3209,11 +3374,18 @@
           <w:p>
             <w:pPr>
               <w:spacing w:after="160"/>
+              <w:jc w:val="center"/>
               <w:cnfStyle w:val="000000100000" w:firstRow="0" w:lastRow="0" w:firstColumn="0" w:lastColumn="0" w:oddVBand="0" w:evenVBand="0" w:oddHBand="1" w:evenHBand="0" w:firstRowFirstColumn="0" w:firstRowLastColumn="0" w:lastRowFirstColumn="0" w:lastRowLastColumn="0"/>
               <w:rPr>
                 <w:lang w:val="pt-PT"/>
               </w:rPr>
             </w:pPr>
+            <w:r>
+              <w:rPr>
+                <w:lang w:val="pt-PT"/>
+              </w:rPr>
+              <w:t>X</w:t>
+            </w:r>
           </w:p>
         </w:tc>
         <w:tc>
@@ -3223,11 +3395,18 @@
           <w:p>
             <w:pPr>
               <w:spacing w:after="160"/>
+              <w:jc w:val="center"/>
               <w:cnfStyle w:val="000000100000" w:firstRow="0" w:lastRow="0" w:firstColumn="0" w:lastColumn="0" w:oddVBand="0" w:evenVBand="0" w:oddHBand="1" w:evenHBand="0" w:firstRowFirstColumn="0" w:firstRowLastColumn="0" w:lastRowFirstColumn="0" w:lastRowLastColumn="0"/>
               <w:rPr>
                 <w:lang w:val="pt-PT"/>
               </w:rPr>
             </w:pPr>
+            <w:r>
+              <w:rPr>
+                <w:lang w:val="pt-PT"/>
+              </w:rPr>
+              <w:t>X</w:t>
+            </w:r>
           </w:p>
         </w:tc>
         <w:tc>
@@ -3237,6 +3416,7 @@
           <w:p>
             <w:pPr>
               <w:spacing w:after="160"/>
+              <w:jc w:val="center"/>
               <w:cnfStyle w:val="000000100000" w:firstRow="0" w:lastRow="0" w:firstColumn="0" w:lastColumn="0" w:oddVBand="0" w:evenVBand="0" w:oddHBand="1" w:evenHBand="0" w:firstRowFirstColumn="0" w:firstRowLastColumn="0" w:lastRowFirstColumn="0" w:lastRowLastColumn="0"/>
               <w:rPr>
                 <w:lang w:val="pt-PT"/>
@@ -3251,6 +3431,7 @@
           <w:p>
             <w:pPr>
               <w:spacing w:after="160"/>
+              <w:jc w:val="center"/>
               <w:cnfStyle w:val="000000100000" w:firstRow="0" w:lastRow="0" w:firstColumn="0" w:lastColumn="0" w:oddVBand="0" w:evenVBand="0" w:oddHBand="1" w:evenHBand="0" w:firstRowFirstColumn="0" w:firstRowLastColumn="0" w:lastRowFirstColumn="0" w:lastRowLastColumn="0"/>
               <w:rPr>
                 <w:lang w:val="pt-PT"/>
@@ -3276,6 +3457,7 @@
               <w:rPr>
                 <w:lang w:val="pt-PT"/>
               </w:rPr>
+              <w:lastRenderedPageBreak/>
               <w:t>RF-AM-02</w:t>
             </w:r>
           </w:p>
@@ -3305,11 +3487,18 @@
           <w:p>
             <w:pPr>
               <w:spacing w:after="160"/>
+              <w:jc w:val="center"/>
               <w:cnfStyle w:val="000000000000" w:firstRow="0" w:lastRow="0" w:firstColumn="0" w:lastColumn="0" w:oddVBand="0" w:evenVBand="0" w:oddHBand="0" w:evenHBand="0" w:firstRowFirstColumn="0" w:firstRowLastColumn="0" w:lastRowFirstColumn="0" w:lastRowLastColumn="0"/>
               <w:rPr>
                 <w:lang w:val="pt-PT"/>
               </w:rPr>
             </w:pPr>
+            <w:r>
+              <w:rPr>
+                <w:lang w:val="pt-PT"/>
+              </w:rPr>
+              <w:t>X</w:t>
+            </w:r>
           </w:p>
         </w:tc>
         <w:tc>
@@ -3319,11 +3508,18 @@
           <w:p>
             <w:pPr>
               <w:spacing w:after="160"/>
+              <w:jc w:val="center"/>
               <w:cnfStyle w:val="000000000000" w:firstRow="0" w:lastRow="0" w:firstColumn="0" w:lastColumn="0" w:oddVBand="0" w:evenVBand="0" w:oddHBand="0" w:evenHBand="0" w:firstRowFirstColumn="0" w:firstRowLastColumn="0" w:lastRowFirstColumn="0" w:lastRowLastColumn="0"/>
               <w:rPr>
                 <w:lang w:val="pt-PT"/>
               </w:rPr>
             </w:pPr>
+            <w:r>
+              <w:rPr>
+                <w:lang w:val="pt-PT"/>
+              </w:rPr>
+              <w:t>X</w:t>
+            </w:r>
           </w:p>
         </w:tc>
         <w:tc>
@@ -3333,6 +3529,7 @@
           <w:p>
             <w:pPr>
               <w:spacing w:after="160"/>
+              <w:jc w:val="center"/>
               <w:cnfStyle w:val="000000000000" w:firstRow="0" w:lastRow="0" w:firstColumn="0" w:lastColumn="0" w:oddVBand="0" w:evenVBand="0" w:oddHBand="0" w:evenHBand="0" w:firstRowFirstColumn="0" w:firstRowLastColumn="0" w:lastRowFirstColumn="0" w:lastRowLastColumn="0"/>
               <w:rPr>
                 <w:lang w:val="pt-PT"/>
@@ -3347,6 +3544,7 @@
           <w:p>
             <w:pPr>
               <w:spacing w:after="160"/>
+              <w:jc w:val="center"/>
               <w:cnfStyle w:val="000000000000" w:firstRow="0" w:lastRow="0" w:firstColumn="0" w:lastColumn="0" w:oddVBand="0" w:evenVBand="0" w:oddHBand="0" w:evenHBand="0" w:firstRowFirstColumn="0" w:firstRowLastColumn="0" w:lastRowFirstColumn="0" w:lastRowLastColumn="0"/>
               <w:rPr>
                 <w:lang w:val="pt-PT"/>
@@ -3404,11 +3602,18 @@
           <w:p>
             <w:pPr>
               <w:spacing w:after="160"/>
+              <w:jc w:val="center"/>
               <w:cnfStyle w:val="000000100000" w:firstRow="0" w:lastRow="0" w:firstColumn="0" w:lastColumn="0" w:oddVBand="0" w:evenVBand="0" w:oddHBand="1" w:evenHBand="0" w:firstRowFirstColumn="0" w:firstRowLastColumn="0" w:lastRowFirstColumn="0" w:lastRowLastColumn="0"/>
               <w:rPr>
                 <w:lang w:val="pt-PT"/>
               </w:rPr>
             </w:pPr>
+            <w:r>
+              <w:rPr>
+                <w:lang w:val="pt-PT"/>
+              </w:rPr>
+              <w:t>X</w:t>
+            </w:r>
           </w:p>
         </w:tc>
         <w:tc>
@@ -3418,11 +3623,18 @@
           <w:p>
             <w:pPr>
               <w:spacing w:after="160"/>
+              <w:jc w:val="center"/>
               <w:cnfStyle w:val="000000100000" w:firstRow="0" w:lastRow="0" w:firstColumn="0" w:lastColumn="0" w:oddVBand="0" w:evenVBand="0" w:oddHBand="1" w:evenHBand="0" w:firstRowFirstColumn="0" w:firstRowLastColumn="0" w:lastRowFirstColumn="0" w:lastRowLastColumn="0"/>
               <w:rPr>
                 <w:lang w:val="pt-PT"/>
               </w:rPr>
             </w:pPr>
+            <w:r>
+              <w:rPr>
+                <w:lang w:val="pt-PT"/>
+              </w:rPr>
+              <w:t>X</w:t>
+            </w:r>
           </w:p>
         </w:tc>
         <w:tc>
@@ -3432,6 +3644,7 @@
           <w:p>
             <w:pPr>
               <w:spacing w:after="160"/>
+              <w:jc w:val="center"/>
               <w:cnfStyle w:val="000000100000" w:firstRow="0" w:lastRow="0" w:firstColumn="0" w:lastColumn="0" w:oddVBand="0" w:evenVBand="0" w:oddHBand="1" w:evenHBand="0" w:firstRowFirstColumn="0" w:firstRowLastColumn="0" w:lastRowFirstColumn="0" w:lastRowLastColumn="0"/>
               <w:rPr>
                 <w:lang w:val="pt-PT"/>
@@ -3446,6 +3659,7 @@
           <w:p>
             <w:pPr>
               <w:spacing w:after="160"/>
+              <w:jc w:val="center"/>
               <w:cnfStyle w:val="000000100000" w:firstRow="0" w:lastRow="0" w:firstColumn="0" w:lastColumn="0" w:oddVBand="0" w:evenVBand="0" w:oddHBand="1" w:evenHBand="0" w:firstRowFirstColumn="0" w:firstRowLastColumn="0" w:lastRowFirstColumn="0" w:lastRowLastColumn="0"/>
               <w:rPr>
                 <w:lang w:val="pt-PT"/>
@@ -4111,6 +4325,7 @@
               <w:rPr>
                 <w:lang w:val="pt-PT"/>
               </w:rPr>
+              <w:lastRenderedPageBreak/>
               <w:t>RNF-01</w:t>
             </w:r>
           </w:p>
@@ -4358,7 +4573,6 @@
               <w:rPr>
                 <w:lang w:val="pt-PT"/>
               </w:rPr>
-              <w:lastRenderedPageBreak/>
               <w:t>RNF-04</w:t>
             </w:r>
           </w:p>
@@ -5183,6 +5397,7 @@
               <w:rPr>
                 <w:lang w:val="pt-PT"/>
               </w:rPr>
+              <w:lastRenderedPageBreak/>
               <w:t>Título: US1 –</w:t>
             </w:r>
             <w:r>
@@ -5384,7 +5599,6 @@
               <w:rPr>
                 <w:lang w:val="pt-PT"/>
               </w:rPr>
-              <w:lastRenderedPageBreak/>
               <w:t xml:space="preserve">Título: US2 – </w:t>
             </w:r>
             <w:r>
@@ -7886,6 +8100,7 @@
   <w:style w:type="paragraph" w:default="1" w:styleId="Normal">
     <w:name w:val="Normal"/>
     <w:qFormat/>
+    <w:rsid w:val="006B3F9F"/>
     <w:rPr>
       <w:lang w:val="en-GB"/>
     </w:rPr>
@@ -7893,6 +8108,7 @@
   <w:style w:type="character" w:default="1" w:styleId="Tipodeletrapredefinidodopargrafo">
     <w:name w:val="Default Paragraph Font"/>
     <w:uiPriority w:val="1"/>
+    <w:semiHidden/>
     <w:unhideWhenUsed/>
   </w:style>
   <w:style w:type="table" w:default="1" w:styleId="Tabelanormal">

--- a/Roles e Requisitos/Roles e Requisitos do SI .docx
+++ b/Roles e Requisitos/Roles e Requisitos do SI .docx
@@ -2330,7 +2330,7 @@
         <w:tc>
           <w:tcPr>
             <w:cnfStyle w:val="001000000000" w:firstRow="0" w:lastRow="0" w:firstColumn="1" w:lastColumn="0" w:oddVBand="0" w:evenVBand="0" w:oddHBand="0" w:evenHBand="0" w:firstRowFirstColumn="0" w:firstRowLastColumn="0" w:lastRowFirstColumn="0" w:lastRowLastColumn="0"/>
-            <w:tcW w:w="1123" w:type="dxa"/>
+            <w:tcW w:w="980" w:type="dxa"/>
           </w:tcPr>
           <w:p>
             <w:pPr>
@@ -2349,7 +2349,7 @@
         </w:tc>
         <w:tc>
           <w:tcPr>
-            <w:tcW w:w="4827" w:type="dxa"/>
+            <w:tcW w:w="4128" w:type="dxa"/>
           </w:tcPr>
           <w:p>
             <w:pPr>
@@ -2369,7 +2369,7 @@
         </w:tc>
         <w:tc>
           <w:tcPr>
-            <w:tcW w:w="765" w:type="dxa"/>
+            <w:tcW w:w="794" w:type="dxa"/>
           </w:tcPr>
           <w:p>
             <w:pPr>
@@ -2391,7 +2391,7 @@
         </w:tc>
         <w:tc>
           <w:tcPr>
-            <w:tcW w:w="735" w:type="dxa"/>
+            <w:tcW w:w="1295" w:type="dxa"/>
           </w:tcPr>
           <w:p>
             <w:pPr>
@@ -2411,7 +2411,7 @@
         </w:tc>
         <w:tc>
           <w:tcPr>
-            <w:tcW w:w="1171" w:type="dxa"/>
+            <w:tcW w:w="1127" w:type="dxa"/>
           </w:tcPr>
           <w:p>
             <w:pPr>
@@ -2433,7 +2433,7 @@
         </w:tc>
         <w:tc>
           <w:tcPr>
-            <w:tcW w:w="735" w:type="dxa"/>
+            <w:tcW w:w="1032" w:type="dxa"/>
           </w:tcPr>
           <w:p>
             <w:pPr>
@@ -2459,7 +2459,7 @@
         <w:tc>
           <w:tcPr>
             <w:cnfStyle w:val="001000000000" w:firstRow="0" w:lastRow="0" w:firstColumn="1" w:lastColumn="0" w:oddVBand="0" w:evenVBand="0" w:oddHBand="0" w:evenHBand="0" w:firstRowFirstColumn="0" w:firstRowLastColumn="0" w:lastRowFirstColumn="0" w:lastRowLastColumn="0"/>
-            <w:tcW w:w="1123" w:type="dxa"/>
+            <w:tcW w:w="980" w:type="dxa"/>
           </w:tcPr>
           <w:p>
             <w:pPr>
@@ -2478,7 +2478,7 @@
         </w:tc>
         <w:tc>
           <w:tcPr>
-            <w:tcW w:w="4827" w:type="dxa"/>
+            <w:tcW w:w="4128" w:type="dxa"/>
           </w:tcPr>
           <w:p>
             <w:pPr>
@@ -2502,7 +2502,7 @@
         </w:tc>
         <w:tc>
           <w:tcPr>
-            <w:tcW w:w="765" w:type="dxa"/>
+            <w:tcW w:w="794" w:type="dxa"/>
           </w:tcPr>
           <w:p>
             <w:pPr>
@@ -2517,7 +2517,7 @@
         </w:tc>
         <w:tc>
           <w:tcPr>
-            <w:tcW w:w="735" w:type="dxa"/>
+            <w:tcW w:w="1295" w:type="dxa"/>
           </w:tcPr>
           <w:p>
             <w:pPr>
@@ -2532,7 +2532,7 @@
         </w:tc>
         <w:tc>
           <w:tcPr>
-            <w:tcW w:w="1171" w:type="dxa"/>
+            <w:tcW w:w="1127" w:type="dxa"/>
           </w:tcPr>
           <w:p>
             <w:pPr>
@@ -2547,7 +2547,7 @@
         </w:tc>
         <w:tc>
           <w:tcPr>
-            <w:tcW w:w="735" w:type="dxa"/>
+            <w:tcW w:w="1032" w:type="dxa"/>
           </w:tcPr>
           <w:p>
             <w:pPr>
@@ -2571,48 +2571,59 @@
         <w:tc>
           <w:tcPr>
             <w:cnfStyle w:val="001000000000" w:firstRow="0" w:lastRow="0" w:firstColumn="1" w:lastColumn="0" w:oddVBand="0" w:evenVBand="0" w:oddHBand="0" w:evenHBand="0" w:firstRowFirstColumn="0" w:firstRowLastColumn="0" w:lastRowFirstColumn="0" w:lastRowLastColumn="0"/>
-            <w:tcW w:w="1123" w:type="dxa"/>
-          </w:tcPr>
-          <w:p>
-            <w:pPr>
-              <w:spacing w:after="160"/>
-              <w:rPr>
-                <w:lang w:val="pt-PT"/>
-              </w:rPr>
-            </w:pPr>
-            <w:r>
-              <w:rPr>
-                <w:lang w:val="pt-PT"/>
-              </w:rPr>
-              <w:t>RF-FO-02</w:t>
-            </w:r>
-          </w:p>
-        </w:tc>
-        <w:tc>
-          <w:tcPr>
-            <w:tcW w:w="4827" w:type="dxa"/>
-          </w:tcPr>
-          <w:p>
-            <w:pPr>
-              <w:spacing w:after="160"/>
+            <w:tcW w:w="980" w:type="dxa"/>
+          </w:tcPr>
+          <w:p>
+            <w:pPr>
+              <w:rPr>
+                <w:b w:val="0"/>
+                <w:bCs w:val="0"/>
+                <w:lang w:val="pt-PT"/>
+              </w:rPr>
+            </w:pPr>
+            <w:r>
+              <w:rPr>
+                <w:lang w:val="pt-PT"/>
+              </w:rPr>
+              <w:t>RF-FO-0</w:t>
+            </w:r>
+            <w:r>
+              <w:rPr>
+                <w:lang w:val="pt-PT"/>
+              </w:rPr>
+              <w:t>2</w:t>
+            </w:r>
+          </w:p>
+        </w:tc>
+        <w:tc>
+          <w:tcPr>
+            <w:tcW w:w="4128" w:type="dxa"/>
+          </w:tcPr>
+          <w:p>
+            <w:pPr>
               <w:cnfStyle w:val="000000000000" w:firstRow="0" w:lastRow="0" w:firstColumn="0" w:lastColumn="0" w:oddVBand="0" w:evenVBand="0" w:oddHBand="0" w:evenHBand="0" w:firstRowFirstColumn="0" w:firstRowLastColumn="0" w:lastRowFirstColumn="0" w:lastRowLastColumn="0"/>
             </w:pPr>
-            <w:r>
-              <w:rPr>
-                <w:rFonts w:ascii="Calibri" w:eastAsia="Calibri" w:hAnsi="Calibri" w:cs="Calibri"/>
-                <w:lang w:val="pt-PT"/>
-              </w:rPr>
-              <w:t>Votar no Jogo do Ano</w:t>
-            </w:r>
-          </w:p>
-        </w:tc>
-        <w:tc>
-          <w:tcPr>
-            <w:tcW w:w="765" w:type="dxa"/>
-          </w:tcPr>
-          <w:p>
-            <w:pPr>
-              <w:spacing w:after="160"/>
+            <w:proofErr w:type="spellStart"/>
+            <w:r>
+              <w:t>Avaliar</w:t>
+            </w:r>
+            <w:proofErr w:type="spellEnd"/>
+            <w:r>
+              <w:t xml:space="preserve"> </w:t>
+            </w:r>
+            <w:proofErr w:type="spellStart"/>
+            <w:r>
+              <w:t>Jogos</w:t>
+            </w:r>
+            <w:proofErr w:type="spellEnd"/>
+          </w:p>
+        </w:tc>
+        <w:tc>
+          <w:tcPr>
+            <w:tcW w:w="794" w:type="dxa"/>
+          </w:tcPr>
+          <w:p>
+            <w:pPr>
               <w:jc w:val="center"/>
               <w:cnfStyle w:val="000000000000" w:firstRow="0" w:lastRow="0" w:firstColumn="0" w:lastColumn="0" w:oddVBand="0" w:evenVBand="0" w:oddHBand="0" w:evenHBand="0" w:firstRowFirstColumn="0" w:firstRowLastColumn="0" w:lastRowFirstColumn="0" w:lastRowLastColumn="0"/>
               <w:rPr>
@@ -2623,11 +2634,10 @@
         </w:tc>
         <w:tc>
           <w:tcPr>
-            <w:tcW w:w="735" w:type="dxa"/>
-          </w:tcPr>
-          <w:p>
-            <w:pPr>
-              <w:spacing w:after="160"/>
+            <w:tcW w:w="1295" w:type="dxa"/>
+          </w:tcPr>
+          <w:p>
+            <w:pPr>
               <w:jc w:val="center"/>
               <w:cnfStyle w:val="000000000000" w:firstRow="0" w:lastRow="0" w:firstColumn="0" w:lastColumn="0" w:oddVBand="0" w:evenVBand="0" w:oddHBand="0" w:evenHBand="0" w:firstRowFirstColumn="0" w:firstRowLastColumn="0" w:lastRowFirstColumn="0" w:lastRowLastColumn="0"/>
               <w:rPr>
@@ -2638,11 +2648,10 @@
         </w:tc>
         <w:tc>
           <w:tcPr>
-            <w:tcW w:w="1171" w:type="dxa"/>
-          </w:tcPr>
-          <w:p>
-            <w:pPr>
-              <w:spacing w:after="160"/>
+            <w:tcW w:w="1127" w:type="dxa"/>
+          </w:tcPr>
+          <w:p>
+            <w:pPr>
               <w:jc w:val="center"/>
               <w:cnfStyle w:val="000000000000" w:firstRow="0" w:lastRow="0" w:firstColumn="0" w:lastColumn="0" w:oddVBand="0" w:evenVBand="0" w:oddHBand="0" w:evenHBand="0" w:firstRowFirstColumn="0" w:firstRowLastColumn="0" w:lastRowFirstColumn="0" w:lastRowLastColumn="0"/>
               <w:rPr>
@@ -2659,11 +2668,10 @@
         </w:tc>
         <w:tc>
           <w:tcPr>
-            <w:tcW w:w="735" w:type="dxa"/>
-          </w:tcPr>
-          <w:p>
-            <w:pPr>
-              <w:spacing w:after="160"/>
+            <w:tcW w:w="1032" w:type="dxa"/>
+          </w:tcPr>
+          <w:p>
+            <w:pPr>
               <w:jc w:val="center"/>
               <w:cnfStyle w:val="000000000000" w:firstRow="0" w:lastRow="0" w:firstColumn="0" w:lastColumn="0" w:oddVBand="0" w:evenVBand="0" w:oddHBand="0" w:evenHBand="0" w:firstRowFirstColumn="0" w:firstRowLastColumn="0" w:lastRowFirstColumn="0" w:lastRowLastColumn="0"/>
               <w:rPr>
@@ -2680,26 +2688,32 @@
         <w:tc>
           <w:tcPr>
             <w:cnfStyle w:val="001000000000" w:firstRow="0" w:lastRow="0" w:firstColumn="1" w:lastColumn="0" w:oddVBand="0" w:evenVBand="0" w:oddHBand="0" w:evenHBand="0" w:firstRowFirstColumn="0" w:firstRowLastColumn="0" w:lastRowFirstColumn="0" w:lastRowLastColumn="0"/>
-            <w:tcW w:w="1123" w:type="dxa"/>
-          </w:tcPr>
-          <w:p>
-            <w:pPr>
-              <w:spacing w:after="160"/>
-              <w:rPr>
-                <w:lang w:val="pt-PT"/>
-              </w:rPr>
-            </w:pPr>
-            <w:r>
-              <w:rPr>
-                <w:lang w:val="pt-PT"/>
-              </w:rPr>
-              <w:t>RF-FO-03</w:t>
-            </w:r>
-          </w:p>
-        </w:tc>
-        <w:tc>
-          <w:tcPr>
-            <w:tcW w:w="4827" w:type="dxa"/>
+            <w:tcW w:w="980" w:type="dxa"/>
+          </w:tcPr>
+          <w:p>
+            <w:pPr>
+              <w:spacing w:after="160"/>
+              <w:rPr>
+                <w:lang w:val="pt-PT"/>
+              </w:rPr>
+            </w:pPr>
+            <w:r>
+              <w:rPr>
+                <w:lang w:val="pt-PT"/>
+              </w:rPr>
+              <w:t>RF-FO-0</w:t>
+            </w:r>
+            <w:r>
+              <w:rPr>
+                <w:lang w:val="pt-PT"/>
+              </w:rPr>
+              <w:t>3</w:t>
+            </w:r>
+          </w:p>
+        </w:tc>
+        <w:tc>
+          <w:tcPr>
+            <w:tcW w:w="4128" w:type="dxa"/>
           </w:tcPr>
           <w:p>
             <w:pPr>
@@ -2711,13 +2725,13 @@
                 <w:rFonts w:ascii="Calibri" w:eastAsia="Calibri" w:hAnsi="Calibri" w:cs="Calibri"/>
                 <w:lang w:val="pt-PT"/>
               </w:rPr>
-              <w:t>Adicionar Jogos aos Favoritos</w:t>
-            </w:r>
-          </w:p>
-        </w:tc>
-        <w:tc>
-          <w:tcPr>
-            <w:tcW w:w="765" w:type="dxa"/>
+              <w:t>Votar no Jogo do Ano</w:t>
+            </w:r>
+          </w:p>
+        </w:tc>
+        <w:tc>
+          <w:tcPr>
+            <w:tcW w:w="794" w:type="dxa"/>
           </w:tcPr>
           <w:p>
             <w:pPr>
@@ -2732,7 +2746,7 @@
         </w:tc>
         <w:tc>
           <w:tcPr>
-            <w:tcW w:w="735" w:type="dxa"/>
+            <w:tcW w:w="1295" w:type="dxa"/>
           </w:tcPr>
           <w:p>
             <w:pPr>
@@ -2747,7 +2761,7 @@
         </w:tc>
         <w:tc>
           <w:tcPr>
-            <w:tcW w:w="1171" w:type="dxa"/>
+            <w:tcW w:w="1127" w:type="dxa"/>
           </w:tcPr>
           <w:p>
             <w:pPr>
@@ -2768,11 +2782,12 @@
         </w:tc>
         <w:tc>
           <w:tcPr>
-            <w:tcW w:w="735" w:type="dxa"/>
-          </w:tcPr>
-          <w:p>
-            <w:pPr>
-              <w:spacing w:after="160"/>
+            <w:tcW w:w="1032" w:type="dxa"/>
+          </w:tcPr>
+          <w:p>
+            <w:pPr>
+              <w:spacing w:after="160"/>
+              <w:jc w:val="center"/>
               <w:cnfStyle w:val="000000100000" w:firstRow="0" w:lastRow="0" w:firstColumn="0" w:lastColumn="0" w:oddVBand="0" w:evenVBand="0" w:oddHBand="1" w:evenHBand="0" w:firstRowFirstColumn="0" w:firstRowLastColumn="0" w:lastRowFirstColumn="0" w:lastRowLastColumn="0"/>
               <w:rPr>
                 <w:lang w:val="pt-PT"/>
@@ -2785,7 +2800,7 @@
         <w:tc>
           <w:tcPr>
             <w:cnfStyle w:val="001000000000" w:firstRow="0" w:lastRow="0" w:firstColumn="1" w:lastColumn="0" w:oddVBand="0" w:evenVBand="0" w:oddHBand="0" w:evenHBand="0" w:firstRowFirstColumn="0" w:firstRowLastColumn="0" w:lastRowFirstColumn="0" w:lastRowLastColumn="0"/>
-            <w:tcW w:w="1123" w:type="dxa"/>
+            <w:tcW w:w="980" w:type="dxa"/>
           </w:tcPr>
           <w:p>
             <w:pPr>
@@ -2810,7 +2825,7 @@
         </w:tc>
         <w:tc>
           <w:tcPr>
-            <w:tcW w:w="4827" w:type="dxa"/>
+            <w:tcW w:w="4128" w:type="dxa"/>
           </w:tcPr>
           <w:p>
             <w:pPr>
@@ -2822,13 +2837,13 @@
                 <w:rFonts w:ascii="Calibri" w:eastAsia="Calibri" w:hAnsi="Calibri" w:cs="Calibri"/>
                 <w:lang w:val="pt-PT"/>
               </w:rPr>
-              <w:t>Registar Conta / Login</w:t>
-            </w:r>
-          </w:p>
-        </w:tc>
-        <w:tc>
-          <w:tcPr>
-            <w:tcW w:w="765" w:type="dxa"/>
+              <w:t>Adicionar Jogos aos Favoritos</w:t>
+            </w:r>
+          </w:p>
+        </w:tc>
+        <w:tc>
+          <w:tcPr>
+            <w:tcW w:w="794" w:type="dxa"/>
           </w:tcPr>
           <w:p>
             <w:pPr>
@@ -2843,7 +2858,7 @@
         </w:tc>
         <w:tc>
           <w:tcPr>
-            <w:tcW w:w="735" w:type="dxa"/>
+            <w:tcW w:w="1295" w:type="dxa"/>
           </w:tcPr>
           <w:p>
             <w:pPr>
@@ -2858,7 +2873,7 @@
         </w:tc>
         <w:tc>
           <w:tcPr>
-            <w:tcW w:w="1171" w:type="dxa"/>
+            <w:tcW w:w="1127" w:type="dxa"/>
           </w:tcPr>
           <w:p>
             <w:pPr>
@@ -2869,27 +2884,26 @@
                 <w:lang w:val="pt-PT"/>
               </w:rPr>
             </w:pPr>
-          </w:p>
-        </w:tc>
-        <w:tc>
-          <w:tcPr>
-            <w:tcW w:w="735" w:type="dxa"/>
-          </w:tcPr>
-          <w:p>
-            <w:pPr>
-              <w:spacing w:after="160"/>
-              <w:jc w:val="center"/>
+            <w:r>
+              <w:rPr>
+                <w:lang w:val="pt-PT"/>
+              </w:rPr>
+              <w:t>X</w:t>
+            </w:r>
+          </w:p>
+        </w:tc>
+        <w:tc>
+          <w:tcPr>
+            <w:tcW w:w="1032" w:type="dxa"/>
+          </w:tcPr>
+          <w:p>
+            <w:pPr>
+              <w:spacing w:after="160"/>
               <w:cnfStyle w:val="000000000000" w:firstRow="0" w:lastRow="0" w:firstColumn="0" w:lastColumn="0" w:oddVBand="0" w:evenVBand="0" w:oddHBand="0" w:evenHBand="0" w:firstRowFirstColumn="0" w:firstRowLastColumn="0" w:lastRowFirstColumn="0" w:lastRowLastColumn="0"/>
               <w:rPr>
                 <w:lang w:val="pt-PT"/>
               </w:rPr>
             </w:pPr>
-            <w:r>
-              <w:rPr>
-                <w:lang w:val="pt-PT"/>
-              </w:rPr>
-              <w:t>X</w:t>
-            </w:r>
           </w:p>
         </w:tc>
       </w:tr>
@@ -2900,26 +2914,32 @@
         <w:tc>
           <w:tcPr>
             <w:cnfStyle w:val="001000000000" w:firstRow="0" w:lastRow="0" w:firstColumn="1" w:lastColumn="0" w:oddVBand="0" w:evenVBand="0" w:oddHBand="0" w:evenHBand="0" w:firstRowFirstColumn="0" w:firstRowLastColumn="0" w:lastRowFirstColumn="0" w:lastRowLastColumn="0"/>
-            <w:tcW w:w="1123" w:type="dxa"/>
-          </w:tcPr>
-          <w:p>
-            <w:pPr>
-              <w:spacing w:after="160"/>
-              <w:rPr>
-                <w:lang w:val="pt-PT"/>
-              </w:rPr>
-            </w:pPr>
-            <w:r>
-              <w:rPr>
-                <w:lang w:val="pt-PT"/>
-              </w:rPr>
-              <w:t>RF-BO-01</w:t>
-            </w:r>
-          </w:p>
-        </w:tc>
-        <w:tc>
-          <w:tcPr>
-            <w:tcW w:w="4827" w:type="dxa"/>
+            <w:tcW w:w="980" w:type="dxa"/>
+          </w:tcPr>
+          <w:p>
+            <w:pPr>
+              <w:spacing w:after="160"/>
+              <w:rPr>
+                <w:lang w:val="pt-PT"/>
+              </w:rPr>
+            </w:pPr>
+            <w:r>
+              <w:rPr>
+                <w:lang w:val="pt-PT"/>
+              </w:rPr>
+              <w:t>RF-FO-0</w:t>
+            </w:r>
+            <w:r>
+              <w:rPr>
+                <w:lang w:val="pt-PT"/>
+              </w:rPr>
+              <w:t>5</w:t>
+            </w:r>
+          </w:p>
+        </w:tc>
+        <w:tc>
+          <w:tcPr>
+            <w:tcW w:w="4128" w:type="dxa"/>
           </w:tcPr>
           <w:p>
             <w:pPr>
@@ -2931,13 +2951,13 @@
                 <w:rFonts w:ascii="Calibri" w:eastAsia="Calibri" w:hAnsi="Calibri" w:cs="Calibri"/>
                 <w:lang w:val="pt-PT"/>
               </w:rPr>
-              <w:t>Visualizar Página de Gostos dos Clientes</w:t>
-            </w:r>
-          </w:p>
-        </w:tc>
-        <w:tc>
-          <w:tcPr>
-            <w:tcW w:w="765" w:type="dxa"/>
+              <w:t>Registar Conta / Login</w:t>
+            </w:r>
+          </w:p>
+        </w:tc>
+        <w:tc>
+          <w:tcPr>
+            <w:tcW w:w="794" w:type="dxa"/>
           </w:tcPr>
           <w:p>
             <w:pPr>
@@ -2952,7 +2972,7 @@
         </w:tc>
         <w:tc>
           <w:tcPr>
-            <w:tcW w:w="735" w:type="dxa"/>
+            <w:tcW w:w="1295" w:type="dxa"/>
           </w:tcPr>
           <w:p>
             <w:pPr>
@@ -2967,7 +2987,7 @@
         </w:tc>
         <w:tc>
           <w:tcPr>
-            <w:tcW w:w="1171" w:type="dxa"/>
+            <w:tcW w:w="1127" w:type="dxa"/>
           </w:tcPr>
           <w:p>
             <w:pPr>
@@ -2978,11 +2998,17 @@
                 <w:lang w:val="pt-PT"/>
               </w:rPr>
             </w:pPr>
-          </w:p>
-        </w:tc>
-        <w:tc>
-          <w:tcPr>
-            <w:tcW w:w="735" w:type="dxa"/>
+            <w:r>
+              <w:rPr>
+                <w:lang w:val="pt-PT"/>
+              </w:rPr>
+              <w:t>X</w:t>
+            </w:r>
+          </w:p>
+        </w:tc>
+        <w:tc>
+          <w:tcPr>
+            <w:tcW w:w="1032" w:type="dxa"/>
           </w:tcPr>
           <w:p>
             <w:pPr>
@@ -3006,26 +3032,26 @@
         <w:tc>
           <w:tcPr>
             <w:cnfStyle w:val="001000000000" w:firstRow="0" w:lastRow="0" w:firstColumn="1" w:lastColumn="0" w:oddVBand="0" w:evenVBand="0" w:oddHBand="0" w:evenHBand="0" w:firstRowFirstColumn="0" w:firstRowLastColumn="0" w:lastRowFirstColumn="0" w:lastRowLastColumn="0"/>
-            <w:tcW w:w="1123" w:type="dxa"/>
-          </w:tcPr>
-          <w:p>
-            <w:pPr>
-              <w:spacing w:after="160"/>
-              <w:rPr>
-                <w:lang w:val="pt-PT"/>
-              </w:rPr>
-            </w:pPr>
-            <w:r>
-              <w:rPr>
-                <w:lang w:val="pt-PT"/>
-              </w:rPr>
-              <w:t>RF-BO-02</w:t>
-            </w:r>
-          </w:p>
-        </w:tc>
-        <w:tc>
-          <w:tcPr>
-            <w:tcW w:w="4827" w:type="dxa"/>
+            <w:tcW w:w="980" w:type="dxa"/>
+          </w:tcPr>
+          <w:p>
+            <w:pPr>
+              <w:spacing w:after="160"/>
+              <w:rPr>
+                <w:lang w:val="pt-PT"/>
+              </w:rPr>
+            </w:pPr>
+            <w:r>
+              <w:rPr>
+                <w:lang w:val="pt-PT"/>
+              </w:rPr>
+              <w:t>RF-BO-01</w:t>
+            </w:r>
+          </w:p>
+        </w:tc>
+        <w:tc>
+          <w:tcPr>
+            <w:tcW w:w="4128" w:type="dxa"/>
           </w:tcPr>
           <w:p>
             <w:pPr>
@@ -3037,13 +3063,13 @@
                 <w:rFonts w:ascii="Calibri" w:eastAsia="Calibri" w:hAnsi="Calibri" w:cs="Calibri"/>
                 <w:lang w:val="pt-PT"/>
               </w:rPr>
-              <w:t>Gerar Relatórios de Votação</w:t>
-            </w:r>
-          </w:p>
-        </w:tc>
-        <w:tc>
-          <w:tcPr>
-            <w:tcW w:w="765" w:type="dxa"/>
+              <w:t>Visualizar Página de Gostos dos Clientes</w:t>
+            </w:r>
+          </w:p>
+        </w:tc>
+        <w:tc>
+          <w:tcPr>
+            <w:tcW w:w="794" w:type="dxa"/>
           </w:tcPr>
           <w:p>
             <w:pPr>
@@ -3054,17 +3080,11 @@
                 <w:lang w:val="pt-PT"/>
               </w:rPr>
             </w:pPr>
-            <w:r>
-              <w:rPr>
-                <w:lang w:val="pt-PT"/>
-              </w:rPr>
-              <w:t>X</w:t>
-            </w:r>
-          </w:p>
-        </w:tc>
-        <w:tc>
-          <w:tcPr>
-            <w:tcW w:w="735" w:type="dxa"/>
+          </w:p>
+        </w:tc>
+        <w:tc>
+          <w:tcPr>
+            <w:tcW w:w="1295" w:type="dxa"/>
           </w:tcPr>
           <w:p>
             <w:pPr>
@@ -3075,17 +3095,11 @@
                 <w:lang w:val="pt-PT"/>
               </w:rPr>
             </w:pPr>
-            <w:r>
-              <w:rPr>
-                <w:lang w:val="pt-PT"/>
-              </w:rPr>
-              <w:t>X</w:t>
-            </w:r>
-          </w:p>
-        </w:tc>
-        <w:tc>
-          <w:tcPr>
-            <w:tcW w:w="1171" w:type="dxa"/>
+          </w:p>
+        </w:tc>
+        <w:tc>
+          <w:tcPr>
+            <w:tcW w:w="1127" w:type="dxa"/>
           </w:tcPr>
           <w:p>
             <w:pPr>
@@ -3100,7 +3114,7 @@
         </w:tc>
         <w:tc>
           <w:tcPr>
-            <w:tcW w:w="735" w:type="dxa"/>
+            <w:tcW w:w="1032" w:type="dxa"/>
           </w:tcPr>
           <w:p>
             <w:pPr>
@@ -3111,6 +3125,12 @@
                 <w:lang w:val="pt-PT"/>
               </w:rPr>
             </w:pPr>
+            <w:r>
+              <w:rPr>
+                <w:lang w:val="pt-PT"/>
+              </w:rPr>
+              <w:t>X</w:t>
+            </w:r>
           </w:p>
         </w:tc>
       </w:tr>
@@ -3121,26 +3141,26 @@
         <w:tc>
           <w:tcPr>
             <w:cnfStyle w:val="001000000000" w:firstRow="0" w:lastRow="0" w:firstColumn="1" w:lastColumn="0" w:oddVBand="0" w:evenVBand="0" w:oddHBand="0" w:evenHBand="0" w:firstRowFirstColumn="0" w:firstRowLastColumn="0" w:lastRowFirstColumn="0" w:lastRowLastColumn="0"/>
-            <w:tcW w:w="1123" w:type="dxa"/>
-          </w:tcPr>
-          <w:p>
-            <w:pPr>
-              <w:spacing w:after="160"/>
-              <w:rPr>
-                <w:lang w:val="pt-PT"/>
-              </w:rPr>
-            </w:pPr>
-            <w:r>
-              <w:rPr>
-                <w:lang w:val="pt-PT"/>
-              </w:rPr>
-              <w:t>RF-BO-03</w:t>
-            </w:r>
-          </w:p>
-        </w:tc>
-        <w:tc>
-          <w:tcPr>
-            <w:tcW w:w="4827" w:type="dxa"/>
+            <w:tcW w:w="980" w:type="dxa"/>
+          </w:tcPr>
+          <w:p>
+            <w:pPr>
+              <w:spacing w:after="160"/>
+              <w:rPr>
+                <w:lang w:val="pt-PT"/>
+              </w:rPr>
+            </w:pPr>
+            <w:r>
+              <w:rPr>
+                <w:lang w:val="pt-PT"/>
+              </w:rPr>
+              <w:t>RF-BO-02</w:t>
+            </w:r>
+          </w:p>
+        </w:tc>
+        <w:tc>
+          <w:tcPr>
+            <w:tcW w:w="4128" w:type="dxa"/>
           </w:tcPr>
           <w:p>
             <w:pPr>
@@ -3152,13 +3172,13 @@
                 <w:rFonts w:ascii="Calibri" w:eastAsia="Calibri" w:hAnsi="Calibri" w:cs="Calibri"/>
                 <w:lang w:val="pt-PT"/>
               </w:rPr>
-              <w:t>Validar NIF de Clientes</w:t>
-            </w:r>
-          </w:p>
-        </w:tc>
-        <w:tc>
-          <w:tcPr>
-            <w:tcW w:w="765" w:type="dxa"/>
+              <w:t>Gerar Relatórios de Votação</w:t>
+            </w:r>
+          </w:p>
+        </w:tc>
+        <w:tc>
+          <w:tcPr>
+            <w:tcW w:w="794" w:type="dxa"/>
           </w:tcPr>
           <w:p>
             <w:pPr>
@@ -3179,7 +3199,7 @@
         </w:tc>
         <w:tc>
           <w:tcPr>
-            <w:tcW w:w="735" w:type="dxa"/>
+            <w:tcW w:w="1295" w:type="dxa"/>
           </w:tcPr>
           <w:p>
             <w:pPr>
@@ -3200,7 +3220,7 @@
         </w:tc>
         <w:tc>
           <w:tcPr>
-            <w:tcW w:w="1171" w:type="dxa"/>
+            <w:tcW w:w="1127" w:type="dxa"/>
           </w:tcPr>
           <w:p>
             <w:pPr>
@@ -3215,7 +3235,7 @@
         </w:tc>
         <w:tc>
           <w:tcPr>
-            <w:tcW w:w="735" w:type="dxa"/>
+            <w:tcW w:w="1032" w:type="dxa"/>
           </w:tcPr>
           <w:p>
             <w:pPr>
@@ -3233,26 +3253,20 @@
         <w:tc>
           <w:tcPr>
             <w:cnfStyle w:val="001000000000" w:firstRow="0" w:lastRow="0" w:firstColumn="1" w:lastColumn="0" w:oddVBand="0" w:evenVBand="0" w:oddHBand="0" w:evenHBand="0" w:firstRowFirstColumn="0" w:firstRowLastColumn="0" w:lastRowFirstColumn="0" w:lastRowLastColumn="0"/>
-            <w:tcW w:w="1123" w:type="dxa"/>
-          </w:tcPr>
-          <w:p>
-            <w:pPr>
-              <w:spacing w:after="160"/>
-              <w:rPr>
-                <w:lang w:val="pt-PT"/>
-              </w:rPr>
-            </w:pPr>
-            <w:r>
-              <w:rPr>
-                <w:lang w:val="pt-PT"/>
-              </w:rPr>
-              <w:t>...</w:t>
-            </w:r>
-          </w:p>
-        </w:tc>
-        <w:tc>
-          <w:tcPr>
-            <w:tcW w:w="4827" w:type="dxa"/>
+            <w:tcW w:w="980" w:type="dxa"/>
+          </w:tcPr>
+          <w:p>
+            <w:pPr>
+              <w:spacing w:after="160"/>
+              <w:rPr>
+                <w:lang w:val="pt-PT"/>
+              </w:rPr>
+            </w:pPr>
+          </w:p>
+        </w:tc>
+        <w:tc>
+          <w:tcPr>
+            <w:tcW w:w="4128" w:type="dxa"/>
           </w:tcPr>
           <w:p>
             <w:pPr>
@@ -3266,7 +3280,7 @@
         </w:tc>
         <w:tc>
           <w:tcPr>
-            <w:tcW w:w="765" w:type="dxa"/>
+            <w:tcW w:w="794" w:type="dxa"/>
           </w:tcPr>
           <w:p>
             <w:pPr>
@@ -3281,7 +3295,7 @@
         </w:tc>
         <w:tc>
           <w:tcPr>
-            <w:tcW w:w="735" w:type="dxa"/>
+            <w:tcW w:w="1295" w:type="dxa"/>
           </w:tcPr>
           <w:p>
             <w:pPr>
@@ -3296,7 +3310,7 @@
         </w:tc>
         <w:tc>
           <w:tcPr>
-            <w:tcW w:w="1171" w:type="dxa"/>
+            <w:tcW w:w="1127" w:type="dxa"/>
           </w:tcPr>
           <w:p>
             <w:pPr>
@@ -3311,7 +3325,7 @@
         </w:tc>
         <w:tc>
           <w:tcPr>
-            <w:tcW w:w="735" w:type="dxa"/>
+            <w:tcW w:w="1032" w:type="dxa"/>
           </w:tcPr>
           <w:p>
             <w:pPr>
@@ -3332,7 +3346,7 @@
         <w:tc>
           <w:tcPr>
             <w:cnfStyle w:val="001000000000" w:firstRow="0" w:lastRow="0" w:firstColumn="1" w:lastColumn="0" w:oddVBand="0" w:evenVBand="0" w:oddHBand="0" w:evenHBand="0" w:firstRowFirstColumn="0" w:firstRowLastColumn="0" w:lastRowFirstColumn="0" w:lastRowLastColumn="0"/>
-            <w:tcW w:w="1123" w:type="dxa"/>
+            <w:tcW w:w="980" w:type="dxa"/>
           </w:tcPr>
           <w:p>
             <w:pPr>
@@ -3351,7 +3365,7 @@
         </w:tc>
         <w:tc>
           <w:tcPr>
-            <w:tcW w:w="4827" w:type="dxa"/>
+            <w:tcW w:w="4128" w:type="dxa"/>
           </w:tcPr>
           <w:p>
             <w:pPr>
@@ -3369,7 +3383,7 @@
         </w:tc>
         <w:tc>
           <w:tcPr>
-            <w:tcW w:w="765" w:type="dxa"/>
+            <w:tcW w:w="794" w:type="dxa"/>
           </w:tcPr>
           <w:p>
             <w:pPr>
@@ -3390,7 +3404,7 @@
         </w:tc>
         <w:tc>
           <w:tcPr>
-            <w:tcW w:w="735" w:type="dxa"/>
+            <w:tcW w:w="1295" w:type="dxa"/>
           </w:tcPr>
           <w:p>
             <w:pPr>
@@ -3401,17 +3415,11 @@
                 <w:lang w:val="pt-PT"/>
               </w:rPr>
             </w:pPr>
-            <w:r>
-              <w:rPr>
-                <w:lang w:val="pt-PT"/>
-              </w:rPr>
-              <w:t>X</w:t>
-            </w:r>
-          </w:p>
-        </w:tc>
-        <w:tc>
-          <w:tcPr>
-            <w:tcW w:w="1171" w:type="dxa"/>
+          </w:p>
+        </w:tc>
+        <w:tc>
+          <w:tcPr>
+            <w:tcW w:w="1127" w:type="dxa"/>
           </w:tcPr>
           <w:p>
             <w:pPr>
@@ -3426,7 +3434,7 @@
         </w:tc>
         <w:tc>
           <w:tcPr>
-            <w:tcW w:w="735" w:type="dxa"/>
+            <w:tcW w:w="1032" w:type="dxa"/>
           </w:tcPr>
           <w:p>
             <w:pPr>
@@ -3444,27 +3452,26 @@
         <w:tc>
           <w:tcPr>
             <w:cnfStyle w:val="001000000000" w:firstRow="0" w:lastRow="0" w:firstColumn="1" w:lastColumn="0" w:oddVBand="0" w:evenVBand="0" w:oddHBand="0" w:evenHBand="0" w:firstRowFirstColumn="0" w:firstRowLastColumn="0" w:lastRowFirstColumn="0" w:lastRowLastColumn="0"/>
-            <w:tcW w:w="1123" w:type="dxa"/>
-          </w:tcPr>
-          <w:p>
-            <w:pPr>
-              <w:spacing w:after="160"/>
-              <w:rPr>
-                <w:lang w:val="pt-PT"/>
-              </w:rPr>
-            </w:pPr>
-            <w:r>
-              <w:rPr>
-                <w:lang w:val="pt-PT"/>
-              </w:rPr>
-              <w:lastRenderedPageBreak/>
+            <w:tcW w:w="980" w:type="dxa"/>
+          </w:tcPr>
+          <w:p>
+            <w:pPr>
+              <w:spacing w:after="160"/>
+              <w:rPr>
+                <w:lang w:val="pt-PT"/>
+              </w:rPr>
+            </w:pPr>
+            <w:r>
+              <w:rPr>
+                <w:lang w:val="pt-PT"/>
+              </w:rPr>
               <w:t>RF-AM-02</w:t>
             </w:r>
           </w:p>
         </w:tc>
         <w:tc>
           <w:tcPr>
-            <w:tcW w:w="4827" w:type="dxa"/>
+            <w:tcW w:w="4128" w:type="dxa"/>
           </w:tcPr>
           <w:p>
             <w:pPr>
@@ -3482,7 +3489,7 @@
         </w:tc>
         <w:tc>
           <w:tcPr>
-            <w:tcW w:w="765" w:type="dxa"/>
+            <w:tcW w:w="794" w:type="dxa"/>
           </w:tcPr>
           <w:p>
             <w:pPr>
@@ -3503,7 +3510,7 @@
         </w:tc>
         <w:tc>
           <w:tcPr>
-            <w:tcW w:w="735" w:type="dxa"/>
+            <w:tcW w:w="1295" w:type="dxa"/>
           </w:tcPr>
           <w:p>
             <w:pPr>
@@ -3524,7 +3531,7 @@
         </w:tc>
         <w:tc>
           <w:tcPr>
-            <w:tcW w:w="1171" w:type="dxa"/>
+            <w:tcW w:w="1127" w:type="dxa"/>
           </w:tcPr>
           <w:p>
             <w:pPr>
@@ -3539,7 +3546,7 @@
         </w:tc>
         <w:tc>
           <w:tcPr>
-            <w:tcW w:w="735" w:type="dxa"/>
+            <w:tcW w:w="1032" w:type="dxa"/>
           </w:tcPr>
           <w:p>
             <w:pPr>
@@ -3560,26 +3567,27 @@
         <w:tc>
           <w:tcPr>
             <w:cnfStyle w:val="001000000000" w:firstRow="0" w:lastRow="0" w:firstColumn="1" w:lastColumn="0" w:oddVBand="0" w:evenVBand="0" w:oddHBand="0" w:evenHBand="0" w:firstRowFirstColumn="0" w:firstRowLastColumn="0" w:lastRowFirstColumn="0" w:lastRowLastColumn="0"/>
-            <w:tcW w:w="1123" w:type="dxa"/>
-          </w:tcPr>
-          <w:p>
-            <w:pPr>
-              <w:spacing w:after="160"/>
-              <w:rPr>
-                <w:lang w:val="pt-PT"/>
-              </w:rPr>
-            </w:pPr>
-            <w:r>
-              <w:rPr>
-                <w:lang w:val="pt-PT"/>
-              </w:rPr>
+            <w:tcW w:w="980" w:type="dxa"/>
+          </w:tcPr>
+          <w:p>
+            <w:pPr>
+              <w:spacing w:after="160"/>
+              <w:rPr>
+                <w:lang w:val="pt-PT"/>
+              </w:rPr>
+            </w:pPr>
+            <w:r>
+              <w:rPr>
+                <w:lang w:val="pt-PT"/>
+              </w:rPr>
+              <w:lastRenderedPageBreak/>
               <w:t>RF-AM-03</w:t>
             </w:r>
           </w:p>
         </w:tc>
         <w:tc>
           <w:tcPr>
-            <w:tcW w:w="4827" w:type="dxa"/>
+            <w:tcW w:w="4128" w:type="dxa"/>
           </w:tcPr>
           <w:p>
             <w:pPr>
@@ -3597,7 +3605,7 @@
         </w:tc>
         <w:tc>
           <w:tcPr>
-            <w:tcW w:w="765" w:type="dxa"/>
+            <w:tcW w:w="794" w:type="dxa"/>
           </w:tcPr>
           <w:p>
             <w:pPr>
@@ -3618,7 +3626,7 @@
         </w:tc>
         <w:tc>
           <w:tcPr>
-            <w:tcW w:w="735" w:type="dxa"/>
+            <w:tcW w:w="1295" w:type="dxa"/>
           </w:tcPr>
           <w:p>
             <w:pPr>
@@ -3639,7 +3647,7 @@
         </w:tc>
         <w:tc>
           <w:tcPr>
-            <w:tcW w:w="1171" w:type="dxa"/>
+            <w:tcW w:w="1127" w:type="dxa"/>
           </w:tcPr>
           <w:p>
             <w:pPr>
@@ -3654,7 +3662,7 @@
         </w:tc>
         <w:tc>
           <w:tcPr>
-            <w:tcW w:w="735" w:type="dxa"/>
+            <w:tcW w:w="1032" w:type="dxa"/>
           </w:tcPr>
           <w:p>
             <w:pPr>
@@ -3672,7 +3680,7 @@
         <w:tc>
           <w:tcPr>
             <w:cnfStyle w:val="001000000000" w:firstRow="0" w:lastRow="0" w:firstColumn="1" w:lastColumn="0" w:oddVBand="0" w:evenVBand="0" w:oddHBand="0" w:evenHBand="0" w:firstRowFirstColumn="0" w:firstRowLastColumn="0" w:lastRowFirstColumn="0" w:lastRowLastColumn="0"/>
-            <w:tcW w:w="1123" w:type="dxa"/>
+            <w:tcW w:w="980" w:type="dxa"/>
           </w:tcPr>
           <w:p>
             <w:pPr>
@@ -3691,7 +3699,7 @@
         </w:tc>
         <w:tc>
           <w:tcPr>
-            <w:tcW w:w="4827" w:type="dxa"/>
+            <w:tcW w:w="4128" w:type="dxa"/>
           </w:tcPr>
           <w:p>
             <w:pPr>
@@ -3705,7 +3713,7 @@
         </w:tc>
         <w:tc>
           <w:tcPr>
-            <w:tcW w:w="765" w:type="dxa"/>
+            <w:tcW w:w="794" w:type="dxa"/>
           </w:tcPr>
           <w:p>
             <w:pPr>
@@ -3719,7 +3727,7 @@
         </w:tc>
         <w:tc>
           <w:tcPr>
-            <w:tcW w:w="735" w:type="dxa"/>
+            <w:tcW w:w="1295" w:type="dxa"/>
           </w:tcPr>
           <w:p>
             <w:pPr>
@@ -3733,7 +3741,7 @@
         </w:tc>
         <w:tc>
           <w:tcPr>
-            <w:tcW w:w="1171" w:type="dxa"/>
+            <w:tcW w:w="1127" w:type="dxa"/>
           </w:tcPr>
           <w:p>
             <w:pPr>
@@ -3747,7 +3755,7 @@
         </w:tc>
         <w:tc>
           <w:tcPr>
-            <w:tcW w:w="735" w:type="dxa"/>
+            <w:tcW w:w="1032" w:type="dxa"/>
           </w:tcPr>
           <w:p>
             <w:pPr>
@@ -3967,23 +3975,7 @@
           <w:highlight w:val="yellow"/>
           <w:lang w:val="pt-PT"/>
         </w:rPr>
-        <w:t xml:space="preserve">) – habilidade do software se comportar de forma consistente e aceitável para o utilizador; é a probabilidade e percentagem do software funcionar sem falhas para um </w:t>
-      </w:r>
-      <w:proofErr w:type="gramStart"/>
-      <w:r>
-        <w:rPr>
-          <w:highlight w:val="yellow"/>
-          <w:lang w:val="pt-PT"/>
-        </w:rPr>
-        <w:t>período específico de tempo</w:t>
-      </w:r>
-      <w:proofErr w:type="gramEnd"/>
-      <w:r>
-        <w:rPr>
-          <w:highlight w:val="yellow"/>
-          <w:lang w:val="pt-PT"/>
-        </w:rPr>
-        <w:t xml:space="preserve"> ou uso. Ex: Os candidatos devem aceder aos seus currículos 98% das vezes, sem falhas.</w:t>
+        <w:t>) – habilidade do software se comportar de forma consistente e aceitável para o utilizador; é a probabilidade e percentagem do software funcionar sem falhas para um período específico de tempo ou uso. Ex: Os candidatos devem aceder aos seus currículos 98% das vezes, sem falhas.</w:t>
       </w:r>
     </w:p>
     <w:p>
@@ -4149,6 +4141,34 @@
     <w:p>
       <w:pPr>
         <w:rPr>
+          <w:lang w:val="pt-PT"/>
+        </w:rPr>
+      </w:pPr>
+    </w:p>
+    <w:p>
+      <w:pPr>
+        <w:rPr>
+          <w:lang w:val="pt-PT"/>
+        </w:rPr>
+      </w:pPr>
+    </w:p>
+    <w:p>
+      <w:pPr>
+        <w:rPr>
+          <w:lang w:val="pt-PT"/>
+        </w:rPr>
+      </w:pPr>
+    </w:p>
+    <w:p>
+      <w:pPr>
+        <w:rPr>
+          <w:lang w:val="pt-PT"/>
+        </w:rPr>
+      </w:pPr>
+    </w:p>
+    <w:p>
+      <w:pPr>
+        <w:rPr>
           <w:i/>
           <w:iCs/>
           <w:lang w:val="pt-PT"/>
@@ -4161,6 +4181,7 @@
           <w:iCs/>
           <w:lang w:val="pt-PT"/>
         </w:rPr>
+        <w:lastRenderedPageBreak/>
         <w:t xml:space="preserve">Tabela </w:t>
       </w:r>
       <w:r>
@@ -4325,7 +4346,6 @@
               <w:rPr>
                 <w:lang w:val="pt-PT"/>
               </w:rPr>
-              <w:lastRenderedPageBreak/>
               <w:t>RNF-01</w:t>
             </w:r>
           </w:p>
@@ -5397,7 +5417,6 @@
               <w:rPr>
                 <w:lang w:val="pt-PT"/>
               </w:rPr>
-              <w:lastRenderedPageBreak/>
               <w:t>Título: US1 –</w:t>
             </w:r>
             <w:r>
@@ -5633,7 +5652,13 @@
               <w:rPr>
                 <w:lang w:val="pt-PT"/>
               </w:rPr>
-              <w:t>: 5</w:t>
+              <w:t xml:space="preserve">: </w:t>
+            </w:r>
+            <w:r>
+              <w:rPr>
+                <w:lang w:val="pt-PT"/>
+              </w:rPr>
+              <w:t>4</w:t>
             </w:r>
           </w:p>
         </w:tc>
@@ -6022,7 +6047,14 @@
                 <w:rFonts w:ascii="Calibri" w:eastAsia="Calibri" w:hAnsi="Calibri" w:cs="Calibri"/>
                 <w:lang w:val="pt-PT"/>
               </w:rPr>
-              <w:t xml:space="preserve"> Como cliente, eu quero explorar a biblioteca completa de títulos disponíveis no site para que possa descobrir novos jogos para a minha coleção ou encontrar jogos específicos para avaliar.</w:t>
+              <w:t xml:space="preserve"> Como cliente, eu quero explorar a biblioteca completa de títulos disponíveis no site para que possa descobrir novos jogos para a minha coleção</w:t>
+            </w:r>
+            <w:r>
+              <w:rPr>
+                <w:rFonts w:ascii="Calibri" w:eastAsia="Calibri" w:hAnsi="Calibri" w:cs="Calibri"/>
+                <w:lang w:val="pt-PT"/>
+              </w:rPr>
+              <w:t>.</w:t>
             </w:r>
           </w:p>
           <w:p>
@@ -6583,6 +6615,41 @@
               </w:rPr>
               <w:t>Título: US</w:t>
             </w:r>
+            <w:r>
+              <w:rPr>
+                <w:lang w:val="pt-PT"/>
+              </w:rPr>
+              <w:t xml:space="preserve">5 - </w:t>
+            </w:r>
+            <w:proofErr w:type="spellStart"/>
+            <w:r>
+              <w:t>Eliminar</w:t>
+            </w:r>
+            <w:proofErr w:type="spellEnd"/>
+            <w:r>
+              <w:t xml:space="preserve"> </w:t>
+            </w:r>
+            <w:proofErr w:type="spellStart"/>
+            <w:r>
+              <w:t>Conteúdo</w:t>
+            </w:r>
+            <w:proofErr w:type="spellEnd"/>
+            <w:r>
+              <w:t>/</w:t>
+            </w:r>
+            <w:proofErr w:type="spellStart"/>
+            <w:r>
+              <w:t>Comentários</w:t>
+            </w:r>
+            <w:proofErr w:type="spellEnd"/>
+            <w:r>
+              <w:t xml:space="preserve"> </w:t>
+            </w:r>
+            <w:proofErr w:type="spellStart"/>
+            <w:r>
+              <w:t>Inapropriados</w:t>
+            </w:r>
+            <w:proofErr w:type="spellEnd"/>
           </w:p>
         </w:tc>
         <w:tc>
@@ -6610,6 +6677,12 @@
                 <w:lang w:val="pt-PT"/>
               </w:rPr>
               <w:t>:</w:t>
+            </w:r>
+            <w:r>
+              <w:rPr>
+                <w:lang w:val="pt-PT"/>
+              </w:rPr>
+              <w:t>4</w:t>
             </w:r>
           </w:p>
         </w:tc>
@@ -6633,6 +6706,120 @@
                 <w:lang w:val="pt-PT"/>
               </w:rPr>
               <w:t>Descrição:</w:t>
+            </w:r>
+            <w:r>
+              <w:rPr>
+                <w:b w:val="0"/>
+                <w:bCs w:val="0"/>
+              </w:rPr>
+              <w:t xml:space="preserve"> </w:t>
+            </w:r>
+            <w:r>
+              <w:t xml:space="preserve">Como admin </w:t>
+            </w:r>
+            <w:proofErr w:type="spellStart"/>
+            <w:r>
+              <w:t>ou</w:t>
+            </w:r>
+            <w:proofErr w:type="spellEnd"/>
+            <w:r>
+              <w:t xml:space="preserve"> </w:t>
+            </w:r>
+            <w:proofErr w:type="spellStart"/>
+            <w:r>
+              <w:t>funcionário</w:t>
+            </w:r>
+            <w:proofErr w:type="spellEnd"/>
+            <w:r>
+              <w:t xml:space="preserve"> </w:t>
+            </w:r>
+            <w:proofErr w:type="spellStart"/>
+            <w:r>
+              <w:t>quero</w:t>
+            </w:r>
+            <w:proofErr w:type="spellEnd"/>
+            <w:r>
+              <w:t xml:space="preserve"> ser </w:t>
+            </w:r>
+            <w:proofErr w:type="spellStart"/>
+            <w:r>
+              <w:t>capaz</w:t>
+            </w:r>
+            <w:proofErr w:type="spellEnd"/>
+            <w:r>
+              <w:t xml:space="preserve"> de </w:t>
+            </w:r>
+            <w:proofErr w:type="spellStart"/>
+            <w:r>
+              <w:t>eliminar</w:t>
+            </w:r>
+            <w:proofErr w:type="spellEnd"/>
+            <w:r>
+              <w:t xml:space="preserve"> </w:t>
+            </w:r>
+            <w:proofErr w:type="spellStart"/>
+            <w:r>
+              <w:t>conteúdos</w:t>
+            </w:r>
+            <w:proofErr w:type="spellEnd"/>
+            <w:r>
+              <w:t xml:space="preserve"> </w:t>
+            </w:r>
+            <w:proofErr w:type="spellStart"/>
+            <w:r>
+              <w:t>ou</w:t>
+            </w:r>
+            <w:proofErr w:type="spellEnd"/>
+            <w:r>
+              <w:t xml:space="preserve"> </w:t>
+            </w:r>
+            <w:proofErr w:type="spellStart"/>
+            <w:r>
+              <w:t>comentários</w:t>
+            </w:r>
+            <w:proofErr w:type="spellEnd"/>
+            <w:r>
+              <w:t xml:space="preserve"> </w:t>
+            </w:r>
+            <w:proofErr w:type="spellStart"/>
+            <w:r>
+              <w:t>inapropriados</w:t>
+            </w:r>
+            <w:proofErr w:type="spellEnd"/>
+            <w:r>
+              <w:t xml:space="preserve"> para </w:t>
+            </w:r>
+            <w:proofErr w:type="spellStart"/>
+            <w:r>
+              <w:t>manter</w:t>
+            </w:r>
+            <w:proofErr w:type="spellEnd"/>
+            <w:r>
+              <w:t xml:space="preserve"> a </w:t>
+            </w:r>
+            <w:proofErr w:type="spellStart"/>
+            <w:r>
+              <w:t>plataforma</w:t>
+            </w:r>
+            <w:proofErr w:type="spellEnd"/>
+            <w:r>
+              <w:t xml:space="preserve"> </w:t>
+            </w:r>
+            <w:proofErr w:type="spellStart"/>
+            <w:r>
+              <w:t>segura</w:t>
+            </w:r>
+            <w:proofErr w:type="spellEnd"/>
+            <w:r>
+              <w:t xml:space="preserve"> e </w:t>
+            </w:r>
+            <w:proofErr w:type="spellStart"/>
+            <w:r>
+              <w:t>adequada</w:t>
+            </w:r>
+            <w:proofErr w:type="spellEnd"/>
+            <w:r>
+              <w:t>.</w:t>
             </w:r>
           </w:p>
           <w:p>
@@ -6660,6 +6847,131 @@
                 <w:lang w:val="pt-PT"/>
               </w:rPr>
             </w:pPr>
+            <w:r>
+              <w:t xml:space="preserve">O admin e </w:t>
+            </w:r>
+            <w:proofErr w:type="spellStart"/>
+            <w:r>
+              <w:t>funcionário</w:t>
+            </w:r>
+            <w:proofErr w:type="spellEnd"/>
+            <w:r>
+              <w:t xml:space="preserve"> </w:t>
+            </w:r>
+            <w:proofErr w:type="spellStart"/>
+            <w:r>
+              <w:t>podem</w:t>
+            </w:r>
+            <w:proofErr w:type="spellEnd"/>
+            <w:r>
+              <w:t xml:space="preserve"> </w:t>
+            </w:r>
+            <w:proofErr w:type="spellStart"/>
+            <w:r>
+              <w:t>visualizar</w:t>
+            </w:r>
+            <w:proofErr w:type="spellEnd"/>
+            <w:r>
+              <w:t xml:space="preserve"> </w:t>
+            </w:r>
+            <w:proofErr w:type="spellStart"/>
+            <w:r>
+              <w:t>todos</w:t>
+            </w:r>
+            <w:proofErr w:type="spellEnd"/>
+            <w:r>
+              <w:t xml:space="preserve"> </w:t>
+            </w:r>
+            <w:proofErr w:type="spellStart"/>
+            <w:r>
+              <w:t>os</w:t>
+            </w:r>
+            <w:proofErr w:type="spellEnd"/>
+            <w:r>
+              <w:t xml:space="preserve"> </w:t>
+            </w:r>
+            <w:proofErr w:type="spellStart"/>
+            <w:r>
+              <w:t>conteúdos</w:t>
+            </w:r>
+            <w:proofErr w:type="spellEnd"/>
+            <w:r>
+              <w:t>/</w:t>
+            </w:r>
+            <w:proofErr w:type="spellStart"/>
+            <w:r>
+              <w:t>comentários</w:t>
+            </w:r>
+            <w:proofErr w:type="spellEnd"/>
+            <w:r>
+              <w:t xml:space="preserve"> </w:t>
+            </w:r>
+            <w:proofErr w:type="spellStart"/>
+            <w:r>
+              <w:t>publicados</w:t>
+            </w:r>
+            <w:proofErr w:type="spellEnd"/>
+          </w:p>
+          <w:p>
+            <w:pPr>
+              <w:numPr>
+                <w:ilvl w:val="0"/>
+                <w:numId w:val="2"/>
+              </w:numPr>
+              <w:spacing w:after="160" w:line="259" w:lineRule="auto"/>
+              <w:rPr>
+                <w:lang w:val="pt-PT"/>
+              </w:rPr>
+            </w:pPr>
+            <w:r>
+              <w:t xml:space="preserve">Deve ser </w:t>
+            </w:r>
+            <w:proofErr w:type="spellStart"/>
+            <w:r>
+              <w:t>possível</w:t>
+            </w:r>
+            <w:proofErr w:type="spellEnd"/>
+            <w:r>
+              <w:t xml:space="preserve"> </w:t>
+            </w:r>
+            <w:proofErr w:type="spellStart"/>
+            <w:r>
+              <w:t>eliminar</w:t>
+            </w:r>
+            <w:proofErr w:type="spellEnd"/>
+            <w:r>
+              <w:t xml:space="preserve"> </w:t>
+            </w:r>
+            <w:proofErr w:type="spellStart"/>
+            <w:r>
+              <w:t>conteúdos</w:t>
+            </w:r>
+            <w:proofErr w:type="spellEnd"/>
+            <w:r>
+              <w:t>/</w:t>
+            </w:r>
+            <w:proofErr w:type="spellStart"/>
+            <w:r>
+              <w:t>comentários</w:t>
+            </w:r>
+            <w:proofErr w:type="spellEnd"/>
+          </w:p>
+          <w:p>
+            <w:pPr>
+              <w:spacing w:after="160" w:line="259" w:lineRule="auto"/>
+              <w:rPr>
+                <w:b w:val="0"/>
+                <w:bCs w:val="0"/>
+              </w:rPr>
+            </w:pPr>
+          </w:p>
+          <w:p>
+            <w:pPr>
+              <w:spacing w:after="160" w:line="259" w:lineRule="auto"/>
+              <w:rPr>
+                <w:lang w:val="pt-PT"/>
+              </w:rPr>
+            </w:pPr>
           </w:p>
         </w:tc>
       </w:tr>
@@ -6683,8 +6995,43 @@
               <w:rPr>
                 <w:lang w:val="pt-PT"/>
               </w:rPr>
+              <w:lastRenderedPageBreak/>
               <w:t>Título: US</w:t>
             </w:r>
+            <w:r>
+              <w:rPr>
+                <w:lang w:val="pt-PT"/>
+              </w:rPr>
+              <w:t>6 -</w:t>
+            </w:r>
+            <w:r>
+              <w:rPr>
+                <w:b w:val="0"/>
+                <w:bCs w:val="0"/>
+              </w:rPr>
+              <w:t xml:space="preserve"> </w:t>
+            </w:r>
+            <w:proofErr w:type="spellStart"/>
+            <w:r>
+              <w:t>Configurar</w:t>
+            </w:r>
+            <w:proofErr w:type="spellEnd"/>
+            <w:r>
+              <w:t xml:space="preserve"> </w:t>
+            </w:r>
+            <w:proofErr w:type="spellStart"/>
+            <w:r>
+              <w:t>Períodos</w:t>
+            </w:r>
+            <w:proofErr w:type="spellEnd"/>
+            <w:r>
+              <w:t xml:space="preserve"> de </w:t>
+            </w:r>
+            <w:proofErr w:type="spellStart"/>
+            <w:r>
+              <w:t>Votação</w:t>
+            </w:r>
+            <w:proofErr w:type="spellEnd"/>
           </w:p>
         </w:tc>
         <w:tc>
@@ -6713,6 +7060,12 @@
               </w:rPr>
               <w:t>:</w:t>
             </w:r>
+            <w:r>
+              <w:rPr>
+                <w:lang w:val="pt-PT"/>
+              </w:rPr>
+              <w:t>3</w:t>
+            </w:r>
           </w:p>
         </w:tc>
       </w:tr>
@@ -6734,6 +7087,128 @@
                 <w:lang w:val="pt-PT"/>
               </w:rPr>
               <w:t>Descrição:</w:t>
+            </w:r>
+            <w:r>
+              <w:rPr>
+                <w:b w:val="0"/>
+                <w:bCs w:val="0"/>
+              </w:rPr>
+              <w:t xml:space="preserve"> </w:t>
+            </w:r>
+            <w:r>
+              <w:t xml:space="preserve">Como admin </w:t>
+            </w:r>
+            <w:proofErr w:type="spellStart"/>
+            <w:r>
+              <w:t>ou</w:t>
+            </w:r>
+            <w:proofErr w:type="spellEnd"/>
+            <w:r>
+              <w:t xml:space="preserve"> </w:t>
+            </w:r>
+            <w:proofErr w:type="spellStart"/>
+            <w:r>
+              <w:t>funcionário</w:t>
+            </w:r>
+            <w:proofErr w:type="spellEnd"/>
+            <w:r>
+              <w:t xml:space="preserve"> </w:t>
+            </w:r>
+            <w:proofErr w:type="spellStart"/>
+            <w:r>
+              <w:t>quero</w:t>
+            </w:r>
+            <w:proofErr w:type="spellEnd"/>
+            <w:r>
+              <w:t xml:space="preserve"> ser </w:t>
+            </w:r>
+            <w:proofErr w:type="spellStart"/>
+            <w:r>
+              <w:t>capaz</w:t>
+            </w:r>
+            <w:proofErr w:type="spellEnd"/>
+            <w:r>
+              <w:t xml:space="preserve"> de </w:t>
+            </w:r>
+            <w:proofErr w:type="spellStart"/>
+            <w:r>
+              <w:t>configurar</w:t>
+            </w:r>
+            <w:proofErr w:type="spellEnd"/>
+            <w:r>
+              <w:t xml:space="preserve"> </w:t>
+            </w:r>
+            <w:proofErr w:type="spellStart"/>
+            <w:r>
+              <w:t>os</w:t>
+            </w:r>
+            <w:proofErr w:type="spellEnd"/>
+            <w:r>
+              <w:t xml:space="preserve"> </w:t>
+            </w:r>
+            <w:proofErr w:type="spellStart"/>
+            <w:r>
+              <w:t>períodos</w:t>
+            </w:r>
+            <w:proofErr w:type="spellEnd"/>
+            <w:r>
+              <w:t xml:space="preserve"> de </w:t>
+            </w:r>
+            <w:proofErr w:type="spellStart"/>
+            <w:r>
+              <w:t>votação</w:t>
+            </w:r>
+            <w:proofErr w:type="spellEnd"/>
+            <w:r>
+              <w:t xml:space="preserve"> para </w:t>
+            </w:r>
+            <w:proofErr w:type="spellStart"/>
+            <w:r>
+              <w:t>controlar</w:t>
+            </w:r>
+            <w:proofErr w:type="spellEnd"/>
+            <w:r>
+              <w:t xml:space="preserve"> </w:t>
+            </w:r>
+            <w:proofErr w:type="spellStart"/>
+            <w:r>
+              <w:t>quando</w:t>
+            </w:r>
+            <w:proofErr w:type="spellEnd"/>
+            <w:r>
+              <w:t xml:space="preserve"> </w:t>
+            </w:r>
+            <w:proofErr w:type="spellStart"/>
+            <w:r>
+              <w:t>os</w:t>
+            </w:r>
+            <w:proofErr w:type="spellEnd"/>
+            <w:r>
+              <w:t xml:space="preserve"> </w:t>
+            </w:r>
+            <w:proofErr w:type="spellStart"/>
+            <w:r>
+              <w:t>utilizadores</w:t>
+            </w:r>
+            <w:proofErr w:type="spellEnd"/>
+            <w:r>
+              <w:t xml:space="preserve"> </w:t>
+            </w:r>
+            <w:proofErr w:type="spellStart"/>
+            <w:r>
+              <w:t>podem</w:t>
+            </w:r>
+            <w:proofErr w:type="spellEnd"/>
+            <w:r>
+              <w:t xml:space="preserve"> </w:t>
+            </w:r>
+            <w:proofErr w:type="spellStart"/>
+            <w:r>
+              <w:t>votar</w:t>
+            </w:r>
+            <w:proofErr w:type="spellEnd"/>
+            <w:r>
+              <w:t>.</w:t>
             </w:r>
           </w:p>
           <w:p>
@@ -6761,6 +7236,101 @@
                 <w:lang w:val="pt-PT"/>
               </w:rPr>
             </w:pPr>
+            <w:r>
+              <w:t xml:space="preserve">Deve ser </w:t>
+            </w:r>
+            <w:proofErr w:type="spellStart"/>
+            <w:r>
+              <w:t>possível</w:t>
+            </w:r>
+            <w:proofErr w:type="spellEnd"/>
+            <w:r>
+              <w:t xml:space="preserve"> </w:t>
+            </w:r>
+            <w:proofErr w:type="spellStart"/>
+            <w:r>
+              <w:t>definir</w:t>
+            </w:r>
+            <w:proofErr w:type="spellEnd"/>
+            <w:r>
+              <w:t xml:space="preserve"> data de </w:t>
+            </w:r>
+            <w:proofErr w:type="spellStart"/>
+            <w:r>
+              <w:t>início</w:t>
+            </w:r>
+            <w:proofErr w:type="spellEnd"/>
+            <w:r>
+              <w:t xml:space="preserve"> e </w:t>
+            </w:r>
+            <w:proofErr w:type="spellStart"/>
+            <w:r>
+              <w:t>fim</w:t>
+            </w:r>
+            <w:proofErr w:type="spellEnd"/>
+            <w:r>
+              <w:t xml:space="preserve"> da </w:t>
+            </w:r>
+            <w:proofErr w:type="spellStart"/>
+            <w:r>
+              <w:t>votação</w:t>
+            </w:r>
+            <w:proofErr w:type="spellEnd"/>
+          </w:p>
+          <w:p>
+            <w:pPr>
+              <w:numPr>
+                <w:ilvl w:val="0"/>
+                <w:numId w:val="2"/>
+              </w:numPr>
+              <w:spacing w:after="160" w:line="259" w:lineRule="auto"/>
+              <w:rPr>
+                <w:lang w:val="pt-PT"/>
+              </w:rPr>
+            </w:pPr>
+            <w:r>
+              <w:t xml:space="preserve">Fora do </w:t>
+            </w:r>
+            <w:proofErr w:type="spellStart"/>
+            <w:r>
+              <w:t>período</w:t>
+            </w:r>
+            <w:proofErr w:type="spellEnd"/>
+            <w:r>
+              <w:t xml:space="preserve">, </w:t>
+            </w:r>
+            <w:proofErr w:type="spellStart"/>
+            <w:r>
+              <w:t>os</w:t>
+            </w:r>
+            <w:proofErr w:type="spellEnd"/>
+            <w:r>
+              <w:t xml:space="preserve"> </w:t>
+            </w:r>
+            <w:proofErr w:type="spellStart"/>
+            <w:r>
+              <w:t>utilizadores</w:t>
+            </w:r>
+            <w:proofErr w:type="spellEnd"/>
+            <w:r>
+              <w:t xml:space="preserve"> </w:t>
+            </w:r>
+            <w:proofErr w:type="spellStart"/>
+            <w:r>
+              <w:t>não</w:t>
+            </w:r>
+            <w:proofErr w:type="spellEnd"/>
+            <w:r>
+              <w:t xml:space="preserve"> </w:t>
+            </w:r>
+            <w:proofErr w:type="spellStart"/>
+            <w:r>
+              <w:t>podem</w:t>
+            </w:r>
+            <w:proofErr w:type="spellEnd"/>
+            <w:r>
+              <w:t xml:space="preserve"> votar</w:t>
+            </w:r>
           </w:p>
         </w:tc>
         <w:tc>
@@ -6794,6 +7364,44 @@
                 <w:lang w:val="pt-PT"/>
               </w:rPr>
             </w:pPr>
+            <w:r>
+              <w:rPr>
+                <w:lang w:val="pt-PT"/>
+              </w:rPr>
+              <w:t>Título: US</w:t>
+            </w:r>
+            <w:r>
+              <w:rPr>
+                <w:lang w:val="pt-PT"/>
+              </w:rPr>
+              <w:t>7</w:t>
+            </w:r>
+            <w:r>
+              <w:rPr>
+                <w:lang w:val="pt-PT"/>
+              </w:rPr>
+              <w:t xml:space="preserve"> -</w:t>
+            </w:r>
+            <w:r>
+              <w:rPr>
+                <w:b w:val="0"/>
+                <w:bCs w:val="0"/>
+              </w:rPr>
+              <w:t xml:space="preserve"> </w:t>
+            </w:r>
+            <w:proofErr w:type="spellStart"/>
+            <w:r>
+              <w:t>Gerir</w:t>
+            </w:r>
+            <w:proofErr w:type="spellEnd"/>
+            <w:r>
+              <w:t xml:space="preserve"> Contas de </w:t>
+            </w:r>
+            <w:proofErr w:type="spellStart"/>
+            <w:r>
+              <w:t>Funcionários</w:t>
+            </w:r>
+            <w:proofErr w:type="spellEnd"/>
           </w:p>
         </w:tc>
         <w:tc>
@@ -6808,6 +7416,26 @@
                 <w:lang w:val="pt-PT"/>
               </w:rPr>
             </w:pPr>
+            <w:r>
+              <w:rPr>
+                <w:b/>
+                <w:bCs/>
+                <w:lang w:val="pt-PT"/>
+              </w:rPr>
+              <w:t>SP</w:t>
+            </w:r>
+            <w:r>
+              <w:rPr>
+                <w:lang w:val="pt-PT"/>
+              </w:rPr>
+              <w:t>:</w:t>
+            </w:r>
+            <w:r>
+              <w:rPr>
+                <w:lang w:val="pt-PT"/>
+              </w:rPr>
+              <w:t>5</w:t>
+            </w:r>
           </w:p>
         </w:tc>
       </w:tr>
@@ -6824,6 +7452,916 @@
                 <w:lang w:val="pt-PT"/>
               </w:rPr>
             </w:pPr>
+            <w:r>
+              <w:rPr>
+                <w:lang w:val="pt-PT"/>
+              </w:rPr>
+              <w:t>Descrição:</w:t>
+            </w:r>
+            <w:r>
+              <w:rPr>
+                <w:b w:val="0"/>
+                <w:bCs w:val="0"/>
+              </w:rPr>
+              <w:t xml:space="preserve"> </w:t>
+            </w:r>
+            <w:r>
+              <w:t xml:space="preserve">Como admin </w:t>
+            </w:r>
+            <w:proofErr w:type="spellStart"/>
+            <w:r>
+              <w:t>ou</w:t>
+            </w:r>
+            <w:proofErr w:type="spellEnd"/>
+            <w:r>
+              <w:t xml:space="preserve"> </w:t>
+            </w:r>
+            <w:proofErr w:type="spellStart"/>
+            <w:r>
+              <w:t>funcionário</w:t>
+            </w:r>
+            <w:proofErr w:type="spellEnd"/>
+            <w:r>
+              <w:t xml:space="preserve"> </w:t>
+            </w:r>
+            <w:proofErr w:type="spellStart"/>
+            <w:r>
+              <w:t>quero</w:t>
+            </w:r>
+            <w:proofErr w:type="spellEnd"/>
+            <w:r>
+              <w:t xml:space="preserve"> ser </w:t>
+            </w:r>
+            <w:proofErr w:type="spellStart"/>
+            <w:r>
+              <w:t>capaz</w:t>
+            </w:r>
+            <w:proofErr w:type="spellEnd"/>
+            <w:r>
+              <w:t xml:space="preserve"> de </w:t>
+            </w:r>
+            <w:proofErr w:type="spellStart"/>
+            <w:r>
+              <w:t>gerir</w:t>
+            </w:r>
+            <w:proofErr w:type="spellEnd"/>
+            <w:r>
+              <w:t xml:space="preserve"> </w:t>
+            </w:r>
+            <w:proofErr w:type="spellStart"/>
+            <w:r>
+              <w:t>contas</w:t>
+            </w:r>
+            <w:proofErr w:type="spellEnd"/>
+            <w:r>
+              <w:t xml:space="preserve"> de </w:t>
+            </w:r>
+            <w:proofErr w:type="spellStart"/>
+            <w:r>
+              <w:t>funcionários</w:t>
+            </w:r>
+            <w:proofErr w:type="spellEnd"/>
+            <w:r>
+              <w:t xml:space="preserve"> para </w:t>
+            </w:r>
+            <w:proofErr w:type="spellStart"/>
+            <w:r>
+              <w:t>controlar</w:t>
+            </w:r>
+            <w:proofErr w:type="spellEnd"/>
+            <w:r>
+              <w:t xml:space="preserve"> </w:t>
+            </w:r>
+            <w:proofErr w:type="spellStart"/>
+            <w:r>
+              <w:t>acessos</w:t>
+            </w:r>
+            <w:proofErr w:type="spellEnd"/>
+            <w:r>
+              <w:t xml:space="preserve"> </w:t>
+            </w:r>
+            <w:proofErr w:type="spellStart"/>
+            <w:r>
+              <w:t>ao</w:t>
+            </w:r>
+            <w:proofErr w:type="spellEnd"/>
+            <w:r>
+              <w:t xml:space="preserve"> </w:t>
+            </w:r>
+            <w:proofErr w:type="spellStart"/>
+            <w:r>
+              <w:t>sistema</w:t>
+            </w:r>
+            <w:proofErr w:type="spellEnd"/>
+            <w:r>
+              <w:t>.</w:t>
+            </w:r>
+          </w:p>
+          <w:p>
+            <w:pPr>
+              <w:spacing w:after="160"/>
+              <w:rPr>
+                <w:lang w:val="pt-PT"/>
+              </w:rPr>
+            </w:pPr>
+            <w:r>
+              <w:rPr>
+                <w:lang w:val="pt-PT"/>
+              </w:rPr>
+              <w:t>Critérios de Aceitação:</w:t>
+            </w:r>
+          </w:p>
+          <w:p>
+            <w:pPr>
+              <w:numPr>
+                <w:ilvl w:val="0"/>
+                <w:numId w:val="2"/>
+              </w:numPr>
+              <w:spacing w:after="160" w:line="259" w:lineRule="auto"/>
+              <w:rPr>
+                <w:lang w:val="pt-PT"/>
+              </w:rPr>
+            </w:pPr>
+            <w:r>
+              <w:t xml:space="preserve">Deve ser </w:t>
+            </w:r>
+            <w:proofErr w:type="spellStart"/>
+            <w:r>
+              <w:t>possível</w:t>
+            </w:r>
+            <w:proofErr w:type="spellEnd"/>
+            <w:r>
+              <w:t xml:space="preserve"> </w:t>
+            </w:r>
+            <w:proofErr w:type="spellStart"/>
+            <w:r>
+              <w:t>criar</w:t>
+            </w:r>
+            <w:proofErr w:type="spellEnd"/>
+            <w:r>
+              <w:t xml:space="preserve"> </w:t>
+            </w:r>
+            <w:proofErr w:type="spellStart"/>
+            <w:r>
+              <w:t>contas</w:t>
+            </w:r>
+            <w:proofErr w:type="spellEnd"/>
+            <w:r>
+              <w:t xml:space="preserve"> de </w:t>
+            </w:r>
+            <w:proofErr w:type="spellStart"/>
+            <w:r>
+              <w:t>funcionários</w:t>
+            </w:r>
+            <w:proofErr w:type="spellEnd"/>
+          </w:p>
+          <w:p>
+            <w:pPr>
+              <w:numPr>
+                <w:ilvl w:val="0"/>
+                <w:numId w:val="2"/>
+              </w:numPr>
+              <w:spacing w:after="160" w:line="259" w:lineRule="auto"/>
+              <w:rPr>
+                <w:lang w:val="pt-PT"/>
+              </w:rPr>
+            </w:pPr>
+            <w:r>
+              <w:t xml:space="preserve">Deve ser </w:t>
+            </w:r>
+            <w:proofErr w:type="spellStart"/>
+            <w:r>
+              <w:t>possível</w:t>
+            </w:r>
+            <w:proofErr w:type="spellEnd"/>
+            <w:r>
+              <w:t xml:space="preserve"> </w:t>
+            </w:r>
+            <w:proofErr w:type="spellStart"/>
+            <w:r>
+              <w:t>editar</w:t>
+            </w:r>
+            <w:proofErr w:type="spellEnd"/>
+            <w:r>
+              <w:t xml:space="preserve"> dados das </w:t>
+            </w:r>
+            <w:proofErr w:type="spellStart"/>
+            <w:r>
+              <w:t>contas</w:t>
+            </w:r>
+            <w:proofErr w:type="spellEnd"/>
+          </w:p>
+        </w:tc>
+        <w:tc>
+          <w:tcPr>
+            <w:tcW w:w="992" w:type="dxa"/>
+          </w:tcPr>
+          <w:p>
+            <w:pPr>
+              <w:spacing w:after="160"/>
+              <w:cnfStyle w:val="000000000000" w:firstRow="0" w:lastRow="0" w:firstColumn="0" w:lastColumn="0" w:oddVBand="0" w:evenVBand="0" w:oddHBand="0" w:evenHBand="0" w:firstRowFirstColumn="0" w:firstRowLastColumn="0" w:lastRowFirstColumn="0" w:lastRowLastColumn="0"/>
+              <w:rPr>
+                <w:lang w:val="pt-PT"/>
+              </w:rPr>
+            </w:pPr>
+          </w:p>
+        </w:tc>
+      </w:tr>
+      <w:tr>
+        <w:trPr>
+          <w:cnfStyle w:val="000000100000" w:firstRow="0" w:lastRow="0" w:firstColumn="0" w:lastColumn="0" w:oddVBand="0" w:evenVBand="0" w:oddHBand="1" w:evenHBand="0" w:firstRowFirstColumn="0" w:firstRowLastColumn="0" w:lastRowFirstColumn="0" w:lastRowLastColumn="0"/>
+        </w:trPr>
+        <w:tc>
+          <w:tcPr>
+            <w:cnfStyle w:val="001000000000" w:firstRow="0" w:lastRow="0" w:firstColumn="1" w:lastColumn="0" w:oddVBand="0" w:evenVBand="0" w:oddHBand="0" w:evenHBand="0" w:firstRowFirstColumn="0" w:firstRowLastColumn="0" w:lastRowFirstColumn="0" w:lastRowLastColumn="0"/>
+            <w:tcW w:w="8647" w:type="dxa"/>
+          </w:tcPr>
+          <w:p>
+            <w:pPr>
+              <w:spacing w:after="160"/>
+              <w:rPr>
+                <w:lang w:val="pt-PT"/>
+              </w:rPr>
+            </w:pPr>
+            <w:r>
+              <w:rPr>
+                <w:lang w:val="pt-PT"/>
+              </w:rPr>
+              <w:t>Título: US</w:t>
+            </w:r>
+            <w:r>
+              <w:rPr>
+                <w:lang w:val="pt-PT"/>
+              </w:rPr>
+              <w:t>8</w:t>
+            </w:r>
+            <w:r>
+              <w:rPr>
+                <w:lang w:val="pt-PT"/>
+              </w:rPr>
+              <w:t xml:space="preserve"> -</w:t>
+            </w:r>
+            <w:r>
+              <w:rPr>
+                <w:b w:val="0"/>
+                <w:bCs w:val="0"/>
+              </w:rPr>
+              <w:t xml:space="preserve"> </w:t>
+            </w:r>
+            <w:r>
+              <w:t xml:space="preserve">Gerar </w:t>
+            </w:r>
+            <w:proofErr w:type="spellStart"/>
+            <w:r>
+              <w:t>Relatórios</w:t>
+            </w:r>
+            <w:proofErr w:type="spellEnd"/>
+            <w:r>
+              <w:t xml:space="preserve"> de </w:t>
+            </w:r>
+            <w:proofErr w:type="spellStart"/>
+            <w:r>
+              <w:t>Votação</w:t>
+            </w:r>
+            <w:proofErr w:type="spellEnd"/>
+          </w:p>
+        </w:tc>
+        <w:tc>
+          <w:tcPr>
+            <w:tcW w:w="992" w:type="dxa"/>
+          </w:tcPr>
+          <w:p>
+            <w:pPr>
+              <w:spacing w:after="160"/>
+              <w:cnfStyle w:val="000000100000" w:firstRow="0" w:lastRow="0" w:firstColumn="0" w:lastColumn="0" w:oddVBand="0" w:evenVBand="0" w:oddHBand="1" w:evenHBand="0" w:firstRowFirstColumn="0" w:firstRowLastColumn="0" w:lastRowFirstColumn="0" w:lastRowLastColumn="0"/>
+              <w:rPr>
+                <w:lang w:val="pt-PT"/>
+              </w:rPr>
+            </w:pPr>
+            <w:r>
+              <w:rPr>
+                <w:b/>
+                <w:bCs/>
+                <w:lang w:val="pt-PT"/>
+              </w:rPr>
+              <w:t>SP</w:t>
+            </w:r>
+            <w:r>
+              <w:rPr>
+                <w:lang w:val="pt-PT"/>
+              </w:rPr>
+              <w:t>:</w:t>
+            </w:r>
+            <w:r>
+              <w:rPr>
+                <w:lang w:val="pt-PT"/>
+              </w:rPr>
+              <w:t>2</w:t>
+            </w:r>
+          </w:p>
+        </w:tc>
+      </w:tr>
+      <w:tr>
+        <w:tc>
+          <w:tcPr>
+            <w:cnfStyle w:val="001000000000" w:firstRow="0" w:lastRow="0" w:firstColumn="1" w:lastColumn="0" w:oddVBand="0" w:evenVBand="0" w:oddHBand="0" w:evenHBand="0" w:firstRowFirstColumn="0" w:firstRowLastColumn="0" w:lastRowFirstColumn="0" w:lastRowLastColumn="0"/>
+            <w:tcW w:w="8647" w:type="dxa"/>
+          </w:tcPr>
+          <w:p>
+            <w:pPr>
+              <w:spacing w:after="160"/>
+              <w:rPr>
+                <w:lang w:val="pt-PT"/>
+              </w:rPr>
+            </w:pPr>
+            <w:r>
+              <w:rPr>
+                <w:lang w:val="pt-PT"/>
+              </w:rPr>
+              <w:t>Descrição:</w:t>
+            </w:r>
+            <w:r>
+              <w:rPr>
+                <w:b w:val="0"/>
+                <w:bCs w:val="0"/>
+              </w:rPr>
+              <w:t xml:space="preserve"> </w:t>
+            </w:r>
+            <w:r>
+              <w:t xml:space="preserve">Como admin </w:t>
+            </w:r>
+            <w:proofErr w:type="spellStart"/>
+            <w:r>
+              <w:t>ou</w:t>
+            </w:r>
+            <w:proofErr w:type="spellEnd"/>
+            <w:r>
+              <w:t xml:space="preserve"> </w:t>
+            </w:r>
+            <w:proofErr w:type="spellStart"/>
+            <w:r>
+              <w:t>funcionário</w:t>
+            </w:r>
+            <w:proofErr w:type="spellEnd"/>
+            <w:r>
+              <w:t xml:space="preserve"> </w:t>
+            </w:r>
+            <w:proofErr w:type="spellStart"/>
+            <w:r>
+              <w:t>quero</w:t>
+            </w:r>
+            <w:proofErr w:type="spellEnd"/>
+            <w:r>
+              <w:t xml:space="preserve"> ser </w:t>
+            </w:r>
+            <w:proofErr w:type="spellStart"/>
+            <w:r>
+              <w:t>capaz</w:t>
+            </w:r>
+            <w:proofErr w:type="spellEnd"/>
+            <w:r>
+              <w:t xml:space="preserve"> de </w:t>
+            </w:r>
+            <w:proofErr w:type="spellStart"/>
+            <w:r>
+              <w:t>gerar</w:t>
+            </w:r>
+            <w:proofErr w:type="spellEnd"/>
+            <w:r>
+              <w:t xml:space="preserve"> </w:t>
+            </w:r>
+            <w:proofErr w:type="spellStart"/>
+            <w:r>
+              <w:t>relatórios</w:t>
+            </w:r>
+            <w:proofErr w:type="spellEnd"/>
+            <w:r>
+              <w:t xml:space="preserve"> de </w:t>
+            </w:r>
+            <w:proofErr w:type="spellStart"/>
+            <w:r>
+              <w:t>votação</w:t>
+            </w:r>
+            <w:proofErr w:type="spellEnd"/>
+            <w:r>
+              <w:t xml:space="preserve"> para </w:t>
+            </w:r>
+            <w:proofErr w:type="spellStart"/>
+            <w:r>
+              <w:t>analisar</w:t>
+            </w:r>
+            <w:proofErr w:type="spellEnd"/>
+            <w:r>
+              <w:t xml:space="preserve"> </w:t>
+            </w:r>
+            <w:proofErr w:type="spellStart"/>
+            <w:r>
+              <w:t>os</w:t>
+            </w:r>
+            <w:proofErr w:type="spellEnd"/>
+            <w:r>
+              <w:t xml:space="preserve"> </w:t>
+            </w:r>
+            <w:proofErr w:type="spellStart"/>
+            <w:r>
+              <w:t>resultados</w:t>
+            </w:r>
+            <w:proofErr w:type="spellEnd"/>
+            <w:r>
+              <w:t>.</w:t>
+            </w:r>
+          </w:p>
+          <w:p>
+            <w:pPr>
+              <w:spacing w:after="160"/>
+              <w:rPr>
+                <w:lang w:val="pt-PT"/>
+              </w:rPr>
+            </w:pPr>
+            <w:r>
+              <w:rPr>
+                <w:lang w:val="pt-PT"/>
+              </w:rPr>
+              <w:t>Critérios de Aceitação:</w:t>
+            </w:r>
+          </w:p>
+          <w:p>
+            <w:pPr>
+              <w:numPr>
+                <w:ilvl w:val="0"/>
+                <w:numId w:val="2"/>
+              </w:numPr>
+              <w:spacing w:after="160" w:line="259" w:lineRule="auto"/>
+              <w:rPr>
+                <w:lang w:val="pt-PT"/>
+              </w:rPr>
+            </w:pPr>
+            <w:r>
+              <w:t xml:space="preserve">Deve ser </w:t>
+            </w:r>
+            <w:proofErr w:type="spellStart"/>
+            <w:r>
+              <w:t>possível</w:t>
+            </w:r>
+            <w:proofErr w:type="spellEnd"/>
+            <w:r>
+              <w:t xml:space="preserve"> </w:t>
+            </w:r>
+            <w:proofErr w:type="spellStart"/>
+            <w:r>
+              <w:t>gerar</w:t>
+            </w:r>
+            <w:proofErr w:type="spellEnd"/>
+            <w:r>
+              <w:t xml:space="preserve"> </w:t>
+            </w:r>
+            <w:proofErr w:type="spellStart"/>
+            <w:r>
+              <w:t>relatórios</w:t>
+            </w:r>
+            <w:proofErr w:type="spellEnd"/>
+            <w:r>
+              <w:t xml:space="preserve"> com </w:t>
+            </w:r>
+            <w:proofErr w:type="spellStart"/>
+            <w:r>
+              <w:t>resultados</w:t>
+            </w:r>
+            <w:proofErr w:type="spellEnd"/>
+            <w:r>
+              <w:t xml:space="preserve"> de </w:t>
+            </w:r>
+            <w:proofErr w:type="spellStart"/>
+            <w:r>
+              <w:t>votação</w:t>
+            </w:r>
+            <w:proofErr w:type="spellEnd"/>
+          </w:p>
+          <w:p>
+            <w:pPr>
+              <w:numPr>
+                <w:ilvl w:val="0"/>
+                <w:numId w:val="2"/>
+              </w:numPr>
+              <w:spacing w:after="160" w:line="259" w:lineRule="auto"/>
+              <w:rPr>
+                <w:lang w:val="pt-PT"/>
+              </w:rPr>
+            </w:pPr>
+            <w:proofErr w:type="spellStart"/>
+            <w:r>
+              <w:t>Os</w:t>
+            </w:r>
+            <w:proofErr w:type="spellEnd"/>
+            <w:r>
+              <w:t xml:space="preserve"> </w:t>
+            </w:r>
+            <w:proofErr w:type="spellStart"/>
+            <w:r>
+              <w:t>relatórios</w:t>
+            </w:r>
+            <w:proofErr w:type="spellEnd"/>
+            <w:r>
+              <w:t xml:space="preserve"> </w:t>
+            </w:r>
+            <w:proofErr w:type="spellStart"/>
+            <w:r>
+              <w:t>devem</w:t>
+            </w:r>
+            <w:proofErr w:type="spellEnd"/>
+            <w:r>
+              <w:t xml:space="preserve"> </w:t>
+            </w:r>
+            <w:proofErr w:type="spellStart"/>
+            <w:r>
+              <w:t>incluir</w:t>
+            </w:r>
+            <w:proofErr w:type="spellEnd"/>
+            <w:r>
+              <w:t xml:space="preserve"> </w:t>
+            </w:r>
+            <w:proofErr w:type="spellStart"/>
+            <w:r>
+              <w:t>número</w:t>
+            </w:r>
+            <w:proofErr w:type="spellEnd"/>
+            <w:r>
+              <w:t xml:space="preserve"> de </w:t>
+            </w:r>
+            <w:proofErr w:type="spellStart"/>
+            <w:r>
+              <w:t>votos</w:t>
+            </w:r>
+            <w:proofErr w:type="spellEnd"/>
+            <w:r>
+              <w:t xml:space="preserve"> </w:t>
+            </w:r>
+            <w:proofErr w:type="spellStart"/>
+            <w:r>
+              <w:t>por</w:t>
+            </w:r>
+            <w:proofErr w:type="spellEnd"/>
+            <w:r>
+              <w:t xml:space="preserve"> </w:t>
+            </w:r>
+            <w:proofErr w:type="spellStart"/>
+            <w:r>
+              <w:t>jogo</w:t>
+            </w:r>
+            <w:proofErr w:type="spellEnd"/>
+          </w:p>
+        </w:tc>
+        <w:tc>
+          <w:tcPr>
+            <w:tcW w:w="992" w:type="dxa"/>
+          </w:tcPr>
+          <w:p>
+            <w:pPr>
+              <w:spacing w:after="160"/>
+              <w:cnfStyle w:val="000000000000" w:firstRow="0" w:lastRow="0" w:firstColumn="0" w:lastColumn="0" w:oddVBand="0" w:evenVBand="0" w:oddHBand="0" w:evenHBand="0" w:firstRowFirstColumn="0" w:firstRowLastColumn="0" w:lastRowFirstColumn="0" w:lastRowLastColumn="0"/>
+              <w:rPr>
+                <w:lang w:val="pt-PT"/>
+              </w:rPr>
+            </w:pPr>
+          </w:p>
+        </w:tc>
+      </w:tr>
+      <w:tr>
+        <w:trPr>
+          <w:cnfStyle w:val="000000100000" w:firstRow="0" w:lastRow="0" w:firstColumn="0" w:lastColumn="0" w:oddVBand="0" w:evenVBand="0" w:oddHBand="1" w:evenHBand="0" w:firstRowFirstColumn="0" w:firstRowLastColumn="0" w:lastRowFirstColumn="0" w:lastRowLastColumn="0"/>
+        </w:trPr>
+        <w:tc>
+          <w:tcPr>
+            <w:cnfStyle w:val="001000000000" w:firstRow="0" w:lastRow="0" w:firstColumn="1" w:lastColumn="0" w:oddVBand="0" w:evenVBand="0" w:oddHBand="0" w:evenHBand="0" w:firstRowFirstColumn="0" w:firstRowLastColumn="0" w:lastRowFirstColumn="0" w:lastRowLastColumn="0"/>
+            <w:tcW w:w="8647" w:type="dxa"/>
+          </w:tcPr>
+          <w:p>
+            <w:pPr>
+              <w:spacing w:after="160"/>
+              <w:rPr>
+                <w:lang w:val="pt-PT"/>
+              </w:rPr>
+            </w:pPr>
+            <w:r>
+              <w:rPr>
+                <w:lang w:val="pt-PT"/>
+              </w:rPr>
+              <w:t>Título: US</w:t>
+            </w:r>
+            <w:r>
+              <w:rPr>
+                <w:lang w:val="pt-PT"/>
+              </w:rPr>
+              <w:t>9</w:t>
+            </w:r>
+            <w:r>
+              <w:rPr>
+                <w:lang w:val="pt-PT"/>
+              </w:rPr>
+              <w:t xml:space="preserve"> -</w:t>
+            </w:r>
+            <w:r>
+              <w:rPr>
+                <w:b w:val="0"/>
+                <w:bCs w:val="0"/>
+              </w:rPr>
+              <w:t xml:space="preserve"> </w:t>
+            </w:r>
+            <w:proofErr w:type="spellStart"/>
+            <w:r>
+              <w:t>Registar</w:t>
+            </w:r>
+            <w:proofErr w:type="spellEnd"/>
+            <w:r>
+              <w:t xml:space="preserve"> Conta / Login</w:t>
+            </w:r>
+          </w:p>
+        </w:tc>
+        <w:tc>
+          <w:tcPr>
+            <w:tcW w:w="992" w:type="dxa"/>
+          </w:tcPr>
+          <w:p>
+            <w:pPr>
+              <w:spacing w:after="160"/>
+              <w:cnfStyle w:val="000000100000" w:firstRow="0" w:lastRow="0" w:firstColumn="0" w:lastColumn="0" w:oddVBand="0" w:evenVBand="0" w:oddHBand="1" w:evenHBand="0" w:firstRowFirstColumn="0" w:firstRowLastColumn="0" w:lastRowFirstColumn="0" w:lastRowLastColumn="0"/>
+              <w:rPr>
+                <w:lang w:val="pt-PT"/>
+              </w:rPr>
+            </w:pPr>
+            <w:r>
+              <w:rPr>
+                <w:b/>
+                <w:bCs/>
+                <w:lang w:val="pt-PT"/>
+              </w:rPr>
+              <w:t>SP</w:t>
+            </w:r>
+            <w:r>
+              <w:rPr>
+                <w:lang w:val="pt-PT"/>
+              </w:rPr>
+              <w:t>:</w:t>
+            </w:r>
+            <w:r>
+              <w:rPr>
+                <w:lang w:val="pt-PT"/>
+              </w:rPr>
+              <w:t>5</w:t>
+            </w:r>
+          </w:p>
+        </w:tc>
+      </w:tr>
+      <w:tr>
+        <w:tc>
+          <w:tcPr>
+            <w:cnfStyle w:val="001000000000" w:firstRow="0" w:lastRow="0" w:firstColumn="1" w:lastColumn="0" w:oddVBand="0" w:evenVBand="0" w:oddHBand="0" w:evenHBand="0" w:firstRowFirstColumn="0" w:firstRowLastColumn="0" w:lastRowFirstColumn="0" w:lastRowLastColumn="0"/>
+            <w:tcW w:w="8647" w:type="dxa"/>
+          </w:tcPr>
+          <w:p>
+            <w:pPr>
+              <w:spacing w:after="160"/>
+              <w:rPr>
+                <w:b w:val="0"/>
+                <w:bCs w:val="0"/>
+              </w:rPr>
+            </w:pPr>
+            <w:r>
+              <w:t xml:space="preserve">Como </w:t>
+            </w:r>
+            <w:proofErr w:type="spellStart"/>
+            <w:r>
+              <w:t>visitante</w:t>
+            </w:r>
+            <w:proofErr w:type="spellEnd"/>
+            <w:r>
+              <w:t xml:space="preserve"> </w:t>
+            </w:r>
+            <w:proofErr w:type="spellStart"/>
+            <w:r>
+              <w:t>ou</w:t>
+            </w:r>
+            <w:proofErr w:type="spellEnd"/>
+            <w:r>
+              <w:t xml:space="preserve"> </w:t>
+            </w:r>
+            <w:proofErr w:type="spellStart"/>
+            <w:r>
+              <w:t>membro</w:t>
+            </w:r>
+            <w:proofErr w:type="spellEnd"/>
+            <w:r>
+              <w:t xml:space="preserve"> </w:t>
+            </w:r>
+            <w:proofErr w:type="spellStart"/>
+            <w:r>
+              <w:t>quero</w:t>
+            </w:r>
+            <w:proofErr w:type="spellEnd"/>
+            <w:r>
+              <w:t xml:space="preserve"> ser </w:t>
+            </w:r>
+            <w:proofErr w:type="spellStart"/>
+            <w:r>
+              <w:t>capaz</w:t>
+            </w:r>
+            <w:proofErr w:type="spellEnd"/>
+            <w:r>
+              <w:t xml:space="preserve"> de </w:t>
+            </w:r>
+            <w:proofErr w:type="spellStart"/>
+            <w:r>
+              <w:t>registar</w:t>
+            </w:r>
+            <w:proofErr w:type="spellEnd"/>
+            <w:r>
+              <w:t xml:space="preserve"> </w:t>
+            </w:r>
+            <w:proofErr w:type="spellStart"/>
+            <w:r>
+              <w:t>uma</w:t>
+            </w:r>
+            <w:proofErr w:type="spellEnd"/>
+            <w:r>
+              <w:t xml:space="preserve"> </w:t>
+            </w:r>
+            <w:proofErr w:type="spellStart"/>
+            <w:r>
+              <w:t>conta</w:t>
+            </w:r>
+            <w:proofErr w:type="spellEnd"/>
+            <w:r>
+              <w:t xml:space="preserve"> e </w:t>
+            </w:r>
+            <w:proofErr w:type="spellStart"/>
+            <w:r>
+              <w:t>fazer</w:t>
+            </w:r>
+            <w:proofErr w:type="spellEnd"/>
+            <w:r>
+              <w:t xml:space="preserve"> login para </w:t>
+            </w:r>
+            <w:proofErr w:type="spellStart"/>
+            <w:r>
+              <w:t>aceder</w:t>
+            </w:r>
+            <w:proofErr w:type="spellEnd"/>
+            <w:r>
+              <w:t xml:space="preserve"> </w:t>
+            </w:r>
+            <w:proofErr w:type="spellStart"/>
+            <w:r>
+              <w:t>às</w:t>
+            </w:r>
+            <w:proofErr w:type="spellEnd"/>
+            <w:r>
+              <w:t xml:space="preserve"> </w:t>
+            </w:r>
+            <w:proofErr w:type="spellStart"/>
+            <w:r>
+              <w:t>funcionalidades</w:t>
+            </w:r>
+            <w:proofErr w:type="spellEnd"/>
+            <w:r>
+              <w:t xml:space="preserve"> do </w:t>
+            </w:r>
+            <w:proofErr w:type="spellStart"/>
+            <w:r>
+              <w:t>sistema</w:t>
+            </w:r>
+            <w:proofErr w:type="spellEnd"/>
+            <w:r>
+              <w:t>.</w:t>
+            </w:r>
+          </w:p>
+          <w:p>
+            <w:pPr>
+              <w:spacing w:after="160"/>
+              <w:rPr>
+                <w:lang w:val="pt-PT"/>
+              </w:rPr>
+            </w:pPr>
+            <w:r>
+              <w:rPr>
+                <w:lang w:val="pt-PT"/>
+              </w:rPr>
+              <w:t>Critérios de Aceitação:</w:t>
+            </w:r>
+          </w:p>
+          <w:p>
+            <w:pPr>
+              <w:numPr>
+                <w:ilvl w:val="0"/>
+                <w:numId w:val="2"/>
+              </w:numPr>
+              <w:spacing w:after="160" w:line="259" w:lineRule="auto"/>
+              <w:rPr>
+                <w:lang w:val="pt-PT"/>
+              </w:rPr>
+            </w:pPr>
+            <w:r>
+              <w:t xml:space="preserve">O </w:t>
+            </w:r>
+            <w:proofErr w:type="spellStart"/>
+            <w:r>
+              <w:t>visitante</w:t>
+            </w:r>
+            <w:proofErr w:type="spellEnd"/>
+            <w:r>
+              <w:t xml:space="preserve"> </w:t>
+            </w:r>
+            <w:proofErr w:type="spellStart"/>
+            <w:r>
+              <w:t>deve</w:t>
+            </w:r>
+            <w:proofErr w:type="spellEnd"/>
+            <w:r>
+              <w:t xml:space="preserve"> </w:t>
+            </w:r>
+            <w:proofErr w:type="spellStart"/>
+            <w:r>
+              <w:t>poder</w:t>
+            </w:r>
+            <w:proofErr w:type="spellEnd"/>
+            <w:r>
+              <w:t xml:space="preserve"> </w:t>
+            </w:r>
+            <w:proofErr w:type="spellStart"/>
+            <w:r>
+              <w:t>criar</w:t>
+            </w:r>
+            <w:proofErr w:type="spellEnd"/>
+            <w:r>
+              <w:t xml:space="preserve"> </w:t>
+            </w:r>
+            <w:proofErr w:type="spellStart"/>
+            <w:r>
+              <w:t>uma</w:t>
+            </w:r>
+            <w:proofErr w:type="spellEnd"/>
+            <w:r>
+              <w:t xml:space="preserve"> nova </w:t>
+            </w:r>
+            <w:proofErr w:type="spellStart"/>
+            <w:r>
+              <w:t>conta</w:t>
+            </w:r>
+            <w:proofErr w:type="spellEnd"/>
+          </w:p>
+          <w:p>
+            <w:pPr>
+              <w:numPr>
+                <w:ilvl w:val="0"/>
+                <w:numId w:val="2"/>
+              </w:numPr>
+              <w:spacing w:after="160" w:line="259" w:lineRule="auto"/>
+              <w:rPr>
+                <w:lang w:val="pt-PT"/>
+              </w:rPr>
+            </w:pPr>
+            <w:r>
+              <w:t xml:space="preserve">O </w:t>
+            </w:r>
+            <w:proofErr w:type="spellStart"/>
+            <w:r>
+              <w:t>membro</w:t>
+            </w:r>
+            <w:proofErr w:type="spellEnd"/>
+            <w:r>
+              <w:t xml:space="preserve"> </w:t>
+            </w:r>
+            <w:proofErr w:type="spellStart"/>
+            <w:r>
+              <w:t>deve</w:t>
+            </w:r>
+            <w:proofErr w:type="spellEnd"/>
+            <w:r>
+              <w:t xml:space="preserve"> </w:t>
+            </w:r>
+            <w:proofErr w:type="spellStart"/>
+            <w:r>
+              <w:t>conseguir</w:t>
+            </w:r>
+            <w:proofErr w:type="spellEnd"/>
+            <w:r>
+              <w:t xml:space="preserve"> </w:t>
+            </w:r>
+            <w:proofErr w:type="spellStart"/>
+            <w:r>
+              <w:t>fazer</w:t>
+            </w:r>
+            <w:proofErr w:type="spellEnd"/>
+            <w:r>
+              <w:t xml:space="preserve"> login com </w:t>
+            </w:r>
+            <w:proofErr w:type="spellStart"/>
+            <w:r>
+              <w:t>credenciais</w:t>
+            </w:r>
+            <w:proofErr w:type="spellEnd"/>
+            <w:r>
+              <w:t xml:space="preserve"> válidas</w:t>
+            </w:r>
           </w:p>
         </w:tc>
         <w:tc>
@@ -8108,7 +9646,6 @@
   <w:style w:type="character" w:default="1" w:styleId="Tipodeletrapredefinidodopargrafo">
     <w:name w:val="Default Paragraph Font"/>
     <w:uiPriority w:val="1"/>
-    <w:semiHidden/>
     <w:unhideWhenUsed/>
   </w:style>
   <w:style w:type="table" w:default="1" w:styleId="Tabelanormal">
